--- a/Interview/NewK/MyCV/Khoa first project invest.docx
+++ b/Interview/NewK/MyCV/Khoa first project invest.docx
@@ -1,6 +1,6 @@
 
 <file path=word/document.xml><?xml version="1.0" encoding="utf-8"?>
-<w:document xmlns:wpc="http://schemas.microsoft.com/office/word/2010/wordprocessingCanvas" xmlns:cx="http://schemas.microsoft.com/office/drawing/2014/chartex" xmlns:cx1="http://schemas.microsoft.com/office/drawing/2015/9/8/chartex" xmlns:cx2="http://schemas.microsoft.com/office/drawing/2015/10/21/chartex" xmlns:cx3="http://schemas.microsoft.com/office/drawing/2016/5/9/chartex" xmlns:cx4="http://schemas.microsoft.com/office/drawing/2016/5/10/chartex" xmlns:cx5="http://schemas.microsoft.com/office/drawing/2016/5/11/chartex" xmlns:cx6="http://schemas.microsoft.com/office/drawing/2016/5/12/chartex" xmlns:cx7="http://schemas.microsoft.com/office/drawing/2016/5/13/chartex" xmlns:cx8="http://schemas.microsoft.com/office/drawing/2016/5/14/chartex" xmlns:mc="http://schemas.openxmlformats.org/markup-compatibility/2006" xmlns:aink="http://schemas.microsoft.com/office/drawing/2016/ink" xmlns:am3d="http://schemas.microsoft.com/office/drawing/2017/model3d" xmlns:o="urn:schemas-microsoft-com:office:office" xmlns:r="http://schemas.openxmlformats.org/officeDocument/2006/relationships" xmlns:m="http://schemas.openxmlformats.org/officeDocument/2006/math" xmlns:v="urn:schemas-microsoft-com:vml" xmlns:wp14="http://schemas.microsoft.com/office/word/2010/wordprocessingDrawing" xmlns:wp="http://schemas.openxmlformats.org/drawingml/2006/wordprocessingDrawing" xmlns:w10="urn:schemas-microsoft-com:office:word" xmlns:w="http://schemas.openxmlformats.org/wordprocessingml/2006/main" xmlns:w14="http://schemas.microsoft.com/office/word/2010/wordml" xmlns:w15="http://schemas.microsoft.com/office/word/2012/wordml" xmlns:w16cid="http://schemas.microsoft.com/office/word/2016/wordml/cid" xmlns:w16se="http://schemas.microsoft.com/office/word/2015/wordml/symex" xmlns:wpg="http://schemas.microsoft.com/office/word/2010/wordprocessingGroup" xmlns:wpi="http://schemas.microsoft.com/office/word/2010/wordprocessingInk" xmlns:wne="http://schemas.microsoft.com/office/word/2006/wordml" xmlns:wps="http://schemas.microsoft.com/office/word/2010/wordprocessingShape" mc:Ignorable="w14 w15 w16se w16cid wp14">
+<w:document xmlns:wpc="http://schemas.microsoft.com/office/word/2010/wordprocessingCanvas" xmlns:cx="http://schemas.microsoft.com/office/drawing/2014/chartex" xmlns:cx1="http://schemas.microsoft.com/office/drawing/2015/9/8/chartex" xmlns:mc="http://schemas.openxmlformats.org/markup-compatibility/2006" xmlns:o="urn:schemas-microsoft-com:office:office" xmlns:r="http://schemas.openxmlformats.org/officeDocument/2006/relationships" xmlns:m="http://schemas.openxmlformats.org/officeDocument/2006/math" xmlns:v="urn:schemas-microsoft-com:vml" xmlns:wp14="http://schemas.microsoft.com/office/word/2010/wordprocessingDrawing" xmlns:wp="http://schemas.openxmlformats.org/drawingml/2006/wordprocessingDrawing" xmlns:w10="urn:schemas-microsoft-com:office:word" xmlns:w="http://schemas.openxmlformats.org/wordprocessingml/2006/main" xmlns:w14="http://schemas.microsoft.com/office/word/2010/wordml" xmlns:w15="http://schemas.microsoft.com/office/word/2012/wordml" xmlns:w16se="http://schemas.microsoft.com/office/word/2015/wordml/symex" xmlns:wpg="http://schemas.microsoft.com/office/word/2010/wordprocessingGroup" xmlns:wpi="http://schemas.microsoft.com/office/word/2010/wordprocessingInk" xmlns:wne="http://schemas.microsoft.com/office/word/2006/wordml" xmlns:wps="http://schemas.microsoft.com/office/word/2010/wordprocessingShape" mc:Ignorable="w14 w15 w16se wp14">
   <w:body>
     <w:p>
       <w:pPr>
@@ -18,6 +18,7 @@
       <w:pPr>
         <w:pStyle w:val="NormalWeb"/>
       </w:pPr>
+      <w:proofErr w:type="gramStart"/>
       <w:r>
         <w:rPr>
           <w:rFonts w:hAnsi="Symbol"/>
@@ -25,13 +26,18 @@
         <w:t></w:t>
       </w:r>
       <w:r>
-        <w:t xml:space="preserve">  AWS EC2 → Azure VM</w:t>
-      </w:r>
-    </w:p>
-    <w:p>
-      <w:pPr>
-        <w:pStyle w:val="NormalWeb"/>
-      </w:pPr>
+        <w:t xml:space="preserve">  AWS</w:t>
+      </w:r>
+      <w:proofErr w:type="gramEnd"/>
+      <w:r>
+        <w:t xml:space="preserve"> EC2 → Azure VM</w:t>
+      </w:r>
+    </w:p>
+    <w:p>
+      <w:pPr>
+        <w:pStyle w:val="NormalWeb"/>
+      </w:pPr>
+      <w:proofErr w:type="gramStart"/>
       <w:r>
         <w:rPr>
           <w:rFonts w:hAnsi="Symbol"/>
@@ -39,7 +45,11 @@
         <w:t></w:t>
       </w:r>
       <w:r>
-        <w:t xml:space="preserve">  AWS EKS → Azure AKS</w:t>
+        <w:t xml:space="preserve">  AWS</w:t>
+      </w:r>
+      <w:proofErr w:type="gramEnd"/>
+      <w:r>
+        <w:t xml:space="preserve"> EKS → Azure AKS</w:t>
       </w:r>
     </w:p>
     <w:p>
@@ -95,14 +105,35 @@
           <w:szCs w:val="18"/>
         </w:rPr>
       </w:pPr>
-      <w:r>
-        <w:rPr>
-          <w:rFonts w:ascii="Menlo" w:eastAsia="Times New Roman" w:hAnsi="Menlo" w:cs="Menlo"/>
-          <w:color w:val="CCCCCC"/>
-          <w:sz w:val="18"/>
-          <w:szCs w:val="18"/>
-        </w:rPr>
-        <w:t>Mô t</w:t>
+      <w:proofErr w:type="spellStart"/>
+      <w:r>
+        <w:rPr>
+          <w:rFonts w:ascii="Menlo" w:eastAsia="Times New Roman" w:hAnsi="Menlo" w:cs="Menlo"/>
+          <w:color w:val="CCCCCC"/>
+          <w:sz w:val="18"/>
+          <w:szCs w:val="18"/>
+        </w:rPr>
+        <w:t>Mô</w:t>
+      </w:r>
+      <w:proofErr w:type="spellEnd"/>
+      <w:r>
+        <w:rPr>
+          <w:rFonts w:ascii="Menlo" w:eastAsia="Times New Roman" w:hAnsi="Menlo" w:cs="Menlo"/>
+          <w:color w:val="CCCCCC"/>
+          <w:sz w:val="18"/>
+          <w:szCs w:val="18"/>
+        </w:rPr>
+        <w:t xml:space="preserve"> </w:t>
+      </w:r>
+      <w:proofErr w:type="spellStart"/>
+      <w:r>
+        <w:rPr>
+          <w:rFonts w:ascii="Menlo" w:eastAsia="Times New Roman" w:hAnsi="Menlo" w:cs="Menlo"/>
+          <w:color w:val="CCCCCC"/>
+          <w:sz w:val="18"/>
+          <w:szCs w:val="18"/>
+        </w:rPr>
+        <w:t>t</w:t>
       </w:r>
       <w:r>
         <w:rPr>
@@ -113,15 +144,47 @@
         </w:rPr>
         <w:t>ả</w:t>
       </w:r>
-      <w:r>
-        <w:rPr>
-          <w:rFonts w:ascii="Menlo" w:eastAsia="Times New Roman" w:hAnsi="Menlo" w:cs="Menlo"/>
-          <w:color w:val="CCCCCC"/>
-          <w:sz w:val="18"/>
-          <w:szCs w:val="18"/>
-        </w:rPr>
-        <w:t xml:space="preserve"> dự án</w:t>
-      </w:r>
+      <w:proofErr w:type="spellEnd"/>
+      <w:r>
+        <w:rPr>
+          <w:rFonts w:ascii="Menlo" w:eastAsia="Times New Roman" w:hAnsi="Menlo" w:cs="Menlo"/>
+          <w:color w:val="CCCCCC"/>
+          <w:sz w:val="18"/>
+          <w:szCs w:val="18"/>
+        </w:rPr>
+        <w:t xml:space="preserve"> </w:t>
+      </w:r>
+      <w:proofErr w:type="spellStart"/>
+      <w:r>
+        <w:rPr>
+          <w:rFonts w:ascii="Menlo" w:eastAsia="Times New Roman" w:hAnsi="Menlo" w:cs="Menlo"/>
+          <w:color w:val="CCCCCC"/>
+          <w:sz w:val="18"/>
+          <w:szCs w:val="18"/>
+        </w:rPr>
+        <w:t>dự</w:t>
+      </w:r>
+      <w:proofErr w:type="spellEnd"/>
+      <w:r>
+        <w:rPr>
+          <w:rFonts w:ascii="Menlo" w:eastAsia="Times New Roman" w:hAnsi="Menlo" w:cs="Menlo"/>
+          <w:color w:val="CCCCCC"/>
+          <w:sz w:val="18"/>
+          <w:szCs w:val="18"/>
+        </w:rPr>
+        <w:t xml:space="preserve"> </w:t>
+      </w:r>
+      <w:proofErr w:type="spellStart"/>
+      <w:r>
+        <w:rPr>
+          <w:rFonts w:ascii="Menlo" w:eastAsia="Times New Roman" w:hAnsi="Menlo" w:cs="Menlo"/>
+          <w:color w:val="CCCCCC"/>
+          <w:sz w:val="18"/>
+          <w:szCs w:val="18"/>
+        </w:rPr>
+        <w:t>án</w:t>
+      </w:r>
+      <w:proofErr w:type="spellEnd"/>
     </w:p>
     <w:p>
       <w:pPr>
@@ -141,7 +204,47 @@
           <w:sz w:val="18"/>
           <w:szCs w:val="18"/>
         </w:rPr>
-        <w:t>Coffee Retailer Management là một ứng dụng web cloud-based dùng đ</w:t>
+        <w:t xml:space="preserve">Coffee Retailer Management là một </w:t>
+      </w:r>
+      <w:proofErr w:type="spellStart"/>
+      <w:r>
+        <w:rPr>
+          <w:rFonts w:ascii="Menlo" w:eastAsia="Times New Roman" w:hAnsi="Menlo" w:cs="Menlo"/>
+          <w:color w:val="CCCCCC"/>
+          <w:sz w:val="18"/>
+          <w:szCs w:val="18"/>
+        </w:rPr>
+        <w:t>ứng</w:t>
+      </w:r>
+      <w:proofErr w:type="spellEnd"/>
+      <w:r>
+        <w:rPr>
+          <w:rFonts w:ascii="Menlo" w:eastAsia="Times New Roman" w:hAnsi="Menlo" w:cs="Menlo"/>
+          <w:color w:val="CCCCCC"/>
+          <w:sz w:val="18"/>
+          <w:szCs w:val="18"/>
+        </w:rPr>
+        <w:t xml:space="preserve"> </w:t>
+      </w:r>
+      <w:proofErr w:type="spellStart"/>
+      <w:r>
+        <w:rPr>
+          <w:rFonts w:ascii="Menlo" w:eastAsia="Times New Roman" w:hAnsi="Menlo" w:cs="Menlo"/>
+          <w:color w:val="CCCCCC"/>
+          <w:sz w:val="18"/>
+          <w:szCs w:val="18"/>
+        </w:rPr>
+        <w:t>dụng</w:t>
+      </w:r>
+      <w:proofErr w:type="spellEnd"/>
+      <w:r>
+        <w:rPr>
+          <w:rFonts w:ascii="Menlo" w:eastAsia="Times New Roman" w:hAnsi="Menlo" w:cs="Menlo"/>
+          <w:color w:val="CCCCCC"/>
+          <w:sz w:val="18"/>
+          <w:szCs w:val="18"/>
+        </w:rPr>
+        <w:t xml:space="preserve"> web cloud-based dùng đ</w:t>
       </w:r>
       <w:r>
         <w:rPr>
@@ -159,7 +262,17 @@
           <w:sz w:val="18"/>
           <w:szCs w:val="18"/>
         </w:rPr>
-        <w:t xml:space="preserve"> qu</w:t>
+        <w:t xml:space="preserve"> </w:t>
+      </w:r>
+      <w:proofErr w:type="spellStart"/>
+      <w:r>
+        <w:rPr>
+          <w:rFonts w:ascii="Menlo" w:eastAsia="Times New Roman" w:hAnsi="Menlo" w:cs="Menlo"/>
+          <w:color w:val="CCCCCC"/>
+          <w:sz w:val="18"/>
+          <w:szCs w:val="18"/>
+        </w:rPr>
+        <w:t>qu</w:t>
       </w:r>
       <w:r>
         <w:rPr>
@@ -177,7 +290,87 @@
           <w:sz w:val="18"/>
           <w:szCs w:val="18"/>
         </w:rPr>
-        <w:t>n lý và vận hành chu</w:t>
+        <w:t>n</w:t>
+      </w:r>
+      <w:proofErr w:type="spellEnd"/>
+      <w:r>
+        <w:rPr>
+          <w:rFonts w:ascii="Menlo" w:eastAsia="Times New Roman" w:hAnsi="Menlo" w:cs="Menlo"/>
+          <w:color w:val="CCCCCC"/>
+          <w:sz w:val="18"/>
+          <w:szCs w:val="18"/>
+        </w:rPr>
+        <w:t xml:space="preserve"> </w:t>
+      </w:r>
+      <w:proofErr w:type="spellStart"/>
+      <w:r>
+        <w:rPr>
+          <w:rFonts w:ascii="Menlo" w:eastAsia="Times New Roman" w:hAnsi="Menlo" w:cs="Menlo"/>
+          <w:color w:val="CCCCCC"/>
+          <w:sz w:val="18"/>
+          <w:szCs w:val="18"/>
+        </w:rPr>
+        <w:t>lý</w:t>
+      </w:r>
+      <w:proofErr w:type="spellEnd"/>
+      <w:r>
+        <w:rPr>
+          <w:rFonts w:ascii="Menlo" w:eastAsia="Times New Roman" w:hAnsi="Menlo" w:cs="Menlo"/>
+          <w:color w:val="CCCCCC"/>
+          <w:sz w:val="18"/>
+          <w:szCs w:val="18"/>
+        </w:rPr>
+        <w:t xml:space="preserve"> và </w:t>
+      </w:r>
+      <w:proofErr w:type="spellStart"/>
+      <w:r>
+        <w:rPr>
+          <w:rFonts w:ascii="Menlo" w:eastAsia="Times New Roman" w:hAnsi="Menlo" w:cs="Menlo"/>
+          <w:color w:val="CCCCCC"/>
+          <w:sz w:val="18"/>
+          <w:szCs w:val="18"/>
+        </w:rPr>
+        <w:t>vận</w:t>
+      </w:r>
+      <w:proofErr w:type="spellEnd"/>
+      <w:r>
+        <w:rPr>
+          <w:rFonts w:ascii="Menlo" w:eastAsia="Times New Roman" w:hAnsi="Menlo" w:cs="Menlo"/>
+          <w:color w:val="CCCCCC"/>
+          <w:sz w:val="18"/>
+          <w:szCs w:val="18"/>
+        </w:rPr>
+        <w:t xml:space="preserve"> </w:t>
+      </w:r>
+      <w:proofErr w:type="spellStart"/>
+      <w:r>
+        <w:rPr>
+          <w:rFonts w:ascii="Menlo" w:eastAsia="Times New Roman" w:hAnsi="Menlo" w:cs="Menlo"/>
+          <w:color w:val="CCCCCC"/>
+          <w:sz w:val="18"/>
+          <w:szCs w:val="18"/>
+        </w:rPr>
+        <w:t>hành</w:t>
+      </w:r>
+      <w:proofErr w:type="spellEnd"/>
+      <w:r>
+        <w:rPr>
+          <w:rFonts w:ascii="Menlo" w:eastAsia="Times New Roman" w:hAnsi="Menlo" w:cs="Menlo"/>
+          <w:color w:val="CCCCCC"/>
+          <w:sz w:val="18"/>
+          <w:szCs w:val="18"/>
+        </w:rPr>
+        <w:t xml:space="preserve"> </w:t>
+      </w:r>
+      <w:proofErr w:type="spellStart"/>
+      <w:r>
+        <w:rPr>
+          <w:rFonts w:ascii="Menlo" w:eastAsia="Times New Roman" w:hAnsi="Menlo" w:cs="Menlo"/>
+          <w:color w:val="CCCCCC"/>
+          <w:sz w:val="18"/>
+          <w:szCs w:val="18"/>
+        </w:rPr>
+        <w:t>chu</w:t>
       </w:r>
       <w:r>
         <w:rPr>
@@ -195,7 +388,27 @@
           <w:sz w:val="18"/>
           <w:szCs w:val="18"/>
         </w:rPr>
-        <w:t>i c</w:t>
+        <w:t>i</w:t>
+      </w:r>
+      <w:proofErr w:type="spellEnd"/>
+      <w:r>
+        <w:rPr>
+          <w:rFonts w:ascii="Menlo" w:eastAsia="Times New Roman" w:hAnsi="Menlo" w:cs="Menlo"/>
+          <w:color w:val="CCCCCC"/>
+          <w:sz w:val="18"/>
+          <w:szCs w:val="18"/>
+        </w:rPr>
+        <w:t xml:space="preserve"> </w:t>
+      </w:r>
+      <w:proofErr w:type="spellStart"/>
+      <w:r>
+        <w:rPr>
+          <w:rFonts w:ascii="Menlo" w:eastAsia="Times New Roman" w:hAnsi="Menlo" w:cs="Menlo"/>
+          <w:color w:val="CCCCCC"/>
+          <w:sz w:val="18"/>
+          <w:szCs w:val="18"/>
+        </w:rPr>
+        <w:t>c</w:t>
       </w:r>
       <w:r>
         <w:rPr>
@@ -213,7 +426,97 @@
           <w:sz w:val="18"/>
           <w:szCs w:val="18"/>
         </w:rPr>
-        <w:t>a hàng cà phê với một hoặc nhi</w:t>
+        <w:t>a</w:t>
+      </w:r>
+      <w:proofErr w:type="spellEnd"/>
+      <w:r>
+        <w:rPr>
+          <w:rFonts w:ascii="Menlo" w:eastAsia="Times New Roman" w:hAnsi="Menlo" w:cs="Menlo"/>
+          <w:color w:val="CCCCCC"/>
+          <w:sz w:val="18"/>
+          <w:szCs w:val="18"/>
+        </w:rPr>
+        <w:t xml:space="preserve"> </w:t>
+      </w:r>
+      <w:proofErr w:type="spellStart"/>
+      <w:r>
+        <w:rPr>
+          <w:rFonts w:ascii="Menlo" w:eastAsia="Times New Roman" w:hAnsi="Menlo" w:cs="Menlo"/>
+          <w:color w:val="CCCCCC"/>
+          <w:sz w:val="18"/>
+          <w:szCs w:val="18"/>
+        </w:rPr>
+        <w:t>hàng</w:t>
+      </w:r>
+      <w:proofErr w:type="spellEnd"/>
+      <w:r>
+        <w:rPr>
+          <w:rFonts w:ascii="Menlo" w:eastAsia="Times New Roman" w:hAnsi="Menlo" w:cs="Menlo"/>
+          <w:color w:val="CCCCCC"/>
+          <w:sz w:val="18"/>
+          <w:szCs w:val="18"/>
+        </w:rPr>
+        <w:t xml:space="preserve"> </w:t>
+      </w:r>
+      <w:proofErr w:type="spellStart"/>
+      <w:r>
+        <w:rPr>
+          <w:rFonts w:ascii="Menlo" w:eastAsia="Times New Roman" w:hAnsi="Menlo" w:cs="Menlo"/>
+          <w:color w:val="CCCCCC"/>
+          <w:sz w:val="18"/>
+          <w:szCs w:val="18"/>
+        </w:rPr>
+        <w:t>cà</w:t>
+      </w:r>
+      <w:proofErr w:type="spellEnd"/>
+      <w:r>
+        <w:rPr>
+          <w:rFonts w:ascii="Menlo" w:eastAsia="Times New Roman" w:hAnsi="Menlo" w:cs="Menlo"/>
+          <w:color w:val="CCCCCC"/>
+          <w:sz w:val="18"/>
+          <w:szCs w:val="18"/>
+        </w:rPr>
+        <w:t xml:space="preserve"> </w:t>
+      </w:r>
+      <w:proofErr w:type="spellStart"/>
+      <w:r>
+        <w:rPr>
+          <w:rFonts w:ascii="Menlo" w:eastAsia="Times New Roman" w:hAnsi="Menlo" w:cs="Menlo"/>
+          <w:color w:val="CCCCCC"/>
+          <w:sz w:val="18"/>
+          <w:szCs w:val="18"/>
+        </w:rPr>
+        <w:t>phê</w:t>
+      </w:r>
+      <w:proofErr w:type="spellEnd"/>
+      <w:r>
+        <w:rPr>
+          <w:rFonts w:ascii="Menlo" w:eastAsia="Times New Roman" w:hAnsi="Menlo" w:cs="Menlo"/>
+          <w:color w:val="CCCCCC"/>
+          <w:sz w:val="18"/>
+          <w:szCs w:val="18"/>
+        </w:rPr>
+        <w:t xml:space="preserve"> với một </w:t>
+      </w:r>
+      <w:proofErr w:type="spellStart"/>
+      <w:r>
+        <w:rPr>
+          <w:rFonts w:ascii="Menlo" w:eastAsia="Times New Roman" w:hAnsi="Menlo" w:cs="Menlo"/>
+          <w:color w:val="CCCCCC"/>
+          <w:sz w:val="18"/>
+          <w:szCs w:val="18"/>
+        </w:rPr>
+        <w:t>hoặc</w:t>
+      </w:r>
+      <w:proofErr w:type="spellEnd"/>
+      <w:r>
+        <w:rPr>
+          <w:rFonts w:ascii="Menlo" w:eastAsia="Times New Roman" w:hAnsi="Menlo" w:cs="Menlo"/>
+          <w:color w:val="CCCCCC"/>
+          <w:sz w:val="18"/>
+          <w:szCs w:val="18"/>
+        </w:rPr>
+        <w:t xml:space="preserve"> nhi</w:t>
       </w:r>
       <w:r>
         <w:rPr>
@@ -231,7 +534,37 @@
           <w:sz w:val="18"/>
           <w:szCs w:val="18"/>
         </w:rPr>
-        <w:t>u chi nhánh. Hệ th</w:t>
+        <w:t xml:space="preserve">u chi nhánh. </w:t>
+      </w:r>
+      <w:proofErr w:type="spellStart"/>
+      <w:r>
+        <w:rPr>
+          <w:rFonts w:ascii="Menlo" w:eastAsia="Times New Roman" w:hAnsi="Menlo" w:cs="Menlo"/>
+          <w:color w:val="CCCCCC"/>
+          <w:sz w:val="18"/>
+          <w:szCs w:val="18"/>
+        </w:rPr>
+        <w:t>Hệ</w:t>
+      </w:r>
+      <w:proofErr w:type="spellEnd"/>
+      <w:r>
+        <w:rPr>
+          <w:rFonts w:ascii="Menlo" w:eastAsia="Times New Roman" w:hAnsi="Menlo" w:cs="Menlo"/>
+          <w:color w:val="CCCCCC"/>
+          <w:sz w:val="18"/>
+          <w:szCs w:val="18"/>
+        </w:rPr>
+        <w:t xml:space="preserve"> </w:t>
+      </w:r>
+      <w:proofErr w:type="spellStart"/>
+      <w:r>
+        <w:rPr>
+          <w:rFonts w:ascii="Menlo" w:eastAsia="Times New Roman" w:hAnsi="Menlo" w:cs="Menlo"/>
+          <w:color w:val="CCCCCC"/>
+          <w:sz w:val="18"/>
+          <w:szCs w:val="18"/>
+        </w:rPr>
+        <w:t>th</w:t>
       </w:r>
       <w:r>
         <w:rPr>
@@ -249,7 +582,47 @@
           <w:sz w:val="18"/>
           <w:szCs w:val="18"/>
         </w:rPr>
-        <w:t>ng cung c</w:t>
+        <w:t>ng</w:t>
+      </w:r>
+      <w:proofErr w:type="spellEnd"/>
+      <w:r>
+        <w:rPr>
+          <w:rFonts w:ascii="Menlo" w:eastAsia="Times New Roman" w:hAnsi="Menlo" w:cs="Menlo"/>
+          <w:color w:val="CCCCCC"/>
+          <w:sz w:val="18"/>
+          <w:szCs w:val="18"/>
+        </w:rPr>
+        <w:t xml:space="preserve"> </w:t>
+      </w:r>
+      <w:proofErr w:type="spellStart"/>
+      <w:r>
+        <w:rPr>
+          <w:rFonts w:ascii="Menlo" w:eastAsia="Times New Roman" w:hAnsi="Menlo" w:cs="Menlo"/>
+          <w:color w:val="CCCCCC"/>
+          <w:sz w:val="18"/>
+          <w:szCs w:val="18"/>
+        </w:rPr>
+        <w:t>cung</w:t>
+      </w:r>
+      <w:proofErr w:type="spellEnd"/>
+      <w:r>
+        <w:rPr>
+          <w:rFonts w:ascii="Menlo" w:eastAsia="Times New Roman" w:hAnsi="Menlo" w:cs="Menlo"/>
+          <w:color w:val="CCCCCC"/>
+          <w:sz w:val="18"/>
+          <w:szCs w:val="18"/>
+        </w:rPr>
+        <w:t xml:space="preserve"> </w:t>
+      </w:r>
+      <w:proofErr w:type="spellStart"/>
+      <w:r>
+        <w:rPr>
+          <w:rFonts w:ascii="Menlo" w:eastAsia="Times New Roman" w:hAnsi="Menlo" w:cs="Menlo"/>
+          <w:color w:val="CCCCCC"/>
+          <w:sz w:val="18"/>
+          <w:szCs w:val="18"/>
+        </w:rPr>
+        <w:t>c</w:t>
       </w:r>
       <w:r>
         <w:rPr>
@@ -267,7 +640,27 @@
           <w:sz w:val="18"/>
           <w:szCs w:val="18"/>
         </w:rPr>
-        <w:t>p một n</w:t>
+        <w:t>p</w:t>
+      </w:r>
+      <w:proofErr w:type="spellEnd"/>
+      <w:r>
+        <w:rPr>
+          <w:rFonts w:ascii="Menlo" w:eastAsia="Times New Roman" w:hAnsi="Menlo" w:cs="Menlo"/>
+          <w:color w:val="CCCCCC"/>
+          <w:sz w:val="18"/>
+          <w:szCs w:val="18"/>
+        </w:rPr>
+        <w:t xml:space="preserve"> một </w:t>
+      </w:r>
+      <w:proofErr w:type="spellStart"/>
+      <w:r>
+        <w:rPr>
+          <w:rFonts w:ascii="Menlo" w:eastAsia="Times New Roman" w:hAnsi="Menlo" w:cs="Menlo"/>
+          <w:color w:val="CCCCCC"/>
+          <w:sz w:val="18"/>
+          <w:szCs w:val="18"/>
+        </w:rPr>
+        <w:t>n</w:t>
       </w:r>
       <w:r>
         <w:rPr>
@@ -285,7 +678,27 @@
           <w:sz w:val="18"/>
           <w:szCs w:val="18"/>
         </w:rPr>
-        <w:t>n t</w:t>
+        <w:t>n</w:t>
+      </w:r>
+      <w:proofErr w:type="spellEnd"/>
+      <w:r>
+        <w:rPr>
+          <w:rFonts w:ascii="Menlo" w:eastAsia="Times New Roman" w:hAnsi="Menlo" w:cs="Menlo"/>
+          <w:color w:val="CCCCCC"/>
+          <w:sz w:val="18"/>
+          <w:szCs w:val="18"/>
+        </w:rPr>
+        <w:t xml:space="preserve"> </w:t>
+      </w:r>
+      <w:proofErr w:type="spellStart"/>
+      <w:r>
+        <w:rPr>
+          <w:rFonts w:ascii="Menlo" w:eastAsia="Times New Roman" w:hAnsi="Menlo" w:cs="Menlo"/>
+          <w:color w:val="CCCCCC"/>
+          <w:sz w:val="18"/>
+          <w:szCs w:val="18"/>
+        </w:rPr>
+        <w:t>t</w:t>
       </w:r>
       <w:r>
         <w:rPr>
@@ -303,7 +716,27 @@
           <w:sz w:val="18"/>
           <w:szCs w:val="18"/>
         </w:rPr>
-        <w:t>ng qu</w:t>
+        <w:t>ng</w:t>
+      </w:r>
+      <w:proofErr w:type="spellEnd"/>
+      <w:r>
+        <w:rPr>
+          <w:rFonts w:ascii="Menlo" w:eastAsia="Times New Roman" w:hAnsi="Menlo" w:cs="Menlo"/>
+          <w:color w:val="CCCCCC"/>
+          <w:sz w:val="18"/>
+          <w:szCs w:val="18"/>
+        </w:rPr>
+        <w:t xml:space="preserve"> </w:t>
+      </w:r>
+      <w:proofErr w:type="spellStart"/>
+      <w:r>
+        <w:rPr>
+          <w:rFonts w:ascii="Menlo" w:eastAsia="Times New Roman" w:hAnsi="Menlo" w:cs="Menlo"/>
+          <w:color w:val="CCCCCC"/>
+          <w:sz w:val="18"/>
+          <w:szCs w:val="18"/>
+        </w:rPr>
+        <w:t>qu</w:t>
       </w:r>
       <w:r>
         <w:rPr>
@@ -321,7 +754,127 @@
           <w:sz w:val="18"/>
           <w:szCs w:val="18"/>
         </w:rPr>
-        <w:t>n lý tập trung, cho phép ch</w:t>
+        <w:t>n</w:t>
+      </w:r>
+      <w:proofErr w:type="spellEnd"/>
+      <w:r>
+        <w:rPr>
+          <w:rFonts w:ascii="Menlo" w:eastAsia="Times New Roman" w:hAnsi="Menlo" w:cs="Menlo"/>
+          <w:color w:val="CCCCCC"/>
+          <w:sz w:val="18"/>
+          <w:szCs w:val="18"/>
+        </w:rPr>
+        <w:t xml:space="preserve"> </w:t>
+      </w:r>
+      <w:proofErr w:type="spellStart"/>
+      <w:r>
+        <w:rPr>
+          <w:rFonts w:ascii="Menlo" w:eastAsia="Times New Roman" w:hAnsi="Menlo" w:cs="Menlo"/>
+          <w:color w:val="CCCCCC"/>
+          <w:sz w:val="18"/>
+          <w:szCs w:val="18"/>
+        </w:rPr>
+        <w:t>lý</w:t>
+      </w:r>
+      <w:proofErr w:type="spellEnd"/>
+      <w:r>
+        <w:rPr>
+          <w:rFonts w:ascii="Menlo" w:eastAsia="Times New Roman" w:hAnsi="Menlo" w:cs="Menlo"/>
+          <w:color w:val="CCCCCC"/>
+          <w:sz w:val="18"/>
+          <w:szCs w:val="18"/>
+        </w:rPr>
+        <w:t xml:space="preserve"> </w:t>
+      </w:r>
+      <w:proofErr w:type="spellStart"/>
+      <w:r>
+        <w:rPr>
+          <w:rFonts w:ascii="Menlo" w:eastAsia="Times New Roman" w:hAnsi="Menlo" w:cs="Menlo"/>
+          <w:color w:val="CCCCCC"/>
+          <w:sz w:val="18"/>
+          <w:szCs w:val="18"/>
+        </w:rPr>
+        <w:t>tập</w:t>
+      </w:r>
+      <w:proofErr w:type="spellEnd"/>
+      <w:r>
+        <w:rPr>
+          <w:rFonts w:ascii="Menlo" w:eastAsia="Times New Roman" w:hAnsi="Menlo" w:cs="Menlo"/>
+          <w:color w:val="CCCCCC"/>
+          <w:sz w:val="18"/>
+          <w:szCs w:val="18"/>
+        </w:rPr>
+        <w:t xml:space="preserve"> </w:t>
+      </w:r>
+      <w:proofErr w:type="spellStart"/>
+      <w:r>
+        <w:rPr>
+          <w:rFonts w:ascii="Menlo" w:eastAsia="Times New Roman" w:hAnsi="Menlo" w:cs="Menlo"/>
+          <w:color w:val="CCCCCC"/>
+          <w:sz w:val="18"/>
+          <w:szCs w:val="18"/>
+        </w:rPr>
+        <w:t>trung</w:t>
+      </w:r>
+      <w:proofErr w:type="spellEnd"/>
+      <w:r>
+        <w:rPr>
+          <w:rFonts w:ascii="Menlo" w:eastAsia="Times New Roman" w:hAnsi="Menlo" w:cs="Menlo"/>
+          <w:color w:val="CCCCCC"/>
+          <w:sz w:val="18"/>
+          <w:szCs w:val="18"/>
+        </w:rPr>
+        <w:t xml:space="preserve">, </w:t>
+      </w:r>
+      <w:proofErr w:type="spellStart"/>
+      <w:r>
+        <w:rPr>
+          <w:rFonts w:ascii="Menlo" w:eastAsia="Times New Roman" w:hAnsi="Menlo" w:cs="Menlo"/>
+          <w:color w:val="CCCCCC"/>
+          <w:sz w:val="18"/>
+          <w:szCs w:val="18"/>
+        </w:rPr>
+        <w:t>cho</w:t>
+      </w:r>
+      <w:proofErr w:type="spellEnd"/>
+      <w:r>
+        <w:rPr>
+          <w:rFonts w:ascii="Menlo" w:eastAsia="Times New Roman" w:hAnsi="Menlo" w:cs="Menlo"/>
+          <w:color w:val="CCCCCC"/>
+          <w:sz w:val="18"/>
+          <w:szCs w:val="18"/>
+        </w:rPr>
+        <w:t xml:space="preserve"> </w:t>
+      </w:r>
+      <w:proofErr w:type="spellStart"/>
+      <w:r>
+        <w:rPr>
+          <w:rFonts w:ascii="Menlo" w:eastAsia="Times New Roman" w:hAnsi="Menlo" w:cs="Menlo"/>
+          <w:color w:val="CCCCCC"/>
+          <w:sz w:val="18"/>
+          <w:szCs w:val="18"/>
+        </w:rPr>
+        <w:t>phép</w:t>
+      </w:r>
+      <w:proofErr w:type="spellEnd"/>
+      <w:r>
+        <w:rPr>
+          <w:rFonts w:ascii="Menlo" w:eastAsia="Times New Roman" w:hAnsi="Menlo" w:cs="Menlo"/>
+          <w:color w:val="CCCCCC"/>
+          <w:sz w:val="18"/>
+          <w:szCs w:val="18"/>
+        </w:rPr>
+        <w:t xml:space="preserve"> </w:t>
+      </w:r>
+      <w:proofErr w:type="spellStart"/>
+      <w:r>
+        <w:rPr>
+          <w:rFonts w:ascii="Menlo" w:eastAsia="Times New Roman" w:hAnsi="Menlo" w:cs="Menlo"/>
+          <w:color w:val="CCCCCC"/>
+          <w:sz w:val="18"/>
+          <w:szCs w:val="18"/>
+        </w:rPr>
+        <w:t>ch</w:t>
       </w:r>
       <w:r>
         <w:rPr>
@@ -332,14 +885,25 @@
         </w:rPr>
         <w:t>ủ</w:t>
       </w:r>
-      <w:r>
-        <w:rPr>
-          <w:rFonts w:ascii="Menlo" w:eastAsia="Times New Roman" w:hAnsi="Menlo" w:cs="Menlo"/>
-          <w:color w:val="CCCCCC"/>
-          <w:sz w:val="18"/>
-          <w:szCs w:val="18"/>
-        </w:rPr>
-        <w:t xml:space="preserve"> c</w:t>
+      <w:proofErr w:type="spellEnd"/>
+      <w:r>
+        <w:rPr>
+          <w:rFonts w:ascii="Menlo" w:eastAsia="Times New Roman" w:hAnsi="Menlo" w:cs="Menlo"/>
+          <w:color w:val="CCCCCC"/>
+          <w:sz w:val="18"/>
+          <w:szCs w:val="18"/>
+        </w:rPr>
+        <w:t xml:space="preserve"> </w:t>
+      </w:r>
+      <w:proofErr w:type="spellStart"/>
+      <w:r>
+        <w:rPr>
+          <w:rFonts w:ascii="Menlo" w:eastAsia="Times New Roman" w:hAnsi="Menlo" w:cs="Menlo"/>
+          <w:color w:val="CCCCCC"/>
+          <w:sz w:val="18"/>
+          <w:szCs w:val="18"/>
+        </w:rPr>
+        <w:t>c</w:t>
       </w:r>
       <w:r>
         <w:rPr>
@@ -357,7 +921,47 @@
           <w:sz w:val="18"/>
           <w:szCs w:val="18"/>
         </w:rPr>
-        <w:t>a hàng và qu</w:t>
+        <w:t>a</w:t>
+      </w:r>
+      <w:proofErr w:type="spellEnd"/>
+      <w:r>
+        <w:rPr>
+          <w:rFonts w:ascii="Menlo" w:eastAsia="Times New Roman" w:hAnsi="Menlo" w:cs="Menlo"/>
+          <w:color w:val="CCCCCC"/>
+          <w:sz w:val="18"/>
+          <w:szCs w:val="18"/>
+        </w:rPr>
+        <w:t xml:space="preserve"> </w:t>
+      </w:r>
+      <w:proofErr w:type="spellStart"/>
+      <w:r>
+        <w:rPr>
+          <w:rFonts w:ascii="Menlo" w:eastAsia="Times New Roman" w:hAnsi="Menlo" w:cs="Menlo"/>
+          <w:color w:val="CCCCCC"/>
+          <w:sz w:val="18"/>
+          <w:szCs w:val="18"/>
+        </w:rPr>
+        <w:t>hàng</w:t>
+      </w:r>
+      <w:proofErr w:type="spellEnd"/>
+      <w:r>
+        <w:rPr>
+          <w:rFonts w:ascii="Menlo" w:eastAsia="Times New Roman" w:hAnsi="Menlo" w:cs="Menlo"/>
+          <w:color w:val="CCCCCC"/>
+          <w:sz w:val="18"/>
+          <w:szCs w:val="18"/>
+        </w:rPr>
+        <w:t xml:space="preserve"> và </w:t>
+      </w:r>
+      <w:proofErr w:type="spellStart"/>
+      <w:r>
+        <w:rPr>
+          <w:rFonts w:ascii="Menlo" w:eastAsia="Times New Roman" w:hAnsi="Menlo" w:cs="Menlo"/>
+          <w:color w:val="CCCCCC"/>
+          <w:sz w:val="18"/>
+          <w:szCs w:val="18"/>
+        </w:rPr>
+        <w:t>qu</w:t>
       </w:r>
       <w:r>
         <w:rPr>
@@ -375,7 +979,269 @@
           <w:sz w:val="18"/>
           <w:szCs w:val="18"/>
         </w:rPr>
-        <w:t>n lý theo dõi hoạt động kinh doanh theo thời gian thực, bao g</w:t>
+        <w:t>n</w:t>
+      </w:r>
+      <w:proofErr w:type="spellEnd"/>
+      <w:r>
+        <w:rPr>
+          <w:rFonts w:ascii="Menlo" w:eastAsia="Times New Roman" w:hAnsi="Menlo" w:cs="Menlo"/>
+          <w:color w:val="CCCCCC"/>
+          <w:sz w:val="18"/>
+          <w:szCs w:val="18"/>
+        </w:rPr>
+        <w:t xml:space="preserve"> </w:t>
+      </w:r>
+      <w:proofErr w:type="spellStart"/>
+      <w:r>
+        <w:rPr>
+          <w:rFonts w:ascii="Menlo" w:eastAsia="Times New Roman" w:hAnsi="Menlo" w:cs="Menlo"/>
+          <w:color w:val="CCCCCC"/>
+          <w:sz w:val="18"/>
+          <w:szCs w:val="18"/>
+        </w:rPr>
+        <w:t>lý</w:t>
+      </w:r>
+      <w:proofErr w:type="spellEnd"/>
+      <w:r>
+        <w:rPr>
+          <w:rFonts w:ascii="Menlo" w:eastAsia="Times New Roman" w:hAnsi="Menlo" w:cs="Menlo"/>
+          <w:color w:val="CCCCCC"/>
+          <w:sz w:val="18"/>
+          <w:szCs w:val="18"/>
+        </w:rPr>
+        <w:t xml:space="preserve"> </w:t>
+      </w:r>
+      <w:proofErr w:type="spellStart"/>
+      <w:proofErr w:type="gramStart"/>
+      <w:r>
+        <w:rPr>
+          <w:rFonts w:ascii="Menlo" w:eastAsia="Times New Roman" w:hAnsi="Menlo" w:cs="Menlo"/>
+          <w:color w:val="CCCCCC"/>
+          <w:sz w:val="18"/>
+          <w:szCs w:val="18"/>
+        </w:rPr>
+        <w:t>theo</w:t>
+      </w:r>
+      <w:proofErr w:type="spellEnd"/>
+      <w:proofErr w:type="gramEnd"/>
+      <w:r>
+        <w:rPr>
+          <w:rFonts w:ascii="Menlo" w:eastAsia="Times New Roman" w:hAnsi="Menlo" w:cs="Menlo"/>
+          <w:color w:val="CCCCCC"/>
+          <w:sz w:val="18"/>
+          <w:szCs w:val="18"/>
+        </w:rPr>
+        <w:t xml:space="preserve"> </w:t>
+      </w:r>
+      <w:proofErr w:type="spellStart"/>
+      <w:r>
+        <w:rPr>
+          <w:rFonts w:ascii="Menlo" w:eastAsia="Times New Roman" w:hAnsi="Menlo" w:cs="Menlo"/>
+          <w:color w:val="CCCCCC"/>
+          <w:sz w:val="18"/>
+          <w:szCs w:val="18"/>
+        </w:rPr>
+        <w:t>dõi</w:t>
+      </w:r>
+      <w:proofErr w:type="spellEnd"/>
+      <w:r>
+        <w:rPr>
+          <w:rFonts w:ascii="Menlo" w:eastAsia="Times New Roman" w:hAnsi="Menlo" w:cs="Menlo"/>
+          <w:color w:val="CCCCCC"/>
+          <w:sz w:val="18"/>
+          <w:szCs w:val="18"/>
+        </w:rPr>
+        <w:t xml:space="preserve"> </w:t>
+      </w:r>
+      <w:proofErr w:type="spellStart"/>
+      <w:r>
+        <w:rPr>
+          <w:rFonts w:ascii="Menlo" w:eastAsia="Times New Roman" w:hAnsi="Menlo" w:cs="Menlo"/>
+          <w:color w:val="CCCCCC"/>
+          <w:sz w:val="18"/>
+          <w:szCs w:val="18"/>
+        </w:rPr>
+        <w:t>hoạt</w:t>
+      </w:r>
+      <w:proofErr w:type="spellEnd"/>
+      <w:r>
+        <w:rPr>
+          <w:rFonts w:ascii="Menlo" w:eastAsia="Times New Roman" w:hAnsi="Menlo" w:cs="Menlo"/>
+          <w:color w:val="CCCCCC"/>
+          <w:sz w:val="18"/>
+          <w:szCs w:val="18"/>
+        </w:rPr>
+        <w:t xml:space="preserve"> </w:t>
+      </w:r>
+      <w:proofErr w:type="spellStart"/>
+      <w:r>
+        <w:rPr>
+          <w:rFonts w:ascii="Menlo" w:eastAsia="Times New Roman" w:hAnsi="Menlo" w:cs="Menlo"/>
+          <w:color w:val="CCCCCC"/>
+          <w:sz w:val="18"/>
+          <w:szCs w:val="18"/>
+        </w:rPr>
+        <w:t>động</w:t>
+      </w:r>
+      <w:proofErr w:type="spellEnd"/>
+      <w:r>
+        <w:rPr>
+          <w:rFonts w:ascii="Menlo" w:eastAsia="Times New Roman" w:hAnsi="Menlo" w:cs="Menlo"/>
+          <w:color w:val="CCCCCC"/>
+          <w:sz w:val="18"/>
+          <w:szCs w:val="18"/>
+        </w:rPr>
+        <w:t xml:space="preserve"> </w:t>
+      </w:r>
+      <w:proofErr w:type="spellStart"/>
+      <w:r>
+        <w:rPr>
+          <w:rFonts w:ascii="Menlo" w:eastAsia="Times New Roman" w:hAnsi="Menlo" w:cs="Menlo"/>
+          <w:color w:val="CCCCCC"/>
+          <w:sz w:val="18"/>
+          <w:szCs w:val="18"/>
+        </w:rPr>
+        <w:t>kinh</w:t>
+      </w:r>
+      <w:proofErr w:type="spellEnd"/>
+      <w:r>
+        <w:rPr>
+          <w:rFonts w:ascii="Menlo" w:eastAsia="Times New Roman" w:hAnsi="Menlo" w:cs="Menlo"/>
+          <w:color w:val="CCCCCC"/>
+          <w:sz w:val="18"/>
+          <w:szCs w:val="18"/>
+        </w:rPr>
+        <w:t xml:space="preserve"> </w:t>
+      </w:r>
+      <w:proofErr w:type="spellStart"/>
+      <w:r>
+        <w:rPr>
+          <w:rFonts w:ascii="Menlo" w:eastAsia="Times New Roman" w:hAnsi="Menlo" w:cs="Menlo"/>
+          <w:color w:val="CCCCCC"/>
+          <w:sz w:val="18"/>
+          <w:szCs w:val="18"/>
+        </w:rPr>
+        <w:t>doanh</w:t>
+      </w:r>
+      <w:proofErr w:type="spellEnd"/>
+      <w:r>
+        <w:rPr>
+          <w:rFonts w:ascii="Menlo" w:eastAsia="Times New Roman" w:hAnsi="Menlo" w:cs="Menlo"/>
+          <w:color w:val="CCCCCC"/>
+          <w:sz w:val="18"/>
+          <w:szCs w:val="18"/>
+        </w:rPr>
+        <w:t xml:space="preserve"> </w:t>
+      </w:r>
+      <w:proofErr w:type="spellStart"/>
+      <w:r>
+        <w:rPr>
+          <w:rFonts w:ascii="Menlo" w:eastAsia="Times New Roman" w:hAnsi="Menlo" w:cs="Menlo"/>
+          <w:color w:val="CCCCCC"/>
+          <w:sz w:val="18"/>
+          <w:szCs w:val="18"/>
+        </w:rPr>
+        <w:t>theo</w:t>
+      </w:r>
+      <w:proofErr w:type="spellEnd"/>
+      <w:r>
+        <w:rPr>
+          <w:rFonts w:ascii="Menlo" w:eastAsia="Times New Roman" w:hAnsi="Menlo" w:cs="Menlo"/>
+          <w:color w:val="CCCCCC"/>
+          <w:sz w:val="18"/>
+          <w:szCs w:val="18"/>
+        </w:rPr>
+        <w:t xml:space="preserve"> </w:t>
+      </w:r>
+      <w:proofErr w:type="spellStart"/>
+      <w:r>
+        <w:rPr>
+          <w:rFonts w:ascii="Menlo" w:eastAsia="Times New Roman" w:hAnsi="Menlo" w:cs="Menlo"/>
+          <w:color w:val="CCCCCC"/>
+          <w:sz w:val="18"/>
+          <w:szCs w:val="18"/>
+        </w:rPr>
+        <w:t>thời</w:t>
+      </w:r>
+      <w:proofErr w:type="spellEnd"/>
+      <w:r>
+        <w:rPr>
+          <w:rFonts w:ascii="Menlo" w:eastAsia="Times New Roman" w:hAnsi="Menlo" w:cs="Menlo"/>
+          <w:color w:val="CCCCCC"/>
+          <w:sz w:val="18"/>
+          <w:szCs w:val="18"/>
+        </w:rPr>
+        <w:t xml:space="preserve"> </w:t>
+      </w:r>
+      <w:proofErr w:type="spellStart"/>
+      <w:r>
+        <w:rPr>
+          <w:rFonts w:ascii="Menlo" w:eastAsia="Times New Roman" w:hAnsi="Menlo" w:cs="Menlo"/>
+          <w:color w:val="CCCCCC"/>
+          <w:sz w:val="18"/>
+          <w:szCs w:val="18"/>
+        </w:rPr>
+        <w:t>gian</w:t>
+      </w:r>
+      <w:proofErr w:type="spellEnd"/>
+      <w:r>
+        <w:rPr>
+          <w:rFonts w:ascii="Menlo" w:eastAsia="Times New Roman" w:hAnsi="Menlo" w:cs="Menlo"/>
+          <w:color w:val="CCCCCC"/>
+          <w:sz w:val="18"/>
+          <w:szCs w:val="18"/>
+        </w:rPr>
+        <w:t xml:space="preserve"> </w:t>
+      </w:r>
+      <w:proofErr w:type="spellStart"/>
+      <w:r>
+        <w:rPr>
+          <w:rFonts w:ascii="Menlo" w:eastAsia="Times New Roman" w:hAnsi="Menlo" w:cs="Menlo"/>
+          <w:color w:val="CCCCCC"/>
+          <w:sz w:val="18"/>
+          <w:szCs w:val="18"/>
+        </w:rPr>
+        <w:t>thực</w:t>
+      </w:r>
+      <w:proofErr w:type="spellEnd"/>
+      <w:r>
+        <w:rPr>
+          <w:rFonts w:ascii="Menlo" w:eastAsia="Times New Roman" w:hAnsi="Menlo" w:cs="Menlo"/>
+          <w:color w:val="CCCCCC"/>
+          <w:sz w:val="18"/>
+          <w:szCs w:val="18"/>
+        </w:rPr>
+        <w:t xml:space="preserve">, </w:t>
+      </w:r>
+      <w:proofErr w:type="spellStart"/>
+      <w:r>
+        <w:rPr>
+          <w:rFonts w:ascii="Menlo" w:eastAsia="Times New Roman" w:hAnsi="Menlo" w:cs="Menlo"/>
+          <w:color w:val="CCCCCC"/>
+          <w:sz w:val="18"/>
+          <w:szCs w:val="18"/>
+        </w:rPr>
+        <w:t>bao</w:t>
+      </w:r>
+      <w:proofErr w:type="spellEnd"/>
+      <w:r>
+        <w:rPr>
+          <w:rFonts w:ascii="Menlo" w:eastAsia="Times New Roman" w:hAnsi="Menlo" w:cs="Menlo"/>
+          <w:color w:val="CCCCCC"/>
+          <w:sz w:val="18"/>
+          <w:szCs w:val="18"/>
+        </w:rPr>
+        <w:t xml:space="preserve"> </w:t>
+      </w:r>
+      <w:proofErr w:type="spellStart"/>
+      <w:r>
+        <w:rPr>
+          <w:rFonts w:ascii="Menlo" w:eastAsia="Times New Roman" w:hAnsi="Menlo" w:cs="Menlo"/>
+          <w:color w:val="CCCCCC"/>
+          <w:sz w:val="18"/>
+          <w:szCs w:val="18"/>
+        </w:rPr>
+        <w:t>g</w:t>
       </w:r>
       <w:r>
         <w:rPr>
@@ -393,7 +1259,67 @@
           <w:sz w:val="18"/>
           <w:szCs w:val="18"/>
         </w:rPr>
-        <w:t>m bán hàng, t</w:t>
+        <w:t>m</w:t>
+      </w:r>
+      <w:proofErr w:type="spellEnd"/>
+      <w:r>
+        <w:rPr>
+          <w:rFonts w:ascii="Menlo" w:eastAsia="Times New Roman" w:hAnsi="Menlo" w:cs="Menlo"/>
+          <w:color w:val="CCCCCC"/>
+          <w:sz w:val="18"/>
+          <w:szCs w:val="18"/>
+        </w:rPr>
+        <w:t xml:space="preserve"> </w:t>
+      </w:r>
+      <w:proofErr w:type="spellStart"/>
+      <w:r>
+        <w:rPr>
+          <w:rFonts w:ascii="Menlo" w:eastAsia="Times New Roman" w:hAnsi="Menlo" w:cs="Menlo"/>
+          <w:color w:val="CCCCCC"/>
+          <w:sz w:val="18"/>
+          <w:szCs w:val="18"/>
+        </w:rPr>
+        <w:t>bán</w:t>
+      </w:r>
+      <w:proofErr w:type="spellEnd"/>
+      <w:r>
+        <w:rPr>
+          <w:rFonts w:ascii="Menlo" w:eastAsia="Times New Roman" w:hAnsi="Menlo" w:cs="Menlo"/>
+          <w:color w:val="CCCCCC"/>
+          <w:sz w:val="18"/>
+          <w:szCs w:val="18"/>
+        </w:rPr>
+        <w:t xml:space="preserve"> </w:t>
+      </w:r>
+      <w:proofErr w:type="spellStart"/>
+      <w:r>
+        <w:rPr>
+          <w:rFonts w:ascii="Menlo" w:eastAsia="Times New Roman" w:hAnsi="Menlo" w:cs="Menlo"/>
+          <w:color w:val="CCCCCC"/>
+          <w:sz w:val="18"/>
+          <w:szCs w:val="18"/>
+        </w:rPr>
+        <w:t>hàng</w:t>
+      </w:r>
+      <w:proofErr w:type="spellEnd"/>
+      <w:r>
+        <w:rPr>
+          <w:rFonts w:ascii="Menlo" w:eastAsia="Times New Roman" w:hAnsi="Menlo" w:cs="Menlo"/>
+          <w:color w:val="CCCCCC"/>
+          <w:sz w:val="18"/>
+          <w:szCs w:val="18"/>
+        </w:rPr>
+        <w:t xml:space="preserve">, </w:t>
+      </w:r>
+      <w:proofErr w:type="spellStart"/>
+      <w:r>
+        <w:rPr>
+          <w:rFonts w:ascii="Menlo" w:eastAsia="Times New Roman" w:hAnsi="Menlo" w:cs="Menlo"/>
+          <w:color w:val="CCCCCC"/>
+          <w:sz w:val="18"/>
+          <w:szCs w:val="18"/>
+        </w:rPr>
+        <w:t>t</w:t>
       </w:r>
       <w:r>
         <w:rPr>
@@ -411,7 +1337,207 @@
           <w:sz w:val="18"/>
           <w:szCs w:val="18"/>
         </w:rPr>
-        <w:t>n kho, nhân sự và dữ liệu khách hàng. Ứng dụng được thi</w:t>
+        <w:t>n</w:t>
+      </w:r>
+      <w:proofErr w:type="spellEnd"/>
+      <w:r>
+        <w:rPr>
+          <w:rFonts w:ascii="Menlo" w:eastAsia="Times New Roman" w:hAnsi="Menlo" w:cs="Menlo"/>
+          <w:color w:val="CCCCCC"/>
+          <w:sz w:val="18"/>
+          <w:szCs w:val="18"/>
+        </w:rPr>
+        <w:t xml:space="preserve"> </w:t>
+      </w:r>
+      <w:proofErr w:type="spellStart"/>
+      <w:r>
+        <w:rPr>
+          <w:rFonts w:ascii="Menlo" w:eastAsia="Times New Roman" w:hAnsi="Menlo" w:cs="Menlo"/>
+          <w:color w:val="CCCCCC"/>
+          <w:sz w:val="18"/>
+          <w:szCs w:val="18"/>
+        </w:rPr>
+        <w:t>kho</w:t>
+      </w:r>
+      <w:proofErr w:type="spellEnd"/>
+      <w:r>
+        <w:rPr>
+          <w:rFonts w:ascii="Menlo" w:eastAsia="Times New Roman" w:hAnsi="Menlo" w:cs="Menlo"/>
+          <w:color w:val="CCCCCC"/>
+          <w:sz w:val="18"/>
+          <w:szCs w:val="18"/>
+        </w:rPr>
+        <w:t xml:space="preserve">, </w:t>
+      </w:r>
+      <w:proofErr w:type="spellStart"/>
+      <w:r>
+        <w:rPr>
+          <w:rFonts w:ascii="Menlo" w:eastAsia="Times New Roman" w:hAnsi="Menlo" w:cs="Menlo"/>
+          <w:color w:val="CCCCCC"/>
+          <w:sz w:val="18"/>
+          <w:szCs w:val="18"/>
+        </w:rPr>
+        <w:t>nhân</w:t>
+      </w:r>
+      <w:proofErr w:type="spellEnd"/>
+      <w:r>
+        <w:rPr>
+          <w:rFonts w:ascii="Menlo" w:eastAsia="Times New Roman" w:hAnsi="Menlo" w:cs="Menlo"/>
+          <w:color w:val="CCCCCC"/>
+          <w:sz w:val="18"/>
+          <w:szCs w:val="18"/>
+        </w:rPr>
+        <w:t xml:space="preserve"> </w:t>
+      </w:r>
+      <w:proofErr w:type="spellStart"/>
+      <w:r>
+        <w:rPr>
+          <w:rFonts w:ascii="Menlo" w:eastAsia="Times New Roman" w:hAnsi="Menlo" w:cs="Menlo"/>
+          <w:color w:val="CCCCCC"/>
+          <w:sz w:val="18"/>
+          <w:szCs w:val="18"/>
+        </w:rPr>
+        <w:t>sự</w:t>
+      </w:r>
+      <w:proofErr w:type="spellEnd"/>
+      <w:r>
+        <w:rPr>
+          <w:rFonts w:ascii="Menlo" w:eastAsia="Times New Roman" w:hAnsi="Menlo" w:cs="Menlo"/>
+          <w:color w:val="CCCCCC"/>
+          <w:sz w:val="18"/>
+          <w:szCs w:val="18"/>
+        </w:rPr>
+        <w:t xml:space="preserve"> và </w:t>
+      </w:r>
+      <w:proofErr w:type="spellStart"/>
+      <w:r>
+        <w:rPr>
+          <w:rFonts w:ascii="Menlo" w:eastAsia="Times New Roman" w:hAnsi="Menlo" w:cs="Menlo"/>
+          <w:color w:val="CCCCCC"/>
+          <w:sz w:val="18"/>
+          <w:szCs w:val="18"/>
+        </w:rPr>
+        <w:t>dữ</w:t>
+      </w:r>
+      <w:proofErr w:type="spellEnd"/>
+      <w:r>
+        <w:rPr>
+          <w:rFonts w:ascii="Menlo" w:eastAsia="Times New Roman" w:hAnsi="Menlo" w:cs="Menlo"/>
+          <w:color w:val="CCCCCC"/>
+          <w:sz w:val="18"/>
+          <w:szCs w:val="18"/>
+        </w:rPr>
+        <w:t xml:space="preserve"> </w:t>
+      </w:r>
+      <w:proofErr w:type="spellStart"/>
+      <w:r>
+        <w:rPr>
+          <w:rFonts w:ascii="Menlo" w:eastAsia="Times New Roman" w:hAnsi="Menlo" w:cs="Menlo"/>
+          <w:color w:val="CCCCCC"/>
+          <w:sz w:val="18"/>
+          <w:szCs w:val="18"/>
+        </w:rPr>
+        <w:t>liệu</w:t>
+      </w:r>
+      <w:proofErr w:type="spellEnd"/>
+      <w:r>
+        <w:rPr>
+          <w:rFonts w:ascii="Menlo" w:eastAsia="Times New Roman" w:hAnsi="Menlo" w:cs="Menlo"/>
+          <w:color w:val="CCCCCC"/>
+          <w:sz w:val="18"/>
+          <w:szCs w:val="18"/>
+        </w:rPr>
+        <w:t xml:space="preserve"> </w:t>
+      </w:r>
+      <w:proofErr w:type="spellStart"/>
+      <w:r>
+        <w:rPr>
+          <w:rFonts w:ascii="Menlo" w:eastAsia="Times New Roman" w:hAnsi="Menlo" w:cs="Menlo"/>
+          <w:color w:val="CCCCCC"/>
+          <w:sz w:val="18"/>
+          <w:szCs w:val="18"/>
+        </w:rPr>
+        <w:t>khách</w:t>
+      </w:r>
+      <w:proofErr w:type="spellEnd"/>
+      <w:r>
+        <w:rPr>
+          <w:rFonts w:ascii="Menlo" w:eastAsia="Times New Roman" w:hAnsi="Menlo" w:cs="Menlo"/>
+          <w:color w:val="CCCCCC"/>
+          <w:sz w:val="18"/>
+          <w:szCs w:val="18"/>
+        </w:rPr>
+        <w:t xml:space="preserve"> </w:t>
+      </w:r>
+      <w:proofErr w:type="spellStart"/>
+      <w:r>
+        <w:rPr>
+          <w:rFonts w:ascii="Menlo" w:eastAsia="Times New Roman" w:hAnsi="Menlo" w:cs="Menlo"/>
+          <w:color w:val="CCCCCC"/>
+          <w:sz w:val="18"/>
+          <w:szCs w:val="18"/>
+        </w:rPr>
+        <w:t>hàng</w:t>
+      </w:r>
+      <w:proofErr w:type="spellEnd"/>
+      <w:r>
+        <w:rPr>
+          <w:rFonts w:ascii="Menlo" w:eastAsia="Times New Roman" w:hAnsi="Menlo" w:cs="Menlo"/>
+          <w:color w:val="CCCCCC"/>
+          <w:sz w:val="18"/>
+          <w:szCs w:val="18"/>
+        </w:rPr>
+        <w:t xml:space="preserve">. </w:t>
+      </w:r>
+      <w:proofErr w:type="spellStart"/>
+      <w:r>
+        <w:rPr>
+          <w:rFonts w:ascii="Menlo" w:eastAsia="Times New Roman" w:hAnsi="Menlo" w:cs="Menlo"/>
+          <w:color w:val="CCCCCC"/>
+          <w:sz w:val="18"/>
+          <w:szCs w:val="18"/>
+        </w:rPr>
+        <w:t>Ứng</w:t>
+      </w:r>
+      <w:proofErr w:type="spellEnd"/>
+      <w:r>
+        <w:rPr>
+          <w:rFonts w:ascii="Menlo" w:eastAsia="Times New Roman" w:hAnsi="Menlo" w:cs="Menlo"/>
+          <w:color w:val="CCCCCC"/>
+          <w:sz w:val="18"/>
+          <w:szCs w:val="18"/>
+        </w:rPr>
+        <w:t xml:space="preserve"> </w:t>
+      </w:r>
+      <w:proofErr w:type="spellStart"/>
+      <w:r>
+        <w:rPr>
+          <w:rFonts w:ascii="Menlo" w:eastAsia="Times New Roman" w:hAnsi="Menlo" w:cs="Menlo"/>
+          <w:color w:val="CCCCCC"/>
+          <w:sz w:val="18"/>
+          <w:szCs w:val="18"/>
+        </w:rPr>
+        <w:t>dụng</w:t>
+      </w:r>
+      <w:proofErr w:type="spellEnd"/>
+      <w:r>
+        <w:rPr>
+          <w:rFonts w:ascii="Menlo" w:eastAsia="Times New Roman" w:hAnsi="Menlo" w:cs="Menlo"/>
+          <w:color w:val="CCCCCC"/>
+          <w:sz w:val="18"/>
+          <w:szCs w:val="18"/>
+        </w:rPr>
+        <w:t xml:space="preserve"> được </w:t>
+      </w:r>
+      <w:proofErr w:type="spellStart"/>
+      <w:r>
+        <w:rPr>
+          <w:rFonts w:ascii="Menlo" w:eastAsia="Times New Roman" w:hAnsi="Menlo" w:cs="Menlo"/>
+          <w:color w:val="CCCCCC"/>
+          <w:sz w:val="18"/>
+          <w:szCs w:val="18"/>
+        </w:rPr>
+        <w:t>thi</w:t>
       </w:r>
       <w:r>
         <w:rPr>
@@ -429,7 +1555,27 @@
           <w:sz w:val="18"/>
           <w:szCs w:val="18"/>
         </w:rPr>
-        <w:t>t k</w:t>
+        <w:t>t</w:t>
+      </w:r>
+      <w:proofErr w:type="spellEnd"/>
+      <w:r>
+        <w:rPr>
+          <w:rFonts w:ascii="Menlo" w:eastAsia="Times New Roman" w:hAnsi="Menlo" w:cs="Menlo"/>
+          <w:color w:val="CCCCCC"/>
+          <w:sz w:val="18"/>
+          <w:szCs w:val="18"/>
+        </w:rPr>
+        <w:t xml:space="preserve"> </w:t>
+      </w:r>
+      <w:proofErr w:type="spellStart"/>
+      <w:r>
+        <w:rPr>
+          <w:rFonts w:ascii="Menlo" w:eastAsia="Times New Roman" w:hAnsi="Menlo" w:cs="Menlo"/>
+          <w:color w:val="CCCCCC"/>
+          <w:sz w:val="18"/>
+          <w:szCs w:val="18"/>
+        </w:rPr>
+        <w:t>k</w:t>
       </w:r>
       <w:r>
         <w:rPr>
@@ -440,14 +1586,25 @@
         </w:rPr>
         <w:t>ế</w:t>
       </w:r>
-      <w:r>
-        <w:rPr>
-          <w:rFonts w:ascii="Menlo" w:eastAsia="Times New Roman" w:hAnsi="Menlo" w:cs="Menlo"/>
-          <w:color w:val="CCCCCC"/>
-          <w:sz w:val="18"/>
-          <w:szCs w:val="18"/>
-        </w:rPr>
-        <w:t xml:space="preserve"> responsive, h</w:t>
+      <w:proofErr w:type="spellEnd"/>
+      <w:r>
+        <w:rPr>
+          <w:rFonts w:ascii="Menlo" w:eastAsia="Times New Roman" w:hAnsi="Menlo" w:cs="Menlo"/>
+          <w:color w:val="CCCCCC"/>
+          <w:sz w:val="18"/>
+          <w:szCs w:val="18"/>
+        </w:rPr>
+        <w:t xml:space="preserve"> responsive, </w:t>
+      </w:r>
+      <w:proofErr w:type="spellStart"/>
+      <w:r>
+        <w:rPr>
+          <w:rFonts w:ascii="Menlo" w:eastAsia="Times New Roman" w:hAnsi="Menlo" w:cs="Menlo"/>
+          <w:color w:val="CCCCCC"/>
+          <w:sz w:val="18"/>
+          <w:szCs w:val="18"/>
+        </w:rPr>
+        <w:t>h</w:t>
       </w:r>
       <w:r>
         <w:rPr>
@@ -458,14 +1615,85 @@
         </w:rPr>
         <w:t>ỗ</w:t>
       </w:r>
-      <w:r>
-        <w:rPr>
-          <w:rFonts w:ascii="Menlo" w:eastAsia="Times New Roman" w:hAnsi="Menlo" w:cs="Menlo"/>
-          <w:color w:val="CCCCCC"/>
-          <w:sz w:val="18"/>
-          <w:szCs w:val="18"/>
-        </w:rPr>
-        <w:t xml:space="preserve"> trợ truy cập trên c</w:t>
+      <w:proofErr w:type="spellEnd"/>
+      <w:r>
+        <w:rPr>
+          <w:rFonts w:ascii="Menlo" w:eastAsia="Times New Roman" w:hAnsi="Menlo" w:cs="Menlo"/>
+          <w:color w:val="CCCCCC"/>
+          <w:sz w:val="18"/>
+          <w:szCs w:val="18"/>
+        </w:rPr>
+        <w:t xml:space="preserve"> </w:t>
+      </w:r>
+      <w:proofErr w:type="spellStart"/>
+      <w:r>
+        <w:rPr>
+          <w:rFonts w:ascii="Menlo" w:eastAsia="Times New Roman" w:hAnsi="Menlo" w:cs="Menlo"/>
+          <w:color w:val="CCCCCC"/>
+          <w:sz w:val="18"/>
+          <w:szCs w:val="18"/>
+        </w:rPr>
+        <w:t>trợ</w:t>
+      </w:r>
+      <w:proofErr w:type="spellEnd"/>
+      <w:r>
+        <w:rPr>
+          <w:rFonts w:ascii="Menlo" w:eastAsia="Times New Roman" w:hAnsi="Menlo" w:cs="Menlo"/>
+          <w:color w:val="CCCCCC"/>
+          <w:sz w:val="18"/>
+          <w:szCs w:val="18"/>
+        </w:rPr>
+        <w:t xml:space="preserve"> </w:t>
+      </w:r>
+      <w:proofErr w:type="spellStart"/>
+      <w:r>
+        <w:rPr>
+          <w:rFonts w:ascii="Menlo" w:eastAsia="Times New Roman" w:hAnsi="Menlo" w:cs="Menlo"/>
+          <w:color w:val="CCCCCC"/>
+          <w:sz w:val="18"/>
+          <w:szCs w:val="18"/>
+        </w:rPr>
+        <w:t>truy</w:t>
+      </w:r>
+      <w:proofErr w:type="spellEnd"/>
+      <w:r>
+        <w:rPr>
+          <w:rFonts w:ascii="Menlo" w:eastAsia="Times New Roman" w:hAnsi="Menlo" w:cs="Menlo"/>
+          <w:color w:val="CCCCCC"/>
+          <w:sz w:val="18"/>
+          <w:szCs w:val="18"/>
+        </w:rPr>
+        <w:t xml:space="preserve"> </w:t>
+      </w:r>
+      <w:proofErr w:type="spellStart"/>
+      <w:r>
+        <w:rPr>
+          <w:rFonts w:ascii="Menlo" w:eastAsia="Times New Roman" w:hAnsi="Menlo" w:cs="Menlo"/>
+          <w:color w:val="CCCCCC"/>
+          <w:sz w:val="18"/>
+          <w:szCs w:val="18"/>
+        </w:rPr>
+        <w:t>cập</w:t>
+      </w:r>
+      <w:proofErr w:type="spellEnd"/>
+      <w:r>
+        <w:rPr>
+          <w:rFonts w:ascii="Menlo" w:eastAsia="Times New Roman" w:hAnsi="Menlo" w:cs="Menlo"/>
+          <w:color w:val="CCCCCC"/>
+          <w:sz w:val="18"/>
+          <w:szCs w:val="18"/>
+        </w:rPr>
+        <w:t xml:space="preserve"> trên </w:t>
+      </w:r>
+      <w:proofErr w:type="spellStart"/>
+      <w:r>
+        <w:rPr>
+          <w:rFonts w:ascii="Menlo" w:eastAsia="Times New Roman" w:hAnsi="Menlo" w:cs="Menlo"/>
+          <w:color w:val="CCCCCC"/>
+          <w:sz w:val="18"/>
+          <w:szCs w:val="18"/>
+        </w:rPr>
+        <w:t>c</w:t>
       </w:r>
       <w:r>
         <w:rPr>
@@ -476,14 +1704,135 @@
         </w:rPr>
         <w:t>ả</w:t>
       </w:r>
-      <w:r>
-        <w:rPr>
-          <w:rFonts w:ascii="Menlo" w:eastAsia="Times New Roman" w:hAnsi="Menlo" w:cs="Menlo"/>
-          <w:color w:val="CCCCCC"/>
-          <w:sz w:val="18"/>
-          <w:szCs w:val="18"/>
-        </w:rPr>
-        <w:t xml:space="preserve"> desktop và mobile, giúp người dùng làm việc từ xa một cách linh hoạt.</w:t>
+      <w:proofErr w:type="spellEnd"/>
+      <w:r>
+        <w:rPr>
+          <w:rFonts w:ascii="Menlo" w:eastAsia="Times New Roman" w:hAnsi="Menlo" w:cs="Menlo"/>
+          <w:color w:val="CCCCCC"/>
+          <w:sz w:val="18"/>
+          <w:szCs w:val="18"/>
+        </w:rPr>
+        <w:t xml:space="preserve"> desktop và mobile, giúp </w:t>
+      </w:r>
+      <w:proofErr w:type="spellStart"/>
+      <w:r>
+        <w:rPr>
+          <w:rFonts w:ascii="Menlo" w:eastAsia="Times New Roman" w:hAnsi="Menlo" w:cs="Menlo"/>
+          <w:color w:val="CCCCCC"/>
+          <w:sz w:val="18"/>
+          <w:szCs w:val="18"/>
+        </w:rPr>
+        <w:t>người</w:t>
+      </w:r>
+      <w:proofErr w:type="spellEnd"/>
+      <w:r>
+        <w:rPr>
+          <w:rFonts w:ascii="Menlo" w:eastAsia="Times New Roman" w:hAnsi="Menlo" w:cs="Menlo"/>
+          <w:color w:val="CCCCCC"/>
+          <w:sz w:val="18"/>
+          <w:szCs w:val="18"/>
+        </w:rPr>
+        <w:t xml:space="preserve"> dùng làm việc </w:t>
+      </w:r>
+      <w:proofErr w:type="spellStart"/>
+      <w:r>
+        <w:rPr>
+          <w:rFonts w:ascii="Menlo" w:eastAsia="Times New Roman" w:hAnsi="Menlo" w:cs="Menlo"/>
+          <w:color w:val="CCCCCC"/>
+          <w:sz w:val="18"/>
+          <w:szCs w:val="18"/>
+        </w:rPr>
+        <w:t>từ</w:t>
+      </w:r>
+      <w:proofErr w:type="spellEnd"/>
+      <w:r>
+        <w:rPr>
+          <w:rFonts w:ascii="Menlo" w:eastAsia="Times New Roman" w:hAnsi="Menlo" w:cs="Menlo"/>
+          <w:color w:val="CCCCCC"/>
+          <w:sz w:val="18"/>
+          <w:szCs w:val="18"/>
+        </w:rPr>
+        <w:t xml:space="preserve"> </w:t>
+      </w:r>
+      <w:proofErr w:type="spellStart"/>
+      <w:r>
+        <w:rPr>
+          <w:rFonts w:ascii="Menlo" w:eastAsia="Times New Roman" w:hAnsi="Menlo" w:cs="Menlo"/>
+          <w:color w:val="CCCCCC"/>
+          <w:sz w:val="18"/>
+          <w:szCs w:val="18"/>
+        </w:rPr>
+        <w:t>xa</w:t>
+      </w:r>
+      <w:proofErr w:type="spellEnd"/>
+      <w:r>
+        <w:rPr>
+          <w:rFonts w:ascii="Menlo" w:eastAsia="Times New Roman" w:hAnsi="Menlo" w:cs="Menlo"/>
+          <w:color w:val="CCCCCC"/>
+          <w:sz w:val="18"/>
+          <w:szCs w:val="18"/>
+        </w:rPr>
+        <w:t xml:space="preserve"> một </w:t>
+      </w:r>
+      <w:proofErr w:type="spellStart"/>
+      <w:r>
+        <w:rPr>
+          <w:rFonts w:ascii="Menlo" w:eastAsia="Times New Roman" w:hAnsi="Menlo" w:cs="Menlo"/>
+          <w:color w:val="CCCCCC"/>
+          <w:sz w:val="18"/>
+          <w:szCs w:val="18"/>
+        </w:rPr>
+        <w:t>cách</w:t>
+      </w:r>
+      <w:proofErr w:type="spellEnd"/>
+      <w:r>
+        <w:rPr>
+          <w:rFonts w:ascii="Menlo" w:eastAsia="Times New Roman" w:hAnsi="Menlo" w:cs="Menlo"/>
+          <w:color w:val="CCCCCC"/>
+          <w:sz w:val="18"/>
+          <w:szCs w:val="18"/>
+        </w:rPr>
+        <w:t xml:space="preserve"> </w:t>
+      </w:r>
+      <w:proofErr w:type="spellStart"/>
+      <w:r>
+        <w:rPr>
+          <w:rFonts w:ascii="Menlo" w:eastAsia="Times New Roman" w:hAnsi="Menlo" w:cs="Menlo"/>
+          <w:color w:val="CCCCCC"/>
+          <w:sz w:val="18"/>
+          <w:szCs w:val="18"/>
+        </w:rPr>
+        <w:t>linh</w:t>
+      </w:r>
+      <w:proofErr w:type="spellEnd"/>
+      <w:r>
+        <w:rPr>
+          <w:rFonts w:ascii="Menlo" w:eastAsia="Times New Roman" w:hAnsi="Menlo" w:cs="Menlo"/>
+          <w:color w:val="CCCCCC"/>
+          <w:sz w:val="18"/>
+          <w:szCs w:val="18"/>
+        </w:rPr>
+        <w:t xml:space="preserve"> </w:t>
+      </w:r>
+      <w:proofErr w:type="spellStart"/>
+      <w:r>
+        <w:rPr>
+          <w:rFonts w:ascii="Menlo" w:eastAsia="Times New Roman" w:hAnsi="Menlo" w:cs="Menlo"/>
+          <w:color w:val="CCCCCC"/>
+          <w:sz w:val="18"/>
+          <w:szCs w:val="18"/>
+        </w:rPr>
+        <w:t>hoạt</w:t>
+      </w:r>
+      <w:proofErr w:type="spellEnd"/>
+      <w:r>
+        <w:rPr>
+          <w:rFonts w:ascii="Menlo" w:eastAsia="Times New Roman" w:hAnsi="Menlo" w:cs="Menlo"/>
+          <w:color w:val="CCCCCC"/>
+          <w:sz w:val="18"/>
+          <w:szCs w:val="18"/>
+        </w:rPr>
+        <w:t>.</w:t>
       </w:r>
     </w:p>
     <w:p>
@@ -516,7 +1865,29 @@
           <w:szCs w:val="18"/>
           <w:highlight w:val="darkYellow"/>
         </w:rPr>
-        <w:t xml:space="preserve">   The Coffee Retailer Management Web application is a cloud-based solution, it helps the coffee shop owner to manage operation across the multiple retail location</w:t>
+        <w:t xml:space="preserve">   The Coffee Retailer Management Web application is a cloud-based </w:t>
+      </w:r>
+      <w:proofErr w:type="gramStart"/>
+      <w:r>
+        <w:rPr>
+          <w:rFonts w:ascii="Menlo" w:eastAsia="Times New Roman" w:hAnsi="Menlo" w:cs="Menlo"/>
+          <w:color w:val="CCCCCC"/>
+          <w:sz w:val="18"/>
+          <w:szCs w:val="18"/>
+          <w:highlight w:val="darkYellow"/>
+        </w:rPr>
+        <w:t>solution,</w:t>
+      </w:r>
+      <w:proofErr w:type="gramEnd"/>
+      <w:r>
+        <w:rPr>
+          <w:rFonts w:ascii="Menlo" w:eastAsia="Times New Roman" w:hAnsi="Menlo" w:cs="Menlo"/>
+          <w:color w:val="CCCCCC"/>
+          <w:sz w:val="18"/>
+          <w:szCs w:val="18"/>
+          <w:highlight w:val="darkYellow"/>
+        </w:rPr>
+        <w:t xml:space="preserve"> it helps the coffee shop owner to manage operation across the multiple retail location</w:t>
       </w:r>
     </w:p>
     <w:p>
@@ -581,7 +1952,29 @@
           <w:szCs w:val="18"/>
           <w:highlight w:val="darkYellow"/>
         </w:rPr>
-        <w:t xml:space="preserve">   It mainly supports the Desktop and Mobile device, help shop manager and staff can work anywhere</w:t>
+        <w:t xml:space="preserve">   It mainly supports the Desktop and Mobile device, help shop manager and staff </w:t>
+      </w:r>
+      <w:proofErr w:type="gramStart"/>
+      <w:r>
+        <w:rPr>
+          <w:rFonts w:ascii="Menlo" w:eastAsia="Times New Roman" w:hAnsi="Menlo" w:cs="Menlo"/>
+          <w:color w:val="CCCCCC"/>
+          <w:sz w:val="18"/>
+          <w:szCs w:val="18"/>
+          <w:highlight w:val="darkYellow"/>
+        </w:rPr>
+        <w:t>can</w:t>
+      </w:r>
+      <w:proofErr w:type="gramEnd"/>
+      <w:r>
+        <w:rPr>
+          <w:rFonts w:ascii="Menlo" w:eastAsia="Times New Roman" w:hAnsi="Menlo" w:cs="Menlo"/>
+          <w:color w:val="CCCCCC"/>
+          <w:sz w:val="18"/>
+          <w:szCs w:val="18"/>
+          <w:highlight w:val="darkYellow"/>
+        </w:rPr>
+        <w:t xml:space="preserve"> work anywhere</w:t>
       </w:r>
     </w:p>
     <w:p>
@@ -602,7 +1995,27 @@
           <w:sz w:val="18"/>
           <w:szCs w:val="18"/>
         </w:rPr>
-        <w:t>Chức năng chính c</w:t>
+        <w:t xml:space="preserve">Chức năng </w:t>
+      </w:r>
+      <w:proofErr w:type="spellStart"/>
+      <w:r>
+        <w:rPr>
+          <w:rFonts w:ascii="Menlo" w:eastAsia="Times New Roman" w:hAnsi="Menlo" w:cs="Menlo"/>
+          <w:color w:val="CCCCCC"/>
+          <w:sz w:val="18"/>
+          <w:szCs w:val="18"/>
+        </w:rPr>
+        <w:t>chính</w:t>
+      </w:r>
+      <w:proofErr w:type="spellEnd"/>
+      <w:r>
+        <w:rPr>
+          <w:rFonts w:ascii="Menlo" w:eastAsia="Times New Roman" w:hAnsi="Menlo" w:cs="Menlo"/>
+          <w:color w:val="CCCCCC"/>
+          <w:sz w:val="18"/>
+          <w:szCs w:val="18"/>
+        </w:rPr>
+        <w:t xml:space="preserve"> c</w:t>
       </w:r>
       <w:r>
         <w:rPr>
@@ -620,7 +2033,37 @@
           <w:sz w:val="18"/>
           <w:szCs w:val="18"/>
         </w:rPr>
-        <w:t>a hệ th</w:t>
+        <w:t xml:space="preserve">a </w:t>
+      </w:r>
+      <w:proofErr w:type="spellStart"/>
+      <w:r>
+        <w:rPr>
+          <w:rFonts w:ascii="Menlo" w:eastAsia="Times New Roman" w:hAnsi="Menlo" w:cs="Menlo"/>
+          <w:color w:val="CCCCCC"/>
+          <w:sz w:val="18"/>
+          <w:szCs w:val="18"/>
+        </w:rPr>
+        <w:t>hệ</w:t>
+      </w:r>
+      <w:proofErr w:type="spellEnd"/>
+      <w:r>
+        <w:rPr>
+          <w:rFonts w:ascii="Menlo" w:eastAsia="Times New Roman" w:hAnsi="Menlo" w:cs="Menlo"/>
+          <w:color w:val="CCCCCC"/>
+          <w:sz w:val="18"/>
+          <w:szCs w:val="18"/>
+        </w:rPr>
+        <w:t xml:space="preserve"> </w:t>
+      </w:r>
+      <w:proofErr w:type="spellStart"/>
+      <w:r>
+        <w:rPr>
+          <w:rFonts w:ascii="Menlo" w:eastAsia="Times New Roman" w:hAnsi="Menlo" w:cs="Menlo"/>
+          <w:color w:val="CCCCCC"/>
+          <w:sz w:val="18"/>
+          <w:szCs w:val="18"/>
+        </w:rPr>
+        <w:t>th</w:t>
       </w:r>
       <w:r>
         <w:rPr>
@@ -640,6 +2083,7 @@
         </w:rPr>
         <w:t>ng</w:t>
       </w:r>
+      <w:proofErr w:type="spellEnd"/>
     </w:p>
     <w:p>
       <w:pPr>
@@ -901,7 +2345,29 @@
           <w:szCs w:val="18"/>
           <w:highlight w:val="darkYellow"/>
         </w:rPr>
-        <w:t xml:space="preserve">   Handle the background jobs and asynchronous event (notification, data, synchronization)</w:t>
+        <w:t xml:space="preserve">   Handle the background jobs and asynchronous event (notification, data, </w:t>
+      </w:r>
+      <w:proofErr w:type="gramStart"/>
+      <w:r>
+        <w:rPr>
+          <w:rFonts w:ascii="Menlo" w:eastAsia="Times New Roman" w:hAnsi="Menlo" w:cs="Menlo"/>
+          <w:color w:val="CCCCCC"/>
+          <w:sz w:val="18"/>
+          <w:szCs w:val="18"/>
+          <w:highlight w:val="darkYellow"/>
+        </w:rPr>
+        <w:t>synchronization</w:t>
+      </w:r>
+      <w:proofErr w:type="gramEnd"/>
+      <w:r>
+        <w:rPr>
+          <w:rFonts w:ascii="Menlo" w:eastAsia="Times New Roman" w:hAnsi="Menlo" w:cs="Menlo"/>
+          <w:color w:val="CCCCCC"/>
+          <w:sz w:val="18"/>
+          <w:szCs w:val="18"/>
+          <w:highlight w:val="darkYellow"/>
+        </w:rPr>
+        <w:t>)</w:t>
       </w:r>
     </w:p>
     <w:p>
@@ -978,14 +2444,77 @@
           <w:szCs w:val="18"/>
         </w:rPr>
       </w:pPr>
-      <w:r>
-        <w:rPr>
-          <w:rFonts w:ascii="Menlo" w:eastAsia="Times New Roman" w:hAnsi="Menlo" w:cs="Menlo"/>
-          <w:color w:val="CCCCCC"/>
-          <w:sz w:val="18"/>
-          <w:szCs w:val="18"/>
-        </w:rPr>
-        <w:t>Xây dựng backend theo ki</w:t>
+      <w:proofErr w:type="spellStart"/>
+      <w:r>
+        <w:rPr>
+          <w:rFonts w:ascii="Menlo" w:eastAsia="Times New Roman" w:hAnsi="Menlo" w:cs="Menlo"/>
+          <w:color w:val="CCCCCC"/>
+          <w:sz w:val="18"/>
+          <w:szCs w:val="18"/>
+        </w:rPr>
+        <w:t>Xây</w:t>
+      </w:r>
+      <w:proofErr w:type="spellEnd"/>
+      <w:r>
+        <w:rPr>
+          <w:rFonts w:ascii="Menlo" w:eastAsia="Times New Roman" w:hAnsi="Menlo" w:cs="Menlo"/>
+          <w:color w:val="CCCCCC"/>
+          <w:sz w:val="18"/>
+          <w:szCs w:val="18"/>
+        </w:rPr>
+        <w:t xml:space="preserve"> </w:t>
+      </w:r>
+      <w:proofErr w:type="spellStart"/>
+      <w:r>
+        <w:rPr>
+          <w:rFonts w:ascii="Menlo" w:eastAsia="Times New Roman" w:hAnsi="Menlo" w:cs="Menlo"/>
+          <w:color w:val="CCCCCC"/>
+          <w:sz w:val="18"/>
+          <w:szCs w:val="18"/>
+        </w:rPr>
+        <w:t>dựng</w:t>
+      </w:r>
+      <w:proofErr w:type="spellEnd"/>
+      <w:r>
+        <w:rPr>
+          <w:rFonts w:ascii="Menlo" w:eastAsia="Times New Roman" w:hAnsi="Menlo" w:cs="Menlo"/>
+          <w:color w:val="CCCCCC"/>
+          <w:sz w:val="18"/>
+          <w:szCs w:val="18"/>
+        </w:rPr>
+        <w:t xml:space="preserve"> backend </w:t>
+      </w:r>
+      <w:proofErr w:type="spellStart"/>
+      <w:proofErr w:type="gramStart"/>
+      <w:r>
+        <w:rPr>
+          <w:rFonts w:ascii="Menlo" w:eastAsia="Times New Roman" w:hAnsi="Menlo" w:cs="Menlo"/>
+          <w:color w:val="CCCCCC"/>
+          <w:sz w:val="18"/>
+          <w:szCs w:val="18"/>
+        </w:rPr>
+        <w:t>theo</w:t>
+      </w:r>
+      <w:proofErr w:type="spellEnd"/>
+      <w:proofErr w:type="gramEnd"/>
+      <w:r>
+        <w:rPr>
+          <w:rFonts w:ascii="Menlo" w:eastAsia="Times New Roman" w:hAnsi="Menlo" w:cs="Menlo"/>
+          <w:color w:val="CCCCCC"/>
+          <w:sz w:val="18"/>
+          <w:szCs w:val="18"/>
+        </w:rPr>
+        <w:t xml:space="preserve"> </w:t>
+      </w:r>
+      <w:proofErr w:type="spellStart"/>
+      <w:r>
+        <w:rPr>
+          <w:rFonts w:ascii="Menlo" w:eastAsia="Times New Roman" w:hAnsi="Menlo" w:cs="Menlo"/>
+          <w:color w:val="CCCCCC"/>
+          <w:sz w:val="18"/>
+          <w:szCs w:val="18"/>
+        </w:rPr>
+        <w:t>ki</w:t>
       </w:r>
       <w:r>
         <w:rPr>
@@ -1003,7 +2532,47 @@
           <w:sz w:val="18"/>
           <w:szCs w:val="18"/>
         </w:rPr>
-        <w:t>n trúc API, x</w:t>
+        <w:t>n</w:t>
+      </w:r>
+      <w:proofErr w:type="spellEnd"/>
+      <w:r>
+        <w:rPr>
+          <w:rFonts w:ascii="Menlo" w:eastAsia="Times New Roman" w:hAnsi="Menlo" w:cs="Menlo"/>
+          <w:color w:val="CCCCCC"/>
+          <w:sz w:val="18"/>
+          <w:szCs w:val="18"/>
+        </w:rPr>
+        <w:t xml:space="preserve"> </w:t>
+      </w:r>
+      <w:proofErr w:type="spellStart"/>
+      <w:r>
+        <w:rPr>
+          <w:rFonts w:ascii="Menlo" w:eastAsia="Times New Roman" w:hAnsi="Menlo" w:cs="Menlo"/>
+          <w:color w:val="CCCCCC"/>
+          <w:sz w:val="18"/>
+          <w:szCs w:val="18"/>
+        </w:rPr>
+        <w:t>trúc</w:t>
+      </w:r>
+      <w:proofErr w:type="spellEnd"/>
+      <w:r>
+        <w:rPr>
+          <w:rFonts w:ascii="Menlo" w:eastAsia="Times New Roman" w:hAnsi="Menlo" w:cs="Menlo"/>
+          <w:color w:val="CCCCCC"/>
+          <w:sz w:val="18"/>
+          <w:szCs w:val="18"/>
+        </w:rPr>
+        <w:t xml:space="preserve"> API, </w:t>
+      </w:r>
+      <w:proofErr w:type="spellStart"/>
+      <w:r>
+        <w:rPr>
+          <w:rFonts w:ascii="Menlo" w:eastAsia="Times New Roman" w:hAnsi="Menlo" w:cs="Menlo"/>
+          <w:color w:val="CCCCCC"/>
+          <w:sz w:val="18"/>
+          <w:szCs w:val="18"/>
+        </w:rPr>
+        <w:t>x</w:t>
       </w:r>
       <w:r>
         <w:rPr>
@@ -1014,14 +2583,185 @@
         </w:rPr>
         <w:t>ử</w:t>
       </w:r>
-      <w:r>
-        <w:rPr>
-          <w:rFonts w:ascii="Menlo" w:eastAsia="Times New Roman" w:hAnsi="Menlo" w:cs="Menlo"/>
-          <w:color w:val="CCCCCC"/>
-          <w:sz w:val="18"/>
-          <w:szCs w:val="18"/>
-        </w:rPr>
-        <w:t xml:space="preserve"> lý toàn bộ logic nghiệp vụ, xác thực, phân quy</w:t>
+      <w:proofErr w:type="spellEnd"/>
+      <w:r>
+        <w:rPr>
+          <w:rFonts w:ascii="Menlo" w:eastAsia="Times New Roman" w:hAnsi="Menlo" w:cs="Menlo"/>
+          <w:color w:val="CCCCCC"/>
+          <w:sz w:val="18"/>
+          <w:szCs w:val="18"/>
+        </w:rPr>
+        <w:t xml:space="preserve"> </w:t>
+      </w:r>
+      <w:proofErr w:type="spellStart"/>
+      <w:r>
+        <w:rPr>
+          <w:rFonts w:ascii="Menlo" w:eastAsia="Times New Roman" w:hAnsi="Menlo" w:cs="Menlo"/>
+          <w:color w:val="CCCCCC"/>
+          <w:sz w:val="18"/>
+          <w:szCs w:val="18"/>
+        </w:rPr>
+        <w:t>lý</w:t>
+      </w:r>
+      <w:proofErr w:type="spellEnd"/>
+      <w:r>
+        <w:rPr>
+          <w:rFonts w:ascii="Menlo" w:eastAsia="Times New Roman" w:hAnsi="Menlo" w:cs="Menlo"/>
+          <w:color w:val="CCCCCC"/>
+          <w:sz w:val="18"/>
+          <w:szCs w:val="18"/>
+        </w:rPr>
+        <w:t xml:space="preserve"> </w:t>
+      </w:r>
+      <w:proofErr w:type="spellStart"/>
+      <w:r>
+        <w:rPr>
+          <w:rFonts w:ascii="Menlo" w:eastAsia="Times New Roman" w:hAnsi="Menlo" w:cs="Menlo"/>
+          <w:color w:val="CCCCCC"/>
+          <w:sz w:val="18"/>
+          <w:szCs w:val="18"/>
+        </w:rPr>
+        <w:t>toàn</w:t>
+      </w:r>
+      <w:proofErr w:type="spellEnd"/>
+      <w:r>
+        <w:rPr>
+          <w:rFonts w:ascii="Menlo" w:eastAsia="Times New Roman" w:hAnsi="Menlo" w:cs="Menlo"/>
+          <w:color w:val="CCCCCC"/>
+          <w:sz w:val="18"/>
+          <w:szCs w:val="18"/>
+        </w:rPr>
+        <w:t xml:space="preserve"> </w:t>
+      </w:r>
+      <w:proofErr w:type="spellStart"/>
+      <w:r>
+        <w:rPr>
+          <w:rFonts w:ascii="Menlo" w:eastAsia="Times New Roman" w:hAnsi="Menlo" w:cs="Menlo"/>
+          <w:color w:val="CCCCCC"/>
+          <w:sz w:val="18"/>
+          <w:szCs w:val="18"/>
+        </w:rPr>
+        <w:t>bộ</w:t>
+      </w:r>
+      <w:proofErr w:type="spellEnd"/>
+      <w:r>
+        <w:rPr>
+          <w:rFonts w:ascii="Menlo" w:eastAsia="Times New Roman" w:hAnsi="Menlo" w:cs="Menlo"/>
+          <w:color w:val="CCCCCC"/>
+          <w:sz w:val="18"/>
+          <w:szCs w:val="18"/>
+        </w:rPr>
+        <w:t xml:space="preserve"> logic </w:t>
+      </w:r>
+      <w:proofErr w:type="spellStart"/>
+      <w:r>
+        <w:rPr>
+          <w:rFonts w:ascii="Menlo" w:eastAsia="Times New Roman" w:hAnsi="Menlo" w:cs="Menlo"/>
+          <w:color w:val="CCCCCC"/>
+          <w:sz w:val="18"/>
+          <w:szCs w:val="18"/>
+        </w:rPr>
+        <w:t>nghiệp</w:t>
+      </w:r>
+      <w:proofErr w:type="spellEnd"/>
+      <w:r>
+        <w:rPr>
+          <w:rFonts w:ascii="Menlo" w:eastAsia="Times New Roman" w:hAnsi="Menlo" w:cs="Menlo"/>
+          <w:color w:val="CCCCCC"/>
+          <w:sz w:val="18"/>
+          <w:szCs w:val="18"/>
+        </w:rPr>
+        <w:t xml:space="preserve"> </w:t>
+      </w:r>
+      <w:proofErr w:type="spellStart"/>
+      <w:r>
+        <w:rPr>
+          <w:rFonts w:ascii="Menlo" w:eastAsia="Times New Roman" w:hAnsi="Menlo" w:cs="Menlo"/>
+          <w:color w:val="CCCCCC"/>
+          <w:sz w:val="18"/>
+          <w:szCs w:val="18"/>
+        </w:rPr>
+        <w:t>vụ</w:t>
+      </w:r>
+      <w:proofErr w:type="spellEnd"/>
+      <w:r>
+        <w:rPr>
+          <w:rFonts w:ascii="Menlo" w:eastAsia="Times New Roman" w:hAnsi="Menlo" w:cs="Menlo"/>
+          <w:color w:val="CCCCCC"/>
+          <w:sz w:val="18"/>
+          <w:szCs w:val="18"/>
+        </w:rPr>
+        <w:t xml:space="preserve">, </w:t>
+      </w:r>
+      <w:proofErr w:type="spellStart"/>
+      <w:r>
+        <w:rPr>
+          <w:rFonts w:ascii="Menlo" w:eastAsia="Times New Roman" w:hAnsi="Menlo" w:cs="Menlo"/>
+          <w:color w:val="CCCCCC"/>
+          <w:sz w:val="18"/>
+          <w:szCs w:val="18"/>
+        </w:rPr>
+        <w:t>xác</w:t>
+      </w:r>
+      <w:proofErr w:type="spellEnd"/>
+      <w:r>
+        <w:rPr>
+          <w:rFonts w:ascii="Menlo" w:eastAsia="Times New Roman" w:hAnsi="Menlo" w:cs="Menlo"/>
+          <w:color w:val="CCCCCC"/>
+          <w:sz w:val="18"/>
+          <w:szCs w:val="18"/>
+        </w:rPr>
+        <w:t xml:space="preserve"> </w:t>
+      </w:r>
+      <w:proofErr w:type="spellStart"/>
+      <w:r>
+        <w:rPr>
+          <w:rFonts w:ascii="Menlo" w:eastAsia="Times New Roman" w:hAnsi="Menlo" w:cs="Menlo"/>
+          <w:color w:val="CCCCCC"/>
+          <w:sz w:val="18"/>
+          <w:szCs w:val="18"/>
+        </w:rPr>
+        <w:t>thực</w:t>
+      </w:r>
+      <w:proofErr w:type="spellEnd"/>
+      <w:r>
+        <w:rPr>
+          <w:rFonts w:ascii="Menlo" w:eastAsia="Times New Roman" w:hAnsi="Menlo" w:cs="Menlo"/>
+          <w:color w:val="CCCCCC"/>
+          <w:sz w:val="18"/>
+          <w:szCs w:val="18"/>
+        </w:rPr>
+        <w:t xml:space="preserve">, </w:t>
+      </w:r>
+      <w:proofErr w:type="spellStart"/>
+      <w:r>
+        <w:rPr>
+          <w:rFonts w:ascii="Menlo" w:eastAsia="Times New Roman" w:hAnsi="Menlo" w:cs="Menlo"/>
+          <w:color w:val="CCCCCC"/>
+          <w:sz w:val="18"/>
+          <w:szCs w:val="18"/>
+        </w:rPr>
+        <w:t>phân</w:t>
+      </w:r>
+      <w:proofErr w:type="spellEnd"/>
+      <w:r>
+        <w:rPr>
+          <w:rFonts w:ascii="Menlo" w:eastAsia="Times New Roman" w:hAnsi="Menlo" w:cs="Menlo"/>
+          <w:color w:val="CCCCCC"/>
+          <w:sz w:val="18"/>
+          <w:szCs w:val="18"/>
+        </w:rPr>
+        <w:t xml:space="preserve"> </w:t>
+      </w:r>
+      <w:proofErr w:type="spellStart"/>
+      <w:r>
+        <w:rPr>
+          <w:rFonts w:ascii="Menlo" w:eastAsia="Times New Roman" w:hAnsi="Menlo" w:cs="Menlo"/>
+          <w:color w:val="CCCCCC"/>
+          <w:sz w:val="18"/>
+          <w:szCs w:val="18"/>
+        </w:rPr>
+        <w:t>quy</w:t>
       </w:r>
       <w:r>
         <w:rPr>
@@ -1039,7 +2779,47 @@
           <w:sz w:val="18"/>
           <w:szCs w:val="18"/>
         </w:rPr>
-        <w:t>n và cung c</w:t>
+        <w:t>n</w:t>
+      </w:r>
+      <w:proofErr w:type="spellEnd"/>
+      <w:r>
+        <w:rPr>
+          <w:rFonts w:ascii="Menlo" w:eastAsia="Times New Roman" w:hAnsi="Menlo" w:cs="Menlo"/>
+          <w:color w:val="CCCCCC"/>
+          <w:sz w:val="18"/>
+          <w:szCs w:val="18"/>
+        </w:rPr>
+        <w:t xml:space="preserve"> và </w:t>
+      </w:r>
+      <w:proofErr w:type="spellStart"/>
+      <w:r>
+        <w:rPr>
+          <w:rFonts w:ascii="Menlo" w:eastAsia="Times New Roman" w:hAnsi="Menlo" w:cs="Menlo"/>
+          <w:color w:val="CCCCCC"/>
+          <w:sz w:val="18"/>
+          <w:szCs w:val="18"/>
+        </w:rPr>
+        <w:t>cung</w:t>
+      </w:r>
+      <w:proofErr w:type="spellEnd"/>
+      <w:r>
+        <w:rPr>
+          <w:rFonts w:ascii="Menlo" w:eastAsia="Times New Roman" w:hAnsi="Menlo" w:cs="Menlo"/>
+          <w:color w:val="CCCCCC"/>
+          <w:sz w:val="18"/>
+          <w:szCs w:val="18"/>
+        </w:rPr>
+        <w:t xml:space="preserve"> </w:t>
+      </w:r>
+      <w:proofErr w:type="spellStart"/>
+      <w:r>
+        <w:rPr>
+          <w:rFonts w:ascii="Menlo" w:eastAsia="Times New Roman" w:hAnsi="Menlo" w:cs="Menlo"/>
+          <w:color w:val="CCCCCC"/>
+          <w:sz w:val="18"/>
+          <w:szCs w:val="18"/>
+        </w:rPr>
+        <w:t>c</w:t>
       </w:r>
       <w:r>
         <w:rPr>
@@ -1057,7 +2837,87 @@
           <w:sz w:val="18"/>
           <w:szCs w:val="18"/>
         </w:rPr>
-        <w:t>p dữ liệu cho frontend. Thi</w:t>
+        <w:t>p</w:t>
+      </w:r>
+      <w:proofErr w:type="spellEnd"/>
+      <w:r>
+        <w:rPr>
+          <w:rFonts w:ascii="Menlo" w:eastAsia="Times New Roman" w:hAnsi="Menlo" w:cs="Menlo"/>
+          <w:color w:val="CCCCCC"/>
+          <w:sz w:val="18"/>
+          <w:szCs w:val="18"/>
+        </w:rPr>
+        <w:t xml:space="preserve"> </w:t>
+      </w:r>
+      <w:proofErr w:type="spellStart"/>
+      <w:r>
+        <w:rPr>
+          <w:rFonts w:ascii="Menlo" w:eastAsia="Times New Roman" w:hAnsi="Menlo" w:cs="Menlo"/>
+          <w:color w:val="CCCCCC"/>
+          <w:sz w:val="18"/>
+          <w:szCs w:val="18"/>
+        </w:rPr>
+        <w:t>dữ</w:t>
+      </w:r>
+      <w:proofErr w:type="spellEnd"/>
+      <w:r>
+        <w:rPr>
+          <w:rFonts w:ascii="Menlo" w:eastAsia="Times New Roman" w:hAnsi="Menlo" w:cs="Menlo"/>
+          <w:color w:val="CCCCCC"/>
+          <w:sz w:val="18"/>
+          <w:szCs w:val="18"/>
+        </w:rPr>
+        <w:t xml:space="preserve"> </w:t>
+      </w:r>
+      <w:proofErr w:type="spellStart"/>
+      <w:r>
+        <w:rPr>
+          <w:rFonts w:ascii="Menlo" w:eastAsia="Times New Roman" w:hAnsi="Menlo" w:cs="Menlo"/>
+          <w:color w:val="CCCCCC"/>
+          <w:sz w:val="18"/>
+          <w:szCs w:val="18"/>
+        </w:rPr>
+        <w:t>liệu</w:t>
+      </w:r>
+      <w:proofErr w:type="spellEnd"/>
+      <w:r>
+        <w:rPr>
+          <w:rFonts w:ascii="Menlo" w:eastAsia="Times New Roman" w:hAnsi="Menlo" w:cs="Menlo"/>
+          <w:color w:val="CCCCCC"/>
+          <w:sz w:val="18"/>
+          <w:szCs w:val="18"/>
+        </w:rPr>
+        <w:t xml:space="preserve"> </w:t>
+      </w:r>
+      <w:proofErr w:type="spellStart"/>
+      <w:r>
+        <w:rPr>
+          <w:rFonts w:ascii="Menlo" w:eastAsia="Times New Roman" w:hAnsi="Menlo" w:cs="Menlo"/>
+          <w:color w:val="CCCCCC"/>
+          <w:sz w:val="18"/>
+          <w:szCs w:val="18"/>
+        </w:rPr>
+        <w:t>cho</w:t>
+      </w:r>
+      <w:proofErr w:type="spellEnd"/>
+      <w:r>
+        <w:rPr>
+          <w:rFonts w:ascii="Menlo" w:eastAsia="Times New Roman" w:hAnsi="Menlo" w:cs="Menlo"/>
+          <w:color w:val="CCCCCC"/>
+          <w:sz w:val="18"/>
+          <w:szCs w:val="18"/>
+        </w:rPr>
+        <w:t xml:space="preserve"> frontend. </w:t>
+      </w:r>
+      <w:proofErr w:type="spellStart"/>
+      <w:r>
+        <w:rPr>
+          <w:rFonts w:ascii="Menlo" w:eastAsia="Times New Roman" w:hAnsi="Menlo" w:cs="Menlo"/>
+          <w:color w:val="CCCCCC"/>
+          <w:sz w:val="18"/>
+          <w:szCs w:val="18"/>
+        </w:rPr>
+        <w:t>Thi</w:t>
       </w:r>
       <w:r>
         <w:rPr>
@@ -1075,7 +2935,27 @@
           <w:sz w:val="18"/>
           <w:szCs w:val="18"/>
         </w:rPr>
-        <w:t>t k</w:t>
+        <w:t>t</w:t>
+      </w:r>
+      <w:proofErr w:type="spellEnd"/>
+      <w:r>
+        <w:rPr>
+          <w:rFonts w:ascii="Menlo" w:eastAsia="Times New Roman" w:hAnsi="Menlo" w:cs="Menlo"/>
+          <w:color w:val="CCCCCC"/>
+          <w:sz w:val="18"/>
+          <w:szCs w:val="18"/>
+        </w:rPr>
+        <w:t xml:space="preserve"> </w:t>
+      </w:r>
+      <w:proofErr w:type="spellStart"/>
+      <w:r>
+        <w:rPr>
+          <w:rFonts w:ascii="Menlo" w:eastAsia="Times New Roman" w:hAnsi="Menlo" w:cs="Menlo"/>
+          <w:color w:val="CCCCCC"/>
+          <w:sz w:val="18"/>
+          <w:szCs w:val="18"/>
+        </w:rPr>
+        <w:t>k</w:t>
       </w:r>
       <w:r>
         <w:rPr>
@@ -1086,14 +2966,25 @@
         </w:rPr>
         <w:t>ế</w:t>
       </w:r>
-      <w:r>
-        <w:rPr>
-          <w:rFonts w:ascii="Menlo" w:eastAsia="Times New Roman" w:hAnsi="Menlo" w:cs="Menlo"/>
-          <w:color w:val="CCCCCC"/>
-          <w:sz w:val="18"/>
-          <w:szCs w:val="18"/>
-        </w:rPr>
-        <w:t xml:space="preserve"> API chu</w:t>
+      <w:proofErr w:type="spellEnd"/>
+      <w:r>
+        <w:rPr>
+          <w:rFonts w:ascii="Menlo" w:eastAsia="Times New Roman" w:hAnsi="Menlo" w:cs="Menlo"/>
+          <w:color w:val="CCCCCC"/>
+          <w:sz w:val="18"/>
+          <w:szCs w:val="18"/>
+        </w:rPr>
+        <w:t xml:space="preserve"> API </w:t>
+      </w:r>
+      <w:proofErr w:type="spellStart"/>
+      <w:r>
+        <w:rPr>
+          <w:rFonts w:ascii="Menlo" w:eastAsia="Times New Roman" w:hAnsi="Menlo" w:cs="Menlo"/>
+          <w:color w:val="CCCCCC"/>
+          <w:sz w:val="18"/>
+          <w:szCs w:val="18"/>
+        </w:rPr>
+        <w:t>chu</w:t>
       </w:r>
       <w:r>
         <w:rPr>
@@ -1111,7 +3002,17 @@
           <w:sz w:val="18"/>
           <w:szCs w:val="18"/>
         </w:rPr>
-        <w:t>n REST, d</w:t>
+        <w:t>n</w:t>
+      </w:r>
+      <w:proofErr w:type="spellEnd"/>
+      <w:r>
+        <w:rPr>
+          <w:rFonts w:ascii="Menlo" w:eastAsia="Times New Roman" w:hAnsi="Menlo" w:cs="Menlo"/>
+          <w:color w:val="CCCCCC"/>
+          <w:sz w:val="18"/>
+          <w:szCs w:val="18"/>
+        </w:rPr>
+        <w:t xml:space="preserve"> REST, d</w:t>
       </w:r>
       <w:r>
         <w:rPr>
@@ -1129,7 +3030,17 @@
           <w:sz w:val="18"/>
           <w:szCs w:val="18"/>
         </w:rPr>
-        <w:t xml:space="preserve"> m</w:t>
+        <w:t xml:space="preserve"> </w:t>
+      </w:r>
+      <w:proofErr w:type="spellStart"/>
+      <w:r>
+        <w:rPr>
+          <w:rFonts w:ascii="Menlo" w:eastAsia="Times New Roman" w:hAnsi="Menlo" w:cs="Menlo"/>
+          <w:color w:val="CCCCCC"/>
+          <w:sz w:val="18"/>
+          <w:szCs w:val="18"/>
+        </w:rPr>
+        <w:t>m</w:t>
       </w:r>
       <w:r>
         <w:rPr>
@@ -1140,14 +3051,75 @@
         </w:rPr>
         <w:t>ở</w:t>
       </w:r>
-      <w:r>
-        <w:rPr>
-          <w:rFonts w:ascii="Menlo" w:eastAsia="Times New Roman" w:hAnsi="Menlo" w:cs="Menlo"/>
-          <w:color w:val="CCCCCC"/>
-          <w:sz w:val="18"/>
-          <w:szCs w:val="18"/>
-        </w:rPr>
-        <w:t xml:space="preserve"> rộng và tích hợp.</w:t>
+      <w:proofErr w:type="spellEnd"/>
+      <w:r>
+        <w:rPr>
+          <w:rFonts w:ascii="Menlo" w:eastAsia="Times New Roman" w:hAnsi="Menlo" w:cs="Menlo"/>
+          <w:color w:val="CCCCCC"/>
+          <w:sz w:val="18"/>
+          <w:szCs w:val="18"/>
+        </w:rPr>
+        <w:t xml:space="preserve"> </w:t>
+      </w:r>
+      <w:proofErr w:type="spellStart"/>
+      <w:r>
+        <w:rPr>
+          <w:rFonts w:ascii="Menlo" w:eastAsia="Times New Roman" w:hAnsi="Menlo" w:cs="Menlo"/>
+          <w:color w:val="CCCCCC"/>
+          <w:sz w:val="18"/>
+          <w:szCs w:val="18"/>
+        </w:rPr>
+        <w:t>rộng</w:t>
+      </w:r>
+      <w:proofErr w:type="spellEnd"/>
+      <w:r>
+        <w:rPr>
+          <w:rFonts w:ascii="Menlo" w:eastAsia="Times New Roman" w:hAnsi="Menlo" w:cs="Menlo"/>
+          <w:color w:val="CCCCCC"/>
+          <w:sz w:val="18"/>
+          <w:szCs w:val="18"/>
+        </w:rPr>
+        <w:t xml:space="preserve"> và </w:t>
+      </w:r>
+      <w:proofErr w:type="spellStart"/>
+      <w:r>
+        <w:rPr>
+          <w:rFonts w:ascii="Menlo" w:eastAsia="Times New Roman" w:hAnsi="Menlo" w:cs="Menlo"/>
+          <w:color w:val="CCCCCC"/>
+          <w:sz w:val="18"/>
+          <w:szCs w:val="18"/>
+        </w:rPr>
+        <w:t>tích</w:t>
+      </w:r>
+      <w:proofErr w:type="spellEnd"/>
+      <w:r>
+        <w:rPr>
+          <w:rFonts w:ascii="Menlo" w:eastAsia="Times New Roman" w:hAnsi="Menlo" w:cs="Menlo"/>
+          <w:color w:val="CCCCCC"/>
+          <w:sz w:val="18"/>
+          <w:szCs w:val="18"/>
+        </w:rPr>
+        <w:t xml:space="preserve"> </w:t>
+      </w:r>
+      <w:proofErr w:type="spellStart"/>
+      <w:r>
+        <w:rPr>
+          <w:rFonts w:ascii="Menlo" w:eastAsia="Times New Roman" w:hAnsi="Menlo" w:cs="Menlo"/>
+          <w:color w:val="CCCCCC"/>
+          <w:sz w:val="18"/>
+          <w:szCs w:val="18"/>
+        </w:rPr>
+        <w:t>hợp</w:t>
+      </w:r>
+      <w:proofErr w:type="spellEnd"/>
+      <w:r>
+        <w:rPr>
+          <w:rFonts w:ascii="Menlo" w:eastAsia="Times New Roman" w:hAnsi="Menlo" w:cs="Menlo"/>
+          <w:color w:val="CCCCCC"/>
+          <w:sz w:val="18"/>
+          <w:szCs w:val="18"/>
+        </w:rPr>
+        <w:t>.</w:t>
       </w:r>
     </w:p>
     <w:p>
@@ -1179,7 +3151,51 @@
           <w:szCs w:val="18"/>
           <w:highlight w:val="darkYellow"/>
         </w:rPr>
-        <w:t xml:space="preserve">   Build the API server, handle the business logic, authentication, authorization, retrieve the data from db and return back to Frontend.</w:t>
+        <w:t xml:space="preserve">   Build the API server, handle the business logic, authentication, authorization, retrieve the data from </w:t>
+      </w:r>
+      <w:proofErr w:type="spellStart"/>
+      <w:r>
+        <w:rPr>
+          <w:rFonts w:ascii="Menlo" w:eastAsia="Times New Roman" w:hAnsi="Menlo" w:cs="Menlo"/>
+          <w:color w:val="CCCCCC"/>
+          <w:sz w:val="18"/>
+          <w:szCs w:val="18"/>
+          <w:highlight w:val="darkYellow"/>
+        </w:rPr>
+        <w:t>db</w:t>
+      </w:r>
+      <w:proofErr w:type="spellEnd"/>
+      <w:r>
+        <w:rPr>
+          <w:rFonts w:ascii="Menlo" w:eastAsia="Times New Roman" w:hAnsi="Menlo" w:cs="Menlo"/>
+          <w:color w:val="CCCCCC"/>
+          <w:sz w:val="18"/>
+          <w:szCs w:val="18"/>
+          <w:highlight w:val="darkYellow"/>
+        </w:rPr>
+        <w:t xml:space="preserve"> and </w:t>
+      </w:r>
+      <w:proofErr w:type="gramStart"/>
+      <w:r>
+        <w:rPr>
+          <w:rFonts w:ascii="Menlo" w:eastAsia="Times New Roman" w:hAnsi="Menlo" w:cs="Menlo"/>
+          <w:color w:val="CCCCCC"/>
+          <w:sz w:val="18"/>
+          <w:szCs w:val="18"/>
+          <w:highlight w:val="darkYellow"/>
+        </w:rPr>
+        <w:t>return back</w:t>
+      </w:r>
+      <w:proofErr w:type="gramEnd"/>
+      <w:r>
+        <w:rPr>
+          <w:rFonts w:ascii="Menlo" w:eastAsia="Times New Roman" w:hAnsi="Menlo" w:cs="Menlo"/>
+          <w:color w:val="CCCCCC"/>
+          <w:sz w:val="18"/>
+          <w:szCs w:val="18"/>
+          <w:highlight w:val="darkYellow"/>
+        </w:rPr>
+        <w:t xml:space="preserve"> to Frontend.</w:t>
       </w:r>
     </w:p>
     <w:p>
@@ -1214,14 +3230,135 @@
           <w:szCs w:val="18"/>
         </w:rPr>
       </w:pPr>
-      <w:r>
-        <w:rPr>
-          <w:rFonts w:ascii="Menlo" w:eastAsia="Times New Roman" w:hAnsi="Menlo" w:cs="Menlo"/>
-          <w:color w:val="CCCCCC"/>
-          <w:sz w:val="18"/>
-          <w:szCs w:val="18"/>
-        </w:rPr>
-        <w:t>Lưu trữ dữ liệu nghiệp vụ như s</w:t>
+      <w:proofErr w:type="spellStart"/>
+      <w:r>
+        <w:rPr>
+          <w:rFonts w:ascii="Menlo" w:eastAsia="Times New Roman" w:hAnsi="Menlo" w:cs="Menlo"/>
+          <w:color w:val="CCCCCC"/>
+          <w:sz w:val="18"/>
+          <w:szCs w:val="18"/>
+        </w:rPr>
+        <w:t>Lưu</w:t>
+      </w:r>
+      <w:proofErr w:type="spellEnd"/>
+      <w:r>
+        <w:rPr>
+          <w:rFonts w:ascii="Menlo" w:eastAsia="Times New Roman" w:hAnsi="Menlo" w:cs="Menlo"/>
+          <w:color w:val="CCCCCC"/>
+          <w:sz w:val="18"/>
+          <w:szCs w:val="18"/>
+        </w:rPr>
+        <w:t xml:space="preserve"> </w:t>
+      </w:r>
+      <w:proofErr w:type="spellStart"/>
+      <w:r>
+        <w:rPr>
+          <w:rFonts w:ascii="Menlo" w:eastAsia="Times New Roman" w:hAnsi="Menlo" w:cs="Menlo"/>
+          <w:color w:val="CCCCCC"/>
+          <w:sz w:val="18"/>
+          <w:szCs w:val="18"/>
+        </w:rPr>
+        <w:t>trữ</w:t>
+      </w:r>
+      <w:proofErr w:type="spellEnd"/>
+      <w:r>
+        <w:rPr>
+          <w:rFonts w:ascii="Menlo" w:eastAsia="Times New Roman" w:hAnsi="Menlo" w:cs="Menlo"/>
+          <w:color w:val="CCCCCC"/>
+          <w:sz w:val="18"/>
+          <w:szCs w:val="18"/>
+        </w:rPr>
+        <w:t xml:space="preserve"> </w:t>
+      </w:r>
+      <w:proofErr w:type="spellStart"/>
+      <w:r>
+        <w:rPr>
+          <w:rFonts w:ascii="Menlo" w:eastAsia="Times New Roman" w:hAnsi="Menlo" w:cs="Menlo"/>
+          <w:color w:val="CCCCCC"/>
+          <w:sz w:val="18"/>
+          <w:szCs w:val="18"/>
+        </w:rPr>
+        <w:t>dữ</w:t>
+      </w:r>
+      <w:proofErr w:type="spellEnd"/>
+      <w:r>
+        <w:rPr>
+          <w:rFonts w:ascii="Menlo" w:eastAsia="Times New Roman" w:hAnsi="Menlo" w:cs="Menlo"/>
+          <w:color w:val="CCCCCC"/>
+          <w:sz w:val="18"/>
+          <w:szCs w:val="18"/>
+        </w:rPr>
+        <w:t xml:space="preserve"> </w:t>
+      </w:r>
+      <w:proofErr w:type="spellStart"/>
+      <w:r>
+        <w:rPr>
+          <w:rFonts w:ascii="Menlo" w:eastAsia="Times New Roman" w:hAnsi="Menlo" w:cs="Menlo"/>
+          <w:color w:val="CCCCCC"/>
+          <w:sz w:val="18"/>
+          <w:szCs w:val="18"/>
+        </w:rPr>
+        <w:t>liệu</w:t>
+      </w:r>
+      <w:proofErr w:type="spellEnd"/>
+      <w:r>
+        <w:rPr>
+          <w:rFonts w:ascii="Menlo" w:eastAsia="Times New Roman" w:hAnsi="Menlo" w:cs="Menlo"/>
+          <w:color w:val="CCCCCC"/>
+          <w:sz w:val="18"/>
+          <w:szCs w:val="18"/>
+        </w:rPr>
+        <w:t xml:space="preserve"> </w:t>
+      </w:r>
+      <w:proofErr w:type="spellStart"/>
+      <w:r>
+        <w:rPr>
+          <w:rFonts w:ascii="Menlo" w:eastAsia="Times New Roman" w:hAnsi="Menlo" w:cs="Menlo"/>
+          <w:color w:val="CCCCCC"/>
+          <w:sz w:val="18"/>
+          <w:szCs w:val="18"/>
+        </w:rPr>
+        <w:t>nghiệp</w:t>
+      </w:r>
+      <w:proofErr w:type="spellEnd"/>
+      <w:r>
+        <w:rPr>
+          <w:rFonts w:ascii="Menlo" w:eastAsia="Times New Roman" w:hAnsi="Menlo" w:cs="Menlo"/>
+          <w:color w:val="CCCCCC"/>
+          <w:sz w:val="18"/>
+          <w:szCs w:val="18"/>
+        </w:rPr>
+        <w:t xml:space="preserve"> </w:t>
+      </w:r>
+      <w:proofErr w:type="spellStart"/>
+      <w:r>
+        <w:rPr>
+          <w:rFonts w:ascii="Menlo" w:eastAsia="Times New Roman" w:hAnsi="Menlo" w:cs="Menlo"/>
+          <w:color w:val="CCCCCC"/>
+          <w:sz w:val="18"/>
+          <w:szCs w:val="18"/>
+        </w:rPr>
+        <w:t>vụ</w:t>
+      </w:r>
+      <w:proofErr w:type="spellEnd"/>
+      <w:r>
+        <w:rPr>
+          <w:rFonts w:ascii="Menlo" w:eastAsia="Times New Roman" w:hAnsi="Menlo" w:cs="Menlo"/>
+          <w:color w:val="CCCCCC"/>
+          <w:sz w:val="18"/>
+          <w:szCs w:val="18"/>
+        </w:rPr>
+        <w:t xml:space="preserve"> như </w:t>
+      </w:r>
+      <w:proofErr w:type="spellStart"/>
+      <w:r>
+        <w:rPr>
+          <w:rFonts w:ascii="Menlo" w:eastAsia="Times New Roman" w:hAnsi="Menlo" w:cs="Menlo"/>
+          <w:color w:val="CCCCCC"/>
+          <w:sz w:val="18"/>
+          <w:szCs w:val="18"/>
+        </w:rPr>
+        <w:t>s</w:t>
       </w:r>
       <w:r>
         <w:rPr>
@@ -1239,7 +3376,27 @@
           <w:sz w:val="18"/>
           <w:szCs w:val="18"/>
         </w:rPr>
-        <w:t>n ph</w:t>
+        <w:t>n</w:t>
+      </w:r>
+      <w:proofErr w:type="spellEnd"/>
+      <w:r>
+        <w:rPr>
+          <w:rFonts w:ascii="Menlo" w:eastAsia="Times New Roman" w:hAnsi="Menlo" w:cs="Menlo"/>
+          <w:color w:val="CCCCCC"/>
+          <w:sz w:val="18"/>
+          <w:szCs w:val="18"/>
+        </w:rPr>
+        <w:t xml:space="preserve"> </w:t>
+      </w:r>
+      <w:proofErr w:type="spellStart"/>
+      <w:r>
+        <w:rPr>
+          <w:rFonts w:ascii="Menlo" w:eastAsia="Times New Roman" w:hAnsi="Menlo" w:cs="Menlo"/>
+          <w:color w:val="CCCCCC"/>
+          <w:sz w:val="18"/>
+          <w:szCs w:val="18"/>
+        </w:rPr>
+        <w:t>ph</w:t>
       </w:r>
       <w:r>
         <w:rPr>
@@ -1257,7 +3414,107 @@
           <w:sz w:val="18"/>
           <w:szCs w:val="18"/>
         </w:rPr>
-        <w:t>m, đơn hàng, khách hàng, t</w:t>
+        <w:t>m</w:t>
+      </w:r>
+      <w:proofErr w:type="spellEnd"/>
+      <w:r>
+        <w:rPr>
+          <w:rFonts w:ascii="Menlo" w:eastAsia="Times New Roman" w:hAnsi="Menlo" w:cs="Menlo"/>
+          <w:color w:val="CCCCCC"/>
+          <w:sz w:val="18"/>
+          <w:szCs w:val="18"/>
+        </w:rPr>
+        <w:t xml:space="preserve">, </w:t>
+      </w:r>
+      <w:proofErr w:type="spellStart"/>
+      <w:r>
+        <w:rPr>
+          <w:rFonts w:ascii="Menlo" w:eastAsia="Times New Roman" w:hAnsi="Menlo" w:cs="Menlo"/>
+          <w:color w:val="CCCCCC"/>
+          <w:sz w:val="18"/>
+          <w:szCs w:val="18"/>
+        </w:rPr>
+        <w:t>đơn</w:t>
+      </w:r>
+      <w:proofErr w:type="spellEnd"/>
+      <w:r>
+        <w:rPr>
+          <w:rFonts w:ascii="Menlo" w:eastAsia="Times New Roman" w:hAnsi="Menlo" w:cs="Menlo"/>
+          <w:color w:val="CCCCCC"/>
+          <w:sz w:val="18"/>
+          <w:szCs w:val="18"/>
+        </w:rPr>
+        <w:t xml:space="preserve"> </w:t>
+      </w:r>
+      <w:proofErr w:type="spellStart"/>
+      <w:r>
+        <w:rPr>
+          <w:rFonts w:ascii="Menlo" w:eastAsia="Times New Roman" w:hAnsi="Menlo" w:cs="Menlo"/>
+          <w:color w:val="CCCCCC"/>
+          <w:sz w:val="18"/>
+          <w:szCs w:val="18"/>
+        </w:rPr>
+        <w:t>hàng</w:t>
+      </w:r>
+      <w:proofErr w:type="spellEnd"/>
+      <w:r>
+        <w:rPr>
+          <w:rFonts w:ascii="Menlo" w:eastAsia="Times New Roman" w:hAnsi="Menlo" w:cs="Menlo"/>
+          <w:color w:val="CCCCCC"/>
+          <w:sz w:val="18"/>
+          <w:szCs w:val="18"/>
+        </w:rPr>
+        <w:t xml:space="preserve">, </w:t>
+      </w:r>
+      <w:proofErr w:type="spellStart"/>
+      <w:r>
+        <w:rPr>
+          <w:rFonts w:ascii="Menlo" w:eastAsia="Times New Roman" w:hAnsi="Menlo" w:cs="Menlo"/>
+          <w:color w:val="CCCCCC"/>
+          <w:sz w:val="18"/>
+          <w:szCs w:val="18"/>
+        </w:rPr>
+        <w:t>khách</w:t>
+      </w:r>
+      <w:proofErr w:type="spellEnd"/>
+      <w:r>
+        <w:rPr>
+          <w:rFonts w:ascii="Menlo" w:eastAsia="Times New Roman" w:hAnsi="Menlo" w:cs="Menlo"/>
+          <w:color w:val="CCCCCC"/>
+          <w:sz w:val="18"/>
+          <w:szCs w:val="18"/>
+        </w:rPr>
+        <w:t xml:space="preserve"> </w:t>
+      </w:r>
+      <w:proofErr w:type="spellStart"/>
+      <w:r>
+        <w:rPr>
+          <w:rFonts w:ascii="Menlo" w:eastAsia="Times New Roman" w:hAnsi="Menlo" w:cs="Menlo"/>
+          <w:color w:val="CCCCCC"/>
+          <w:sz w:val="18"/>
+          <w:szCs w:val="18"/>
+        </w:rPr>
+        <w:t>hàng</w:t>
+      </w:r>
+      <w:proofErr w:type="spellEnd"/>
+      <w:r>
+        <w:rPr>
+          <w:rFonts w:ascii="Menlo" w:eastAsia="Times New Roman" w:hAnsi="Menlo" w:cs="Menlo"/>
+          <w:color w:val="CCCCCC"/>
+          <w:sz w:val="18"/>
+          <w:szCs w:val="18"/>
+        </w:rPr>
+        <w:t xml:space="preserve">, </w:t>
+      </w:r>
+      <w:proofErr w:type="spellStart"/>
+      <w:r>
+        <w:rPr>
+          <w:rFonts w:ascii="Menlo" w:eastAsia="Times New Roman" w:hAnsi="Menlo" w:cs="Menlo"/>
+          <w:color w:val="CCCCCC"/>
+          <w:sz w:val="18"/>
+          <w:szCs w:val="18"/>
+        </w:rPr>
+        <w:t>t</w:t>
       </w:r>
       <w:r>
         <w:rPr>
@@ -1275,7 +3532,47 @@
           <w:sz w:val="18"/>
           <w:szCs w:val="18"/>
         </w:rPr>
-        <w:t>n kho. Việc s</w:t>
+        <w:t>n</w:t>
+      </w:r>
+      <w:proofErr w:type="spellEnd"/>
+      <w:r>
+        <w:rPr>
+          <w:rFonts w:ascii="Menlo" w:eastAsia="Times New Roman" w:hAnsi="Menlo" w:cs="Menlo"/>
+          <w:color w:val="CCCCCC"/>
+          <w:sz w:val="18"/>
+          <w:szCs w:val="18"/>
+        </w:rPr>
+        <w:t xml:space="preserve"> </w:t>
+      </w:r>
+      <w:proofErr w:type="spellStart"/>
+      <w:r>
+        <w:rPr>
+          <w:rFonts w:ascii="Menlo" w:eastAsia="Times New Roman" w:hAnsi="Menlo" w:cs="Menlo"/>
+          <w:color w:val="CCCCCC"/>
+          <w:sz w:val="18"/>
+          <w:szCs w:val="18"/>
+        </w:rPr>
+        <w:t>kho</w:t>
+      </w:r>
+      <w:proofErr w:type="spellEnd"/>
+      <w:r>
+        <w:rPr>
+          <w:rFonts w:ascii="Menlo" w:eastAsia="Times New Roman" w:hAnsi="Menlo" w:cs="Menlo"/>
+          <w:color w:val="CCCCCC"/>
+          <w:sz w:val="18"/>
+          <w:szCs w:val="18"/>
+        </w:rPr>
+        <w:t xml:space="preserve">. Việc </w:t>
+      </w:r>
+      <w:proofErr w:type="spellStart"/>
+      <w:r>
+        <w:rPr>
+          <w:rFonts w:ascii="Menlo" w:eastAsia="Times New Roman" w:hAnsi="Menlo" w:cs="Menlo"/>
+          <w:color w:val="CCCCCC"/>
+          <w:sz w:val="18"/>
+          <w:szCs w:val="18"/>
+        </w:rPr>
+        <w:t>s</w:t>
       </w:r>
       <w:r>
         <w:rPr>
@@ -1286,14 +3583,65 @@
         </w:rPr>
         <w:t>ử</w:t>
       </w:r>
-      <w:r>
-        <w:rPr>
-          <w:rFonts w:ascii="Menlo" w:eastAsia="Times New Roman" w:hAnsi="Menlo" w:cs="Menlo"/>
-          <w:color w:val="CCCCCC"/>
-          <w:sz w:val="18"/>
-          <w:szCs w:val="18"/>
-        </w:rPr>
-        <w:t xml:space="preserve"> dụng NoSQL giúp hệ th</w:t>
+      <w:proofErr w:type="spellEnd"/>
+      <w:r>
+        <w:rPr>
+          <w:rFonts w:ascii="Menlo" w:eastAsia="Times New Roman" w:hAnsi="Menlo" w:cs="Menlo"/>
+          <w:color w:val="CCCCCC"/>
+          <w:sz w:val="18"/>
+          <w:szCs w:val="18"/>
+        </w:rPr>
+        <w:t xml:space="preserve"> </w:t>
+      </w:r>
+      <w:proofErr w:type="spellStart"/>
+      <w:r>
+        <w:rPr>
+          <w:rFonts w:ascii="Menlo" w:eastAsia="Times New Roman" w:hAnsi="Menlo" w:cs="Menlo"/>
+          <w:color w:val="CCCCCC"/>
+          <w:sz w:val="18"/>
+          <w:szCs w:val="18"/>
+        </w:rPr>
+        <w:t>dụng</w:t>
+      </w:r>
+      <w:proofErr w:type="spellEnd"/>
+      <w:r>
+        <w:rPr>
+          <w:rFonts w:ascii="Menlo" w:eastAsia="Times New Roman" w:hAnsi="Menlo" w:cs="Menlo"/>
+          <w:color w:val="CCCCCC"/>
+          <w:sz w:val="18"/>
+          <w:szCs w:val="18"/>
+        </w:rPr>
+        <w:t xml:space="preserve"> NoSQL giúp </w:t>
+      </w:r>
+      <w:proofErr w:type="spellStart"/>
+      <w:r>
+        <w:rPr>
+          <w:rFonts w:ascii="Menlo" w:eastAsia="Times New Roman" w:hAnsi="Menlo" w:cs="Menlo"/>
+          <w:color w:val="CCCCCC"/>
+          <w:sz w:val="18"/>
+          <w:szCs w:val="18"/>
+        </w:rPr>
+        <w:t>hệ</w:t>
+      </w:r>
+      <w:proofErr w:type="spellEnd"/>
+      <w:r>
+        <w:rPr>
+          <w:rFonts w:ascii="Menlo" w:eastAsia="Times New Roman" w:hAnsi="Menlo" w:cs="Menlo"/>
+          <w:color w:val="CCCCCC"/>
+          <w:sz w:val="18"/>
+          <w:szCs w:val="18"/>
+        </w:rPr>
+        <w:t xml:space="preserve"> </w:t>
+      </w:r>
+      <w:proofErr w:type="spellStart"/>
+      <w:r>
+        <w:rPr>
+          <w:rFonts w:ascii="Menlo" w:eastAsia="Times New Roman" w:hAnsi="Menlo" w:cs="Menlo"/>
+          <w:color w:val="CCCCCC"/>
+          <w:sz w:val="18"/>
+          <w:szCs w:val="18"/>
+        </w:rPr>
+        <w:t>th</w:t>
       </w:r>
       <w:r>
         <w:rPr>
@@ -1311,7 +3659,57 @@
           <w:sz w:val="18"/>
           <w:szCs w:val="18"/>
         </w:rPr>
-        <w:t>ng linh hoạt schema, d</w:t>
+        <w:t>ng</w:t>
+      </w:r>
+      <w:proofErr w:type="spellEnd"/>
+      <w:r>
+        <w:rPr>
+          <w:rFonts w:ascii="Menlo" w:eastAsia="Times New Roman" w:hAnsi="Menlo" w:cs="Menlo"/>
+          <w:color w:val="CCCCCC"/>
+          <w:sz w:val="18"/>
+          <w:szCs w:val="18"/>
+        </w:rPr>
+        <w:t xml:space="preserve"> </w:t>
+      </w:r>
+      <w:proofErr w:type="spellStart"/>
+      <w:r>
+        <w:rPr>
+          <w:rFonts w:ascii="Menlo" w:eastAsia="Times New Roman" w:hAnsi="Menlo" w:cs="Menlo"/>
+          <w:color w:val="CCCCCC"/>
+          <w:sz w:val="18"/>
+          <w:szCs w:val="18"/>
+        </w:rPr>
+        <w:t>linh</w:t>
+      </w:r>
+      <w:proofErr w:type="spellEnd"/>
+      <w:r>
+        <w:rPr>
+          <w:rFonts w:ascii="Menlo" w:eastAsia="Times New Roman" w:hAnsi="Menlo" w:cs="Menlo"/>
+          <w:color w:val="CCCCCC"/>
+          <w:sz w:val="18"/>
+          <w:szCs w:val="18"/>
+        </w:rPr>
+        <w:t xml:space="preserve"> </w:t>
+      </w:r>
+      <w:proofErr w:type="spellStart"/>
+      <w:r>
+        <w:rPr>
+          <w:rFonts w:ascii="Menlo" w:eastAsia="Times New Roman" w:hAnsi="Menlo" w:cs="Menlo"/>
+          <w:color w:val="CCCCCC"/>
+          <w:sz w:val="18"/>
+          <w:szCs w:val="18"/>
+        </w:rPr>
+        <w:t>hoạt</w:t>
+      </w:r>
+      <w:proofErr w:type="spellEnd"/>
+      <w:r>
+        <w:rPr>
+          <w:rFonts w:ascii="Menlo" w:eastAsia="Times New Roman" w:hAnsi="Menlo" w:cs="Menlo"/>
+          <w:color w:val="CCCCCC"/>
+          <w:sz w:val="18"/>
+          <w:szCs w:val="18"/>
+        </w:rPr>
+        <w:t xml:space="preserve"> schema, d</w:t>
       </w:r>
       <w:r>
         <w:rPr>
@@ -1329,7 +3727,17 @@
           <w:sz w:val="18"/>
           <w:szCs w:val="18"/>
         </w:rPr>
-        <w:t xml:space="preserve"> m</w:t>
+        <w:t xml:space="preserve"> </w:t>
+      </w:r>
+      <w:proofErr w:type="spellStart"/>
+      <w:r>
+        <w:rPr>
+          <w:rFonts w:ascii="Menlo" w:eastAsia="Times New Roman" w:hAnsi="Menlo" w:cs="Menlo"/>
+          <w:color w:val="CCCCCC"/>
+          <w:sz w:val="18"/>
+          <w:szCs w:val="18"/>
+        </w:rPr>
+        <w:t>m</w:t>
       </w:r>
       <w:r>
         <w:rPr>
@@ -1340,14 +3748,45 @@
         </w:rPr>
         <w:t>ở</w:t>
       </w:r>
-      <w:r>
-        <w:rPr>
-          <w:rFonts w:ascii="Menlo" w:eastAsia="Times New Roman" w:hAnsi="Menlo" w:cs="Menlo"/>
-          <w:color w:val="CCCCCC"/>
-          <w:sz w:val="18"/>
-          <w:szCs w:val="18"/>
-        </w:rPr>
-        <w:t xml:space="preserve"> rộng khi s</w:t>
+      <w:proofErr w:type="spellEnd"/>
+      <w:r>
+        <w:rPr>
+          <w:rFonts w:ascii="Menlo" w:eastAsia="Times New Roman" w:hAnsi="Menlo" w:cs="Menlo"/>
+          <w:color w:val="CCCCCC"/>
+          <w:sz w:val="18"/>
+          <w:szCs w:val="18"/>
+        </w:rPr>
+        <w:t xml:space="preserve"> </w:t>
+      </w:r>
+      <w:proofErr w:type="spellStart"/>
+      <w:r>
+        <w:rPr>
+          <w:rFonts w:ascii="Menlo" w:eastAsia="Times New Roman" w:hAnsi="Menlo" w:cs="Menlo"/>
+          <w:color w:val="CCCCCC"/>
+          <w:sz w:val="18"/>
+          <w:szCs w:val="18"/>
+        </w:rPr>
+        <w:t>rộng</w:t>
+      </w:r>
+      <w:proofErr w:type="spellEnd"/>
+      <w:r>
+        <w:rPr>
+          <w:rFonts w:ascii="Menlo" w:eastAsia="Times New Roman" w:hAnsi="Menlo" w:cs="Menlo"/>
+          <w:color w:val="CCCCCC"/>
+          <w:sz w:val="18"/>
+          <w:szCs w:val="18"/>
+        </w:rPr>
+        <w:t xml:space="preserve"> khi </w:t>
+      </w:r>
+      <w:proofErr w:type="spellStart"/>
+      <w:r>
+        <w:rPr>
+          <w:rFonts w:ascii="Menlo" w:eastAsia="Times New Roman" w:hAnsi="Menlo" w:cs="Menlo"/>
+          <w:color w:val="CCCCCC"/>
+          <w:sz w:val="18"/>
+          <w:szCs w:val="18"/>
+        </w:rPr>
+        <w:t>s</w:t>
       </w:r>
       <w:r>
         <w:rPr>
@@ -1358,14 +3797,45 @@
         </w:rPr>
         <w:t>ố</w:t>
       </w:r>
-      <w:r>
-        <w:rPr>
-          <w:rFonts w:ascii="Menlo" w:eastAsia="Times New Roman" w:hAnsi="Menlo" w:cs="Menlo"/>
-          <w:color w:val="CCCCCC"/>
-          <w:sz w:val="18"/>
-          <w:szCs w:val="18"/>
-        </w:rPr>
-        <w:t xml:space="preserve"> lượng c</w:t>
+      <w:proofErr w:type="spellEnd"/>
+      <w:r>
+        <w:rPr>
+          <w:rFonts w:ascii="Menlo" w:eastAsia="Times New Roman" w:hAnsi="Menlo" w:cs="Menlo"/>
+          <w:color w:val="CCCCCC"/>
+          <w:sz w:val="18"/>
+          <w:szCs w:val="18"/>
+        </w:rPr>
+        <w:t xml:space="preserve"> </w:t>
+      </w:r>
+      <w:proofErr w:type="spellStart"/>
+      <w:r>
+        <w:rPr>
+          <w:rFonts w:ascii="Menlo" w:eastAsia="Times New Roman" w:hAnsi="Menlo" w:cs="Menlo"/>
+          <w:color w:val="CCCCCC"/>
+          <w:sz w:val="18"/>
+          <w:szCs w:val="18"/>
+        </w:rPr>
+        <w:t>lượng</w:t>
+      </w:r>
+      <w:proofErr w:type="spellEnd"/>
+      <w:r>
+        <w:rPr>
+          <w:rFonts w:ascii="Menlo" w:eastAsia="Times New Roman" w:hAnsi="Menlo" w:cs="Menlo"/>
+          <w:color w:val="CCCCCC"/>
+          <w:sz w:val="18"/>
+          <w:szCs w:val="18"/>
+        </w:rPr>
+        <w:t xml:space="preserve"> </w:t>
+      </w:r>
+      <w:proofErr w:type="spellStart"/>
+      <w:r>
+        <w:rPr>
+          <w:rFonts w:ascii="Menlo" w:eastAsia="Times New Roman" w:hAnsi="Menlo" w:cs="Menlo"/>
+          <w:color w:val="CCCCCC"/>
+          <w:sz w:val="18"/>
+          <w:szCs w:val="18"/>
+        </w:rPr>
+        <w:t>c</w:t>
       </w:r>
       <w:r>
         <w:rPr>
@@ -1383,7 +3853,57 @@
           <w:sz w:val="18"/>
           <w:szCs w:val="18"/>
         </w:rPr>
-        <w:t>a hàng tăng.</w:t>
+        <w:t>a</w:t>
+      </w:r>
+      <w:proofErr w:type="spellEnd"/>
+      <w:r>
+        <w:rPr>
+          <w:rFonts w:ascii="Menlo" w:eastAsia="Times New Roman" w:hAnsi="Menlo" w:cs="Menlo"/>
+          <w:color w:val="CCCCCC"/>
+          <w:sz w:val="18"/>
+          <w:szCs w:val="18"/>
+        </w:rPr>
+        <w:t xml:space="preserve"> </w:t>
+      </w:r>
+      <w:proofErr w:type="spellStart"/>
+      <w:r>
+        <w:rPr>
+          <w:rFonts w:ascii="Menlo" w:eastAsia="Times New Roman" w:hAnsi="Menlo" w:cs="Menlo"/>
+          <w:color w:val="CCCCCC"/>
+          <w:sz w:val="18"/>
+          <w:szCs w:val="18"/>
+        </w:rPr>
+        <w:t>hàng</w:t>
+      </w:r>
+      <w:proofErr w:type="spellEnd"/>
+      <w:r>
+        <w:rPr>
+          <w:rFonts w:ascii="Menlo" w:eastAsia="Times New Roman" w:hAnsi="Menlo" w:cs="Menlo"/>
+          <w:color w:val="CCCCCC"/>
+          <w:sz w:val="18"/>
+          <w:szCs w:val="18"/>
+        </w:rPr>
+        <w:t xml:space="preserve"> </w:t>
+      </w:r>
+      <w:proofErr w:type="spellStart"/>
+      <w:r>
+        <w:rPr>
+          <w:rFonts w:ascii="Menlo" w:eastAsia="Times New Roman" w:hAnsi="Menlo" w:cs="Menlo"/>
+          <w:color w:val="CCCCCC"/>
+          <w:sz w:val="18"/>
+          <w:szCs w:val="18"/>
+        </w:rPr>
+        <w:t>tăng</w:t>
+      </w:r>
+      <w:proofErr w:type="spellEnd"/>
+      <w:r>
+        <w:rPr>
+          <w:rFonts w:ascii="Menlo" w:eastAsia="Times New Roman" w:hAnsi="Menlo" w:cs="Menlo"/>
+          <w:color w:val="CCCCCC"/>
+          <w:sz w:val="18"/>
+          <w:szCs w:val="18"/>
+        </w:rPr>
+        <w:t>.</w:t>
       </w:r>
     </w:p>
     <w:p>
@@ -1427,6 +3947,7 @@
         </w:rPr>
         <w:t xml:space="preserve">business </w:t>
       </w:r>
+      <w:proofErr w:type="gramStart"/>
       <w:r>
         <w:rPr>
           <w:rFonts w:ascii="Menlo" w:eastAsia="Times New Roman" w:hAnsi="Menlo" w:cs="Menlo"/>
@@ -1445,7 +3966,18 @@
           <w:szCs w:val="18"/>
           <w:highlight w:val="darkYellow"/>
         </w:rPr>
-        <w:t xml:space="preserve"> and allow flexible schema design</w:t>
+        <w:t xml:space="preserve"> and</w:t>
+      </w:r>
+      <w:proofErr w:type="gramEnd"/>
+      <w:r>
+        <w:rPr>
+          <w:rFonts w:ascii="Menlo" w:eastAsia="Times New Roman" w:hAnsi="Menlo" w:cs="Menlo"/>
+          <w:color w:val="CCCCCC"/>
+          <w:sz w:val="18"/>
+          <w:szCs w:val="18"/>
+          <w:highlight w:val="darkYellow"/>
+        </w:rPr>
+        <w:t xml:space="preserve"> allow flexible schema design</w:t>
       </w:r>
     </w:p>
     <w:p>
@@ -1466,8 +3998,19 @@
           <w:sz w:val="18"/>
           <w:szCs w:val="18"/>
         </w:rPr>
-        <w:t>•   Redis</w:t>
-      </w:r>
+        <w:t xml:space="preserve">•   </w:t>
+      </w:r>
+      <w:proofErr w:type="spellStart"/>
+      <w:r>
+        <w:rPr>
+          <w:rFonts w:ascii="Menlo" w:eastAsia="Times New Roman" w:hAnsi="Menlo" w:cs="Menlo"/>
+          <w:color w:val="CCCCCC"/>
+          <w:sz w:val="18"/>
+          <w:szCs w:val="18"/>
+        </w:rPr>
+        <w:t>Redis</w:t>
+      </w:r>
+      <w:proofErr w:type="spellEnd"/>
     </w:p>
     <w:p>
       <w:pPr>
@@ -1505,7 +4048,137 @@
           <w:sz w:val="18"/>
           <w:szCs w:val="18"/>
         </w:rPr>
-        <w:t xml:space="preserve"> cache dữ liệu truy cập thường xuyên (c</w:t>
+        <w:t xml:space="preserve"> cache </w:t>
+      </w:r>
+      <w:proofErr w:type="spellStart"/>
+      <w:r>
+        <w:rPr>
+          <w:rFonts w:ascii="Menlo" w:eastAsia="Times New Roman" w:hAnsi="Menlo" w:cs="Menlo"/>
+          <w:color w:val="CCCCCC"/>
+          <w:sz w:val="18"/>
+          <w:szCs w:val="18"/>
+        </w:rPr>
+        <w:t>dữ</w:t>
+      </w:r>
+      <w:proofErr w:type="spellEnd"/>
+      <w:r>
+        <w:rPr>
+          <w:rFonts w:ascii="Menlo" w:eastAsia="Times New Roman" w:hAnsi="Menlo" w:cs="Menlo"/>
+          <w:color w:val="CCCCCC"/>
+          <w:sz w:val="18"/>
+          <w:szCs w:val="18"/>
+        </w:rPr>
+        <w:t xml:space="preserve"> </w:t>
+      </w:r>
+      <w:proofErr w:type="spellStart"/>
+      <w:r>
+        <w:rPr>
+          <w:rFonts w:ascii="Menlo" w:eastAsia="Times New Roman" w:hAnsi="Menlo" w:cs="Menlo"/>
+          <w:color w:val="CCCCCC"/>
+          <w:sz w:val="18"/>
+          <w:szCs w:val="18"/>
+        </w:rPr>
+        <w:t>liệu</w:t>
+      </w:r>
+      <w:proofErr w:type="spellEnd"/>
+      <w:r>
+        <w:rPr>
+          <w:rFonts w:ascii="Menlo" w:eastAsia="Times New Roman" w:hAnsi="Menlo" w:cs="Menlo"/>
+          <w:color w:val="CCCCCC"/>
+          <w:sz w:val="18"/>
+          <w:szCs w:val="18"/>
+        </w:rPr>
+        <w:t xml:space="preserve"> </w:t>
+      </w:r>
+      <w:proofErr w:type="spellStart"/>
+      <w:r>
+        <w:rPr>
+          <w:rFonts w:ascii="Menlo" w:eastAsia="Times New Roman" w:hAnsi="Menlo" w:cs="Menlo"/>
+          <w:color w:val="CCCCCC"/>
+          <w:sz w:val="18"/>
+          <w:szCs w:val="18"/>
+        </w:rPr>
+        <w:t>truy</w:t>
+      </w:r>
+      <w:proofErr w:type="spellEnd"/>
+      <w:r>
+        <w:rPr>
+          <w:rFonts w:ascii="Menlo" w:eastAsia="Times New Roman" w:hAnsi="Menlo" w:cs="Menlo"/>
+          <w:color w:val="CCCCCC"/>
+          <w:sz w:val="18"/>
+          <w:szCs w:val="18"/>
+        </w:rPr>
+        <w:t xml:space="preserve"> </w:t>
+      </w:r>
+      <w:proofErr w:type="spellStart"/>
+      <w:r>
+        <w:rPr>
+          <w:rFonts w:ascii="Menlo" w:eastAsia="Times New Roman" w:hAnsi="Menlo" w:cs="Menlo"/>
+          <w:color w:val="CCCCCC"/>
+          <w:sz w:val="18"/>
+          <w:szCs w:val="18"/>
+        </w:rPr>
+        <w:t>cập</w:t>
+      </w:r>
+      <w:proofErr w:type="spellEnd"/>
+      <w:r>
+        <w:rPr>
+          <w:rFonts w:ascii="Menlo" w:eastAsia="Times New Roman" w:hAnsi="Menlo" w:cs="Menlo"/>
+          <w:color w:val="CCCCCC"/>
+          <w:sz w:val="18"/>
+          <w:szCs w:val="18"/>
+        </w:rPr>
+        <w:t xml:space="preserve"> </w:t>
+      </w:r>
+      <w:proofErr w:type="spellStart"/>
+      <w:r>
+        <w:rPr>
+          <w:rFonts w:ascii="Menlo" w:eastAsia="Times New Roman" w:hAnsi="Menlo" w:cs="Menlo"/>
+          <w:color w:val="CCCCCC"/>
+          <w:sz w:val="18"/>
+          <w:szCs w:val="18"/>
+        </w:rPr>
+        <w:t>thường</w:t>
+      </w:r>
+      <w:proofErr w:type="spellEnd"/>
+      <w:r>
+        <w:rPr>
+          <w:rFonts w:ascii="Menlo" w:eastAsia="Times New Roman" w:hAnsi="Menlo" w:cs="Menlo"/>
+          <w:color w:val="CCCCCC"/>
+          <w:sz w:val="18"/>
+          <w:szCs w:val="18"/>
+        </w:rPr>
+        <w:t xml:space="preserve"> </w:t>
+      </w:r>
+      <w:proofErr w:type="spellStart"/>
+      <w:r>
+        <w:rPr>
+          <w:rFonts w:ascii="Menlo" w:eastAsia="Times New Roman" w:hAnsi="Menlo" w:cs="Menlo"/>
+          <w:color w:val="CCCCCC"/>
+          <w:sz w:val="18"/>
+          <w:szCs w:val="18"/>
+        </w:rPr>
+        <w:t>xuyên</w:t>
+      </w:r>
+      <w:proofErr w:type="spellEnd"/>
+      <w:r>
+        <w:rPr>
+          <w:rFonts w:ascii="Menlo" w:eastAsia="Times New Roman" w:hAnsi="Menlo" w:cs="Menlo"/>
+          <w:color w:val="CCCCCC"/>
+          <w:sz w:val="18"/>
+          <w:szCs w:val="18"/>
+        </w:rPr>
+        <w:t xml:space="preserve"> (</w:t>
+      </w:r>
+      <w:proofErr w:type="spellStart"/>
+      <w:r>
+        <w:rPr>
+          <w:rFonts w:ascii="Menlo" w:eastAsia="Times New Roman" w:hAnsi="Menlo" w:cs="Menlo"/>
+          <w:color w:val="CCCCCC"/>
+          <w:sz w:val="18"/>
+          <w:szCs w:val="18"/>
+        </w:rPr>
+        <w:t>c</w:t>
       </w:r>
       <w:r>
         <w:rPr>
@@ -1523,7 +4196,107 @@
           <w:sz w:val="18"/>
           <w:szCs w:val="18"/>
         </w:rPr>
-        <w:t>u hình, danh mục), lưu session/token nhằm gi</w:t>
+        <w:t>u</w:t>
+      </w:r>
+      <w:proofErr w:type="spellEnd"/>
+      <w:r>
+        <w:rPr>
+          <w:rFonts w:ascii="Menlo" w:eastAsia="Times New Roman" w:hAnsi="Menlo" w:cs="Menlo"/>
+          <w:color w:val="CCCCCC"/>
+          <w:sz w:val="18"/>
+          <w:szCs w:val="18"/>
+        </w:rPr>
+        <w:t xml:space="preserve"> hình, </w:t>
+      </w:r>
+      <w:proofErr w:type="spellStart"/>
+      <w:r>
+        <w:rPr>
+          <w:rFonts w:ascii="Menlo" w:eastAsia="Times New Roman" w:hAnsi="Menlo" w:cs="Menlo"/>
+          <w:color w:val="CCCCCC"/>
+          <w:sz w:val="18"/>
+          <w:szCs w:val="18"/>
+        </w:rPr>
+        <w:t>danh</w:t>
+      </w:r>
+      <w:proofErr w:type="spellEnd"/>
+      <w:r>
+        <w:rPr>
+          <w:rFonts w:ascii="Menlo" w:eastAsia="Times New Roman" w:hAnsi="Menlo" w:cs="Menlo"/>
+          <w:color w:val="CCCCCC"/>
+          <w:sz w:val="18"/>
+          <w:szCs w:val="18"/>
+        </w:rPr>
+        <w:t xml:space="preserve"> </w:t>
+      </w:r>
+      <w:proofErr w:type="spellStart"/>
+      <w:r>
+        <w:rPr>
+          <w:rFonts w:ascii="Menlo" w:eastAsia="Times New Roman" w:hAnsi="Menlo" w:cs="Menlo"/>
+          <w:color w:val="CCCCCC"/>
+          <w:sz w:val="18"/>
+          <w:szCs w:val="18"/>
+        </w:rPr>
+        <w:t>mục</w:t>
+      </w:r>
+      <w:proofErr w:type="spellEnd"/>
+      <w:r>
+        <w:rPr>
+          <w:rFonts w:ascii="Menlo" w:eastAsia="Times New Roman" w:hAnsi="Menlo" w:cs="Menlo"/>
+          <w:color w:val="CCCCCC"/>
+          <w:sz w:val="18"/>
+          <w:szCs w:val="18"/>
+        </w:rPr>
+        <w:t xml:space="preserve">), </w:t>
+      </w:r>
+      <w:proofErr w:type="spellStart"/>
+      <w:r>
+        <w:rPr>
+          <w:rFonts w:ascii="Menlo" w:eastAsia="Times New Roman" w:hAnsi="Menlo" w:cs="Menlo"/>
+          <w:color w:val="CCCCCC"/>
+          <w:sz w:val="18"/>
+          <w:szCs w:val="18"/>
+        </w:rPr>
+        <w:t>lưu</w:t>
+      </w:r>
+      <w:proofErr w:type="spellEnd"/>
+      <w:r>
+        <w:rPr>
+          <w:rFonts w:ascii="Menlo" w:eastAsia="Times New Roman" w:hAnsi="Menlo" w:cs="Menlo"/>
+          <w:color w:val="CCCCCC"/>
+          <w:sz w:val="18"/>
+          <w:szCs w:val="18"/>
+        </w:rPr>
+        <w:t xml:space="preserve"> session/token </w:t>
+      </w:r>
+      <w:proofErr w:type="spellStart"/>
+      <w:r>
+        <w:rPr>
+          <w:rFonts w:ascii="Menlo" w:eastAsia="Times New Roman" w:hAnsi="Menlo" w:cs="Menlo"/>
+          <w:color w:val="CCCCCC"/>
+          <w:sz w:val="18"/>
+          <w:szCs w:val="18"/>
+        </w:rPr>
+        <w:t>nhằm</w:t>
+      </w:r>
+      <w:proofErr w:type="spellEnd"/>
+      <w:r>
+        <w:rPr>
+          <w:rFonts w:ascii="Menlo" w:eastAsia="Times New Roman" w:hAnsi="Menlo" w:cs="Menlo"/>
+          <w:color w:val="CCCCCC"/>
+          <w:sz w:val="18"/>
+          <w:szCs w:val="18"/>
+        </w:rPr>
+        <w:t xml:space="preserve"> </w:t>
+      </w:r>
+      <w:proofErr w:type="spellStart"/>
+      <w:r>
+        <w:rPr>
+          <w:rFonts w:ascii="Menlo" w:eastAsia="Times New Roman" w:hAnsi="Menlo" w:cs="Menlo"/>
+          <w:color w:val="CCCCCC"/>
+          <w:sz w:val="18"/>
+          <w:szCs w:val="18"/>
+        </w:rPr>
+        <w:t>gi</w:t>
       </w:r>
       <w:r>
         <w:rPr>
@@ -1541,7 +4314,27 @@
           <w:sz w:val="18"/>
           <w:szCs w:val="18"/>
         </w:rPr>
-        <w:t>m t</w:t>
+        <w:t>m</w:t>
+      </w:r>
+      <w:proofErr w:type="spellEnd"/>
+      <w:r>
+        <w:rPr>
+          <w:rFonts w:ascii="Menlo" w:eastAsia="Times New Roman" w:hAnsi="Menlo" w:cs="Menlo"/>
+          <w:color w:val="CCCCCC"/>
+          <w:sz w:val="18"/>
+          <w:szCs w:val="18"/>
+        </w:rPr>
+        <w:t xml:space="preserve"> </w:t>
+      </w:r>
+      <w:proofErr w:type="spellStart"/>
+      <w:r>
+        <w:rPr>
+          <w:rFonts w:ascii="Menlo" w:eastAsia="Times New Roman" w:hAnsi="Menlo" w:cs="Menlo"/>
+          <w:color w:val="CCCCCC"/>
+          <w:sz w:val="18"/>
+          <w:szCs w:val="18"/>
+        </w:rPr>
+        <w:t>t</w:t>
       </w:r>
       <w:r>
         <w:rPr>
@@ -1559,7 +4352,27 @@
           <w:sz w:val="18"/>
           <w:szCs w:val="18"/>
         </w:rPr>
-        <w:t>i database và c</w:t>
+        <w:t>i</w:t>
+      </w:r>
+      <w:proofErr w:type="spellEnd"/>
+      <w:r>
+        <w:rPr>
+          <w:rFonts w:ascii="Menlo" w:eastAsia="Times New Roman" w:hAnsi="Menlo" w:cs="Menlo"/>
+          <w:color w:val="CCCCCC"/>
+          <w:sz w:val="18"/>
+          <w:szCs w:val="18"/>
+        </w:rPr>
+        <w:t xml:space="preserve"> database và </w:t>
+      </w:r>
+      <w:proofErr w:type="spellStart"/>
+      <w:r>
+        <w:rPr>
+          <w:rFonts w:ascii="Menlo" w:eastAsia="Times New Roman" w:hAnsi="Menlo" w:cs="Menlo"/>
+          <w:color w:val="CCCCCC"/>
+          <w:sz w:val="18"/>
+          <w:szCs w:val="18"/>
+        </w:rPr>
+        <w:t>c</w:t>
       </w:r>
       <w:r>
         <w:rPr>
@@ -1577,7 +4390,87 @@
           <w:sz w:val="18"/>
           <w:szCs w:val="18"/>
         </w:rPr>
-        <w:t>i thiện hiệu năng hệ th</w:t>
+        <w:t>i</w:t>
+      </w:r>
+      <w:proofErr w:type="spellEnd"/>
+      <w:r>
+        <w:rPr>
+          <w:rFonts w:ascii="Menlo" w:eastAsia="Times New Roman" w:hAnsi="Menlo" w:cs="Menlo"/>
+          <w:color w:val="CCCCCC"/>
+          <w:sz w:val="18"/>
+          <w:szCs w:val="18"/>
+        </w:rPr>
+        <w:t xml:space="preserve"> </w:t>
+      </w:r>
+      <w:proofErr w:type="spellStart"/>
+      <w:r>
+        <w:rPr>
+          <w:rFonts w:ascii="Menlo" w:eastAsia="Times New Roman" w:hAnsi="Menlo" w:cs="Menlo"/>
+          <w:color w:val="CCCCCC"/>
+          <w:sz w:val="18"/>
+          <w:szCs w:val="18"/>
+        </w:rPr>
+        <w:t>thiện</w:t>
+      </w:r>
+      <w:proofErr w:type="spellEnd"/>
+      <w:r>
+        <w:rPr>
+          <w:rFonts w:ascii="Menlo" w:eastAsia="Times New Roman" w:hAnsi="Menlo" w:cs="Menlo"/>
+          <w:color w:val="CCCCCC"/>
+          <w:sz w:val="18"/>
+          <w:szCs w:val="18"/>
+        </w:rPr>
+        <w:t xml:space="preserve"> </w:t>
+      </w:r>
+      <w:proofErr w:type="spellStart"/>
+      <w:r>
+        <w:rPr>
+          <w:rFonts w:ascii="Menlo" w:eastAsia="Times New Roman" w:hAnsi="Menlo" w:cs="Menlo"/>
+          <w:color w:val="CCCCCC"/>
+          <w:sz w:val="18"/>
+          <w:szCs w:val="18"/>
+        </w:rPr>
+        <w:t>hiệu</w:t>
+      </w:r>
+      <w:proofErr w:type="spellEnd"/>
+      <w:r>
+        <w:rPr>
+          <w:rFonts w:ascii="Menlo" w:eastAsia="Times New Roman" w:hAnsi="Menlo" w:cs="Menlo"/>
+          <w:color w:val="CCCCCC"/>
+          <w:sz w:val="18"/>
+          <w:szCs w:val="18"/>
+        </w:rPr>
+        <w:t xml:space="preserve"> năng </w:t>
+      </w:r>
+      <w:proofErr w:type="spellStart"/>
+      <w:r>
+        <w:rPr>
+          <w:rFonts w:ascii="Menlo" w:eastAsia="Times New Roman" w:hAnsi="Menlo" w:cs="Menlo"/>
+          <w:color w:val="CCCCCC"/>
+          <w:sz w:val="18"/>
+          <w:szCs w:val="18"/>
+        </w:rPr>
+        <w:t>hệ</w:t>
+      </w:r>
+      <w:proofErr w:type="spellEnd"/>
+      <w:r>
+        <w:rPr>
+          <w:rFonts w:ascii="Menlo" w:eastAsia="Times New Roman" w:hAnsi="Menlo" w:cs="Menlo"/>
+          <w:color w:val="CCCCCC"/>
+          <w:sz w:val="18"/>
+          <w:szCs w:val="18"/>
+        </w:rPr>
+        <w:t xml:space="preserve"> </w:t>
+      </w:r>
+      <w:proofErr w:type="spellStart"/>
+      <w:r>
+        <w:rPr>
+          <w:rFonts w:ascii="Menlo" w:eastAsia="Times New Roman" w:hAnsi="Menlo" w:cs="Menlo"/>
+          <w:color w:val="CCCCCC"/>
+          <w:sz w:val="18"/>
+          <w:szCs w:val="18"/>
+        </w:rPr>
+        <w:t>th</w:t>
       </w:r>
       <w:r>
         <w:rPr>
@@ -1595,7 +4488,17 @@
           <w:sz w:val="18"/>
           <w:szCs w:val="18"/>
         </w:rPr>
-        <w:t>ng.</w:t>
+        <w:t>ng</w:t>
+      </w:r>
+      <w:proofErr w:type="spellEnd"/>
+      <w:r>
+        <w:rPr>
+          <w:rFonts w:ascii="Menlo" w:eastAsia="Times New Roman" w:hAnsi="Menlo" w:cs="Menlo"/>
+          <w:color w:val="CCCCCC"/>
+          <w:sz w:val="18"/>
+          <w:szCs w:val="18"/>
+        </w:rPr>
+        <w:t>.</w:t>
       </w:r>
     </w:p>
     <w:p>
@@ -1637,7 +4540,29 @@
           <w:szCs w:val="18"/>
           <w:highlight w:val="darkYellow"/>
         </w:rPr>
-        <w:t xml:space="preserve"> (token,  session) reduce database load, improve the performance</w:t>
+        <w:t xml:space="preserve"> (token</w:t>
+      </w:r>
+      <w:proofErr w:type="gramStart"/>
+      <w:r>
+        <w:rPr>
+          <w:rFonts w:ascii="Menlo" w:eastAsia="Times New Roman" w:hAnsi="Menlo" w:cs="Menlo"/>
+          <w:color w:val="CCCCCC"/>
+          <w:sz w:val="18"/>
+          <w:szCs w:val="18"/>
+          <w:highlight w:val="darkYellow"/>
+        </w:rPr>
+        <w:t>,  session</w:t>
+      </w:r>
+      <w:proofErr w:type="gramEnd"/>
+      <w:r>
+        <w:rPr>
+          <w:rFonts w:ascii="Menlo" w:eastAsia="Times New Roman" w:hAnsi="Menlo" w:cs="Menlo"/>
+          <w:color w:val="CCCCCC"/>
+          <w:sz w:val="18"/>
+          <w:szCs w:val="18"/>
+          <w:highlight w:val="darkYellow"/>
+        </w:rPr>
+        <w:t>) reduce database load, improve the performance</w:t>
       </w:r>
     </w:p>
     <w:p>
@@ -1658,8 +4583,19 @@
           <w:sz w:val="18"/>
           <w:szCs w:val="18"/>
         </w:rPr>
-        <w:t>•   RabbitMQ</w:t>
-      </w:r>
+        <w:t xml:space="preserve">•   </w:t>
+      </w:r>
+      <w:proofErr w:type="spellStart"/>
+      <w:r>
+        <w:rPr>
+          <w:rFonts w:ascii="Menlo" w:eastAsia="Times New Roman" w:hAnsi="Menlo" w:cs="Menlo"/>
+          <w:color w:val="CCCCCC"/>
+          <w:sz w:val="18"/>
+          <w:szCs w:val="18"/>
+        </w:rPr>
+        <w:t>RabbitMQ</w:t>
+      </w:r>
+      <w:proofErr w:type="spellEnd"/>
     </w:p>
     <w:p>
       <w:pPr>
@@ -1672,6 +4608,7 @@
           <w:szCs w:val="18"/>
         </w:rPr>
       </w:pPr>
+      <w:proofErr w:type="spellStart"/>
       <w:r>
         <w:rPr>
           <w:rFonts w:ascii="Menlo" w:eastAsia="Times New Roman" w:hAnsi="Menlo" w:cs="Menlo"/>
@@ -1690,14 +4627,85 @@
         </w:rPr>
         <w:t>ử</w:t>
       </w:r>
-      <w:r>
-        <w:rPr>
-          <w:rFonts w:ascii="Menlo" w:eastAsia="Times New Roman" w:hAnsi="Menlo" w:cs="Menlo"/>
-          <w:color w:val="CCCCCC"/>
-          <w:sz w:val="18"/>
-          <w:szCs w:val="18"/>
-        </w:rPr>
-        <w:t xml:space="preserve"> lý các tác vụ b</w:t>
+      <w:proofErr w:type="spellEnd"/>
+      <w:r>
+        <w:rPr>
+          <w:rFonts w:ascii="Menlo" w:eastAsia="Times New Roman" w:hAnsi="Menlo" w:cs="Menlo"/>
+          <w:color w:val="CCCCCC"/>
+          <w:sz w:val="18"/>
+          <w:szCs w:val="18"/>
+        </w:rPr>
+        <w:t xml:space="preserve"> </w:t>
+      </w:r>
+      <w:proofErr w:type="spellStart"/>
+      <w:r>
+        <w:rPr>
+          <w:rFonts w:ascii="Menlo" w:eastAsia="Times New Roman" w:hAnsi="Menlo" w:cs="Menlo"/>
+          <w:color w:val="CCCCCC"/>
+          <w:sz w:val="18"/>
+          <w:szCs w:val="18"/>
+        </w:rPr>
+        <w:t>lý</w:t>
+      </w:r>
+      <w:proofErr w:type="spellEnd"/>
+      <w:r>
+        <w:rPr>
+          <w:rFonts w:ascii="Menlo" w:eastAsia="Times New Roman" w:hAnsi="Menlo" w:cs="Menlo"/>
+          <w:color w:val="CCCCCC"/>
+          <w:sz w:val="18"/>
+          <w:szCs w:val="18"/>
+        </w:rPr>
+        <w:t xml:space="preserve"> các </w:t>
+      </w:r>
+      <w:proofErr w:type="spellStart"/>
+      <w:r>
+        <w:rPr>
+          <w:rFonts w:ascii="Menlo" w:eastAsia="Times New Roman" w:hAnsi="Menlo" w:cs="Menlo"/>
+          <w:color w:val="CCCCCC"/>
+          <w:sz w:val="18"/>
+          <w:szCs w:val="18"/>
+        </w:rPr>
+        <w:t>tác</w:t>
+      </w:r>
+      <w:proofErr w:type="spellEnd"/>
+      <w:r>
+        <w:rPr>
+          <w:rFonts w:ascii="Menlo" w:eastAsia="Times New Roman" w:hAnsi="Menlo" w:cs="Menlo"/>
+          <w:color w:val="CCCCCC"/>
+          <w:sz w:val="18"/>
+          <w:szCs w:val="18"/>
+        </w:rPr>
+        <w:t xml:space="preserve"> </w:t>
+      </w:r>
+      <w:proofErr w:type="spellStart"/>
+      <w:r>
+        <w:rPr>
+          <w:rFonts w:ascii="Menlo" w:eastAsia="Times New Roman" w:hAnsi="Menlo" w:cs="Menlo"/>
+          <w:color w:val="CCCCCC"/>
+          <w:sz w:val="18"/>
+          <w:szCs w:val="18"/>
+        </w:rPr>
+        <w:t>vụ</w:t>
+      </w:r>
+      <w:proofErr w:type="spellEnd"/>
+      <w:r>
+        <w:rPr>
+          <w:rFonts w:ascii="Menlo" w:eastAsia="Times New Roman" w:hAnsi="Menlo" w:cs="Menlo"/>
+          <w:color w:val="CCCCCC"/>
+          <w:sz w:val="18"/>
+          <w:szCs w:val="18"/>
+        </w:rPr>
+        <w:t xml:space="preserve"> </w:t>
+      </w:r>
+      <w:proofErr w:type="spellStart"/>
+      <w:r>
+        <w:rPr>
+          <w:rFonts w:ascii="Menlo" w:eastAsia="Times New Roman" w:hAnsi="Menlo" w:cs="Menlo"/>
+          <w:color w:val="CCCCCC"/>
+          <w:sz w:val="18"/>
+          <w:szCs w:val="18"/>
+        </w:rPr>
+        <w:t>b</w:t>
       </w:r>
       <w:r>
         <w:rPr>
@@ -1715,7 +4723,27 @@
           <w:sz w:val="18"/>
           <w:szCs w:val="18"/>
         </w:rPr>
-        <w:t>t đ</w:t>
+        <w:t>t</w:t>
+      </w:r>
+      <w:proofErr w:type="spellEnd"/>
+      <w:r>
+        <w:rPr>
+          <w:rFonts w:ascii="Menlo" w:eastAsia="Times New Roman" w:hAnsi="Menlo" w:cs="Menlo"/>
+          <w:color w:val="CCCCCC"/>
+          <w:sz w:val="18"/>
+          <w:szCs w:val="18"/>
+        </w:rPr>
+        <w:t xml:space="preserve"> </w:t>
+      </w:r>
+      <w:proofErr w:type="spellStart"/>
+      <w:r>
+        <w:rPr>
+          <w:rFonts w:ascii="Menlo" w:eastAsia="Times New Roman" w:hAnsi="Menlo" w:cs="Menlo"/>
+          <w:color w:val="CCCCCC"/>
+          <w:sz w:val="18"/>
+          <w:szCs w:val="18"/>
+        </w:rPr>
+        <w:t>đ</w:t>
       </w:r>
       <w:r>
         <w:rPr>
@@ -1733,7 +4761,37 @@
           <w:sz w:val="18"/>
           <w:szCs w:val="18"/>
         </w:rPr>
-        <w:t>ng bộ như g</w:t>
+        <w:t>ng</w:t>
+      </w:r>
+      <w:proofErr w:type="spellEnd"/>
+      <w:r>
+        <w:rPr>
+          <w:rFonts w:ascii="Menlo" w:eastAsia="Times New Roman" w:hAnsi="Menlo" w:cs="Menlo"/>
+          <w:color w:val="CCCCCC"/>
+          <w:sz w:val="18"/>
+          <w:szCs w:val="18"/>
+        </w:rPr>
+        <w:t xml:space="preserve"> </w:t>
+      </w:r>
+      <w:proofErr w:type="spellStart"/>
+      <w:r>
+        <w:rPr>
+          <w:rFonts w:ascii="Menlo" w:eastAsia="Times New Roman" w:hAnsi="Menlo" w:cs="Menlo"/>
+          <w:color w:val="CCCCCC"/>
+          <w:sz w:val="18"/>
+          <w:szCs w:val="18"/>
+        </w:rPr>
+        <w:t>bộ</w:t>
+      </w:r>
+      <w:proofErr w:type="spellEnd"/>
+      <w:r>
+        <w:rPr>
+          <w:rFonts w:ascii="Menlo" w:eastAsia="Times New Roman" w:hAnsi="Menlo" w:cs="Menlo"/>
+          <w:color w:val="CCCCCC"/>
+          <w:sz w:val="18"/>
+          <w:szCs w:val="18"/>
+        </w:rPr>
+        <w:t xml:space="preserve"> như g</w:t>
       </w:r>
       <w:r>
         <w:rPr>
@@ -1751,7 +4809,57 @@
           <w:sz w:val="18"/>
           <w:szCs w:val="18"/>
         </w:rPr>
-        <w:t>i thông báo, đ</w:t>
+        <w:t xml:space="preserve">i </w:t>
+      </w:r>
+      <w:proofErr w:type="spellStart"/>
+      <w:r>
+        <w:rPr>
+          <w:rFonts w:ascii="Menlo" w:eastAsia="Times New Roman" w:hAnsi="Menlo" w:cs="Menlo"/>
+          <w:color w:val="CCCCCC"/>
+          <w:sz w:val="18"/>
+          <w:szCs w:val="18"/>
+        </w:rPr>
+        <w:t>thông</w:t>
+      </w:r>
+      <w:proofErr w:type="spellEnd"/>
+      <w:r>
+        <w:rPr>
+          <w:rFonts w:ascii="Menlo" w:eastAsia="Times New Roman" w:hAnsi="Menlo" w:cs="Menlo"/>
+          <w:color w:val="CCCCCC"/>
+          <w:sz w:val="18"/>
+          <w:szCs w:val="18"/>
+        </w:rPr>
+        <w:t xml:space="preserve"> </w:t>
+      </w:r>
+      <w:proofErr w:type="spellStart"/>
+      <w:r>
+        <w:rPr>
+          <w:rFonts w:ascii="Menlo" w:eastAsia="Times New Roman" w:hAnsi="Menlo" w:cs="Menlo"/>
+          <w:color w:val="CCCCCC"/>
+          <w:sz w:val="18"/>
+          <w:szCs w:val="18"/>
+        </w:rPr>
+        <w:t>báo</w:t>
+      </w:r>
+      <w:proofErr w:type="spellEnd"/>
+      <w:r>
+        <w:rPr>
+          <w:rFonts w:ascii="Menlo" w:eastAsia="Times New Roman" w:hAnsi="Menlo" w:cs="Menlo"/>
+          <w:color w:val="CCCCCC"/>
+          <w:sz w:val="18"/>
+          <w:szCs w:val="18"/>
+        </w:rPr>
+        <w:t xml:space="preserve">, </w:t>
+      </w:r>
+      <w:proofErr w:type="spellStart"/>
+      <w:r>
+        <w:rPr>
+          <w:rFonts w:ascii="Menlo" w:eastAsia="Times New Roman" w:hAnsi="Menlo" w:cs="Menlo"/>
+          <w:color w:val="CCCCCC"/>
+          <w:sz w:val="18"/>
+          <w:szCs w:val="18"/>
+        </w:rPr>
+        <w:t>đ</w:t>
       </w:r>
       <w:r>
         <w:rPr>
@@ -1769,7 +4877,107 @@
           <w:sz w:val="18"/>
           <w:szCs w:val="18"/>
         </w:rPr>
-        <w:t>ng bộ dữ liệu giữa các module, đ</w:t>
+        <w:t>ng</w:t>
+      </w:r>
+      <w:proofErr w:type="spellEnd"/>
+      <w:r>
+        <w:rPr>
+          <w:rFonts w:ascii="Menlo" w:eastAsia="Times New Roman" w:hAnsi="Menlo" w:cs="Menlo"/>
+          <w:color w:val="CCCCCC"/>
+          <w:sz w:val="18"/>
+          <w:szCs w:val="18"/>
+        </w:rPr>
+        <w:t xml:space="preserve"> </w:t>
+      </w:r>
+      <w:proofErr w:type="spellStart"/>
+      <w:r>
+        <w:rPr>
+          <w:rFonts w:ascii="Menlo" w:eastAsia="Times New Roman" w:hAnsi="Menlo" w:cs="Menlo"/>
+          <w:color w:val="CCCCCC"/>
+          <w:sz w:val="18"/>
+          <w:szCs w:val="18"/>
+        </w:rPr>
+        <w:t>bộ</w:t>
+      </w:r>
+      <w:proofErr w:type="spellEnd"/>
+      <w:r>
+        <w:rPr>
+          <w:rFonts w:ascii="Menlo" w:eastAsia="Times New Roman" w:hAnsi="Menlo" w:cs="Menlo"/>
+          <w:color w:val="CCCCCC"/>
+          <w:sz w:val="18"/>
+          <w:szCs w:val="18"/>
+        </w:rPr>
+        <w:t xml:space="preserve"> </w:t>
+      </w:r>
+      <w:proofErr w:type="spellStart"/>
+      <w:r>
+        <w:rPr>
+          <w:rFonts w:ascii="Menlo" w:eastAsia="Times New Roman" w:hAnsi="Menlo" w:cs="Menlo"/>
+          <w:color w:val="CCCCCC"/>
+          <w:sz w:val="18"/>
+          <w:szCs w:val="18"/>
+        </w:rPr>
+        <w:t>dữ</w:t>
+      </w:r>
+      <w:proofErr w:type="spellEnd"/>
+      <w:r>
+        <w:rPr>
+          <w:rFonts w:ascii="Menlo" w:eastAsia="Times New Roman" w:hAnsi="Menlo" w:cs="Menlo"/>
+          <w:color w:val="CCCCCC"/>
+          <w:sz w:val="18"/>
+          <w:szCs w:val="18"/>
+        </w:rPr>
+        <w:t xml:space="preserve"> </w:t>
+      </w:r>
+      <w:proofErr w:type="spellStart"/>
+      <w:r>
+        <w:rPr>
+          <w:rFonts w:ascii="Menlo" w:eastAsia="Times New Roman" w:hAnsi="Menlo" w:cs="Menlo"/>
+          <w:color w:val="CCCCCC"/>
+          <w:sz w:val="18"/>
+          <w:szCs w:val="18"/>
+        </w:rPr>
+        <w:t>liệu</w:t>
+      </w:r>
+      <w:proofErr w:type="spellEnd"/>
+      <w:r>
+        <w:rPr>
+          <w:rFonts w:ascii="Menlo" w:eastAsia="Times New Roman" w:hAnsi="Menlo" w:cs="Menlo"/>
+          <w:color w:val="CCCCCC"/>
+          <w:sz w:val="18"/>
+          <w:szCs w:val="18"/>
+        </w:rPr>
+        <w:t xml:space="preserve"> </w:t>
+      </w:r>
+      <w:proofErr w:type="spellStart"/>
+      <w:r>
+        <w:rPr>
+          <w:rFonts w:ascii="Menlo" w:eastAsia="Times New Roman" w:hAnsi="Menlo" w:cs="Menlo"/>
+          <w:color w:val="CCCCCC"/>
+          <w:sz w:val="18"/>
+          <w:szCs w:val="18"/>
+        </w:rPr>
+        <w:t>giữa</w:t>
+      </w:r>
+      <w:proofErr w:type="spellEnd"/>
+      <w:r>
+        <w:rPr>
+          <w:rFonts w:ascii="Menlo" w:eastAsia="Times New Roman" w:hAnsi="Menlo" w:cs="Menlo"/>
+          <w:color w:val="CCCCCC"/>
+          <w:sz w:val="18"/>
+          <w:szCs w:val="18"/>
+        </w:rPr>
+        <w:t xml:space="preserve"> các module, </w:t>
+      </w:r>
+      <w:proofErr w:type="spellStart"/>
+      <w:r>
+        <w:rPr>
+          <w:rFonts w:ascii="Menlo" w:eastAsia="Times New Roman" w:hAnsi="Menlo" w:cs="Menlo"/>
+          <w:color w:val="CCCCCC"/>
+          <w:sz w:val="18"/>
+          <w:szCs w:val="18"/>
+        </w:rPr>
+        <w:t>đ</w:t>
       </w:r>
       <w:r>
         <w:rPr>
@@ -1787,7 +4995,27 @@
           <w:sz w:val="18"/>
           <w:szCs w:val="18"/>
         </w:rPr>
-        <w:t>m b</w:t>
+        <w:t>m</w:t>
+      </w:r>
+      <w:proofErr w:type="spellEnd"/>
+      <w:r>
+        <w:rPr>
+          <w:rFonts w:ascii="Menlo" w:eastAsia="Times New Roman" w:hAnsi="Menlo" w:cs="Menlo"/>
+          <w:color w:val="CCCCCC"/>
+          <w:sz w:val="18"/>
+          <w:szCs w:val="18"/>
+        </w:rPr>
+        <w:t xml:space="preserve"> </w:t>
+      </w:r>
+      <w:proofErr w:type="spellStart"/>
+      <w:r>
+        <w:rPr>
+          <w:rFonts w:ascii="Menlo" w:eastAsia="Times New Roman" w:hAnsi="Menlo" w:cs="Menlo"/>
+          <w:color w:val="CCCCCC"/>
+          <w:sz w:val="18"/>
+          <w:szCs w:val="18"/>
+        </w:rPr>
+        <w:t>b</w:t>
       </w:r>
       <w:r>
         <w:rPr>
@@ -1805,7 +5033,47 @@
           <w:sz w:val="18"/>
           <w:szCs w:val="18"/>
         </w:rPr>
-        <w:t>o hệ th</w:t>
+        <w:t>o</w:t>
+      </w:r>
+      <w:proofErr w:type="spellEnd"/>
+      <w:r>
+        <w:rPr>
+          <w:rFonts w:ascii="Menlo" w:eastAsia="Times New Roman" w:hAnsi="Menlo" w:cs="Menlo"/>
+          <w:color w:val="CCCCCC"/>
+          <w:sz w:val="18"/>
+          <w:szCs w:val="18"/>
+        </w:rPr>
+        <w:t xml:space="preserve"> </w:t>
+      </w:r>
+      <w:proofErr w:type="spellStart"/>
+      <w:r>
+        <w:rPr>
+          <w:rFonts w:ascii="Menlo" w:eastAsia="Times New Roman" w:hAnsi="Menlo" w:cs="Menlo"/>
+          <w:color w:val="CCCCCC"/>
+          <w:sz w:val="18"/>
+          <w:szCs w:val="18"/>
+        </w:rPr>
+        <w:t>hệ</w:t>
+      </w:r>
+      <w:proofErr w:type="spellEnd"/>
+      <w:r>
+        <w:rPr>
+          <w:rFonts w:ascii="Menlo" w:eastAsia="Times New Roman" w:hAnsi="Menlo" w:cs="Menlo"/>
+          <w:color w:val="CCCCCC"/>
+          <w:sz w:val="18"/>
+          <w:szCs w:val="18"/>
+        </w:rPr>
+        <w:t xml:space="preserve"> </w:t>
+      </w:r>
+      <w:proofErr w:type="spellStart"/>
+      <w:r>
+        <w:rPr>
+          <w:rFonts w:ascii="Menlo" w:eastAsia="Times New Roman" w:hAnsi="Menlo" w:cs="Menlo"/>
+          <w:color w:val="CCCCCC"/>
+          <w:sz w:val="18"/>
+          <w:szCs w:val="18"/>
+        </w:rPr>
+        <w:t>th</w:t>
       </w:r>
       <w:r>
         <w:rPr>
@@ -1823,8 +5091,59 @@
           <w:sz w:val="18"/>
           <w:szCs w:val="18"/>
         </w:rPr>
-        <w:t xml:space="preserve">ng hoạt động </w:t>
-      </w:r>
+        <w:t>ng</w:t>
+      </w:r>
+      <w:proofErr w:type="spellEnd"/>
+      <w:r>
+        <w:rPr>
+          <w:rFonts w:ascii="Menlo" w:eastAsia="Times New Roman" w:hAnsi="Menlo" w:cs="Menlo"/>
+          <w:color w:val="CCCCCC"/>
+          <w:sz w:val="18"/>
+          <w:szCs w:val="18"/>
+        </w:rPr>
+        <w:t xml:space="preserve"> </w:t>
+      </w:r>
+      <w:proofErr w:type="spellStart"/>
+      <w:r>
+        <w:rPr>
+          <w:rFonts w:ascii="Menlo" w:eastAsia="Times New Roman" w:hAnsi="Menlo" w:cs="Menlo"/>
+          <w:color w:val="CCCCCC"/>
+          <w:sz w:val="18"/>
+          <w:szCs w:val="18"/>
+        </w:rPr>
+        <w:t>hoạt</w:t>
+      </w:r>
+      <w:proofErr w:type="spellEnd"/>
+      <w:r>
+        <w:rPr>
+          <w:rFonts w:ascii="Menlo" w:eastAsia="Times New Roman" w:hAnsi="Menlo" w:cs="Menlo"/>
+          <w:color w:val="CCCCCC"/>
+          <w:sz w:val="18"/>
+          <w:szCs w:val="18"/>
+        </w:rPr>
+        <w:t xml:space="preserve"> </w:t>
+      </w:r>
+      <w:proofErr w:type="spellStart"/>
+      <w:r>
+        <w:rPr>
+          <w:rFonts w:ascii="Menlo" w:eastAsia="Times New Roman" w:hAnsi="Menlo" w:cs="Menlo"/>
+          <w:color w:val="CCCCCC"/>
+          <w:sz w:val="18"/>
+          <w:szCs w:val="18"/>
+        </w:rPr>
+        <w:t>động</w:t>
+      </w:r>
+      <w:proofErr w:type="spellEnd"/>
+      <w:r>
+        <w:rPr>
+          <w:rFonts w:ascii="Menlo" w:eastAsia="Times New Roman" w:hAnsi="Menlo" w:cs="Menlo"/>
+          <w:color w:val="CCCCCC"/>
+          <w:sz w:val="18"/>
+          <w:szCs w:val="18"/>
+        </w:rPr>
+        <w:t xml:space="preserve"> </w:t>
+      </w:r>
+      <w:proofErr w:type="spellStart"/>
       <w:r>
         <w:rPr>
           <w:rFonts w:ascii="Calibri" w:eastAsia="Times New Roman" w:hAnsi="Calibri" w:cs="Calibri"/>
@@ -1841,7 +5160,47 @@
           <w:sz w:val="18"/>
           <w:szCs w:val="18"/>
         </w:rPr>
-        <w:t>n định khi t</w:t>
+        <w:t>n</w:t>
+      </w:r>
+      <w:proofErr w:type="spellEnd"/>
+      <w:r>
+        <w:rPr>
+          <w:rFonts w:ascii="Menlo" w:eastAsia="Times New Roman" w:hAnsi="Menlo" w:cs="Menlo"/>
+          <w:color w:val="CCCCCC"/>
+          <w:sz w:val="18"/>
+          <w:szCs w:val="18"/>
+        </w:rPr>
+        <w:t xml:space="preserve"> </w:t>
+      </w:r>
+      <w:proofErr w:type="spellStart"/>
+      <w:r>
+        <w:rPr>
+          <w:rFonts w:ascii="Menlo" w:eastAsia="Times New Roman" w:hAnsi="Menlo" w:cs="Menlo"/>
+          <w:color w:val="CCCCCC"/>
+          <w:sz w:val="18"/>
+          <w:szCs w:val="18"/>
+        </w:rPr>
+        <w:t>định</w:t>
+      </w:r>
+      <w:proofErr w:type="spellEnd"/>
+      <w:r>
+        <w:rPr>
+          <w:rFonts w:ascii="Menlo" w:eastAsia="Times New Roman" w:hAnsi="Menlo" w:cs="Menlo"/>
+          <w:color w:val="CCCCCC"/>
+          <w:sz w:val="18"/>
+          <w:szCs w:val="18"/>
+        </w:rPr>
+        <w:t xml:space="preserve"> khi </w:t>
+      </w:r>
+      <w:proofErr w:type="spellStart"/>
+      <w:r>
+        <w:rPr>
+          <w:rFonts w:ascii="Menlo" w:eastAsia="Times New Roman" w:hAnsi="Menlo" w:cs="Menlo"/>
+          <w:color w:val="CCCCCC"/>
+          <w:sz w:val="18"/>
+          <w:szCs w:val="18"/>
+        </w:rPr>
+        <w:t>t</w:t>
       </w:r>
       <w:r>
         <w:rPr>
@@ -1859,7 +5218,37 @@
           <w:sz w:val="18"/>
           <w:szCs w:val="18"/>
         </w:rPr>
-        <w:t>i cao.</w:t>
+        <w:t>i</w:t>
+      </w:r>
+      <w:proofErr w:type="spellEnd"/>
+      <w:r>
+        <w:rPr>
+          <w:rFonts w:ascii="Menlo" w:eastAsia="Times New Roman" w:hAnsi="Menlo" w:cs="Menlo"/>
+          <w:color w:val="CCCCCC"/>
+          <w:sz w:val="18"/>
+          <w:szCs w:val="18"/>
+        </w:rPr>
+        <w:t xml:space="preserve"> </w:t>
+      </w:r>
+      <w:proofErr w:type="spellStart"/>
+      <w:r>
+        <w:rPr>
+          <w:rFonts w:ascii="Menlo" w:eastAsia="Times New Roman" w:hAnsi="Menlo" w:cs="Menlo"/>
+          <w:color w:val="CCCCCC"/>
+          <w:sz w:val="18"/>
+          <w:szCs w:val="18"/>
+        </w:rPr>
+        <w:t>cao</w:t>
+      </w:r>
+      <w:proofErr w:type="spellEnd"/>
+      <w:r>
+        <w:rPr>
+          <w:rFonts w:ascii="Menlo" w:eastAsia="Times New Roman" w:hAnsi="Menlo" w:cs="Menlo"/>
+          <w:color w:val="CCCCCC"/>
+          <w:sz w:val="18"/>
+          <w:szCs w:val="18"/>
+        </w:rPr>
+        <w:t>.</w:t>
       </w:r>
     </w:p>
     <w:p>
@@ -1950,7 +5339,29 @@
           <w:szCs w:val="18"/>
           <w:highlight w:val="darkYellow"/>
         </w:rPr>
-        <w:t>data sync between system, ensure</w:t>
+        <w:t xml:space="preserve">data sync between </w:t>
+      </w:r>
+      <w:proofErr w:type="gramStart"/>
+      <w:r>
+        <w:rPr>
+          <w:rFonts w:ascii="Menlo" w:eastAsia="Times New Roman" w:hAnsi="Menlo" w:cs="Menlo"/>
+          <w:color w:val="CCCCCC"/>
+          <w:sz w:val="18"/>
+          <w:szCs w:val="18"/>
+          <w:highlight w:val="darkYellow"/>
+        </w:rPr>
+        <w:t>system</w:t>
+      </w:r>
+      <w:proofErr w:type="gramEnd"/>
+      <w:r>
+        <w:rPr>
+          <w:rFonts w:ascii="Menlo" w:eastAsia="Times New Roman" w:hAnsi="Menlo" w:cs="Menlo"/>
+          <w:color w:val="CCCCCC"/>
+          <w:sz w:val="18"/>
+          <w:szCs w:val="18"/>
+          <w:highlight w:val="darkYellow"/>
+        </w:rPr>
+        <w:t>, ensure</w:t>
       </w:r>
       <w:r>
         <w:rPr>
@@ -2033,8 +5444,19 @@
           <w:sz w:val="18"/>
           <w:szCs w:val="18"/>
         </w:rPr>
-        <w:t>•   Angular &amp; TypeScript</w:t>
-      </w:r>
+        <w:t xml:space="preserve">•   Angular &amp; </w:t>
+      </w:r>
+      <w:proofErr w:type="spellStart"/>
+      <w:r>
+        <w:rPr>
+          <w:rFonts w:ascii="Menlo" w:eastAsia="Times New Roman" w:hAnsi="Menlo" w:cs="Menlo"/>
+          <w:color w:val="CCCCCC"/>
+          <w:sz w:val="18"/>
+          <w:szCs w:val="18"/>
+        </w:rPr>
+        <w:t>TypeScript</w:t>
+      </w:r>
+      <w:proofErr w:type="spellEnd"/>
     </w:p>
     <w:p>
       <w:pPr>
@@ -2047,14 +5469,35 @@
           <w:szCs w:val="18"/>
         </w:rPr>
       </w:pPr>
-      <w:r>
-        <w:rPr>
-          <w:rFonts w:ascii="Menlo" w:eastAsia="Times New Roman" w:hAnsi="Menlo" w:cs="Menlo"/>
-          <w:color w:val="CCCCCC"/>
-          <w:sz w:val="18"/>
-          <w:szCs w:val="18"/>
-        </w:rPr>
-        <w:t>Phát tri</w:t>
+      <w:proofErr w:type="spellStart"/>
+      <w:r>
+        <w:rPr>
+          <w:rFonts w:ascii="Menlo" w:eastAsia="Times New Roman" w:hAnsi="Menlo" w:cs="Menlo"/>
+          <w:color w:val="CCCCCC"/>
+          <w:sz w:val="18"/>
+          <w:szCs w:val="18"/>
+        </w:rPr>
+        <w:t>Phát</w:t>
+      </w:r>
+      <w:proofErr w:type="spellEnd"/>
+      <w:r>
+        <w:rPr>
+          <w:rFonts w:ascii="Menlo" w:eastAsia="Times New Roman" w:hAnsi="Menlo" w:cs="Menlo"/>
+          <w:color w:val="CCCCCC"/>
+          <w:sz w:val="18"/>
+          <w:szCs w:val="18"/>
+        </w:rPr>
+        <w:t xml:space="preserve"> </w:t>
+      </w:r>
+      <w:proofErr w:type="spellStart"/>
+      <w:r>
+        <w:rPr>
+          <w:rFonts w:ascii="Menlo" w:eastAsia="Times New Roman" w:hAnsi="Menlo" w:cs="Menlo"/>
+          <w:color w:val="CCCCCC"/>
+          <w:sz w:val="18"/>
+          <w:szCs w:val="18"/>
+        </w:rPr>
+        <w:t>tri</w:t>
       </w:r>
       <w:r>
         <w:rPr>
@@ -2072,7 +5515,97 @@
           <w:sz w:val="18"/>
           <w:szCs w:val="18"/>
         </w:rPr>
-        <w:t>n ứng dụng web dạng SPA, giao ti</w:t>
+        <w:t>n</w:t>
+      </w:r>
+      <w:proofErr w:type="spellEnd"/>
+      <w:r>
+        <w:rPr>
+          <w:rFonts w:ascii="Menlo" w:eastAsia="Times New Roman" w:hAnsi="Menlo" w:cs="Menlo"/>
+          <w:color w:val="CCCCCC"/>
+          <w:sz w:val="18"/>
+          <w:szCs w:val="18"/>
+        </w:rPr>
+        <w:t xml:space="preserve"> </w:t>
+      </w:r>
+      <w:proofErr w:type="spellStart"/>
+      <w:r>
+        <w:rPr>
+          <w:rFonts w:ascii="Menlo" w:eastAsia="Times New Roman" w:hAnsi="Menlo" w:cs="Menlo"/>
+          <w:color w:val="CCCCCC"/>
+          <w:sz w:val="18"/>
+          <w:szCs w:val="18"/>
+        </w:rPr>
+        <w:t>ứng</w:t>
+      </w:r>
+      <w:proofErr w:type="spellEnd"/>
+      <w:r>
+        <w:rPr>
+          <w:rFonts w:ascii="Menlo" w:eastAsia="Times New Roman" w:hAnsi="Menlo" w:cs="Menlo"/>
+          <w:color w:val="CCCCCC"/>
+          <w:sz w:val="18"/>
+          <w:szCs w:val="18"/>
+        </w:rPr>
+        <w:t xml:space="preserve"> </w:t>
+      </w:r>
+      <w:proofErr w:type="spellStart"/>
+      <w:r>
+        <w:rPr>
+          <w:rFonts w:ascii="Menlo" w:eastAsia="Times New Roman" w:hAnsi="Menlo" w:cs="Menlo"/>
+          <w:color w:val="CCCCCC"/>
+          <w:sz w:val="18"/>
+          <w:szCs w:val="18"/>
+        </w:rPr>
+        <w:t>dụng</w:t>
+      </w:r>
+      <w:proofErr w:type="spellEnd"/>
+      <w:r>
+        <w:rPr>
+          <w:rFonts w:ascii="Menlo" w:eastAsia="Times New Roman" w:hAnsi="Menlo" w:cs="Menlo"/>
+          <w:color w:val="CCCCCC"/>
+          <w:sz w:val="18"/>
+          <w:szCs w:val="18"/>
+        </w:rPr>
+        <w:t xml:space="preserve"> web </w:t>
+      </w:r>
+      <w:proofErr w:type="spellStart"/>
+      <w:r>
+        <w:rPr>
+          <w:rFonts w:ascii="Menlo" w:eastAsia="Times New Roman" w:hAnsi="Menlo" w:cs="Menlo"/>
+          <w:color w:val="CCCCCC"/>
+          <w:sz w:val="18"/>
+          <w:szCs w:val="18"/>
+        </w:rPr>
+        <w:t>dạng</w:t>
+      </w:r>
+      <w:proofErr w:type="spellEnd"/>
+      <w:r>
+        <w:rPr>
+          <w:rFonts w:ascii="Menlo" w:eastAsia="Times New Roman" w:hAnsi="Menlo" w:cs="Menlo"/>
+          <w:color w:val="CCCCCC"/>
+          <w:sz w:val="18"/>
+          <w:szCs w:val="18"/>
+        </w:rPr>
+        <w:t xml:space="preserve"> SPA, </w:t>
+      </w:r>
+      <w:proofErr w:type="spellStart"/>
+      <w:r>
+        <w:rPr>
+          <w:rFonts w:ascii="Menlo" w:eastAsia="Times New Roman" w:hAnsi="Menlo" w:cs="Menlo"/>
+          <w:color w:val="CCCCCC"/>
+          <w:sz w:val="18"/>
+          <w:szCs w:val="18"/>
+        </w:rPr>
+        <w:t>giao</w:t>
+      </w:r>
+      <w:proofErr w:type="spellEnd"/>
+      <w:r>
+        <w:rPr>
+          <w:rFonts w:ascii="Menlo" w:eastAsia="Times New Roman" w:hAnsi="Menlo" w:cs="Menlo"/>
+          <w:color w:val="CCCCCC"/>
+          <w:sz w:val="18"/>
+          <w:szCs w:val="18"/>
+        </w:rPr>
+        <w:t xml:space="preserve"> ti</w:t>
       </w:r>
       <w:r>
         <w:rPr>
@@ -2090,7 +5623,37 @@
           <w:sz w:val="18"/>
           <w:szCs w:val="18"/>
         </w:rPr>
-        <w:t>p với backend thông qua RESTful APIs, đ</w:t>
+        <w:t xml:space="preserve">p với backend </w:t>
+      </w:r>
+      <w:proofErr w:type="spellStart"/>
+      <w:r>
+        <w:rPr>
+          <w:rFonts w:ascii="Menlo" w:eastAsia="Times New Roman" w:hAnsi="Menlo" w:cs="Menlo"/>
+          <w:color w:val="CCCCCC"/>
+          <w:sz w:val="18"/>
+          <w:szCs w:val="18"/>
+        </w:rPr>
+        <w:t>thông</w:t>
+      </w:r>
+      <w:proofErr w:type="spellEnd"/>
+      <w:r>
+        <w:rPr>
+          <w:rFonts w:ascii="Menlo" w:eastAsia="Times New Roman" w:hAnsi="Menlo" w:cs="Menlo"/>
+          <w:color w:val="CCCCCC"/>
+          <w:sz w:val="18"/>
+          <w:szCs w:val="18"/>
+        </w:rPr>
+        <w:t xml:space="preserve"> qua RESTful APIs, </w:t>
+      </w:r>
+      <w:proofErr w:type="spellStart"/>
+      <w:r>
+        <w:rPr>
+          <w:rFonts w:ascii="Menlo" w:eastAsia="Times New Roman" w:hAnsi="Menlo" w:cs="Menlo"/>
+          <w:color w:val="CCCCCC"/>
+          <w:sz w:val="18"/>
+          <w:szCs w:val="18"/>
+        </w:rPr>
+        <w:t>đ</w:t>
       </w:r>
       <w:r>
         <w:rPr>
@@ -2108,7 +5671,27 @@
           <w:sz w:val="18"/>
           <w:szCs w:val="18"/>
         </w:rPr>
-        <w:t>m b</w:t>
+        <w:t>m</w:t>
+      </w:r>
+      <w:proofErr w:type="spellEnd"/>
+      <w:r>
+        <w:rPr>
+          <w:rFonts w:ascii="Menlo" w:eastAsia="Times New Roman" w:hAnsi="Menlo" w:cs="Menlo"/>
+          <w:color w:val="CCCCCC"/>
+          <w:sz w:val="18"/>
+          <w:szCs w:val="18"/>
+        </w:rPr>
+        <w:t xml:space="preserve"> </w:t>
+      </w:r>
+      <w:proofErr w:type="spellStart"/>
+      <w:r>
+        <w:rPr>
+          <w:rFonts w:ascii="Menlo" w:eastAsia="Times New Roman" w:hAnsi="Menlo" w:cs="Menlo"/>
+          <w:color w:val="CCCCCC"/>
+          <w:sz w:val="18"/>
+          <w:szCs w:val="18"/>
+        </w:rPr>
+        <w:t>b</w:t>
       </w:r>
       <w:r>
         <w:rPr>
@@ -2126,7 +5709,27 @@
           <w:sz w:val="18"/>
           <w:szCs w:val="18"/>
         </w:rPr>
-        <w:t>o tr</w:t>
+        <w:t>o</w:t>
+      </w:r>
+      <w:proofErr w:type="spellEnd"/>
+      <w:r>
+        <w:rPr>
+          <w:rFonts w:ascii="Menlo" w:eastAsia="Times New Roman" w:hAnsi="Menlo" w:cs="Menlo"/>
+          <w:color w:val="CCCCCC"/>
+          <w:sz w:val="18"/>
+          <w:szCs w:val="18"/>
+        </w:rPr>
+        <w:t xml:space="preserve"> </w:t>
+      </w:r>
+      <w:proofErr w:type="spellStart"/>
+      <w:r>
+        <w:rPr>
+          <w:rFonts w:ascii="Menlo" w:eastAsia="Times New Roman" w:hAnsi="Menlo" w:cs="Menlo"/>
+          <w:color w:val="CCCCCC"/>
+          <w:sz w:val="18"/>
+          <w:szCs w:val="18"/>
+        </w:rPr>
+        <w:t>tr</w:t>
       </w:r>
       <w:r>
         <w:rPr>
@@ -2144,7 +5747,87 @@
           <w:sz w:val="18"/>
           <w:szCs w:val="18"/>
         </w:rPr>
-        <w:t>i nghiệm người dùng mượt và ph</w:t>
+        <w:t>i</w:t>
+      </w:r>
+      <w:proofErr w:type="spellEnd"/>
+      <w:r>
+        <w:rPr>
+          <w:rFonts w:ascii="Menlo" w:eastAsia="Times New Roman" w:hAnsi="Menlo" w:cs="Menlo"/>
+          <w:color w:val="CCCCCC"/>
+          <w:sz w:val="18"/>
+          <w:szCs w:val="18"/>
+        </w:rPr>
+        <w:t xml:space="preserve"> </w:t>
+      </w:r>
+      <w:proofErr w:type="spellStart"/>
+      <w:r>
+        <w:rPr>
+          <w:rFonts w:ascii="Menlo" w:eastAsia="Times New Roman" w:hAnsi="Menlo" w:cs="Menlo"/>
+          <w:color w:val="CCCCCC"/>
+          <w:sz w:val="18"/>
+          <w:szCs w:val="18"/>
+        </w:rPr>
+        <w:t>nghiệm</w:t>
+      </w:r>
+      <w:proofErr w:type="spellEnd"/>
+      <w:r>
+        <w:rPr>
+          <w:rFonts w:ascii="Menlo" w:eastAsia="Times New Roman" w:hAnsi="Menlo" w:cs="Menlo"/>
+          <w:color w:val="CCCCCC"/>
+          <w:sz w:val="18"/>
+          <w:szCs w:val="18"/>
+        </w:rPr>
+        <w:t xml:space="preserve"> </w:t>
+      </w:r>
+      <w:proofErr w:type="spellStart"/>
+      <w:r>
+        <w:rPr>
+          <w:rFonts w:ascii="Menlo" w:eastAsia="Times New Roman" w:hAnsi="Menlo" w:cs="Menlo"/>
+          <w:color w:val="CCCCCC"/>
+          <w:sz w:val="18"/>
+          <w:szCs w:val="18"/>
+        </w:rPr>
+        <w:t>người</w:t>
+      </w:r>
+      <w:proofErr w:type="spellEnd"/>
+      <w:r>
+        <w:rPr>
+          <w:rFonts w:ascii="Menlo" w:eastAsia="Times New Roman" w:hAnsi="Menlo" w:cs="Menlo"/>
+          <w:color w:val="CCCCCC"/>
+          <w:sz w:val="18"/>
+          <w:szCs w:val="18"/>
+        </w:rPr>
+        <w:t xml:space="preserve"> dùng </w:t>
+      </w:r>
+      <w:proofErr w:type="spellStart"/>
+      <w:r>
+        <w:rPr>
+          <w:rFonts w:ascii="Menlo" w:eastAsia="Times New Roman" w:hAnsi="Menlo" w:cs="Menlo"/>
+          <w:color w:val="CCCCCC"/>
+          <w:sz w:val="18"/>
+          <w:szCs w:val="18"/>
+        </w:rPr>
+        <w:t>mượt</w:t>
+      </w:r>
+      <w:proofErr w:type="spellEnd"/>
+      <w:r>
+        <w:rPr>
+          <w:rFonts w:ascii="Menlo" w:eastAsia="Times New Roman" w:hAnsi="Menlo" w:cs="Menlo"/>
+          <w:color w:val="CCCCCC"/>
+          <w:sz w:val="18"/>
+          <w:szCs w:val="18"/>
+        </w:rPr>
+        <w:t xml:space="preserve"> và </w:t>
+      </w:r>
+      <w:proofErr w:type="spellStart"/>
+      <w:r>
+        <w:rPr>
+          <w:rFonts w:ascii="Menlo" w:eastAsia="Times New Roman" w:hAnsi="Menlo" w:cs="Menlo"/>
+          <w:color w:val="CCCCCC"/>
+          <w:sz w:val="18"/>
+          <w:szCs w:val="18"/>
+        </w:rPr>
+        <w:t>ph</w:t>
       </w:r>
       <w:r>
         <w:rPr>
@@ -2162,7 +5845,27 @@
           <w:sz w:val="18"/>
           <w:szCs w:val="18"/>
         </w:rPr>
-        <w:t>n h</w:t>
+        <w:t>n</w:t>
+      </w:r>
+      <w:proofErr w:type="spellEnd"/>
+      <w:r>
+        <w:rPr>
+          <w:rFonts w:ascii="Menlo" w:eastAsia="Times New Roman" w:hAnsi="Menlo" w:cs="Menlo"/>
+          <w:color w:val="CCCCCC"/>
+          <w:sz w:val="18"/>
+          <w:szCs w:val="18"/>
+        </w:rPr>
+        <w:t xml:space="preserve"> </w:t>
+      </w:r>
+      <w:proofErr w:type="spellStart"/>
+      <w:r>
+        <w:rPr>
+          <w:rFonts w:ascii="Menlo" w:eastAsia="Times New Roman" w:hAnsi="Menlo" w:cs="Menlo"/>
+          <w:color w:val="CCCCCC"/>
+          <w:sz w:val="18"/>
+          <w:szCs w:val="18"/>
+        </w:rPr>
+        <w:t>h</w:t>
       </w:r>
       <w:r>
         <w:rPr>
@@ -2180,7 +5883,17 @@
           <w:sz w:val="18"/>
           <w:szCs w:val="18"/>
         </w:rPr>
-        <w:t>i nhanh.</w:t>
+        <w:t>i</w:t>
+      </w:r>
+      <w:proofErr w:type="spellEnd"/>
+      <w:r>
+        <w:rPr>
+          <w:rFonts w:ascii="Menlo" w:eastAsia="Times New Roman" w:hAnsi="Menlo" w:cs="Menlo"/>
+          <w:color w:val="CCCCCC"/>
+          <w:sz w:val="18"/>
+          <w:szCs w:val="18"/>
+        </w:rPr>
+        <w:t xml:space="preserve"> nhanh.</w:t>
       </w:r>
     </w:p>
     <w:p>
@@ -2287,14 +6000,95 @@
           <w:szCs w:val="18"/>
         </w:rPr>
       </w:pPr>
-      <w:r>
-        <w:rPr>
-          <w:rFonts w:ascii="Menlo" w:eastAsia="Times New Roman" w:hAnsi="Menlo" w:cs="Menlo"/>
-          <w:color w:val="CCCCCC"/>
-          <w:sz w:val="18"/>
-          <w:szCs w:val="18"/>
-        </w:rPr>
-        <w:t>Xây dựng giao diện th</w:t>
+      <w:proofErr w:type="spellStart"/>
+      <w:r>
+        <w:rPr>
+          <w:rFonts w:ascii="Menlo" w:eastAsia="Times New Roman" w:hAnsi="Menlo" w:cs="Menlo"/>
+          <w:color w:val="CCCCCC"/>
+          <w:sz w:val="18"/>
+          <w:szCs w:val="18"/>
+        </w:rPr>
+        <w:t>Xây</w:t>
+      </w:r>
+      <w:proofErr w:type="spellEnd"/>
+      <w:r>
+        <w:rPr>
+          <w:rFonts w:ascii="Menlo" w:eastAsia="Times New Roman" w:hAnsi="Menlo" w:cs="Menlo"/>
+          <w:color w:val="CCCCCC"/>
+          <w:sz w:val="18"/>
+          <w:szCs w:val="18"/>
+        </w:rPr>
+        <w:t xml:space="preserve"> </w:t>
+      </w:r>
+      <w:proofErr w:type="spellStart"/>
+      <w:r>
+        <w:rPr>
+          <w:rFonts w:ascii="Menlo" w:eastAsia="Times New Roman" w:hAnsi="Menlo" w:cs="Menlo"/>
+          <w:color w:val="CCCCCC"/>
+          <w:sz w:val="18"/>
+          <w:szCs w:val="18"/>
+        </w:rPr>
+        <w:t>dựng</w:t>
+      </w:r>
+      <w:proofErr w:type="spellEnd"/>
+      <w:r>
+        <w:rPr>
+          <w:rFonts w:ascii="Menlo" w:eastAsia="Times New Roman" w:hAnsi="Menlo" w:cs="Menlo"/>
+          <w:color w:val="CCCCCC"/>
+          <w:sz w:val="18"/>
+          <w:szCs w:val="18"/>
+        </w:rPr>
+        <w:t xml:space="preserve"> </w:t>
+      </w:r>
+      <w:proofErr w:type="spellStart"/>
+      <w:r>
+        <w:rPr>
+          <w:rFonts w:ascii="Menlo" w:eastAsia="Times New Roman" w:hAnsi="Menlo" w:cs="Menlo"/>
+          <w:color w:val="CCCCCC"/>
+          <w:sz w:val="18"/>
+          <w:szCs w:val="18"/>
+        </w:rPr>
+        <w:t>giao</w:t>
+      </w:r>
+      <w:proofErr w:type="spellEnd"/>
+      <w:r>
+        <w:rPr>
+          <w:rFonts w:ascii="Menlo" w:eastAsia="Times New Roman" w:hAnsi="Menlo" w:cs="Menlo"/>
+          <w:color w:val="CCCCCC"/>
+          <w:sz w:val="18"/>
+          <w:szCs w:val="18"/>
+        </w:rPr>
+        <w:t xml:space="preserve"> </w:t>
+      </w:r>
+      <w:proofErr w:type="spellStart"/>
+      <w:r>
+        <w:rPr>
+          <w:rFonts w:ascii="Menlo" w:eastAsia="Times New Roman" w:hAnsi="Menlo" w:cs="Menlo"/>
+          <w:color w:val="CCCCCC"/>
+          <w:sz w:val="18"/>
+          <w:szCs w:val="18"/>
+        </w:rPr>
+        <w:t>diện</w:t>
+      </w:r>
+      <w:proofErr w:type="spellEnd"/>
+      <w:r>
+        <w:rPr>
+          <w:rFonts w:ascii="Menlo" w:eastAsia="Times New Roman" w:hAnsi="Menlo" w:cs="Menlo"/>
+          <w:color w:val="CCCCCC"/>
+          <w:sz w:val="18"/>
+          <w:szCs w:val="18"/>
+        </w:rPr>
+        <w:t xml:space="preserve"> </w:t>
+      </w:r>
+      <w:proofErr w:type="spellStart"/>
+      <w:r>
+        <w:rPr>
+          <w:rFonts w:ascii="Menlo" w:eastAsia="Times New Roman" w:hAnsi="Menlo" w:cs="Menlo"/>
+          <w:color w:val="CCCCCC"/>
+          <w:sz w:val="18"/>
+          <w:szCs w:val="18"/>
+        </w:rPr>
+        <w:t>th</w:t>
       </w:r>
       <w:r>
         <w:rPr>
@@ -2312,7 +6106,27 @@
           <w:sz w:val="18"/>
           <w:szCs w:val="18"/>
         </w:rPr>
-        <w:t>ng nh</w:t>
+        <w:t>ng</w:t>
+      </w:r>
+      <w:proofErr w:type="spellEnd"/>
+      <w:r>
+        <w:rPr>
+          <w:rFonts w:ascii="Menlo" w:eastAsia="Times New Roman" w:hAnsi="Menlo" w:cs="Menlo"/>
+          <w:color w:val="CCCCCC"/>
+          <w:sz w:val="18"/>
+          <w:szCs w:val="18"/>
+        </w:rPr>
+        <w:t xml:space="preserve"> </w:t>
+      </w:r>
+      <w:proofErr w:type="spellStart"/>
+      <w:r>
+        <w:rPr>
+          <w:rFonts w:ascii="Menlo" w:eastAsia="Times New Roman" w:hAnsi="Menlo" w:cs="Menlo"/>
+          <w:color w:val="CCCCCC"/>
+          <w:sz w:val="18"/>
+          <w:szCs w:val="18"/>
+        </w:rPr>
+        <w:t>nh</w:t>
       </w:r>
       <w:r>
         <w:rPr>
@@ -2330,7 +6144,27 @@
           <w:sz w:val="18"/>
           <w:szCs w:val="18"/>
         </w:rPr>
-        <w:t>t, chu</w:t>
+        <w:t>t</w:t>
+      </w:r>
+      <w:proofErr w:type="spellEnd"/>
+      <w:r>
+        <w:rPr>
+          <w:rFonts w:ascii="Menlo" w:eastAsia="Times New Roman" w:hAnsi="Menlo" w:cs="Menlo"/>
+          <w:color w:val="CCCCCC"/>
+          <w:sz w:val="18"/>
+          <w:szCs w:val="18"/>
+        </w:rPr>
+        <w:t xml:space="preserve">, </w:t>
+      </w:r>
+      <w:proofErr w:type="spellStart"/>
+      <w:r>
+        <w:rPr>
+          <w:rFonts w:ascii="Menlo" w:eastAsia="Times New Roman" w:hAnsi="Menlo" w:cs="Menlo"/>
+          <w:color w:val="CCCCCC"/>
+          <w:sz w:val="18"/>
+          <w:szCs w:val="18"/>
+        </w:rPr>
+        <w:t>chu</w:t>
       </w:r>
       <w:r>
         <w:rPr>
@@ -2348,7 +6182,17 @@
           <w:sz w:val="18"/>
           <w:szCs w:val="18"/>
         </w:rPr>
-        <w:t>n UI/UX, d</w:t>
+        <w:t>n</w:t>
+      </w:r>
+      <w:proofErr w:type="spellEnd"/>
+      <w:r>
+        <w:rPr>
+          <w:rFonts w:ascii="Menlo" w:eastAsia="Times New Roman" w:hAnsi="Menlo" w:cs="Menlo"/>
+          <w:color w:val="CCCCCC"/>
+          <w:sz w:val="18"/>
+          <w:szCs w:val="18"/>
+        </w:rPr>
+        <w:t xml:space="preserve"> UI/UX, d</w:t>
       </w:r>
       <w:r>
         <w:rPr>
@@ -2366,7 +6210,17 @@
           <w:sz w:val="18"/>
           <w:szCs w:val="18"/>
         </w:rPr>
-        <w:t xml:space="preserve"> m</w:t>
+        <w:t xml:space="preserve"> </w:t>
+      </w:r>
+      <w:proofErr w:type="spellStart"/>
+      <w:r>
+        <w:rPr>
+          <w:rFonts w:ascii="Menlo" w:eastAsia="Times New Roman" w:hAnsi="Menlo" w:cs="Menlo"/>
+          <w:color w:val="CCCCCC"/>
+          <w:sz w:val="18"/>
+          <w:szCs w:val="18"/>
+        </w:rPr>
+        <w:t>m</w:t>
       </w:r>
       <w:r>
         <w:rPr>
@@ -2377,14 +6231,65 @@
         </w:rPr>
         <w:t>ở</w:t>
       </w:r>
-      <w:r>
-        <w:rPr>
-          <w:rFonts w:ascii="Menlo" w:eastAsia="Times New Roman" w:hAnsi="Menlo" w:cs="Menlo"/>
-          <w:color w:val="CCCCCC"/>
-          <w:sz w:val="18"/>
-          <w:szCs w:val="18"/>
-        </w:rPr>
-        <w:t xml:space="preserve"> rộng và tái s</w:t>
+      <w:proofErr w:type="spellEnd"/>
+      <w:r>
+        <w:rPr>
+          <w:rFonts w:ascii="Menlo" w:eastAsia="Times New Roman" w:hAnsi="Menlo" w:cs="Menlo"/>
+          <w:color w:val="CCCCCC"/>
+          <w:sz w:val="18"/>
+          <w:szCs w:val="18"/>
+        </w:rPr>
+        <w:t xml:space="preserve"> </w:t>
+      </w:r>
+      <w:proofErr w:type="spellStart"/>
+      <w:r>
+        <w:rPr>
+          <w:rFonts w:ascii="Menlo" w:eastAsia="Times New Roman" w:hAnsi="Menlo" w:cs="Menlo"/>
+          <w:color w:val="CCCCCC"/>
+          <w:sz w:val="18"/>
+          <w:szCs w:val="18"/>
+        </w:rPr>
+        <w:t>rộng</w:t>
+      </w:r>
+      <w:proofErr w:type="spellEnd"/>
+      <w:r>
+        <w:rPr>
+          <w:rFonts w:ascii="Menlo" w:eastAsia="Times New Roman" w:hAnsi="Menlo" w:cs="Menlo"/>
+          <w:color w:val="CCCCCC"/>
+          <w:sz w:val="18"/>
+          <w:szCs w:val="18"/>
+        </w:rPr>
+        <w:t xml:space="preserve"> và </w:t>
+      </w:r>
+      <w:proofErr w:type="spellStart"/>
+      <w:r>
+        <w:rPr>
+          <w:rFonts w:ascii="Menlo" w:eastAsia="Times New Roman" w:hAnsi="Menlo" w:cs="Menlo"/>
+          <w:color w:val="CCCCCC"/>
+          <w:sz w:val="18"/>
+          <w:szCs w:val="18"/>
+        </w:rPr>
+        <w:t>tái</w:t>
+      </w:r>
+      <w:proofErr w:type="spellEnd"/>
+      <w:r>
+        <w:rPr>
+          <w:rFonts w:ascii="Menlo" w:eastAsia="Times New Roman" w:hAnsi="Menlo" w:cs="Menlo"/>
+          <w:color w:val="CCCCCC"/>
+          <w:sz w:val="18"/>
+          <w:szCs w:val="18"/>
+        </w:rPr>
+        <w:t xml:space="preserve"> </w:t>
+      </w:r>
+      <w:proofErr w:type="spellStart"/>
+      <w:r>
+        <w:rPr>
+          <w:rFonts w:ascii="Menlo" w:eastAsia="Times New Roman" w:hAnsi="Menlo" w:cs="Menlo"/>
+          <w:color w:val="CCCCCC"/>
+          <w:sz w:val="18"/>
+          <w:szCs w:val="18"/>
+        </w:rPr>
+        <w:t>s</w:t>
       </w:r>
       <w:r>
         <w:rPr>
@@ -2395,14 +6300,35 @@
         </w:rPr>
         <w:t>ử</w:t>
       </w:r>
-      <w:r>
-        <w:rPr>
-          <w:rFonts w:ascii="Menlo" w:eastAsia="Times New Roman" w:hAnsi="Menlo" w:cs="Menlo"/>
-          <w:color w:val="CCCCCC"/>
-          <w:sz w:val="18"/>
-          <w:szCs w:val="18"/>
-        </w:rPr>
-        <w:t xml:space="preserve"> dụng component.</w:t>
+      <w:proofErr w:type="spellEnd"/>
+      <w:r>
+        <w:rPr>
+          <w:rFonts w:ascii="Menlo" w:eastAsia="Times New Roman" w:hAnsi="Menlo" w:cs="Menlo"/>
+          <w:color w:val="CCCCCC"/>
+          <w:sz w:val="18"/>
+          <w:szCs w:val="18"/>
+        </w:rPr>
+        <w:t xml:space="preserve"> </w:t>
+      </w:r>
+      <w:proofErr w:type="spellStart"/>
+      <w:r>
+        <w:rPr>
+          <w:rFonts w:ascii="Menlo" w:eastAsia="Times New Roman" w:hAnsi="Menlo" w:cs="Menlo"/>
+          <w:color w:val="CCCCCC"/>
+          <w:sz w:val="18"/>
+          <w:szCs w:val="18"/>
+        </w:rPr>
+        <w:t>dụng</w:t>
+      </w:r>
+      <w:proofErr w:type="spellEnd"/>
+      <w:r>
+        <w:rPr>
+          <w:rFonts w:ascii="Menlo" w:eastAsia="Times New Roman" w:hAnsi="Menlo" w:cs="Menlo"/>
+          <w:color w:val="CCCCCC"/>
+          <w:sz w:val="18"/>
+          <w:szCs w:val="18"/>
+        </w:rPr>
+        <w:t xml:space="preserve"> component.</w:t>
       </w:r>
     </w:p>
     <w:p>
@@ -2465,8 +6391,39 @@
           <w:sz w:val="18"/>
           <w:szCs w:val="18"/>
         </w:rPr>
-        <w:t>•   UI từ Figma</w:t>
-      </w:r>
+        <w:t xml:space="preserve">•   UI </w:t>
+      </w:r>
+      <w:proofErr w:type="spellStart"/>
+      <w:r>
+        <w:rPr>
+          <w:rFonts w:ascii="Menlo" w:eastAsia="Times New Roman" w:hAnsi="Menlo" w:cs="Menlo"/>
+          <w:color w:val="CCCCCC"/>
+          <w:sz w:val="18"/>
+          <w:szCs w:val="18"/>
+        </w:rPr>
+        <w:t>từ</w:t>
+      </w:r>
+      <w:proofErr w:type="spellEnd"/>
+      <w:r>
+        <w:rPr>
+          <w:rFonts w:ascii="Menlo" w:eastAsia="Times New Roman" w:hAnsi="Menlo" w:cs="Menlo"/>
+          <w:color w:val="CCCCCC"/>
+          <w:sz w:val="18"/>
+          <w:szCs w:val="18"/>
+        </w:rPr>
+        <w:t xml:space="preserve"> </w:t>
+      </w:r>
+      <w:proofErr w:type="spellStart"/>
+      <w:r>
+        <w:rPr>
+          <w:rFonts w:ascii="Menlo" w:eastAsia="Times New Roman" w:hAnsi="Menlo" w:cs="Menlo"/>
+          <w:color w:val="CCCCCC"/>
+          <w:sz w:val="18"/>
+          <w:szCs w:val="18"/>
+        </w:rPr>
+        <w:t>Figma</w:t>
+      </w:r>
+      <w:proofErr w:type="spellEnd"/>
     </w:p>
     <w:p>
       <w:pPr>
@@ -2479,6 +6436,7 @@
           <w:szCs w:val="18"/>
         </w:rPr>
       </w:pPr>
+      <w:proofErr w:type="spellStart"/>
       <w:r>
         <w:rPr>
           <w:rFonts w:ascii="Menlo" w:eastAsia="Times New Roman" w:hAnsi="Menlo" w:cs="Menlo"/>
@@ -2504,7 +6462,87 @@
           <w:sz w:val="18"/>
           <w:szCs w:val="18"/>
         </w:rPr>
-        <w:t>n khai chính xác thi</w:t>
+        <w:t>n</w:t>
+      </w:r>
+      <w:proofErr w:type="spellEnd"/>
+      <w:r>
+        <w:rPr>
+          <w:rFonts w:ascii="Menlo" w:eastAsia="Times New Roman" w:hAnsi="Menlo" w:cs="Menlo"/>
+          <w:color w:val="CCCCCC"/>
+          <w:sz w:val="18"/>
+          <w:szCs w:val="18"/>
+        </w:rPr>
+        <w:t xml:space="preserve"> </w:t>
+      </w:r>
+      <w:proofErr w:type="spellStart"/>
+      <w:r>
+        <w:rPr>
+          <w:rFonts w:ascii="Menlo" w:eastAsia="Times New Roman" w:hAnsi="Menlo" w:cs="Menlo"/>
+          <w:color w:val="CCCCCC"/>
+          <w:sz w:val="18"/>
+          <w:szCs w:val="18"/>
+        </w:rPr>
+        <w:t>khai</w:t>
+      </w:r>
+      <w:proofErr w:type="spellEnd"/>
+      <w:r>
+        <w:rPr>
+          <w:rFonts w:ascii="Menlo" w:eastAsia="Times New Roman" w:hAnsi="Menlo" w:cs="Menlo"/>
+          <w:color w:val="CCCCCC"/>
+          <w:sz w:val="18"/>
+          <w:szCs w:val="18"/>
+        </w:rPr>
+        <w:t xml:space="preserve"> </w:t>
+      </w:r>
+      <w:proofErr w:type="spellStart"/>
+      <w:r>
+        <w:rPr>
+          <w:rFonts w:ascii="Menlo" w:eastAsia="Times New Roman" w:hAnsi="Menlo" w:cs="Menlo"/>
+          <w:color w:val="CCCCCC"/>
+          <w:sz w:val="18"/>
+          <w:szCs w:val="18"/>
+        </w:rPr>
+        <w:t>chính</w:t>
+      </w:r>
+      <w:proofErr w:type="spellEnd"/>
+      <w:r>
+        <w:rPr>
+          <w:rFonts w:ascii="Menlo" w:eastAsia="Times New Roman" w:hAnsi="Menlo" w:cs="Menlo"/>
+          <w:color w:val="CCCCCC"/>
+          <w:sz w:val="18"/>
+          <w:szCs w:val="18"/>
+        </w:rPr>
+        <w:t xml:space="preserve"> </w:t>
+      </w:r>
+      <w:proofErr w:type="spellStart"/>
+      <w:r>
+        <w:rPr>
+          <w:rFonts w:ascii="Menlo" w:eastAsia="Times New Roman" w:hAnsi="Menlo" w:cs="Menlo"/>
+          <w:color w:val="CCCCCC"/>
+          <w:sz w:val="18"/>
+          <w:szCs w:val="18"/>
+        </w:rPr>
+        <w:t>xác</w:t>
+      </w:r>
+      <w:proofErr w:type="spellEnd"/>
+      <w:r>
+        <w:rPr>
+          <w:rFonts w:ascii="Menlo" w:eastAsia="Times New Roman" w:hAnsi="Menlo" w:cs="Menlo"/>
+          <w:color w:val="CCCCCC"/>
+          <w:sz w:val="18"/>
+          <w:szCs w:val="18"/>
+        </w:rPr>
+        <w:t xml:space="preserve"> </w:t>
+      </w:r>
+      <w:proofErr w:type="spellStart"/>
+      <w:r>
+        <w:rPr>
+          <w:rFonts w:ascii="Menlo" w:eastAsia="Times New Roman" w:hAnsi="Menlo" w:cs="Menlo"/>
+          <w:color w:val="CCCCCC"/>
+          <w:sz w:val="18"/>
+          <w:szCs w:val="18"/>
+        </w:rPr>
+        <w:t>thi</w:t>
       </w:r>
       <w:r>
         <w:rPr>
@@ -2522,7 +6560,27 @@
           <w:sz w:val="18"/>
           <w:szCs w:val="18"/>
         </w:rPr>
-        <w:t>t k</w:t>
+        <w:t>t</w:t>
+      </w:r>
+      <w:proofErr w:type="spellEnd"/>
+      <w:r>
+        <w:rPr>
+          <w:rFonts w:ascii="Menlo" w:eastAsia="Times New Roman" w:hAnsi="Menlo" w:cs="Menlo"/>
+          <w:color w:val="CCCCCC"/>
+          <w:sz w:val="18"/>
+          <w:szCs w:val="18"/>
+        </w:rPr>
+        <w:t xml:space="preserve"> </w:t>
+      </w:r>
+      <w:proofErr w:type="spellStart"/>
+      <w:r>
+        <w:rPr>
+          <w:rFonts w:ascii="Menlo" w:eastAsia="Times New Roman" w:hAnsi="Menlo" w:cs="Menlo"/>
+          <w:color w:val="CCCCCC"/>
+          <w:sz w:val="18"/>
+          <w:szCs w:val="18"/>
+        </w:rPr>
+        <w:t>k</w:t>
       </w:r>
       <w:r>
         <w:rPr>
@@ -2533,14 +6591,227 @@
         </w:rPr>
         <w:t>ế</w:t>
       </w:r>
-      <w:r>
-        <w:rPr>
-          <w:rFonts w:ascii="Menlo" w:eastAsia="Times New Roman" w:hAnsi="Menlo" w:cs="Menlo"/>
-          <w:color w:val="CCCCCC"/>
-          <w:sz w:val="18"/>
-          <w:szCs w:val="18"/>
-        </w:rPr>
-        <w:t xml:space="preserve"> từ Figma, xây dựng thư viện component dùng chung cho toàn hệ th</w:t>
+      <w:proofErr w:type="spellEnd"/>
+      <w:r>
+        <w:rPr>
+          <w:rFonts w:ascii="Menlo" w:eastAsia="Times New Roman" w:hAnsi="Menlo" w:cs="Menlo"/>
+          <w:color w:val="CCCCCC"/>
+          <w:sz w:val="18"/>
+          <w:szCs w:val="18"/>
+        </w:rPr>
+        <w:t xml:space="preserve"> </w:t>
+      </w:r>
+      <w:proofErr w:type="spellStart"/>
+      <w:r>
+        <w:rPr>
+          <w:rFonts w:ascii="Menlo" w:eastAsia="Times New Roman" w:hAnsi="Menlo" w:cs="Menlo"/>
+          <w:color w:val="CCCCCC"/>
+          <w:sz w:val="18"/>
+          <w:szCs w:val="18"/>
+        </w:rPr>
+        <w:t>từ</w:t>
+      </w:r>
+      <w:proofErr w:type="spellEnd"/>
+      <w:r>
+        <w:rPr>
+          <w:rFonts w:ascii="Menlo" w:eastAsia="Times New Roman" w:hAnsi="Menlo" w:cs="Menlo"/>
+          <w:color w:val="CCCCCC"/>
+          <w:sz w:val="18"/>
+          <w:szCs w:val="18"/>
+        </w:rPr>
+        <w:t xml:space="preserve"> </w:t>
+      </w:r>
+      <w:proofErr w:type="spellStart"/>
+      <w:r>
+        <w:rPr>
+          <w:rFonts w:ascii="Menlo" w:eastAsia="Times New Roman" w:hAnsi="Menlo" w:cs="Menlo"/>
+          <w:color w:val="CCCCCC"/>
+          <w:sz w:val="18"/>
+          <w:szCs w:val="18"/>
+        </w:rPr>
+        <w:t>Figma</w:t>
+      </w:r>
+      <w:proofErr w:type="spellEnd"/>
+      <w:r>
+        <w:rPr>
+          <w:rFonts w:ascii="Menlo" w:eastAsia="Times New Roman" w:hAnsi="Menlo" w:cs="Menlo"/>
+          <w:color w:val="CCCCCC"/>
+          <w:sz w:val="18"/>
+          <w:szCs w:val="18"/>
+        </w:rPr>
+        <w:t xml:space="preserve">, </w:t>
+      </w:r>
+      <w:proofErr w:type="spellStart"/>
+      <w:r>
+        <w:rPr>
+          <w:rFonts w:ascii="Menlo" w:eastAsia="Times New Roman" w:hAnsi="Menlo" w:cs="Menlo"/>
+          <w:color w:val="CCCCCC"/>
+          <w:sz w:val="18"/>
+          <w:szCs w:val="18"/>
+        </w:rPr>
+        <w:t>xây</w:t>
+      </w:r>
+      <w:proofErr w:type="spellEnd"/>
+      <w:r>
+        <w:rPr>
+          <w:rFonts w:ascii="Menlo" w:eastAsia="Times New Roman" w:hAnsi="Menlo" w:cs="Menlo"/>
+          <w:color w:val="CCCCCC"/>
+          <w:sz w:val="18"/>
+          <w:szCs w:val="18"/>
+        </w:rPr>
+        <w:t xml:space="preserve"> </w:t>
+      </w:r>
+      <w:proofErr w:type="spellStart"/>
+      <w:r>
+        <w:rPr>
+          <w:rFonts w:ascii="Menlo" w:eastAsia="Times New Roman" w:hAnsi="Menlo" w:cs="Menlo"/>
+          <w:color w:val="CCCCCC"/>
+          <w:sz w:val="18"/>
+          <w:szCs w:val="18"/>
+        </w:rPr>
+        <w:t>dựng</w:t>
+      </w:r>
+      <w:proofErr w:type="spellEnd"/>
+      <w:r>
+        <w:rPr>
+          <w:rFonts w:ascii="Menlo" w:eastAsia="Times New Roman" w:hAnsi="Menlo" w:cs="Menlo"/>
+          <w:color w:val="CCCCCC"/>
+          <w:sz w:val="18"/>
+          <w:szCs w:val="18"/>
+        </w:rPr>
+        <w:t xml:space="preserve"> </w:t>
+      </w:r>
+      <w:proofErr w:type="spellStart"/>
+      <w:proofErr w:type="gramStart"/>
+      <w:r>
+        <w:rPr>
+          <w:rFonts w:ascii="Menlo" w:eastAsia="Times New Roman" w:hAnsi="Menlo" w:cs="Menlo"/>
+          <w:color w:val="CCCCCC"/>
+          <w:sz w:val="18"/>
+          <w:szCs w:val="18"/>
+        </w:rPr>
+        <w:t>thư</w:t>
+      </w:r>
+      <w:proofErr w:type="spellEnd"/>
+      <w:proofErr w:type="gramEnd"/>
+      <w:r>
+        <w:rPr>
+          <w:rFonts w:ascii="Menlo" w:eastAsia="Times New Roman" w:hAnsi="Menlo" w:cs="Menlo"/>
+          <w:color w:val="CCCCCC"/>
+          <w:sz w:val="18"/>
+          <w:szCs w:val="18"/>
+        </w:rPr>
+        <w:t xml:space="preserve"> </w:t>
+      </w:r>
+      <w:proofErr w:type="spellStart"/>
+      <w:r>
+        <w:rPr>
+          <w:rFonts w:ascii="Menlo" w:eastAsia="Times New Roman" w:hAnsi="Menlo" w:cs="Menlo"/>
+          <w:color w:val="CCCCCC"/>
+          <w:sz w:val="18"/>
+          <w:szCs w:val="18"/>
+        </w:rPr>
+        <w:t>viện</w:t>
+      </w:r>
+      <w:proofErr w:type="spellEnd"/>
+      <w:r>
+        <w:rPr>
+          <w:rFonts w:ascii="Menlo" w:eastAsia="Times New Roman" w:hAnsi="Menlo" w:cs="Menlo"/>
+          <w:color w:val="CCCCCC"/>
+          <w:sz w:val="18"/>
+          <w:szCs w:val="18"/>
+        </w:rPr>
+        <w:t xml:space="preserve"> component dùng </w:t>
+      </w:r>
+      <w:proofErr w:type="spellStart"/>
+      <w:r>
+        <w:rPr>
+          <w:rFonts w:ascii="Menlo" w:eastAsia="Times New Roman" w:hAnsi="Menlo" w:cs="Menlo"/>
+          <w:color w:val="CCCCCC"/>
+          <w:sz w:val="18"/>
+          <w:szCs w:val="18"/>
+        </w:rPr>
+        <w:t>chung</w:t>
+      </w:r>
+      <w:proofErr w:type="spellEnd"/>
+      <w:r>
+        <w:rPr>
+          <w:rFonts w:ascii="Menlo" w:eastAsia="Times New Roman" w:hAnsi="Menlo" w:cs="Menlo"/>
+          <w:color w:val="CCCCCC"/>
+          <w:sz w:val="18"/>
+          <w:szCs w:val="18"/>
+        </w:rPr>
+        <w:t xml:space="preserve"> </w:t>
+      </w:r>
+      <w:proofErr w:type="spellStart"/>
+      <w:r>
+        <w:rPr>
+          <w:rFonts w:ascii="Menlo" w:eastAsia="Times New Roman" w:hAnsi="Menlo" w:cs="Menlo"/>
+          <w:color w:val="CCCCCC"/>
+          <w:sz w:val="18"/>
+          <w:szCs w:val="18"/>
+        </w:rPr>
+        <w:t>cho</w:t>
+      </w:r>
+      <w:proofErr w:type="spellEnd"/>
+      <w:r>
+        <w:rPr>
+          <w:rFonts w:ascii="Menlo" w:eastAsia="Times New Roman" w:hAnsi="Menlo" w:cs="Menlo"/>
+          <w:color w:val="CCCCCC"/>
+          <w:sz w:val="18"/>
+          <w:szCs w:val="18"/>
+        </w:rPr>
+        <w:t xml:space="preserve"> </w:t>
+      </w:r>
+      <w:proofErr w:type="spellStart"/>
+      <w:r>
+        <w:rPr>
+          <w:rFonts w:ascii="Menlo" w:eastAsia="Times New Roman" w:hAnsi="Menlo" w:cs="Menlo"/>
+          <w:color w:val="CCCCCC"/>
+          <w:sz w:val="18"/>
+          <w:szCs w:val="18"/>
+        </w:rPr>
+        <w:t>toàn</w:t>
+      </w:r>
+      <w:proofErr w:type="spellEnd"/>
+      <w:r>
+        <w:rPr>
+          <w:rFonts w:ascii="Menlo" w:eastAsia="Times New Roman" w:hAnsi="Menlo" w:cs="Menlo"/>
+          <w:color w:val="CCCCCC"/>
+          <w:sz w:val="18"/>
+          <w:szCs w:val="18"/>
+        </w:rPr>
+        <w:t xml:space="preserve"> </w:t>
+      </w:r>
+      <w:proofErr w:type="spellStart"/>
+      <w:r>
+        <w:rPr>
+          <w:rFonts w:ascii="Menlo" w:eastAsia="Times New Roman" w:hAnsi="Menlo" w:cs="Menlo"/>
+          <w:color w:val="CCCCCC"/>
+          <w:sz w:val="18"/>
+          <w:szCs w:val="18"/>
+        </w:rPr>
+        <w:t>hệ</w:t>
+      </w:r>
+      <w:proofErr w:type="spellEnd"/>
+      <w:r>
+        <w:rPr>
+          <w:rFonts w:ascii="Menlo" w:eastAsia="Times New Roman" w:hAnsi="Menlo" w:cs="Menlo"/>
+          <w:color w:val="CCCCCC"/>
+          <w:sz w:val="18"/>
+          <w:szCs w:val="18"/>
+        </w:rPr>
+        <w:t xml:space="preserve"> </w:t>
+      </w:r>
+      <w:proofErr w:type="spellStart"/>
+      <w:r>
+        <w:rPr>
+          <w:rFonts w:ascii="Menlo" w:eastAsia="Times New Roman" w:hAnsi="Menlo" w:cs="Menlo"/>
+          <w:color w:val="CCCCCC"/>
+          <w:sz w:val="18"/>
+          <w:szCs w:val="18"/>
+        </w:rPr>
+        <w:t>th</w:t>
       </w:r>
       <w:r>
         <w:rPr>
@@ -2558,7 +6829,17 @@
           <w:sz w:val="18"/>
           <w:szCs w:val="18"/>
         </w:rPr>
-        <w:t>ng.</w:t>
+        <w:t>ng</w:t>
+      </w:r>
+      <w:proofErr w:type="spellEnd"/>
+      <w:r>
+        <w:rPr>
+          <w:rFonts w:ascii="Menlo" w:eastAsia="Times New Roman" w:hAnsi="Menlo" w:cs="Menlo"/>
+          <w:color w:val="CCCCCC"/>
+          <w:sz w:val="18"/>
+          <w:szCs w:val="18"/>
+        </w:rPr>
+        <w:t>.</w:t>
       </w:r>
     </w:p>
     <w:p>
@@ -2609,8 +6890,66 @@
           <w:szCs w:val="18"/>
           <w:highlight w:val="darkYellow"/>
         </w:rPr>
-        <w:t>Implement the UI from the Figma design, build the common component for entire the. systemm</w:t>
-      </w:r>
+        <w:t xml:space="preserve">Implement the UI from the </w:t>
+      </w:r>
+      <w:proofErr w:type="spellStart"/>
+      <w:r>
+        <w:rPr>
+          <w:rFonts w:ascii="Menlo" w:eastAsia="Times New Roman" w:hAnsi="Menlo" w:cs="Menlo"/>
+          <w:color w:val="CCCCCC"/>
+          <w:sz w:val="18"/>
+          <w:szCs w:val="18"/>
+          <w:highlight w:val="darkYellow"/>
+        </w:rPr>
+        <w:t>Figma</w:t>
+      </w:r>
+      <w:proofErr w:type="spellEnd"/>
+      <w:r>
+        <w:rPr>
+          <w:rFonts w:ascii="Menlo" w:eastAsia="Times New Roman" w:hAnsi="Menlo" w:cs="Menlo"/>
+          <w:color w:val="CCCCCC"/>
+          <w:sz w:val="18"/>
+          <w:szCs w:val="18"/>
+          <w:highlight w:val="darkYellow"/>
+        </w:rPr>
+        <w:t xml:space="preserve"> design, build the common component for entire </w:t>
+      </w:r>
+      <w:proofErr w:type="spellStart"/>
+      <w:r>
+        <w:rPr>
+          <w:rFonts w:ascii="Menlo" w:eastAsia="Times New Roman" w:hAnsi="Menlo" w:cs="Menlo"/>
+          <w:color w:val="CCCCCC"/>
+          <w:sz w:val="18"/>
+          <w:szCs w:val="18"/>
+          <w:highlight w:val="darkYellow"/>
+        </w:rPr>
+        <w:t>the</w:t>
+      </w:r>
+      <w:proofErr w:type="spellEnd"/>
+      <w:r>
+        <w:rPr>
+          <w:rFonts w:ascii="Menlo" w:eastAsia="Times New Roman" w:hAnsi="Menlo" w:cs="Menlo"/>
+          <w:color w:val="CCCCCC"/>
+          <w:sz w:val="18"/>
+          <w:szCs w:val="18"/>
+          <w:highlight w:val="darkYellow"/>
+        </w:rPr>
+        <w:t xml:space="preserve">. </w:t>
+      </w:r>
+      <w:proofErr w:type="spellStart"/>
+      <w:proofErr w:type="gramStart"/>
+      <w:r>
+        <w:rPr>
+          <w:rFonts w:ascii="Menlo" w:eastAsia="Times New Roman" w:hAnsi="Menlo" w:cs="Menlo"/>
+          <w:color w:val="CCCCCC"/>
+          <w:sz w:val="18"/>
+          <w:szCs w:val="18"/>
+          <w:highlight w:val="darkYellow"/>
+        </w:rPr>
+        <w:t>systemm</w:t>
+      </w:r>
+      <w:proofErr w:type="spellEnd"/>
+      <w:proofErr w:type="gramEnd"/>
     </w:p>
     <w:p>
       <w:pPr>
@@ -2665,6 +7004,7 @@
           <w:szCs w:val="18"/>
         </w:rPr>
       </w:pPr>
+      <w:proofErr w:type="spellStart"/>
       <w:r>
         <w:rPr>
           <w:rFonts w:ascii="Menlo" w:eastAsia="Times New Roman" w:hAnsi="Menlo" w:cs="Menlo"/>
@@ -2690,7 +7030,87 @@
           <w:sz w:val="18"/>
           <w:szCs w:val="18"/>
         </w:rPr>
-        <w:t>n khai backend và frontend trên môi trường cloud, đ</w:t>
+        <w:t>n</w:t>
+      </w:r>
+      <w:proofErr w:type="spellEnd"/>
+      <w:r>
+        <w:rPr>
+          <w:rFonts w:ascii="Menlo" w:eastAsia="Times New Roman" w:hAnsi="Menlo" w:cs="Menlo"/>
+          <w:color w:val="CCCCCC"/>
+          <w:sz w:val="18"/>
+          <w:szCs w:val="18"/>
+        </w:rPr>
+        <w:t xml:space="preserve"> </w:t>
+      </w:r>
+      <w:proofErr w:type="spellStart"/>
+      <w:r>
+        <w:rPr>
+          <w:rFonts w:ascii="Menlo" w:eastAsia="Times New Roman" w:hAnsi="Menlo" w:cs="Menlo"/>
+          <w:color w:val="CCCCCC"/>
+          <w:sz w:val="18"/>
+          <w:szCs w:val="18"/>
+        </w:rPr>
+        <w:t>khai</w:t>
+      </w:r>
+      <w:proofErr w:type="spellEnd"/>
+      <w:r>
+        <w:rPr>
+          <w:rFonts w:ascii="Menlo" w:eastAsia="Times New Roman" w:hAnsi="Menlo" w:cs="Menlo"/>
+          <w:color w:val="CCCCCC"/>
+          <w:sz w:val="18"/>
+          <w:szCs w:val="18"/>
+        </w:rPr>
+        <w:t xml:space="preserve"> backend và frontend trên </w:t>
+      </w:r>
+      <w:proofErr w:type="spellStart"/>
+      <w:r>
+        <w:rPr>
+          <w:rFonts w:ascii="Menlo" w:eastAsia="Times New Roman" w:hAnsi="Menlo" w:cs="Menlo"/>
+          <w:color w:val="CCCCCC"/>
+          <w:sz w:val="18"/>
+          <w:szCs w:val="18"/>
+        </w:rPr>
+        <w:t>môi</w:t>
+      </w:r>
+      <w:proofErr w:type="spellEnd"/>
+      <w:r>
+        <w:rPr>
+          <w:rFonts w:ascii="Menlo" w:eastAsia="Times New Roman" w:hAnsi="Menlo" w:cs="Menlo"/>
+          <w:color w:val="CCCCCC"/>
+          <w:sz w:val="18"/>
+          <w:szCs w:val="18"/>
+        </w:rPr>
+        <w:t xml:space="preserve"> </w:t>
+      </w:r>
+      <w:proofErr w:type="spellStart"/>
+      <w:r>
+        <w:rPr>
+          <w:rFonts w:ascii="Menlo" w:eastAsia="Times New Roman" w:hAnsi="Menlo" w:cs="Menlo"/>
+          <w:color w:val="CCCCCC"/>
+          <w:sz w:val="18"/>
+          <w:szCs w:val="18"/>
+        </w:rPr>
+        <w:t>trường</w:t>
+      </w:r>
+      <w:proofErr w:type="spellEnd"/>
+      <w:r>
+        <w:rPr>
+          <w:rFonts w:ascii="Menlo" w:eastAsia="Times New Roman" w:hAnsi="Menlo" w:cs="Menlo"/>
+          <w:color w:val="CCCCCC"/>
+          <w:sz w:val="18"/>
+          <w:szCs w:val="18"/>
+        </w:rPr>
+        <w:t xml:space="preserve"> cloud, </w:t>
+      </w:r>
+      <w:proofErr w:type="spellStart"/>
+      <w:r>
+        <w:rPr>
+          <w:rFonts w:ascii="Menlo" w:eastAsia="Times New Roman" w:hAnsi="Menlo" w:cs="Menlo"/>
+          <w:color w:val="CCCCCC"/>
+          <w:sz w:val="18"/>
+          <w:szCs w:val="18"/>
+        </w:rPr>
+        <w:t>đ</w:t>
       </w:r>
       <w:r>
         <w:rPr>
@@ -2708,7 +7128,27 @@
           <w:sz w:val="18"/>
           <w:szCs w:val="18"/>
         </w:rPr>
-        <w:t>m b</w:t>
+        <w:t>m</w:t>
+      </w:r>
+      <w:proofErr w:type="spellEnd"/>
+      <w:r>
+        <w:rPr>
+          <w:rFonts w:ascii="Menlo" w:eastAsia="Times New Roman" w:hAnsi="Menlo" w:cs="Menlo"/>
+          <w:color w:val="CCCCCC"/>
+          <w:sz w:val="18"/>
+          <w:szCs w:val="18"/>
+        </w:rPr>
+        <w:t xml:space="preserve"> </w:t>
+      </w:r>
+      <w:proofErr w:type="spellStart"/>
+      <w:r>
+        <w:rPr>
+          <w:rFonts w:ascii="Menlo" w:eastAsia="Times New Roman" w:hAnsi="Menlo" w:cs="Menlo"/>
+          <w:color w:val="CCCCCC"/>
+          <w:sz w:val="18"/>
+          <w:szCs w:val="18"/>
+        </w:rPr>
+        <w:t>b</w:t>
       </w:r>
       <w:r>
         <w:rPr>
@@ -2726,7 +7166,27 @@
           <w:sz w:val="18"/>
           <w:szCs w:val="18"/>
         </w:rPr>
-        <w:t>o kh</w:t>
+        <w:t>o</w:t>
+      </w:r>
+      <w:proofErr w:type="spellEnd"/>
+      <w:r>
+        <w:rPr>
+          <w:rFonts w:ascii="Menlo" w:eastAsia="Times New Roman" w:hAnsi="Menlo" w:cs="Menlo"/>
+          <w:color w:val="CCCCCC"/>
+          <w:sz w:val="18"/>
+          <w:szCs w:val="18"/>
+        </w:rPr>
+        <w:t xml:space="preserve"> </w:t>
+      </w:r>
+      <w:proofErr w:type="spellStart"/>
+      <w:r>
+        <w:rPr>
+          <w:rFonts w:ascii="Menlo" w:eastAsia="Times New Roman" w:hAnsi="Menlo" w:cs="Menlo"/>
+          <w:color w:val="CCCCCC"/>
+          <w:sz w:val="18"/>
+          <w:szCs w:val="18"/>
+        </w:rPr>
+        <w:t>kh</w:t>
       </w:r>
       <w:r>
         <w:rPr>
@@ -2737,14 +7197,25 @@
         </w:rPr>
         <w:t>ả</w:t>
       </w:r>
-      <w:r>
-        <w:rPr>
-          <w:rFonts w:ascii="Menlo" w:eastAsia="Times New Roman" w:hAnsi="Menlo" w:cs="Menlo"/>
-          <w:color w:val="CCCCCC"/>
-          <w:sz w:val="18"/>
-          <w:szCs w:val="18"/>
-        </w:rPr>
-        <w:t xml:space="preserve"> năng m</w:t>
+      <w:proofErr w:type="spellEnd"/>
+      <w:r>
+        <w:rPr>
+          <w:rFonts w:ascii="Menlo" w:eastAsia="Times New Roman" w:hAnsi="Menlo" w:cs="Menlo"/>
+          <w:color w:val="CCCCCC"/>
+          <w:sz w:val="18"/>
+          <w:szCs w:val="18"/>
+        </w:rPr>
+        <w:t xml:space="preserve"> năng </w:t>
+      </w:r>
+      <w:proofErr w:type="spellStart"/>
+      <w:r>
+        <w:rPr>
+          <w:rFonts w:ascii="Menlo" w:eastAsia="Times New Roman" w:hAnsi="Menlo" w:cs="Menlo"/>
+          <w:color w:val="CCCCCC"/>
+          <w:sz w:val="18"/>
+          <w:szCs w:val="18"/>
+        </w:rPr>
+        <w:t>m</w:t>
       </w:r>
       <w:r>
         <w:rPr>
@@ -2755,14 +7226,45 @@
         </w:rPr>
         <w:t>ở</w:t>
       </w:r>
-      <w:r>
-        <w:rPr>
-          <w:rFonts w:ascii="Menlo" w:eastAsia="Times New Roman" w:hAnsi="Menlo" w:cs="Menlo"/>
-          <w:color w:val="CCCCCC"/>
-          <w:sz w:val="18"/>
-          <w:szCs w:val="18"/>
-        </w:rPr>
-        <w:t xml:space="preserve"> rộng và tính s</w:t>
+      <w:proofErr w:type="spellEnd"/>
+      <w:r>
+        <w:rPr>
+          <w:rFonts w:ascii="Menlo" w:eastAsia="Times New Roman" w:hAnsi="Menlo" w:cs="Menlo"/>
+          <w:color w:val="CCCCCC"/>
+          <w:sz w:val="18"/>
+          <w:szCs w:val="18"/>
+        </w:rPr>
+        <w:t xml:space="preserve"> </w:t>
+      </w:r>
+      <w:proofErr w:type="spellStart"/>
+      <w:r>
+        <w:rPr>
+          <w:rFonts w:ascii="Menlo" w:eastAsia="Times New Roman" w:hAnsi="Menlo" w:cs="Menlo"/>
+          <w:color w:val="CCCCCC"/>
+          <w:sz w:val="18"/>
+          <w:szCs w:val="18"/>
+        </w:rPr>
+        <w:t>rộng</w:t>
+      </w:r>
+      <w:proofErr w:type="spellEnd"/>
+      <w:r>
+        <w:rPr>
+          <w:rFonts w:ascii="Menlo" w:eastAsia="Times New Roman" w:hAnsi="Menlo" w:cs="Menlo"/>
+          <w:color w:val="CCCCCC"/>
+          <w:sz w:val="18"/>
+          <w:szCs w:val="18"/>
+        </w:rPr>
+        <w:t xml:space="preserve"> và tính </w:t>
+      </w:r>
+      <w:proofErr w:type="spellStart"/>
+      <w:r>
+        <w:rPr>
+          <w:rFonts w:ascii="Menlo" w:eastAsia="Times New Roman" w:hAnsi="Menlo" w:cs="Menlo"/>
+          <w:color w:val="CCCCCC"/>
+          <w:sz w:val="18"/>
+          <w:szCs w:val="18"/>
+        </w:rPr>
+        <w:t>s</w:t>
       </w:r>
       <w:r>
         <w:rPr>
@@ -2780,7 +7282,57 @@
           <w:sz w:val="18"/>
           <w:szCs w:val="18"/>
         </w:rPr>
-        <w:t>n sàng cao.</w:t>
+        <w:t>n</w:t>
+      </w:r>
+      <w:proofErr w:type="spellEnd"/>
+      <w:r>
+        <w:rPr>
+          <w:rFonts w:ascii="Menlo" w:eastAsia="Times New Roman" w:hAnsi="Menlo" w:cs="Menlo"/>
+          <w:color w:val="CCCCCC"/>
+          <w:sz w:val="18"/>
+          <w:szCs w:val="18"/>
+        </w:rPr>
+        <w:t xml:space="preserve"> </w:t>
+      </w:r>
+      <w:proofErr w:type="spellStart"/>
+      <w:r>
+        <w:rPr>
+          <w:rFonts w:ascii="Menlo" w:eastAsia="Times New Roman" w:hAnsi="Menlo" w:cs="Menlo"/>
+          <w:color w:val="CCCCCC"/>
+          <w:sz w:val="18"/>
+          <w:szCs w:val="18"/>
+        </w:rPr>
+        <w:t>sàng</w:t>
+      </w:r>
+      <w:proofErr w:type="spellEnd"/>
+      <w:r>
+        <w:rPr>
+          <w:rFonts w:ascii="Menlo" w:eastAsia="Times New Roman" w:hAnsi="Menlo" w:cs="Menlo"/>
+          <w:color w:val="CCCCCC"/>
+          <w:sz w:val="18"/>
+          <w:szCs w:val="18"/>
+        </w:rPr>
+        <w:t xml:space="preserve"> </w:t>
+      </w:r>
+      <w:proofErr w:type="spellStart"/>
+      <w:r>
+        <w:rPr>
+          <w:rFonts w:ascii="Menlo" w:eastAsia="Times New Roman" w:hAnsi="Menlo" w:cs="Menlo"/>
+          <w:color w:val="CCCCCC"/>
+          <w:sz w:val="18"/>
+          <w:szCs w:val="18"/>
+        </w:rPr>
+        <w:t>cao</w:t>
+      </w:r>
+      <w:proofErr w:type="spellEnd"/>
+      <w:r>
+        <w:rPr>
+          <w:rFonts w:ascii="Menlo" w:eastAsia="Times New Roman" w:hAnsi="Menlo" w:cs="Menlo"/>
+          <w:color w:val="CCCCCC"/>
+          <w:sz w:val="18"/>
+          <w:szCs w:val="18"/>
+        </w:rPr>
+        <w:t>.</w:t>
       </w:r>
     </w:p>
     <w:p>
@@ -2893,8 +7445,19 @@
           <w:sz w:val="18"/>
           <w:szCs w:val="18"/>
         </w:rPr>
-        <w:t>•   AWS Cognito</w:t>
-      </w:r>
+        <w:t xml:space="preserve">•   AWS </w:t>
+      </w:r>
+      <w:proofErr w:type="spellStart"/>
+      <w:r>
+        <w:rPr>
+          <w:rFonts w:ascii="Menlo" w:eastAsia="Times New Roman" w:hAnsi="Menlo" w:cs="Menlo"/>
+          <w:color w:val="CCCCCC"/>
+          <w:sz w:val="18"/>
+          <w:szCs w:val="18"/>
+        </w:rPr>
+        <w:t>Cognito</w:t>
+      </w:r>
+      <w:proofErr w:type="spellEnd"/>
     </w:p>
     <w:p>
       <w:pPr>
@@ -2950,14 +7513,115 @@
           <w:szCs w:val="18"/>
         </w:rPr>
       </w:pPr>
-      <w:r>
-        <w:rPr>
-          <w:rFonts w:ascii="Menlo" w:eastAsia="Times New Roman" w:hAnsi="Menlo" w:cs="Menlo"/>
-          <w:color w:val="CCCCCC"/>
-          <w:sz w:val="18"/>
-          <w:szCs w:val="18"/>
-        </w:rPr>
-        <w:t>Đóng gói ứng dụng thành container, giúp th</w:t>
+      <w:proofErr w:type="spellStart"/>
+      <w:r>
+        <w:rPr>
+          <w:rFonts w:ascii="Menlo" w:eastAsia="Times New Roman" w:hAnsi="Menlo" w:cs="Menlo"/>
+          <w:color w:val="CCCCCC"/>
+          <w:sz w:val="18"/>
+          <w:szCs w:val="18"/>
+        </w:rPr>
+        <w:t>Đóng</w:t>
+      </w:r>
+      <w:proofErr w:type="spellEnd"/>
+      <w:r>
+        <w:rPr>
+          <w:rFonts w:ascii="Menlo" w:eastAsia="Times New Roman" w:hAnsi="Menlo" w:cs="Menlo"/>
+          <w:color w:val="CCCCCC"/>
+          <w:sz w:val="18"/>
+          <w:szCs w:val="18"/>
+        </w:rPr>
+        <w:t xml:space="preserve"> </w:t>
+      </w:r>
+      <w:proofErr w:type="spellStart"/>
+      <w:r>
+        <w:rPr>
+          <w:rFonts w:ascii="Menlo" w:eastAsia="Times New Roman" w:hAnsi="Menlo" w:cs="Menlo"/>
+          <w:color w:val="CCCCCC"/>
+          <w:sz w:val="18"/>
+          <w:szCs w:val="18"/>
+        </w:rPr>
+        <w:t>gói</w:t>
+      </w:r>
+      <w:proofErr w:type="spellEnd"/>
+      <w:r>
+        <w:rPr>
+          <w:rFonts w:ascii="Menlo" w:eastAsia="Times New Roman" w:hAnsi="Menlo" w:cs="Menlo"/>
+          <w:color w:val="CCCCCC"/>
+          <w:sz w:val="18"/>
+          <w:szCs w:val="18"/>
+        </w:rPr>
+        <w:t xml:space="preserve"> </w:t>
+      </w:r>
+      <w:proofErr w:type="spellStart"/>
+      <w:r>
+        <w:rPr>
+          <w:rFonts w:ascii="Menlo" w:eastAsia="Times New Roman" w:hAnsi="Menlo" w:cs="Menlo"/>
+          <w:color w:val="CCCCCC"/>
+          <w:sz w:val="18"/>
+          <w:szCs w:val="18"/>
+        </w:rPr>
+        <w:t>ứng</w:t>
+      </w:r>
+      <w:proofErr w:type="spellEnd"/>
+      <w:r>
+        <w:rPr>
+          <w:rFonts w:ascii="Menlo" w:eastAsia="Times New Roman" w:hAnsi="Menlo" w:cs="Menlo"/>
+          <w:color w:val="CCCCCC"/>
+          <w:sz w:val="18"/>
+          <w:szCs w:val="18"/>
+        </w:rPr>
+        <w:t xml:space="preserve"> </w:t>
+      </w:r>
+      <w:proofErr w:type="spellStart"/>
+      <w:r>
+        <w:rPr>
+          <w:rFonts w:ascii="Menlo" w:eastAsia="Times New Roman" w:hAnsi="Menlo" w:cs="Menlo"/>
+          <w:color w:val="CCCCCC"/>
+          <w:sz w:val="18"/>
+          <w:szCs w:val="18"/>
+        </w:rPr>
+        <w:t>dụng</w:t>
+      </w:r>
+      <w:proofErr w:type="spellEnd"/>
+      <w:r>
+        <w:rPr>
+          <w:rFonts w:ascii="Menlo" w:eastAsia="Times New Roman" w:hAnsi="Menlo" w:cs="Menlo"/>
+          <w:color w:val="CCCCCC"/>
+          <w:sz w:val="18"/>
+          <w:szCs w:val="18"/>
+        </w:rPr>
+        <w:t xml:space="preserve"> </w:t>
+      </w:r>
+      <w:proofErr w:type="spellStart"/>
+      <w:r>
+        <w:rPr>
+          <w:rFonts w:ascii="Menlo" w:eastAsia="Times New Roman" w:hAnsi="Menlo" w:cs="Menlo"/>
+          <w:color w:val="CCCCCC"/>
+          <w:sz w:val="18"/>
+          <w:szCs w:val="18"/>
+        </w:rPr>
+        <w:t>thành</w:t>
+      </w:r>
+      <w:proofErr w:type="spellEnd"/>
+      <w:r>
+        <w:rPr>
+          <w:rFonts w:ascii="Menlo" w:eastAsia="Times New Roman" w:hAnsi="Menlo" w:cs="Menlo"/>
+          <w:color w:val="CCCCCC"/>
+          <w:sz w:val="18"/>
+          <w:szCs w:val="18"/>
+        </w:rPr>
+        <w:t xml:space="preserve"> container, giúp </w:t>
+      </w:r>
+      <w:proofErr w:type="spellStart"/>
+      <w:r>
+        <w:rPr>
+          <w:rFonts w:ascii="Menlo" w:eastAsia="Times New Roman" w:hAnsi="Menlo" w:cs="Menlo"/>
+          <w:color w:val="CCCCCC"/>
+          <w:sz w:val="18"/>
+          <w:szCs w:val="18"/>
+        </w:rPr>
+        <w:t>th</w:t>
       </w:r>
       <w:r>
         <w:rPr>
@@ -2975,7 +7639,27 @@
           <w:sz w:val="18"/>
           <w:szCs w:val="18"/>
         </w:rPr>
-        <w:t>ng nh</w:t>
+        <w:t>ng</w:t>
+      </w:r>
+      <w:proofErr w:type="spellEnd"/>
+      <w:r>
+        <w:rPr>
+          <w:rFonts w:ascii="Menlo" w:eastAsia="Times New Roman" w:hAnsi="Menlo" w:cs="Menlo"/>
+          <w:color w:val="CCCCCC"/>
+          <w:sz w:val="18"/>
+          <w:szCs w:val="18"/>
+        </w:rPr>
+        <w:t xml:space="preserve"> </w:t>
+      </w:r>
+      <w:proofErr w:type="spellStart"/>
+      <w:r>
+        <w:rPr>
+          <w:rFonts w:ascii="Menlo" w:eastAsia="Times New Roman" w:hAnsi="Menlo" w:cs="Menlo"/>
+          <w:color w:val="CCCCCC"/>
+          <w:sz w:val="18"/>
+          <w:szCs w:val="18"/>
+        </w:rPr>
+        <w:t>nh</w:t>
       </w:r>
       <w:r>
         <w:rPr>
@@ -2993,7 +7677,87 @@
           <w:sz w:val="18"/>
           <w:szCs w:val="18"/>
         </w:rPr>
-        <w:t>t môi trường dev/test/prod và đơn gi</w:t>
+        <w:t>t</w:t>
+      </w:r>
+      <w:proofErr w:type="spellEnd"/>
+      <w:r>
+        <w:rPr>
+          <w:rFonts w:ascii="Menlo" w:eastAsia="Times New Roman" w:hAnsi="Menlo" w:cs="Menlo"/>
+          <w:color w:val="CCCCCC"/>
+          <w:sz w:val="18"/>
+          <w:szCs w:val="18"/>
+        </w:rPr>
+        <w:t xml:space="preserve"> </w:t>
+      </w:r>
+      <w:proofErr w:type="spellStart"/>
+      <w:r>
+        <w:rPr>
+          <w:rFonts w:ascii="Menlo" w:eastAsia="Times New Roman" w:hAnsi="Menlo" w:cs="Menlo"/>
+          <w:color w:val="CCCCCC"/>
+          <w:sz w:val="18"/>
+          <w:szCs w:val="18"/>
+        </w:rPr>
+        <w:t>môi</w:t>
+      </w:r>
+      <w:proofErr w:type="spellEnd"/>
+      <w:r>
+        <w:rPr>
+          <w:rFonts w:ascii="Menlo" w:eastAsia="Times New Roman" w:hAnsi="Menlo" w:cs="Menlo"/>
+          <w:color w:val="CCCCCC"/>
+          <w:sz w:val="18"/>
+          <w:szCs w:val="18"/>
+        </w:rPr>
+        <w:t xml:space="preserve"> </w:t>
+      </w:r>
+      <w:proofErr w:type="spellStart"/>
+      <w:r>
+        <w:rPr>
+          <w:rFonts w:ascii="Menlo" w:eastAsia="Times New Roman" w:hAnsi="Menlo" w:cs="Menlo"/>
+          <w:color w:val="CCCCCC"/>
+          <w:sz w:val="18"/>
+          <w:szCs w:val="18"/>
+        </w:rPr>
+        <w:t>trường</w:t>
+      </w:r>
+      <w:proofErr w:type="spellEnd"/>
+      <w:r>
+        <w:rPr>
+          <w:rFonts w:ascii="Menlo" w:eastAsia="Times New Roman" w:hAnsi="Menlo" w:cs="Menlo"/>
+          <w:color w:val="CCCCCC"/>
+          <w:sz w:val="18"/>
+          <w:szCs w:val="18"/>
+        </w:rPr>
+        <w:t xml:space="preserve"> dev/test/prod và </w:t>
+      </w:r>
+      <w:proofErr w:type="spellStart"/>
+      <w:r>
+        <w:rPr>
+          <w:rFonts w:ascii="Menlo" w:eastAsia="Times New Roman" w:hAnsi="Menlo" w:cs="Menlo"/>
+          <w:color w:val="CCCCCC"/>
+          <w:sz w:val="18"/>
+          <w:szCs w:val="18"/>
+        </w:rPr>
+        <w:t>đơn</w:t>
+      </w:r>
+      <w:proofErr w:type="spellEnd"/>
+      <w:r>
+        <w:rPr>
+          <w:rFonts w:ascii="Menlo" w:eastAsia="Times New Roman" w:hAnsi="Menlo" w:cs="Menlo"/>
+          <w:color w:val="CCCCCC"/>
+          <w:sz w:val="18"/>
+          <w:szCs w:val="18"/>
+        </w:rPr>
+        <w:t xml:space="preserve"> </w:t>
+      </w:r>
+      <w:proofErr w:type="spellStart"/>
+      <w:r>
+        <w:rPr>
+          <w:rFonts w:ascii="Menlo" w:eastAsia="Times New Roman" w:hAnsi="Menlo" w:cs="Menlo"/>
+          <w:color w:val="CCCCCC"/>
+          <w:sz w:val="18"/>
+          <w:szCs w:val="18"/>
+        </w:rPr>
+        <w:t>gi</w:t>
       </w:r>
       <w:r>
         <w:rPr>
@@ -3011,7 +7775,77 @@
           <w:sz w:val="18"/>
           <w:szCs w:val="18"/>
         </w:rPr>
-        <w:t>n hóa quy trình deploy.</w:t>
+        <w:t>n</w:t>
+      </w:r>
+      <w:proofErr w:type="spellEnd"/>
+      <w:r>
+        <w:rPr>
+          <w:rFonts w:ascii="Menlo" w:eastAsia="Times New Roman" w:hAnsi="Menlo" w:cs="Menlo"/>
+          <w:color w:val="CCCCCC"/>
+          <w:sz w:val="18"/>
+          <w:szCs w:val="18"/>
+        </w:rPr>
+        <w:t xml:space="preserve"> </w:t>
+      </w:r>
+      <w:proofErr w:type="spellStart"/>
+      <w:r>
+        <w:rPr>
+          <w:rFonts w:ascii="Menlo" w:eastAsia="Times New Roman" w:hAnsi="Menlo" w:cs="Menlo"/>
+          <w:color w:val="CCCCCC"/>
+          <w:sz w:val="18"/>
+          <w:szCs w:val="18"/>
+        </w:rPr>
+        <w:t>hóa</w:t>
+      </w:r>
+      <w:proofErr w:type="spellEnd"/>
+      <w:r>
+        <w:rPr>
+          <w:rFonts w:ascii="Menlo" w:eastAsia="Times New Roman" w:hAnsi="Menlo" w:cs="Menlo"/>
+          <w:color w:val="CCCCCC"/>
+          <w:sz w:val="18"/>
+          <w:szCs w:val="18"/>
+        </w:rPr>
+        <w:t xml:space="preserve"> </w:t>
+      </w:r>
+      <w:proofErr w:type="spellStart"/>
+      <w:r>
+        <w:rPr>
+          <w:rFonts w:ascii="Menlo" w:eastAsia="Times New Roman" w:hAnsi="Menlo" w:cs="Menlo"/>
+          <w:color w:val="CCCCCC"/>
+          <w:sz w:val="18"/>
+          <w:szCs w:val="18"/>
+        </w:rPr>
+        <w:t>quy</w:t>
+      </w:r>
+      <w:proofErr w:type="spellEnd"/>
+      <w:r>
+        <w:rPr>
+          <w:rFonts w:ascii="Menlo" w:eastAsia="Times New Roman" w:hAnsi="Menlo" w:cs="Menlo"/>
+          <w:color w:val="CCCCCC"/>
+          <w:sz w:val="18"/>
+          <w:szCs w:val="18"/>
+        </w:rPr>
+        <w:t xml:space="preserve"> </w:t>
+      </w:r>
+      <w:proofErr w:type="spellStart"/>
+      <w:r>
+        <w:rPr>
+          <w:rFonts w:ascii="Menlo" w:eastAsia="Times New Roman" w:hAnsi="Menlo" w:cs="Menlo"/>
+          <w:color w:val="CCCCCC"/>
+          <w:sz w:val="18"/>
+          <w:szCs w:val="18"/>
+        </w:rPr>
+        <w:t>trình</w:t>
+      </w:r>
+      <w:proofErr w:type="spellEnd"/>
+      <w:r>
+        <w:rPr>
+          <w:rFonts w:ascii="Menlo" w:eastAsia="Times New Roman" w:hAnsi="Menlo" w:cs="Menlo"/>
+          <w:color w:val="CCCCCC"/>
+          <w:sz w:val="18"/>
+          <w:szCs w:val="18"/>
+        </w:rPr>
+        <w:t xml:space="preserve"> deploy.</w:t>
       </w:r>
     </w:p>
     <w:p>
@@ -3033,8 +7867,9 @@
           <w:szCs w:val="18"/>
           <w:highlight w:val="darkYellow"/>
         </w:rPr>
-        <w:t>Containerizes applications to ensure consistency across development</w:t>
-      </w:r>
+        <w:t xml:space="preserve">Containerizes applications to ensure consistency across </w:t>
+      </w:r>
+      <w:proofErr w:type="spellStart"/>
       <w:r>
         <w:rPr>
           <w:rFonts w:ascii="Menlo" w:eastAsia="Times New Roman" w:hAnsi="Menlo" w:cs="Menlo"/>
@@ -3043,7 +7878,30 @@
           <w:szCs w:val="18"/>
           <w:highlight w:val="darkYellow"/>
         </w:rPr>
-        <w:t>,develop the application where multiple service running</w:t>
+        <w:t>development</w:t>
+      </w:r>
+      <w:proofErr w:type="gramStart"/>
+      <w:r>
+        <w:rPr>
+          <w:rFonts w:ascii="Menlo" w:eastAsia="Times New Roman" w:hAnsi="Menlo" w:cs="Menlo"/>
+          <w:color w:val="CCCCCC"/>
+          <w:sz w:val="18"/>
+          <w:szCs w:val="18"/>
+          <w:highlight w:val="darkYellow"/>
+        </w:rPr>
+        <w:t>,develop</w:t>
+      </w:r>
+      <w:proofErr w:type="spellEnd"/>
+      <w:proofErr w:type="gramEnd"/>
+      <w:r>
+        <w:rPr>
+          <w:rFonts w:ascii="Menlo" w:eastAsia="Times New Roman" w:hAnsi="Menlo" w:cs="Menlo"/>
+          <w:color w:val="CCCCCC"/>
+          <w:sz w:val="18"/>
+          <w:szCs w:val="18"/>
+          <w:highlight w:val="darkYellow"/>
+        </w:rPr>
+        <w:t xml:space="preserve"> the application where multiple service running</w:t>
       </w:r>
     </w:p>
     <w:p>
@@ -3078,6 +7936,7 @@
           <w:szCs w:val="18"/>
         </w:rPr>
       </w:pPr>
+      <w:proofErr w:type="spellStart"/>
       <w:r>
         <w:rPr>
           <w:rFonts w:ascii="Menlo" w:eastAsia="Times New Roman" w:hAnsi="Menlo" w:cs="Menlo"/>
@@ -3103,8 +7962,69 @@
           <w:sz w:val="18"/>
           <w:szCs w:val="18"/>
         </w:rPr>
-        <w:t>t lượng &amp; quy trình</w:t>
-      </w:r>
+        <w:t>t</w:t>
+      </w:r>
+      <w:proofErr w:type="spellEnd"/>
+      <w:r>
+        <w:rPr>
+          <w:rFonts w:ascii="Menlo" w:eastAsia="Times New Roman" w:hAnsi="Menlo" w:cs="Menlo"/>
+          <w:color w:val="CCCCCC"/>
+          <w:sz w:val="18"/>
+          <w:szCs w:val="18"/>
+        </w:rPr>
+        <w:t xml:space="preserve"> </w:t>
+      </w:r>
+      <w:proofErr w:type="spellStart"/>
+      <w:r>
+        <w:rPr>
+          <w:rFonts w:ascii="Menlo" w:eastAsia="Times New Roman" w:hAnsi="Menlo" w:cs="Menlo"/>
+          <w:color w:val="CCCCCC"/>
+          <w:sz w:val="18"/>
+          <w:szCs w:val="18"/>
+        </w:rPr>
+        <w:t>lượng</w:t>
+      </w:r>
+      <w:proofErr w:type="spellEnd"/>
+      <w:r>
+        <w:rPr>
+          <w:rFonts w:ascii="Menlo" w:eastAsia="Times New Roman" w:hAnsi="Menlo" w:cs="Menlo"/>
+          <w:color w:val="CCCCCC"/>
+          <w:sz w:val="18"/>
+          <w:szCs w:val="18"/>
+        </w:rPr>
+        <w:t xml:space="preserve"> &amp; </w:t>
+      </w:r>
+      <w:proofErr w:type="spellStart"/>
+      <w:r>
+        <w:rPr>
+          <w:rFonts w:ascii="Menlo" w:eastAsia="Times New Roman" w:hAnsi="Menlo" w:cs="Menlo"/>
+          <w:color w:val="CCCCCC"/>
+          <w:sz w:val="18"/>
+          <w:szCs w:val="18"/>
+        </w:rPr>
+        <w:t>quy</w:t>
+      </w:r>
+      <w:proofErr w:type="spellEnd"/>
+      <w:r>
+        <w:rPr>
+          <w:rFonts w:ascii="Menlo" w:eastAsia="Times New Roman" w:hAnsi="Menlo" w:cs="Menlo"/>
+          <w:color w:val="CCCCCC"/>
+          <w:sz w:val="18"/>
+          <w:szCs w:val="18"/>
+        </w:rPr>
+        <w:t xml:space="preserve"> </w:t>
+      </w:r>
+      <w:proofErr w:type="spellStart"/>
+      <w:r>
+        <w:rPr>
+          <w:rFonts w:ascii="Menlo" w:eastAsia="Times New Roman" w:hAnsi="Menlo" w:cs="Menlo"/>
+          <w:color w:val="CCCCCC"/>
+          <w:sz w:val="18"/>
+          <w:szCs w:val="18"/>
+        </w:rPr>
+        <w:t>trình</w:t>
+      </w:r>
+      <w:proofErr w:type="spellEnd"/>
     </w:p>
     <w:p>
       <w:pPr>
@@ -3138,6 +8058,7 @@
           <w:szCs w:val="18"/>
         </w:rPr>
       </w:pPr>
+      <w:proofErr w:type="spellStart"/>
       <w:r>
         <w:rPr>
           <w:rFonts w:ascii="Menlo" w:eastAsia="Times New Roman" w:hAnsi="Menlo" w:cs="Menlo"/>
@@ -3163,7 +8084,107 @@
           <w:sz w:val="18"/>
           <w:szCs w:val="18"/>
         </w:rPr>
-        <w:t>t unit test cho các module quan trọng nhằm đ</w:t>
+        <w:t>t</w:t>
+      </w:r>
+      <w:proofErr w:type="spellEnd"/>
+      <w:r>
+        <w:rPr>
+          <w:rFonts w:ascii="Menlo" w:eastAsia="Times New Roman" w:hAnsi="Menlo" w:cs="Menlo"/>
+          <w:color w:val="CCCCCC"/>
+          <w:sz w:val="18"/>
+          <w:szCs w:val="18"/>
+        </w:rPr>
+        <w:t xml:space="preserve"> unit test </w:t>
+      </w:r>
+      <w:proofErr w:type="spellStart"/>
+      <w:r>
+        <w:rPr>
+          <w:rFonts w:ascii="Menlo" w:eastAsia="Times New Roman" w:hAnsi="Menlo" w:cs="Menlo"/>
+          <w:color w:val="CCCCCC"/>
+          <w:sz w:val="18"/>
+          <w:szCs w:val="18"/>
+        </w:rPr>
+        <w:t>cho</w:t>
+      </w:r>
+      <w:proofErr w:type="spellEnd"/>
+      <w:r>
+        <w:rPr>
+          <w:rFonts w:ascii="Menlo" w:eastAsia="Times New Roman" w:hAnsi="Menlo" w:cs="Menlo"/>
+          <w:color w:val="CCCCCC"/>
+          <w:sz w:val="18"/>
+          <w:szCs w:val="18"/>
+        </w:rPr>
+        <w:t xml:space="preserve"> các module </w:t>
+      </w:r>
+      <w:proofErr w:type="spellStart"/>
+      <w:r>
+        <w:rPr>
+          <w:rFonts w:ascii="Menlo" w:eastAsia="Times New Roman" w:hAnsi="Menlo" w:cs="Menlo"/>
+          <w:color w:val="CCCCCC"/>
+          <w:sz w:val="18"/>
+          <w:szCs w:val="18"/>
+        </w:rPr>
+        <w:t>quan</w:t>
+      </w:r>
+      <w:proofErr w:type="spellEnd"/>
+      <w:r>
+        <w:rPr>
+          <w:rFonts w:ascii="Menlo" w:eastAsia="Times New Roman" w:hAnsi="Menlo" w:cs="Menlo"/>
+          <w:color w:val="CCCCCC"/>
+          <w:sz w:val="18"/>
+          <w:szCs w:val="18"/>
+        </w:rPr>
+        <w:t xml:space="preserve"> </w:t>
+      </w:r>
+      <w:proofErr w:type="spellStart"/>
+      <w:r>
+        <w:rPr>
+          <w:rFonts w:ascii="Menlo" w:eastAsia="Times New Roman" w:hAnsi="Menlo" w:cs="Menlo"/>
+          <w:color w:val="CCCCCC"/>
+          <w:sz w:val="18"/>
+          <w:szCs w:val="18"/>
+        </w:rPr>
+        <w:t>trọng</w:t>
+      </w:r>
+      <w:proofErr w:type="spellEnd"/>
+      <w:r>
+        <w:rPr>
+          <w:rFonts w:ascii="Menlo" w:eastAsia="Times New Roman" w:hAnsi="Menlo" w:cs="Menlo"/>
+          <w:color w:val="CCCCCC"/>
+          <w:sz w:val="18"/>
+          <w:szCs w:val="18"/>
+        </w:rPr>
+        <w:t xml:space="preserve"> </w:t>
+      </w:r>
+      <w:proofErr w:type="spellStart"/>
+      <w:r>
+        <w:rPr>
+          <w:rFonts w:ascii="Menlo" w:eastAsia="Times New Roman" w:hAnsi="Menlo" w:cs="Menlo"/>
+          <w:color w:val="CCCCCC"/>
+          <w:sz w:val="18"/>
+          <w:szCs w:val="18"/>
+        </w:rPr>
+        <w:t>nhằm</w:t>
+      </w:r>
+      <w:proofErr w:type="spellEnd"/>
+      <w:r>
+        <w:rPr>
+          <w:rFonts w:ascii="Menlo" w:eastAsia="Times New Roman" w:hAnsi="Menlo" w:cs="Menlo"/>
+          <w:color w:val="CCCCCC"/>
+          <w:sz w:val="18"/>
+          <w:szCs w:val="18"/>
+        </w:rPr>
+        <w:t xml:space="preserve"> </w:t>
+      </w:r>
+      <w:proofErr w:type="spellStart"/>
+      <w:r>
+        <w:rPr>
+          <w:rFonts w:ascii="Menlo" w:eastAsia="Times New Roman" w:hAnsi="Menlo" w:cs="Menlo"/>
+          <w:color w:val="CCCCCC"/>
+          <w:sz w:val="18"/>
+          <w:szCs w:val="18"/>
+        </w:rPr>
+        <w:t>đ</w:t>
       </w:r>
       <w:r>
         <w:rPr>
@@ -3181,7 +8202,27 @@
           <w:sz w:val="18"/>
           <w:szCs w:val="18"/>
         </w:rPr>
-        <w:t>m b</w:t>
+        <w:t>m</w:t>
+      </w:r>
+      <w:proofErr w:type="spellEnd"/>
+      <w:r>
+        <w:rPr>
+          <w:rFonts w:ascii="Menlo" w:eastAsia="Times New Roman" w:hAnsi="Menlo" w:cs="Menlo"/>
+          <w:color w:val="CCCCCC"/>
+          <w:sz w:val="18"/>
+          <w:szCs w:val="18"/>
+        </w:rPr>
+        <w:t xml:space="preserve"> </w:t>
+      </w:r>
+      <w:proofErr w:type="spellStart"/>
+      <w:r>
+        <w:rPr>
+          <w:rFonts w:ascii="Menlo" w:eastAsia="Times New Roman" w:hAnsi="Menlo" w:cs="Menlo"/>
+          <w:color w:val="CCCCCC"/>
+          <w:sz w:val="18"/>
+          <w:szCs w:val="18"/>
+        </w:rPr>
+        <w:t>b</w:t>
       </w:r>
       <w:r>
         <w:rPr>
@@ -3199,7 +8240,27 @@
           <w:sz w:val="18"/>
           <w:szCs w:val="18"/>
         </w:rPr>
-        <w:t>o ch</w:t>
+        <w:t>o</w:t>
+      </w:r>
+      <w:proofErr w:type="spellEnd"/>
+      <w:r>
+        <w:rPr>
+          <w:rFonts w:ascii="Menlo" w:eastAsia="Times New Roman" w:hAnsi="Menlo" w:cs="Menlo"/>
+          <w:color w:val="CCCCCC"/>
+          <w:sz w:val="18"/>
+          <w:szCs w:val="18"/>
+        </w:rPr>
+        <w:t xml:space="preserve"> </w:t>
+      </w:r>
+      <w:proofErr w:type="spellStart"/>
+      <w:r>
+        <w:rPr>
+          <w:rFonts w:ascii="Menlo" w:eastAsia="Times New Roman" w:hAnsi="Menlo" w:cs="Menlo"/>
+          <w:color w:val="CCCCCC"/>
+          <w:sz w:val="18"/>
+          <w:szCs w:val="18"/>
+        </w:rPr>
+        <w:t>ch</w:t>
       </w:r>
       <w:r>
         <w:rPr>
@@ -3217,7 +8278,47 @@
           <w:sz w:val="18"/>
           <w:szCs w:val="18"/>
         </w:rPr>
-        <w:t>t lượng code và gi</w:t>
+        <w:t>t</w:t>
+      </w:r>
+      <w:proofErr w:type="spellEnd"/>
+      <w:r>
+        <w:rPr>
+          <w:rFonts w:ascii="Menlo" w:eastAsia="Times New Roman" w:hAnsi="Menlo" w:cs="Menlo"/>
+          <w:color w:val="CCCCCC"/>
+          <w:sz w:val="18"/>
+          <w:szCs w:val="18"/>
+        </w:rPr>
+        <w:t xml:space="preserve"> </w:t>
+      </w:r>
+      <w:proofErr w:type="spellStart"/>
+      <w:r>
+        <w:rPr>
+          <w:rFonts w:ascii="Menlo" w:eastAsia="Times New Roman" w:hAnsi="Menlo" w:cs="Menlo"/>
+          <w:color w:val="CCCCCC"/>
+          <w:sz w:val="18"/>
+          <w:szCs w:val="18"/>
+        </w:rPr>
+        <w:t>lượng</w:t>
+      </w:r>
+      <w:proofErr w:type="spellEnd"/>
+      <w:r>
+        <w:rPr>
+          <w:rFonts w:ascii="Menlo" w:eastAsia="Times New Roman" w:hAnsi="Menlo" w:cs="Menlo"/>
+          <w:color w:val="CCCCCC"/>
+          <w:sz w:val="18"/>
+          <w:szCs w:val="18"/>
+        </w:rPr>
+        <w:t xml:space="preserve"> code và </w:t>
+      </w:r>
+      <w:proofErr w:type="spellStart"/>
+      <w:r>
+        <w:rPr>
+          <w:rFonts w:ascii="Menlo" w:eastAsia="Times New Roman" w:hAnsi="Menlo" w:cs="Menlo"/>
+          <w:color w:val="CCCCCC"/>
+          <w:sz w:val="18"/>
+          <w:szCs w:val="18"/>
+        </w:rPr>
+        <w:t>gi</w:t>
       </w:r>
       <w:r>
         <w:rPr>
@@ -3235,7 +8336,17 @@
           <w:sz w:val="18"/>
           <w:szCs w:val="18"/>
         </w:rPr>
-        <w:t>m l</w:t>
+        <w:t>m</w:t>
+      </w:r>
+      <w:proofErr w:type="spellEnd"/>
+      <w:r>
+        <w:rPr>
+          <w:rFonts w:ascii="Menlo" w:eastAsia="Times New Roman" w:hAnsi="Menlo" w:cs="Menlo"/>
+          <w:color w:val="CCCCCC"/>
+          <w:sz w:val="18"/>
+          <w:szCs w:val="18"/>
+        </w:rPr>
+        <w:t xml:space="preserve"> l</w:t>
       </w:r>
       <w:r>
         <w:rPr>
@@ -3310,14 +8421,55 @@
           <w:szCs w:val="18"/>
         </w:rPr>
       </w:pPr>
-      <w:r>
-        <w:rPr>
-          <w:rFonts w:ascii="Menlo" w:eastAsia="Times New Roman" w:hAnsi="Menlo" w:cs="Menlo"/>
-          <w:color w:val="CCCCCC"/>
-          <w:sz w:val="18"/>
-          <w:szCs w:val="18"/>
-        </w:rPr>
-        <w:t>Thực hiện code review, t</w:t>
+      <w:proofErr w:type="spellStart"/>
+      <w:r>
+        <w:rPr>
+          <w:rFonts w:ascii="Menlo" w:eastAsia="Times New Roman" w:hAnsi="Menlo" w:cs="Menlo"/>
+          <w:color w:val="CCCCCC"/>
+          <w:sz w:val="18"/>
+          <w:szCs w:val="18"/>
+        </w:rPr>
+        <w:t>Thực</w:t>
+      </w:r>
+      <w:proofErr w:type="spellEnd"/>
+      <w:r>
+        <w:rPr>
+          <w:rFonts w:ascii="Menlo" w:eastAsia="Times New Roman" w:hAnsi="Menlo" w:cs="Menlo"/>
+          <w:color w:val="CCCCCC"/>
+          <w:sz w:val="18"/>
+          <w:szCs w:val="18"/>
+        </w:rPr>
+        <w:t xml:space="preserve"> </w:t>
+      </w:r>
+      <w:proofErr w:type="spellStart"/>
+      <w:r>
+        <w:rPr>
+          <w:rFonts w:ascii="Menlo" w:eastAsia="Times New Roman" w:hAnsi="Menlo" w:cs="Menlo"/>
+          <w:color w:val="CCCCCC"/>
+          <w:sz w:val="18"/>
+          <w:szCs w:val="18"/>
+        </w:rPr>
+        <w:t>hiện</w:t>
+      </w:r>
+      <w:proofErr w:type="spellEnd"/>
+      <w:r>
+        <w:rPr>
+          <w:rFonts w:ascii="Menlo" w:eastAsia="Times New Roman" w:hAnsi="Menlo" w:cs="Menlo"/>
+          <w:color w:val="CCCCCC"/>
+          <w:sz w:val="18"/>
+          <w:szCs w:val="18"/>
+        </w:rPr>
+        <w:t xml:space="preserve"> code review, </w:t>
+      </w:r>
+      <w:proofErr w:type="spellStart"/>
+      <w:r>
+        <w:rPr>
+          <w:rFonts w:ascii="Menlo" w:eastAsia="Times New Roman" w:hAnsi="Menlo" w:cs="Menlo"/>
+          <w:color w:val="CCCCCC"/>
+          <w:sz w:val="18"/>
+          <w:szCs w:val="18"/>
+        </w:rPr>
+        <w:t>t</w:t>
       </w:r>
       <w:r>
         <w:rPr>
@@ -3335,7 +8487,67 @@
           <w:sz w:val="18"/>
           <w:szCs w:val="18"/>
         </w:rPr>
-        <w:t>i ưu hiệu năng và c</w:t>
+        <w:t>i</w:t>
+      </w:r>
+      <w:proofErr w:type="spellEnd"/>
+      <w:r>
+        <w:rPr>
+          <w:rFonts w:ascii="Menlo" w:eastAsia="Times New Roman" w:hAnsi="Menlo" w:cs="Menlo"/>
+          <w:color w:val="CCCCCC"/>
+          <w:sz w:val="18"/>
+          <w:szCs w:val="18"/>
+        </w:rPr>
+        <w:t xml:space="preserve"> </w:t>
+      </w:r>
+      <w:proofErr w:type="spellStart"/>
+      <w:r>
+        <w:rPr>
+          <w:rFonts w:ascii="Menlo" w:eastAsia="Times New Roman" w:hAnsi="Menlo" w:cs="Menlo"/>
+          <w:color w:val="CCCCCC"/>
+          <w:sz w:val="18"/>
+          <w:szCs w:val="18"/>
+        </w:rPr>
+        <w:t>ưu</w:t>
+      </w:r>
+      <w:proofErr w:type="spellEnd"/>
+      <w:r>
+        <w:rPr>
+          <w:rFonts w:ascii="Menlo" w:eastAsia="Times New Roman" w:hAnsi="Menlo" w:cs="Menlo"/>
+          <w:color w:val="CCCCCC"/>
+          <w:sz w:val="18"/>
+          <w:szCs w:val="18"/>
+        </w:rPr>
+        <w:t xml:space="preserve"> </w:t>
+      </w:r>
+      <w:proofErr w:type="spellStart"/>
+      <w:r>
+        <w:rPr>
+          <w:rFonts w:ascii="Menlo" w:eastAsia="Times New Roman" w:hAnsi="Menlo" w:cs="Menlo"/>
+          <w:color w:val="CCCCCC"/>
+          <w:sz w:val="18"/>
+          <w:szCs w:val="18"/>
+        </w:rPr>
+        <w:t>hiệu</w:t>
+      </w:r>
+      <w:proofErr w:type="spellEnd"/>
+      <w:r>
+        <w:rPr>
+          <w:rFonts w:ascii="Menlo" w:eastAsia="Times New Roman" w:hAnsi="Menlo" w:cs="Menlo"/>
+          <w:color w:val="CCCCCC"/>
+          <w:sz w:val="18"/>
+          <w:szCs w:val="18"/>
+        </w:rPr>
+        <w:t xml:space="preserve"> năng và </w:t>
+      </w:r>
+      <w:proofErr w:type="spellStart"/>
+      <w:r>
+        <w:rPr>
+          <w:rFonts w:ascii="Menlo" w:eastAsia="Times New Roman" w:hAnsi="Menlo" w:cs="Menlo"/>
+          <w:color w:val="CCCCCC"/>
+          <w:sz w:val="18"/>
+          <w:szCs w:val="18"/>
+        </w:rPr>
+        <w:t>c</w:t>
       </w:r>
       <w:r>
         <w:rPr>
@@ -3353,7 +8565,47 @@
           <w:sz w:val="18"/>
           <w:szCs w:val="18"/>
         </w:rPr>
-        <w:t>i thiện ki</w:t>
+        <w:t>i</w:t>
+      </w:r>
+      <w:proofErr w:type="spellEnd"/>
+      <w:r>
+        <w:rPr>
+          <w:rFonts w:ascii="Menlo" w:eastAsia="Times New Roman" w:hAnsi="Menlo" w:cs="Menlo"/>
+          <w:color w:val="CCCCCC"/>
+          <w:sz w:val="18"/>
+          <w:szCs w:val="18"/>
+        </w:rPr>
+        <w:t xml:space="preserve"> </w:t>
+      </w:r>
+      <w:proofErr w:type="spellStart"/>
+      <w:r>
+        <w:rPr>
+          <w:rFonts w:ascii="Menlo" w:eastAsia="Times New Roman" w:hAnsi="Menlo" w:cs="Menlo"/>
+          <w:color w:val="CCCCCC"/>
+          <w:sz w:val="18"/>
+          <w:szCs w:val="18"/>
+        </w:rPr>
+        <w:t>thiện</w:t>
+      </w:r>
+      <w:proofErr w:type="spellEnd"/>
+      <w:r>
+        <w:rPr>
+          <w:rFonts w:ascii="Menlo" w:eastAsia="Times New Roman" w:hAnsi="Menlo" w:cs="Menlo"/>
+          <w:color w:val="CCCCCC"/>
+          <w:sz w:val="18"/>
+          <w:szCs w:val="18"/>
+        </w:rPr>
+        <w:t xml:space="preserve"> </w:t>
+      </w:r>
+      <w:proofErr w:type="spellStart"/>
+      <w:r>
+        <w:rPr>
+          <w:rFonts w:ascii="Menlo" w:eastAsia="Times New Roman" w:hAnsi="Menlo" w:cs="Menlo"/>
+          <w:color w:val="CCCCCC"/>
+          <w:sz w:val="18"/>
+          <w:szCs w:val="18"/>
+        </w:rPr>
+        <w:t>ki</w:t>
       </w:r>
       <w:r>
         <w:rPr>
@@ -3371,7 +8623,67 @@
           <w:sz w:val="18"/>
           <w:szCs w:val="18"/>
         </w:rPr>
-        <w:t>n trúc hệ th</w:t>
+        <w:t>n</w:t>
+      </w:r>
+      <w:proofErr w:type="spellEnd"/>
+      <w:r>
+        <w:rPr>
+          <w:rFonts w:ascii="Menlo" w:eastAsia="Times New Roman" w:hAnsi="Menlo" w:cs="Menlo"/>
+          <w:color w:val="CCCCCC"/>
+          <w:sz w:val="18"/>
+          <w:szCs w:val="18"/>
+        </w:rPr>
+        <w:t xml:space="preserve"> </w:t>
+      </w:r>
+      <w:proofErr w:type="spellStart"/>
+      <w:r>
+        <w:rPr>
+          <w:rFonts w:ascii="Menlo" w:eastAsia="Times New Roman" w:hAnsi="Menlo" w:cs="Menlo"/>
+          <w:color w:val="CCCCCC"/>
+          <w:sz w:val="18"/>
+          <w:szCs w:val="18"/>
+        </w:rPr>
+        <w:t>trúc</w:t>
+      </w:r>
+      <w:proofErr w:type="spellEnd"/>
+      <w:r>
+        <w:rPr>
+          <w:rFonts w:ascii="Menlo" w:eastAsia="Times New Roman" w:hAnsi="Menlo" w:cs="Menlo"/>
+          <w:color w:val="CCCCCC"/>
+          <w:sz w:val="18"/>
+          <w:szCs w:val="18"/>
+        </w:rPr>
+        <w:t xml:space="preserve"> </w:t>
+      </w:r>
+      <w:proofErr w:type="spellStart"/>
+      <w:r>
+        <w:rPr>
+          <w:rFonts w:ascii="Menlo" w:eastAsia="Times New Roman" w:hAnsi="Menlo" w:cs="Menlo"/>
+          <w:color w:val="CCCCCC"/>
+          <w:sz w:val="18"/>
+          <w:szCs w:val="18"/>
+        </w:rPr>
+        <w:t>hệ</w:t>
+      </w:r>
+      <w:proofErr w:type="spellEnd"/>
+      <w:r>
+        <w:rPr>
+          <w:rFonts w:ascii="Menlo" w:eastAsia="Times New Roman" w:hAnsi="Menlo" w:cs="Menlo"/>
+          <w:color w:val="CCCCCC"/>
+          <w:sz w:val="18"/>
+          <w:szCs w:val="18"/>
+        </w:rPr>
+        <w:t xml:space="preserve"> </w:t>
+      </w:r>
+      <w:proofErr w:type="spellStart"/>
+      <w:r>
+        <w:rPr>
+          <w:rFonts w:ascii="Menlo" w:eastAsia="Times New Roman" w:hAnsi="Menlo" w:cs="Menlo"/>
+          <w:color w:val="CCCCCC"/>
+          <w:sz w:val="18"/>
+          <w:szCs w:val="18"/>
+        </w:rPr>
+        <w:t>th</w:t>
       </w:r>
       <w:r>
         <w:rPr>
@@ -3389,7 +8701,17 @@
           <w:sz w:val="18"/>
           <w:szCs w:val="18"/>
         </w:rPr>
-        <w:t>ng.</w:t>
+        <w:t>ng</w:t>
+      </w:r>
+      <w:proofErr w:type="spellEnd"/>
+      <w:r>
+        <w:rPr>
+          <w:rFonts w:ascii="Menlo" w:eastAsia="Times New Roman" w:hAnsi="Menlo" w:cs="Menlo"/>
+          <w:color w:val="CCCCCC"/>
+          <w:sz w:val="18"/>
+          <w:szCs w:val="18"/>
+        </w:rPr>
+        <w:t>.</w:t>
       </w:r>
     </w:p>
     <w:p>
@@ -3446,6 +8768,7 @@
           <w:szCs w:val="18"/>
         </w:rPr>
       </w:pPr>
+      <w:proofErr w:type="spellStart"/>
       <w:r>
         <w:rPr>
           <w:rFonts w:ascii="Menlo" w:eastAsia="Times New Roman" w:hAnsi="Menlo" w:cs="Menlo"/>
@@ -3471,7 +8794,67 @@
           <w:sz w:val="18"/>
           <w:szCs w:val="18"/>
         </w:rPr>
-        <w:t>n lý yêu c</w:t>
+        <w:t>n</w:t>
+      </w:r>
+      <w:proofErr w:type="spellEnd"/>
+      <w:r>
+        <w:rPr>
+          <w:rFonts w:ascii="Menlo" w:eastAsia="Times New Roman" w:hAnsi="Menlo" w:cs="Menlo"/>
+          <w:color w:val="CCCCCC"/>
+          <w:sz w:val="18"/>
+          <w:szCs w:val="18"/>
+        </w:rPr>
+        <w:t xml:space="preserve"> </w:t>
+      </w:r>
+      <w:proofErr w:type="spellStart"/>
+      <w:r>
+        <w:rPr>
+          <w:rFonts w:ascii="Menlo" w:eastAsia="Times New Roman" w:hAnsi="Menlo" w:cs="Menlo"/>
+          <w:color w:val="CCCCCC"/>
+          <w:sz w:val="18"/>
+          <w:szCs w:val="18"/>
+        </w:rPr>
+        <w:t>lý</w:t>
+      </w:r>
+      <w:proofErr w:type="spellEnd"/>
+      <w:r>
+        <w:rPr>
+          <w:rFonts w:ascii="Menlo" w:eastAsia="Times New Roman" w:hAnsi="Menlo" w:cs="Menlo"/>
+          <w:color w:val="CCCCCC"/>
+          <w:sz w:val="18"/>
+          <w:szCs w:val="18"/>
+        </w:rPr>
+        <w:t xml:space="preserve"> </w:t>
+      </w:r>
+      <w:proofErr w:type="spellStart"/>
+      <w:r>
+        <w:rPr>
+          <w:rFonts w:ascii="Menlo" w:eastAsia="Times New Roman" w:hAnsi="Menlo" w:cs="Menlo"/>
+          <w:color w:val="CCCCCC"/>
+          <w:sz w:val="18"/>
+          <w:szCs w:val="18"/>
+        </w:rPr>
+        <w:t>yêu</w:t>
+      </w:r>
+      <w:proofErr w:type="spellEnd"/>
+      <w:r>
+        <w:rPr>
+          <w:rFonts w:ascii="Menlo" w:eastAsia="Times New Roman" w:hAnsi="Menlo" w:cs="Menlo"/>
+          <w:color w:val="CCCCCC"/>
+          <w:sz w:val="18"/>
+          <w:szCs w:val="18"/>
+        </w:rPr>
+        <w:t xml:space="preserve"> </w:t>
+      </w:r>
+      <w:proofErr w:type="spellStart"/>
+      <w:r>
+        <w:rPr>
+          <w:rFonts w:ascii="Menlo" w:eastAsia="Times New Roman" w:hAnsi="Menlo" w:cs="Menlo"/>
+          <w:color w:val="CCCCCC"/>
+          <w:sz w:val="18"/>
+          <w:szCs w:val="18"/>
+        </w:rPr>
+        <w:t>c</w:t>
       </w:r>
       <w:r>
         <w:rPr>
@@ -3489,7 +8872,107 @@
           <w:sz w:val="18"/>
           <w:szCs w:val="18"/>
         </w:rPr>
-        <w:t>u, task, sprint và tài liệu kỹ thuật, đ</w:t>
+        <w:t>u</w:t>
+      </w:r>
+      <w:proofErr w:type="spellEnd"/>
+      <w:r>
+        <w:rPr>
+          <w:rFonts w:ascii="Menlo" w:eastAsia="Times New Roman" w:hAnsi="Menlo" w:cs="Menlo"/>
+          <w:color w:val="CCCCCC"/>
+          <w:sz w:val="18"/>
+          <w:szCs w:val="18"/>
+        </w:rPr>
+        <w:t xml:space="preserve">, task, sprint và </w:t>
+      </w:r>
+      <w:proofErr w:type="spellStart"/>
+      <w:r>
+        <w:rPr>
+          <w:rFonts w:ascii="Menlo" w:eastAsia="Times New Roman" w:hAnsi="Menlo" w:cs="Menlo"/>
+          <w:color w:val="CCCCCC"/>
+          <w:sz w:val="18"/>
+          <w:szCs w:val="18"/>
+        </w:rPr>
+        <w:t>tài</w:t>
+      </w:r>
+      <w:proofErr w:type="spellEnd"/>
+      <w:r>
+        <w:rPr>
+          <w:rFonts w:ascii="Menlo" w:eastAsia="Times New Roman" w:hAnsi="Menlo" w:cs="Menlo"/>
+          <w:color w:val="CCCCCC"/>
+          <w:sz w:val="18"/>
+          <w:szCs w:val="18"/>
+        </w:rPr>
+        <w:t xml:space="preserve"> </w:t>
+      </w:r>
+      <w:proofErr w:type="spellStart"/>
+      <w:r>
+        <w:rPr>
+          <w:rFonts w:ascii="Menlo" w:eastAsia="Times New Roman" w:hAnsi="Menlo" w:cs="Menlo"/>
+          <w:color w:val="CCCCCC"/>
+          <w:sz w:val="18"/>
+          <w:szCs w:val="18"/>
+        </w:rPr>
+        <w:t>liệu</w:t>
+      </w:r>
+      <w:proofErr w:type="spellEnd"/>
+      <w:r>
+        <w:rPr>
+          <w:rFonts w:ascii="Menlo" w:eastAsia="Times New Roman" w:hAnsi="Menlo" w:cs="Menlo"/>
+          <w:color w:val="CCCCCC"/>
+          <w:sz w:val="18"/>
+          <w:szCs w:val="18"/>
+        </w:rPr>
+        <w:t xml:space="preserve"> </w:t>
+      </w:r>
+      <w:proofErr w:type="spellStart"/>
+      <w:r>
+        <w:rPr>
+          <w:rFonts w:ascii="Menlo" w:eastAsia="Times New Roman" w:hAnsi="Menlo" w:cs="Menlo"/>
+          <w:color w:val="CCCCCC"/>
+          <w:sz w:val="18"/>
+          <w:szCs w:val="18"/>
+        </w:rPr>
+        <w:t>kỹ</w:t>
+      </w:r>
+      <w:proofErr w:type="spellEnd"/>
+      <w:r>
+        <w:rPr>
+          <w:rFonts w:ascii="Menlo" w:eastAsia="Times New Roman" w:hAnsi="Menlo" w:cs="Menlo"/>
+          <w:color w:val="CCCCCC"/>
+          <w:sz w:val="18"/>
+          <w:szCs w:val="18"/>
+        </w:rPr>
+        <w:t xml:space="preserve"> </w:t>
+      </w:r>
+      <w:proofErr w:type="spellStart"/>
+      <w:r>
+        <w:rPr>
+          <w:rFonts w:ascii="Menlo" w:eastAsia="Times New Roman" w:hAnsi="Menlo" w:cs="Menlo"/>
+          <w:color w:val="CCCCCC"/>
+          <w:sz w:val="18"/>
+          <w:szCs w:val="18"/>
+        </w:rPr>
+        <w:t>thuật</w:t>
+      </w:r>
+      <w:proofErr w:type="spellEnd"/>
+      <w:r>
+        <w:rPr>
+          <w:rFonts w:ascii="Menlo" w:eastAsia="Times New Roman" w:hAnsi="Menlo" w:cs="Menlo"/>
+          <w:color w:val="CCCCCC"/>
+          <w:sz w:val="18"/>
+          <w:szCs w:val="18"/>
+        </w:rPr>
+        <w:t xml:space="preserve">, </w:t>
+      </w:r>
+      <w:proofErr w:type="spellStart"/>
+      <w:r>
+        <w:rPr>
+          <w:rFonts w:ascii="Menlo" w:eastAsia="Times New Roman" w:hAnsi="Menlo" w:cs="Menlo"/>
+          <w:color w:val="CCCCCC"/>
+          <w:sz w:val="18"/>
+          <w:szCs w:val="18"/>
+        </w:rPr>
+        <w:t>đ</w:t>
       </w:r>
       <w:r>
         <w:rPr>
@@ -3507,7 +8990,27 @@
           <w:sz w:val="18"/>
           <w:szCs w:val="18"/>
         </w:rPr>
-        <w:t>m b</w:t>
+        <w:t>m</w:t>
+      </w:r>
+      <w:proofErr w:type="spellEnd"/>
+      <w:r>
+        <w:rPr>
+          <w:rFonts w:ascii="Menlo" w:eastAsia="Times New Roman" w:hAnsi="Menlo" w:cs="Menlo"/>
+          <w:color w:val="CCCCCC"/>
+          <w:sz w:val="18"/>
+          <w:szCs w:val="18"/>
+        </w:rPr>
+        <w:t xml:space="preserve"> </w:t>
+      </w:r>
+      <w:proofErr w:type="spellStart"/>
+      <w:r>
+        <w:rPr>
+          <w:rFonts w:ascii="Menlo" w:eastAsia="Times New Roman" w:hAnsi="Menlo" w:cs="Menlo"/>
+          <w:color w:val="CCCCCC"/>
+          <w:sz w:val="18"/>
+          <w:szCs w:val="18"/>
+        </w:rPr>
+        <w:t>b</w:t>
       </w:r>
       <w:r>
         <w:rPr>
@@ -3525,7 +9028,67 @@
           <w:sz w:val="18"/>
           <w:szCs w:val="18"/>
         </w:rPr>
-        <w:t>o làm việc nhóm hiệu qu</w:t>
+        <w:t>o</w:t>
+      </w:r>
+      <w:proofErr w:type="spellEnd"/>
+      <w:r>
+        <w:rPr>
+          <w:rFonts w:ascii="Menlo" w:eastAsia="Times New Roman" w:hAnsi="Menlo" w:cs="Menlo"/>
+          <w:color w:val="CCCCCC"/>
+          <w:sz w:val="18"/>
+          <w:szCs w:val="18"/>
+        </w:rPr>
+        <w:t xml:space="preserve"> làm việc </w:t>
+      </w:r>
+      <w:proofErr w:type="spellStart"/>
+      <w:r>
+        <w:rPr>
+          <w:rFonts w:ascii="Menlo" w:eastAsia="Times New Roman" w:hAnsi="Menlo" w:cs="Menlo"/>
+          <w:color w:val="CCCCCC"/>
+          <w:sz w:val="18"/>
+          <w:szCs w:val="18"/>
+        </w:rPr>
+        <w:t>nhóm</w:t>
+      </w:r>
+      <w:proofErr w:type="spellEnd"/>
+      <w:r>
+        <w:rPr>
+          <w:rFonts w:ascii="Menlo" w:eastAsia="Times New Roman" w:hAnsi="Menlo" w:cs="Menlo"/>
+          <w:color w:val="CCCCCC"/>
+          <w:sz w:val="18"/>
+          <w:szCs w:val="18"/>
+        </w:rPr>
+        <w:t xml:space="preserve"> </w:t>
+      </w:r>
+      <w:proofErr w:type="spellStart"/>
+      <w:r>
+        <w:rPr>
+          <w:rFonts w:ascii="Menlo" w:eastAsia="Times New Roman" w:hAnsi="Menlo" w:cs="Menlo"/>
+          <w:color w:val="CCCCCC"/>
+          <w:sz w:val="18"/>
+          <w:szCs w:val="18"/>
+        </w:rPr>
+        <w:t>hiệu</w:t>
+      </w:r>
+      <w:proofErr w:type="spellEnd"/>
+      <w:r>
+        <w:rPr>
+          <w:rFonts w:ascii="Menlo" w:eastAsia="Times New Roman" w:hAnsi="Menlo" w:cs="Menlo"/>
+          <w:color w:val="CCCCCC"/>
+          <w:sz w:val="18"/>
+          <w:szCs w:val="18"/>
+        </w:rPr>
+        <w:t xml:space="preserve"> </w:t>
+      </w:r>
+      <w:proofErr w:type="spellStart"/>
+      <w:r>
+        <w:rPr>
+          <w:rFonts w:ascii="Menlo" w:eastAsia="Times New Roman" w:hAnsi="Menlo" w:cs="Menlo"/>
+          <w:color w:val="CCCCCC"/>
+          <w:sz w:val="18"/>
+          <w:szCs w:val="18"/>
+        </w:rPr>
+        <w:t>qu</w:t>
       </w:r>
       <w:r>
         <w:rPr>
@@ -3536,6 +9099,7 @@
         </w:rPr>
         <w:t>ả</w:t>
       </w:r>
+      <w:proofErr w:type="spellEnd"/>
       <w:r>
         <w:rPr>
           <w:rFonts w:ascii="Menlo" w:eastAsia="Times New Roman" w:hAnsi="Menlo" w:cs="Menlo"/>
@@ -3600,16 +9164,40 @@
           <w:rStyle w:val="Strong"/>
           <w:rFonts w:eastAsiaTheme="majorEastAsia"/>
         </w:rPr>
-        <w:t>How would you break this system into microservices?</w:t>
+        <w:t xml:space="preserve">How would you break this system into </w:t>
+      </w:r>
+      <w:proofErr w:type="spellStart"/>
+      <w:r>
+        <w:rPr>
+          <w:rStyle w:val="Strong"/>
+          <w:rFonts w:eastAsiaTheme="majorEastAsia"/>
+        </w:rPr>
+        <w:t>microservices</w:t>
+      </w:r>
+      <w:proofErr w:type="spellEnd"/>
+      <w:r>
+        <w:rPr>
+          <w:rStyle w:val="Strong"/>
+          <w:rFonts w:eastAsiaTheme="majorEastAsia"/>
+        </w:rPr>
+        <w:t>?</w:t>
       </w:r>
       <w:r>
         <w:br/>
       </w:r>
+      <w:proofErr w:type="spellStart"/>
       <w:r>
         <w:rPr>
           <w:rStyle w:val="Emphasis"/>
         </w:rPr>
-        <w:t>Gợi ý:</w:t>
+        <w:t>Gợi</w:t>
+      </w:r>
+      <w:proofErr w:type="spellEnd"/>
+      <w:r>
+        <w:rPr>
+          <w:rStyle w:val="Emphasis"/>
+        </w:rPr>
+        <w:t xml:space="preserve"> ý:</w:t>
       </w:r>
     </w:p>
     <w:p>
@@ -3621,7 +9209,15 @@
         </w:numPr>
       </w:pPr>
       <w:r>
-        <w:t>Product, Inventory, Order, Customer, Auth, Reporting</w:t>
+        <w:t xml:space="preserve">Product, Inventory, Order, Customer, </w:t>
+      </w:r>
+      <w:proofErr w:type="spellStart"/>
+      <w:r>
+        <w:t>Auth</w:t>
+      </w:r>
+      <w:proofErr w:type="spellEnd"/>
+      <w:r>
+        <w:t>, Reporting</w:t>
       </w:r>
     </w:p>
     <w:p>
@@ -3643,7 +9239,15 @@
         <w:t>business capability</w:t>
       </w:r>
       <w:r>
-        <w:t>, không theo technical layer</w:t>
+        <w:t xml:space="preserve">, không </w:t>
+      </w:r>
+      <w:proofErr w:type="spellStart"/>
+      <w:r>
+        <w:t>theo</w:t>
+      </w:r>
+      <w:proofErr w:type="spellEnd"/>
+      <w:r>
+        <w:t xml:space="preserve"> technical layer</w:t>
       </w:r>
     </w:p>
     <w:p>
@@ -3664,11 +9268,19 @@
       <w:r>
         <w:br/>
       </w:r>
+      <w:proofErr w:type="spellStart"/>
       <w:r>
         <w:rPr>
           <w:rStyle w:val="Emphasis"/>
         </w:rPr>
-        <w:t>Gợi ý:</w:t>
+        <w:t>Gợi</w:t>
+      </w:r>
+      <w:proofErr w:type="spellEnd"/>
+      <w:r>
+        <w:rPr>
+          <w:rStyle w:val="Emphasis"/>
+        </w:rPr>
+        <w:t xml:space="preserve"> ý:</w:t>
       </w:r>
     </w:p>
     <w:p>
@@ -3680,7 +9292,7 @@
         </w:numPr>
       </w:pPr>
       <w:r>
-        <w:t>Saga pattern</w:t>
+        <w:t>Out box (Unique Id + Message into database)</w:t>
       </w:r>
     </w:p>
     <w:p>
@@ -3691,8 +9303,13 @@
           <w:numId w:val="7"/>
         </w:numPr>
       </w:pPr>
-      <w:r>
-        <w:t>Event-driven</w:t>
+      <w:proofErr w:type="spellStart"/>
+      <w:r>
+        <w:t>Idempotency</w:t>
+      </w:r>
+      <w:proofErr w:type="spellEnd"/>
+      <w:r>
+        <w:t xml:space="preserve"> (Check the Unique Id to avoid duplicated work)</w:t>
       </w:r>
     </w:p>
     <w:p>
@@ -3704,7 +9321,60 @@
         </w:numPr>
       </w:pPr>
       <w:r>
+        <w:t>Saga pattern</w:t>
+      </w:r>
+      <w:r>
+        <w:t xml:space="preserve"> (to ensure all of the case related to on business action can be handled)</w:t>
+      </w:r>
+    </w:p>
+    <w:p>
+      <w:pPr>
+        <w:pStyle w:val="NormalWeb"/>
+        <w:numPr>
+          <w:ilvl w:val="1"/>
+          <w:numId w:val="7"/>
+        </w:numPr>
+      </w:pPr>
+      <w:r>
+        <w:t>Event-driven</w:t>
+      </w:r>
+      <w:r>
+        <w:t xml:space="preserve"> (the service just handle the action depend on the event, reduce the call directly from another servic</w:t>
+      </w:r>
+      <w:r>
+        <w:t>e</w:t>
+      </w:r>
+      <w:r>
+        <w:t>)</w:t>
+      </w:r>
+    </w:p>
+    <w:p>
+      <w:pPr>
+        <w:pStyle w:val="NormalWeb"/>
+        <w:numPr>
+          <w:ilvl w:val="1"/>
+          <w:numId w:val="7"/>
+        </w:numPr>
+      </w:pPr>
+      <w:r>
         <w:t>Eventual consistency</w:t>
+      </w:r>
+      <w:r>
+        <w:t xml:space="preserve"> (</w:t>
+      </w:r>
+      <w:r>
+        <w:t xml:space="preserve">to avoid distributed transactions and make the service can be independent with </w:t>
+      </w:r>
+      <w:proofErr w:type="spellStart"/>
+      <w:r>
+        <w:t>each others</w:t>
+      </w:r>
+      <w:proofErr w:type="spellEnd"/>
+      <w:r>
+        <w:t>, easy to scalable</w:t>
+      </w:r>
+      <w:r>
+        <w:t>)</w:t>
       </w:r>
     </w:p>
     <w:p>
@@ -3720,16 +9390,40 @@
           <w:rStyle w:val="Strong"/>
           <w:rFonts w:eastAsiaTheme="majorEastAsia"/>
         </w:rPr>
-        <w:t>Why should each microservice have its own database?</w:t>
+        <w:t xml:space="preserve">Why should each </w:t>
+      </w:r>
+      <w:proofErr w:type="spellStart"/>
+      <w:r>
+        <w:rPr>
+          <w:rStyle w:val="Strong"/>
+          <w:rFonts w:eastAsiaTheme="majorEastAsia"/>
+        </w:rPr>
+        <w:t>microservice</w:t>
+      </w:r>
+      <w:proofErr w:type="spellEnd"/>
+      <w:r>
+        <w:rPr>
+          <w:rStyle w:val="Strong"/>
+          <w:rFonts w:eastAsiaTheme="majorEastAsia"/>
+        </w:rPr>
+        <w:t xml:space="preserve"> have its own database?</w:t>
       </w:r>
       <w:r>
         <w:br/>
       </w:r>
+      <w:proofErr w:type="spellStart"/>
       <w:r>
         <w:rPr>
           <w:rStyle w:val="Emphasis"/>
         </w:rPr>
-        <w:t>Gợi ý:</w:t>
+        <w:t>Gợi</w:t>
+      </w:r>
+      <w:proofErr w:type="spellEnd"/>
+      <w:r>
+        <w:rPr>
+          <w:rStyle w:val="Emphasis"/>
+        </w:rPr>
+        <w:t xml:space="preserve"> ý:</w:t>
       </w:r>
     </w:p>
     <w:p>
@@ -3765,7 +9459,7 @@
         </w:numPr>
       </w:pPr>
       <w:r>
-        <w:t>Tránh shared DB anti-pattern</w:t>
+        <w:t>If one DB died, it just impact to only one service, not so many services</w:t>
       </w:r>
     </w:p>
     <w:p>
@@ -3781,16 +9475,40 @@
           <w:rStyle w:val="Strong"/>
           <w:rFonts w:eastAsiaTheme="majorEastAsia"/>
         </w:rPr>
-        <w:t>REST vs Messaging for service-to-service communication?</w:t>
+        <w:t xml:space="preserve">REST vs </w:t>
+      </w:r>
+      <w:proofErr w:type="gramStart"/>
+      <w:r>
+        <w:rPr>
+          <w:rStyle w:val="Strong"/>
+          <w:rFonts w:eastAsiaTheme="majorEastAsia"/>
+        </w:rPr>
+        <w:t>Messaging</w:t>
+      </w:r>
+      <w:proofErr w:type="gramEnd"/>
+      <w:r>
+        <w:rPr>
+          <w:rStyle w:val="Strong"/>
+          <w:rFonts w:eastAsiaTheme="majorEastAsia"/>
+        </w:rPr>
+        <w:t xml:space="preserve"> for service-to-service communication?</w:t>
       </w:r>
       <w:r>
         <w:br/>
       </w:r>
+      <w:proofErr w:type="spellStart"/>
       <w:r>
         <w:rPr>
           <w:rStyle w:val="Emphasis"/>
         </w:rPr>
-        <w:t>Gợi ý:</w:t>
+        <w:t>Gợi</w:t>
+      </w:r>
+      <w:proofErr w:type="spellEnd"/>
+      <w:r>
+        <w:rPr>
+          <w:rStyle w:val="Emphasis"/>
+        </w:rPr>
+        <w:t xml:space="preserve"> ý:</w:t>
       </w:r>
     </w:p>
     <w:p>
@@ -3804,6 +9522,49 @@
       <w:r>
         <w:t>REST: sync, request/response</w:t>
       </w:r>
+      <w:r>
+        <w:t xml:space="preserve"> (using </w:t>
+      </w:r>
+      <w:proofErr w:type="spellStart"/>
+      <w:r>
+        <w:t>HttpClient</w:t>
+      </w:r>
+      <w:proofErr w:type="spellEnd"/>
+      <w:r>
+        <w:t xml:space="preserve"> to sync data between </w:t>
+      </w:r>
+      <w:proofErr w:type="spellStart"/>
+      <w:r>
+        <w:t>servive</w:t>
+      </w:r>
+      <w:proofErr w:type="spellEnd"/>
+      <w:r>
+        <w:t xml:space="preserve">, </w:t>
+      </w:r>
+      <w:r>
+        <w:t>make the code high coupling, one service fail cam impact to another service</w:t>
+      </w:r>
+      <w:r>
+        <w:t>)</w:t>
+      </w:r>
+      <w:r>
+        <w:t xml:space="preserve"> (</w:t>
+      </w:r>
+      <w:r>
+        <w:rPr>
+          <w:highlight w:val="yellow"/>
+        </w:rPr>
+        <w:t>When UI call API</w:t>
+      </w:r>
+      <w:r>
+        <w:rPr>
+          <w:highlight w:val="yellow"/>
+        </w:rPr>
+        <w:t>, read data, need immediate data</w:t>
+      </w:r>
+      <w:r>
+        <w:t>)</w:t>
+      </w:r>
     </w:p>
     <w:p>
       <w:pPr>
@@ -3814,7 +9575,42 @@
         </w:numPr>
       </w:pPr>
       <w:r>
-        <w:t>Messaging: async, decoupling, resilience</w:t>
+        <w:t xml:space="preserve">Messaging: </w:t>
+      </w:r>
+      <w:proofErr w:type="spellStart"/>
+      <w:r>
+        <w:t>async</w:t>
+      </w:r>
+      <w:proofErr w:type="spellEnd"/>
+      <w:r>
+        <w:t>, decoupling, resilience</w:t>
+      </w:r>
+      <w:r>
+        <w:t xml:space="preserve"> (the service sync the data via the message/ event and achieve </w:t>
+      </w:r>
+      <w:r>
+        <w:t xml:space="preserve">Eventual </w:t>
+      </w:r>
+      <w:r>
+        <w:t>consistent, make the code more loosely coupling,</w:t>
+      </w:r>
+      <w:r>
+        <w:t xml:space="preserve"> independent</w:t>
+      </w:r>
+      <w:r>
+        <w:t>)</w:t>
+      </w:r>
+      <w:r>
+        <w:t xml:space="preserve"> (</w:t>
+      </w:r>
+      <w:r>
+        <w:rPr>
+          <w:highlight w:val="yellow"/>
+        </w:rPr>
+        <w:t>business flow, integration, in case of accept the data could not be consistent for a short time</w:t>
+      </w:r>
+      <w:r>
+        <w:t>)</w:t>
       </w:r>
     </w:p>
     <w:p>
@@ -3830,16 +9626,40 @@
           <w:rStyle w:val="Strong"/>
           <w:rFonts w:eastAsiaTheme="majorEastAsia"/>
         </w:rPr>
-        <w:t>How do you version APIs in a microservice system?</w:t>
+        <w:t xml:space="preserve">How do you version APIs in a </w:t>
+      </w:r>
+      <w:proofErr w:type="spellStart"/>
+      <w:r>
+        <w:rPr>
+          <w:rStyle w:val="Strong"/>
+          <w:rFonts w:eastAsiaTheme="majorEastAsia"/>
+        </w:rPr>
+        <w:t>microservice</w:t>
+      </w:r>
+      <w:proofErr w:type="spellEnd"/>
+      <w:r>
+        <w:rPr>
+          <w:rStyle w:val="Strong"/>
+          <w:rFonts w:eastAsiaTheme="majorEastAsia"/>
+        </w:rPr>
+        <w:t xml:space="preserve"> system?</w:t>
       </w:r>
       <w:r>
         <w:br/>
       </w:r>
+      <w:proofErr w:type="spellStart"/>
       <w:r>
         <w:rPr>
           <w:rStyle w:val="Emphasis"/>
         </w:rPr>
-        <w:t>Gợi ý:</w:t>
+        <w:t>Gợi</w:t>
+      </w:r>
+      <w:proofErr w:type="spellEnd"/>
+      <w:r>
+        <w:rPr>
+          <w:rStyle w:val="Emphasis"/>
+        </w:rPr>
+        <w:t xml:space="preserve"> ý:</w:t>
       </w:r>
     </w:p>
     <w:p>
@@ -3865,6 +9685,21 @@
       <w:r>
         <w:t>Backward compatibility</w:t>
       </w:r>
+      <w:r>
+        <w:t xml:space="preserve"> </w:t>
+      </w:r>
+    </w:p>
+    <w:p>
+      <w:pPr>
+        <w:pStyle w:val="NormalWeb"/>
+        <w:numPr>
+          <w:ilvl w:val="0"/>
+          <w:numId w:val="12"/>
+        </w:numPr>
+      </w:pPr>
+      <w:r>
+        <w:t>old and new version run without issue</w:t>
+      </w:r>
     </w:p>
     <w:p>
       <w:pPr>
@@ -3884,11 +9719,19 @@
       <w:r>
         <w:br/>
       </w:r>
+      <w:proofErr w:type="spellStart"/>
       <w:r>
         <w:rPr>
           <w:rStyle w:val="Emphasis"/>
         </w:rPr>
-        <w:t>Gợi ý:</w:t>
+        <w:t>Gợi</w:t>
+      </w:r>
+      <w:proofErr w:type="spellEnd"/>
+      <w:r>
+        <w:rPr>
+          <w:rStyle w:val="Emphasis"/>
+        </w:rPr>
+        <w:t xml:space="preserve"> ý:</w:t>
       </w:r>
     </w:p>
     <w:p>
@@ -3902,6 +9745,23 @@
       <w:r>
         <w:t>Circuit Breaker</w:t>
       </w:r>
+      <w:r>
+        <w:t xml:space="preserve"> =&gt; (If the </w:t>
+      </w:r>
+      <w:proofErr w:type="spellStart"/>
+      <w:r>
+        <w:t>api</w:t>
+      </w:r>
+      <w:proofErr w:type="spellEnd"/>
+      <w:r>
+        <w:t xml:space="preserve"> calling so many times, we wi</w:t>
+      </w:r>
+      <w:r>
+        <w:t>ll not call that to avoid spam</w:t>
+      </w:r>
+      <w:r>
+        <w:t>)</w:t>
+      </w:r>
     </w:p>
     <w:p>
       <w:pPr>
@@ -3914,6 +9774,28 @@
       <w:r>
         <w:t>Timeout</w:t>
       </w:r>
+      <w:r>
+        <w:t xml:space="preserve"> =&gt; not wait for a long time</w:t>
+      </w:r>
+      <w:r>
+        <w:t xml:space="preserve">, achieve failed fast to release the resource quickly. (Ex: downstream </w:t>
+      </w:r>
+      <w:proofErr w:type="spellStart"/>
+      <w:r>
+        <w:t>api</w:t>
+      </w:r>
+      <w:proofErr w:type="spellEnd"/>
+      <w:r>
+        <w:t xml:space="preserve"> down + update stream </w:t>
+      </w:r>
+      <w:proofErr w:type="spellStart"/>
+      <w:r>
+        <w:t>api</w:t>
+      </w:r>
+      <w:proofErr w:type="spellEnd"/>
+      <w:r>
+        <w:t xml:space="preserve"> call without timeout =&gt; the thread will be block =&gt; impact to the performance of entire application)</w:t>
+      </w:r>
     </w:p>
     <w:p>
       <w:pPr>
@@ -3924,7 +9806,44 @@
         </w:numPr>
       </w:pPr>
       <w:r>
-        <w:t>Retry with backoff</w:t>
+        <w:t xml:space="preserve">Retry with </w:t>
+      </w:r>
+      <w:proofErr w:type="spellStart"/>
+      <w:r>
+        <w:t>backoff</w:t>
+      </w:r>
+      <w:proofErr w:type="spellEnd"/>
+      <w:r>
+        <w:t xml:space="preserve"> =&gt; </w:t>
+      </w:r>
+      <w:r>
+        <w:t xml:space="preserve">just  retry for </w:t>
+      </w:r>
+      <w:proofErr w:type="spellStart"/>
+      <w:r>
+        <w:t>a</w:t>
+      </w:r>
+      <w:proofErr w:type="spellEnd"/>
+      <w:r>
+        <w:t xml:space="preserve"> acceptable number to avoid spamming request</w:t>
+      </w:r>
+    </w:p>
+    <w:p>
+      <w:pPr>
+        <w:pStyle w:val="NormalWeb"/>
+        <w:numPr>
+          <w:ilvl w:val="0"/>
+          <w:numId w:val="12"/>
+        </w:numPr>
+        <w:rPr>
+          <w:highlight w:val="yellow"/>
+        </w:rPr>
+      </w:pPr>
+      <w:r>
+        <w:rPr>
+          <w:highlight w:val="yellow"/>
+        </w:rPr>
+        <w:t>Without timeouts, requests hold onto threads and connections, leading to thread pool exhaustion and cascading failures.</w:t>
       </w:r>
     </w:p>
     <w:p>
@@ -3934,22 +9853,52 @@
           <w:ilvl w:val="0"/>
           <w:numId w:val="7"/>
         </w:numPr>
+        <w:rPr>
+          <w:rStyle w:val="Strong"/>
+          <w:b w:val="0"/>
+          <w:bCs w:val="0"/>
+        </w:rPr>
       </w:pPr>
       <w:r>
         <w:rPr>
           <w:rStyle w:val="Strong"/>
           <w:rFonts w:eastAsiaTheme="majorEastAsia"/>
         </w:rPr>
-        <w:t>What problems occur when scaling MongoDB in microservices?</w:t>
-      </w:r>
-      <w:r>
-        <w:br/>
-      </w:r>
-      <w:r>
-        <w:rPr>
-          <w:rStyle w:val="Emphasis"/>
-        </w:rPr>
-        <w:t>Gợi ý:</w:t>
+        <w:lastRenderedPageBreak/>
+        <w:t xml:space="preserve">What problems occur when scaling MongoDB in </w:t>
+      </w:r>
+      <w:proofErr w:type="spellStart"/>
+      <w:r>
+        <w:rPr>
+          <w:rStyle w:val="Strong"/>
+          <w:rFonts w:eastAsiaTheme="majorEastAsia"/>
+        </w:rPr>
+        <w:t>microservices</w:t>
+      </w:r>
+      <w:proofErr w:type="spellEnd"/>
+      <w:r>
+        <w:rPr>
+          <w:rStyle w:val="Strong"/>
+          <w:rFonts w:eastAsiaTheme="majorEastAsia"/>
+        </w:rPr>
+        <w:t>?</w:t>
+      </w:r>
+    </w:p>
+    <w:p>
+      <w:pPr>
+        <w:pStyle w:val="NormalWeb"/>
+        <w:ind w:left="720"/>
+        <w:rPr>
+          <w:rStyle w:val="Strong"/>
+          <w:rFonts w:eastAsiaTheme="majorEastAsia"/>
+        </w:rPr>
+      </w:pPr>
+      <w:r>
+        <w:rPr>
+          <w:rStyle w:val="Strong"/>
+          <w:rFonts w:eastAsiaTheme="majorEastAsia"/>
+        </w:rPr>
+        <w:t>Problem</w:t>
       </w:r>
     </w:p>
     <w:p>
@@ -3961,7 +9910,7 @@
         </w:numPr>
       </w:pPr>
       <w:r>
-        <w:t>Distributed transactions</w:t>
+        <w:t>Add more service</w:t>
       </w:r>
     </w:p>
     <w:p>
@@ -3973,7 +9922,7 @@
         </w:numPr>
       </w:pPr>
       <w:r>
-        <w:t>Data duplication</w:t>
+        <w:t>Each service need own DB</w:t>
       </w:r>
     </w:p>
     <w:p>
@@ -3985,7 +9934,107 @@
         </w:numPr>
       </w:pPr>
       <w:r>
+        <w:t>The data would be distributed</w:t>
+      </w:r>
+      <w:r>
+        <w:t xml:space="preserve"> </w:t>
+      </w:r>
+    </w:p>
+    <w:p>
+      <w:pPr>
+        <w:pStyle w:val="NormalWeb"/>
+        <w:ind w:left="720"/>
+      </w:pPr>
+      <w:r>
+        <w:br/>
+      </w:r>
+      <w:proofErr w:type="spellStart"/>
+      <w:r>
+        <w:rPr>
+          <w:rStyle w:val="Emphasis"/>
+        </w:rPr>
+        <w:t>Gợi</w:t>
+      </w:r>
+      <w:proofErr w:type="spellEnd"/>
+      <w:r>
+        <w:rPr>
+          <w:rStyle w:val="Emphasis"/>
+        </w:rPr>
+        <w:t xml:space="preserve"> ý:</w:t>
+      </w:r>
+    </w:p>
+    <w:p>
+      <w:pPr>
+        <w:pStyle w:val="NormalWeb"/>
+        <w:numPr>
+          <w:ilvl w:val="1"/>
+          <w:numId w:val="7"/>
+        </w:numPr>
+      </w:pPr>
+      <w:r>
+        <w:rPr>
+          <w:highlight w:val="yellow"/>
+        </w:rPr>
+        <w:t>Distributed transactions</w:t>
+      </w:r>
+      <w:r>
+        <w:t xml:space="preserve"> -&gt; </w:t>
+      </w:r>
+      <w:r>
+        <w:t>each business flow need to update the data from multiple service</w:t>
+      </w:r>
+    </w:p>
+    <w:p>
+      <w:pPr>
+        <w:pStyle w:val="NormalWeb"/>
+        <w:numPr>
+          <w:ilvl w:val="1"/>
+          <w:numId w:val="7"/>
+        </w:numPr>
+      </w:pPr>
+      <w:r>
+        <w:rPr>
+          <w:highlight w:val="yellow"/>
+        </w:rPr>
+        <w:t>Data duplication</w:t>
+      </w:r>
+      <w:r>
+        <w:t xml:space="preserve"> -&gt; In </w:t>
+      </w:r>
+      <w:proofErr w:type="spellStart"/>
+      <w:r>
+        <w:t>microservice</w:t>
+      </w:r>
+      <w:proofErr w:type="spellEnd"/>
+      <w:r>
+        <w:t>, the Service A should not access to the DB B to get data</w:t>
+      </w:r>
+    </w:p>
+    <w:p>
+      <w:pPr>
+        <w:pStyle w:val="NormalWeb"/>
+        <w:numPr>
+          <w:ilvl w:val="1"/>
+          <w:numId w:val="7"/>
+        </w:numPr>
+      </w:pPr>
+      <w:r>
+        <w:rPr>
+          <w:highlight w:val="yellow"/>
+        </w:rPr>
         <w:t>Eventual consistency</w:t>
+      </w:r>
+      <w:r>
+        <w:t xml:space="preserve">  =&gt; </w:t>
+      </w:r>
+      <w:r>
+        <w:t xml:space="preserve">The data consistent will not be strong -&gt; we need accept the case of </w:t>
+      </w:r>
+      <w:r>
+        <w:t>Eventual consistency</w:t>
+      </w:r>
+      <w:r>
+        <w:t>, need short time to be consistent data</w:t>
       </w:r>
     </w:p>
     <w:p>
@@ -4001,7 +10050,37 @@
           <w:rStyle w:val="Strong"/>
           <w:rFonts w:eastAsiaTheme="majorEastAsia"/>
         </w:rPr>
-        <w:t>How would you implement distributed transactions without 2PC?</w:t>
+        <w:t>How would you implement distributed transactions without 2PC</w:t>
+      </w:r>
+      <w:r>
+        <w:rPr>
+          <w:rStyle w:val="Strong"/>
+          <w:rFonts w:eastAsiaTheme="majorEastAsia"/>
+        </w:rPr>
+        <w:t xml:space="preserve"> (</w:t>
+      </w:r>
+      <w:proofErr w:type="gramStart"/>
+      <w:r>
+        <w:rPr>
+          <w:rStyle w:val="Strong"/>
+          <w:rFonts w:eastAsiaTheme="majorEastAsia"/>
+        </w:rPr>
+        <w:t>2</w:t>
+      </w:r>
+      <w:proofErr w:type="gramEnd"/>
+      <w:r>
+        <w:rPr>
+          <w:rStyle w:val="Strong"/>
+          <w:rFonts w:eastAsiaTheme="majorEastAsia"/>
+        </w:rPr>
+        <w:t xml:space="preserve"> phase commit)</w:t>
+      </w:r>
+      <w:r>
+        <w:rPr>
+          <w:rStyle w:val="Strong"/>
+          <w:rFonts w:eastAsiaTheme="majorEastAsia"/>
+        </w:rPr>
+        <w:t>?</w:t>
       </w:r>
       <w:r>
         <w:br/>
@@ -4010,7 +10089,41 @@
         <w:rPr>
           <w:rStyle w:val="Emphasis"/>
         </w:rPr>
-        <w:t>Gợi ý:</w:t>
+        <w:t>Problem</w:t>
+      </w:r>
+      <w:r>
+        <w:rPr>
+          <w:rStyle w:val="Emphasis"/>
+        </w:rPr>
+        <w:br/>
+        <w:t>- Implement the distributed transaction without 2 phase commit</w:t>
+      </w:r>
+      <w:r>
+        <w:rPr>
+          <w:rStyle w:val="Emphasis"/>
+        </w:rPr>
+        <w:br/>
+        <w:t>- handle the business flow by services but the data still correct</w:t>
+      </w:r>
+      <w:r>
+        <w:rPr>
+          <w:rStyle w:val="Emphasis"/>
+        </w:rPr>
+        <w:br/>
+      </w:r>
+      <w:proofErr w:type="spellStart"/>
+      <w:r>
+        <w:rPr>
+          <w:rStyle w:val="Emphasis"/>
+        </w:rPr>
+        <w:t>Gợi</w:t>
+      </w:r>
+      <w:proofErr w:type="spellEnd"/>
+      <w:r>
+        <w:rPr>
+          <w:rStyle w:val="Emphasis"/>
+        </w:rPr>
+        <w:t xml:space="preserve"> ý:</w:t>
       </w:r>
     </w:p>
     <w:p>
@@ -4020,9 +10133,45 @@
           <w:ilvl w:val="1"/>
           <w:numId w:val="7"/>
         </w:numPr>
-      </w:pPr>
-      <w:r>
+        <w:rPr>
+          <w:highlight w:val="yellow"/>
+        </w:rPr>
+      </w:pPr>
+      <w:r>
+        <w:rPr>
+          <w:highlight w:val="yellow"/>
+        </w:rPr>
         <w:t>Saga</w:t>
+      </w:r>
+    </w:p>
+    <w:p>
+      <w:pPr>
+        <w:pStyle w:val="NormalWeb"/>
+        <w:numPr>
+          <w:ilvl w:val="0"/>
+          <w:numId w:val="12"/>
+        </w:numPr>
+      </w:pPr>
+      <w:r>
+        <w:t>I will define all of the case of one business action can be happened</w:t>
+      </w:r>
+      <w:r>
+        <w:t>. And each service will commit to its database</w:t>
+      </w:r>
+    </w:p>
+    <w:p>
+      <w:pPr>
+        <w:pStyle w:val="NormalWeb"/>
+        <w:numPr>
+          <w:ilvl w:val="0"/>
+          <w:numId w:val="12"/>
+        </w:numPr>
+      </w:pPr>
+      <w:r>
+        <w:t>And the service will communicate via Message and event for synchronous</w:t>
+      </w:r>
+      <w:r>
+        <w:t xml:space="preserve"> communication</w:t>
       </w:r>
     </w:p>
     <w:p>
@@ -4032,18 +10181,39 @@
           <w:ilvl w:val="1"/>
           <w:numId w:val="7"/>
         </w:numPr>
-      </w:pPr>
-      <w:r>
+        <w:rPr>
+          <w:highlight w:val="yellow"/>
+        </w:rPr>
+      </w:pPr>
+      <w:r>
+        <w:rPr>
+          <w:highlight w:val="yellow"/>
+        </w:rPr>
         <w:t>Compensating actions</w:t>
       </w:r>
     </w:p>
     <w:p>
+      <w:pPr>
+        <w:pStyle w:val="NormalWeb"/>
+        <w:numPr>
+          <w:ilvl w:val="0"/>
+          <w:numId w:val="12"/>
+        </w:numPr>
+      </w:pPr>
+      <w:r>
+        <w:t xml:space="preserve">With some specific important business action, we will implement the compensation logic, </w:t>
+      </w:r>
+      <w:r>
+        <w:t>for example the place an order (we can predefine some compensation action likes: Refund payment, cancel order)</w:t>
+      </w:r>
+    </w:p>
+    <w:p>
       <w:r>
         <w:rPr>
           <w:noProof/>
         </w:rPr>
         <w:pict w14:anchorId="43150E89">
-          <v:rect id="_x0000_i1067" alt="" style="width:451pt;height:.05pt;mso-width-percent:0;mso-height-percent:0;mso-width-percent:0;mso-height-percent:0" o:hralign="center" o:hrstd="t" o:hr="t" fillcolor="#a0a0a0" stroked="f"/>
+          <v:rect id="_x0000_i1025" alt="" style="width:451pt;height:.05pt;mso-width-percent:0;mso-height-percent:0;mso-width-percent:0;mso-height-percent:0" o:hralign="center" o:hrstd="t" o:hr="t" fillcolor="#a0a0a0" stroked="f"/>
         </w:pict>
       </w:r>
     </w:p>
@@ -4079,11 +10249,19 @@
       <w:r>
         <w:br/>
       </w:r>
+      <w:proofErr w:type="spellStart"/>
       <w:r>
         <w:rPr>
           <w:rStyle w:val="Emphasis"/>
         </w:rPr>
-        <w:t>Gợi ý:</w:t>
+        <w:t>Gợi</w:t>
+      </w:r>
+      <w:proofErr w:type="spellEnd"/>
+      <w:r>
+        <w:rPr>
+          <w:rStyle w:val="Emphasis"/>
+        </w:rPr>
+        <w:t xml:space="preserve"> ý:</w:t>
       </w:r>
     </w:p>
     <w:p>
@@ -4135,17 +10313,40 @@
           <w:rStyle w:val="Strong"/>
           <w:rFonts w:eastAsiaTheme="majorEastAsia"/>
         </w:rPr>
-        <w:lastRenderedPageBreak/>
-        <w:t>ECS EC2 vs Fargate?</w:t>
+        <w:t xml:space="preserve">ECS EC2 vs </w:t>
+      </w:r>
+      <w:proofErr w:type="spellStart"/>
+      <w:r>
+        <w:rPr>
+          <w:rStyle w:val="Strong"/>
+          <w:rFonts w:eastAsiaTheme="majorEastAsia"/>
+        </w:rPr>
+        <w:t>Fargate</w:t>
+      </w:r>
+      <w:proofErr w:type="spellEnd"/>
+      <w:r>
+        <w:rPr>
+          <w:rStyle w:val="Strong"/>
+          <w:rFonts w:eastAsiaTheme="majorEastAsia"/>
+        </w:rPr>
+        <w:t>?</w:t>
       </w:r>
       <w:r>
         <w:br/>
       </w:r>
+      <w:proofErr w:type="spellStart"/>
       <w:r>
         <w:rPr>
           <w:rStyle w:val="Emphasis"/>
         </w:rPr>
-        <w:t>Gợi ý:</w:t>
+        <w:t>Gợi</w:t>
+      </w:r>
+      <w:proofErr w:type="spellEnd"/>
+      <w:r>
+        <w:rPr>
+          <w:rStyle w:val="Emphasis"/>
+        </w:rPr>
+        <w:t xml:space="preserve"> ý:</w:t>
       </w:r>
     </w:p>
     <w:p>
@@ -4156,8 +10357,13 @@
           <w:numId w:val="8"/>
         </w:numPr>
       </w:pPr>
-      <w:r>
-        <w:t>Fargate: no server management</w:t>
+      <w:proofErr w:type="spellStart"/>
+      <w:r>
+        <w:t>Fargate</w:t>
+      </w:r>
+      <w:proofErr w:type="spellEnd"/>
+      <w:r>
+        <w:t>: no server management</w:t>
       </w:r>
     </w:p>
     <w:p>
@@ -4185,16 +10391,25 @@
           <w:rStyle w:val="Strong"/>
           <w:rFonts w:eastAsiaTheme="majorEastAsia"/>
         </w:rPr>
+        <w:lastRenderedPageBreak/>
         <w:t>How would you design CI/CD for ECS?</w:t>
       </w:r>
       <w:r>
         <w:br/>
       </w:r>
+      <w:proofErr w:type="spellStart"/>
       <w:r>
         <w:rPr>
           <w:rStyle w:val="Emphasis"/>
         </w:rPr>
-        <w:t>Gợi ý:</w:t>
+        <w:t>Gợi</w:t>
+      </w:r>
+      <w:proofErr w:type="spellEnd"/>
+      <w:r>
+        <w:rPr>
+          <w:rStyle w:val="Emphasis"/>
+        </w:rPr>
+        <w:t xml:space="preserve"> ý:</w:t>
       </w:r>
     </w:p>
     <w:p>
@@ -4251,11 +10466,19 @@
       <w:r>
         <w:br/>
       </w:r>
+      <w:proofErr w:type="spellStart"/>
       <w:r>
         <w:rPr>
           <w:rStyle w:val="Emphasis"/>
         </w:rPr>
-        <w:t>Gợi ý:</w:t>
+        <w:t>Gợi</w:t>
+      </w:r>
+      <w:proofErr w:type="spellEnd"/>
+      <w:r>
+        <w:rPr>
+          <w:rStyle w:val="Emphasis"/>
+        </w:rPr>
+        <w:t xml:space="preserve"> ý:</w:t>
       </w:r>
     </w:p>
     <w:p>
@@ -4269,6 +10492,12 @@
       <w:r>
         <w:t>Environment variables</w:t>
       </w:r>
+      <w:r>
+        <w:t>: easy to change the configuration value on multiple environments within using the same image</w:t>
+      </w:r>
+      <w:r>
+        <w:t xml:space="preserve"> (Just use to handle the configuration value change for each environment)</w:t>
+      </w:r>
     </w:p>
     <w:p>
       <w:pPr>
@@ -4281,6 +10510,12 @@
       <w:r>
         <w:t>Secrets Manager</w:t>
       </w:r>
+      <w:r>
+        <w:t xml:space="preserve">: </w:t>
+      </w:r>
+      <w:r>
+        <w:t>NO HARD CODE, NOT COMMIT TO GIT</w:t>
+      </w:r>
     </w:p>
     <w:p>
       <w:pPr>
@@ -4300,11 +10535,19 @@
       <w:r>
         <w:br/>
       </w:r>
+      <w:proofErr w:type="spellStart"/>
       <w:r>
         <w:rPr>
           <w:rStyle w:val="Emphasis"/>
         </w:rPr>
-        <w:t>Gợi ý:</w:t>
+        <w:t>Gợi</w:t>
+      </w:r>
+      <w:proofErr w:type="spellEnd"/>
+      <w:r>
+        <w:rPr>
+          <w:rStyle w:val="Emphasis"/>
+        </w:rPr>
+        <w:t xml:space="preserve"> ý:</w:t>
       </w:r>
     </w:p>
     <w:p>
@@ -4318,6 +10561,9 @@
       <w:r>
         <w:t>Rolling update</w:t>
       </w:r>
+      <w:r>
+        <w:t xml:space="preserve"> by using Kubernetes rolling deployment</w:t>
+      </w:r>
     </w:p>
     <w:p>
       <w:pPr>
@@ -4330,6 +10576,9 @@
       <w:r>
         <w:t>Blue-Green</w:t>
       </w:r>
+      <w:r>
+        <w:t xml:space="preserve"> </w:t>
+      </w:r>
     </w:p>
     <w:p>
       <w:pPr>
@@ -4349,11 +10598,19 @@
       <w:r>
         <w:br/>
       </w:r>
+      <w:proofErr w:type="spellStart"/>
       <w:r>
         <w:rPr>
           <w:rStyle w:val="Emphasis"/>
         </w:rPr>
-        <w:t>Gợi ý:</w:t>
+        <w:t>Gợi</w:t>
+      </w:r>
+      <w:proofErr w:type="spellEnd"/>
+      <w:r>
+        <w:rPr>
+          <w:rStyle w:val="Emphasis"/>
+        </w:rPr>
+        <w:t xml:space="preserve"> ý:</w:t>
       </w:r>
     </w:p>
     <w:p>
@@ -4398,11 +10655,19 @@
       <w:r>
         <w:br/>
       </w:r>
+      <w:proofErr w:type="spellStart"/>
       <w:r>
         <w:rPr>
           <w:rStyle w:val="Emphasis"/>
         </w:rPr>
-        <w:t>Gợi ý:</w:t>
+        <w:t>Gợi</w:t>
+      </w:r>
+      <w:proofErr w:type="spellEnd"/>
+      <w:r>
+        <w:rPr>
+          <w:rStyle w:val="Emphasis"/>
+        </w:rPr>
+        <w:t xml:space="preserve"> ý:</w:t>
       </w:r>
     </w:p>
     <w:p>
@@ -4447,7 +10712,7 @@
           <w:noProof/>
         </w:rPr>
         <w:pict w14:anchorId="19DB79B6">
-          <v:rect id="_x0000_i1066" alt="" style="width:451pt;height:.05pt;mso-width-percent:0;mso-height-percent:0;mso-width-percent:0;mso-height-percent:0" o:hralign="center" o:hrstd="t" o:hr="t" fillcolor="#a0a0a0" stroked="f"/>
+          <v:rect id="_x0000_i1026" alt="" style="width:451pt;height:.05pt;mso-width-percent:0;mso-height-percent:0;mso-width-percent:0;mso-height-percent:0" o:hralign="center" o:hrstd="t" o:hr="t" fillcolor="#a0a0a0" stroked="f"/>
         </w:pict>
       </w:r>
     </w:p>
@@ -4478,16 +10743,56 @@
           <w:rStyle w:val="Strong"/>
           <w:rFonts w:eastAsiaTheme="majorEastAsia"/>
         </w:rPr>
-        <w:t>How would you migrate from AWS Cognito to Azure Entra ID?</w:t>
+        <w:t xml:space="preserve">How would you migrate from AWS </w:t>
+      </w:r>
+      <w:proofErr w:type="spellStart"/>
+      <w:r>
+        <w:rPr>
+          <w:rStyle w:val="Strong"/>
+          <w:rFonts w:eastAsiaTheme="majorEastAsia"/>
+        </w:rPr>
+        <w:t>Cognito</w:t>
+      </w:r>
+      <w:proofErr w:type="spellEnd"/>
+      <w:r>
+        <w:rPr>
+          <w:rStyle w:val="Strong"/>
+          <w:rFonts w:eastAsiaTheme="majorEastAsia"/>
+        </w:rPr>
+        <w:t xml:space="preserve"> to Azure </w:t>
+      </w:r>
+      <w:proofErr w:type="spellStart"/>
+      <w:r>
+        <w:rPr>
+          <w:rStyle w:val="Strong"/>
+          <w:rFonts w:eastAsiaTheme="majorEastAsia"/>
+        </w:rPr>
+        <w:t>Entra</w:t>
+      </w:r>
+      <w:proofErr w:type="spellEnd"/>
+      <w:r>
+        <w:rPr>
+          <w:rStyle w:val="Strong"/>
+          <w:rFonts w:eastAsiaTheme="majorEastAsia"/>
+        </w:rPr>
+        <w:t xml:space="preserve"> ID?</w:t>
       </w:r>
       <w:r>
         <w:br/>
       </w:r>
+      <w:proofErr w:type="spellStart"/>
       <w:r>
         <w:rPr>
           <w:rStyle w:val="Emphasis"/>
         </w:rPr>
-        <w:t>Gợi ý:</w:t>
+        <w:t>Gợi</w:t>
+      </w:r>
+      <w:proofErr w:type="spellEnd"/>
+      <w:r>
+        <w:rPr>
+          <w:rStyle w:val="Emphasis"/>
+        </w:rPr>
+        <w:t xml:space="preserve"> ý:</w:t>
       </w:r>
     </w:p>
     <w:p>
@@ -4499,7 +10804,15 @@
         </w:numPr>
       </w:pPr>
       <w:r>
-        <w:t>OAuth2 / OpenID Connect</w:t>
+        <w:t xml:space="preserve">OAuth2 / </w:t>
+      </w:r>
+      <w:proofErr w:type="spellStart"/>
+      <w:r>
+        <w:t>OpenID</w:t>
+      </w:r>
+      <w:proofErr w:type="spellEnd"/>
+      <w:r>
+        <w:t xml:space="preserve"> Connect</w:t>
       </w:r>
     </w:p>
     <w:p>
@@ -4527,16 +10840,33 @@
           <w:rStyle w:val="Strong"/>
           <w:rFonts w:eastAsiaTheme="majorEastAsia"/>
         </w:rPr>
-        <w:t>How does JWT authentication work end-to-end?</w:t>
+        <w:t>How does JWT authe</w:t>
+      </w:r>
+      <w:bookmarkStart w:id="0" w:name="_GoBack"/>
+      <w:bookmarkEnd w:id="0"/>
+      <w:r>
+        <w:rPr>
+          <w:rStyle w:val="Strong"/>
+          <w:rFonts w:eastAsiaTheme="majorEastAsia"/>
+        </w:rPr>
+        <w:t>ntication work end-to-end?</w:t>
       </w:r>
       <w:r>
         <w:br/>
       </w:r>
+      <w:proofErr w:type="spellStart"/>
       <w:r>
         <w:rPr>
           <w:rStyle w:val="Emphasis"/>
         </w:rPr>
-        <w:t>Gợi ý:</w:t>
+        <w:t>Gợi</w:t>
+      </w:r>
+      <w:proofErr w:type="spellEnd"/>
+      <w:r>
+        <w:rPr>
+          <w:rStyle w:val="Emphasis"/>
+        </w:rPr>
+        <w:t xml:space="preserve"> ý:</w:t>
       </w:r>
     </w:p>
     <w:p>
@@ -4548,7 +10878,15 @@
         </w:numPr>
       </w:pPr>
       <w:r>
-        <w:t>Token issued by Entra ID</w:t>
+        <w:t xml:space="preserve">Token issued by </w:t>
+      </w:r>
+      <w:proofErr w:type="spellStart"/>
+      <w:r>
+        <w:t>Entra</w:t>
+      </w:r>
+      <w:proofErr w:type="spellEnd"/>
+      <w:r>
+        <w:t xml:space="preserve"> ID</w:t>
       </w:r>
     </w:p>
     <w:p>
@@ -4581,11 +10919,19 @@
       <w:r>
         <w:br/>
       </w:r>
+      <w:proofErr w:type="spellStart"/>
       <w:r>
         <w:rPr>
           <w:rStyle w:val="Emphasis"/>
         </w:rPr>
-        <w:t>Gợi ý:</w:t>
+        <w:t>Gợi</w:t>
+      </w:r>
+      <w:proofErr w:type="spellEnd"/>
+      <w:r>
+        <w:rPr>
+          <w:rStyle w:val="Emphasis"/>
+        </w:rPr>
+        <w:t xml:space="preserve"> ý:</w:t>
       </w:r>
     </w:p>
     <w:p>
@@ -4625,16 +10971,40 @@
           <w:rStyle w:val="Strong"/>
           <w:rFonts w:eastAsiaTheme="majorEastAsia"/>
         </w:rPr>
-        <w:t>How do microservices authenticate with each other?</w:t>
+        <w:t xml:space="preserve">How do </w:t>
+      </w:r>
+      <w:proofErr w:type="spellStart"/>
+      <w:r>
+        <w:rPr>
+          <w:rStyle w:val="Strong"/>
+          <w:rFonts w:eastAsiaTheme="majorEastAsia"/>
+        </w:rPr>
+        <w:t>microservices</w:t>
+      </w:r>
+      <w:proofErr w:type="spellEnd"/>
+      <w:r>
+        <w:rPr>
+          <w:rStyle w:val="Strong"/>
+          <w:rFonts w:eastAsiaTheme="majorEastAsia"/>
+        </w:rPr>
+        <w:t xml:space="preserve"> authenticate with each other?</w:t>
       </w:r>
       <w:r>
         <w:br/>
       </w:r>
+      <w:proofErr w:type="spellStart"/>
       <w:r>
         <w:rPr>
           <w:rStyle w:val="Emphasis"/>
         </w:rPr>
-        <w:t>Gợi ý:</w:t>
+        <w:t>Gợi</w:t>
+      </w:r>
+      <w:proofErr w:type="spellEnd"/>
+      <w:r>
+        <w:rPr>
+          <w:rStyle w:val="Emphasis"/>
+        </w:rPr>
+        <w:t xml:space="preserve"> ý:</w:t>
       </w:r>
     </w:p>
     <w:p>
@@ -4679,11 +11049,19 @@
       <w:r>
         <w:br/>
       </w:r>
+      <w:proofErr w:type="spellStart"/>
       <w:r>
         <w:rPr>
           <w:rStyle w:val="Emphasis"/>
         </w:rPr>
-        <w:t>Gợi ý:</w:t>
+        <w:t>Gợi</w:t>
+      </w:r>
+      <w:proofErr w:type="spellEnd"/>
+      <w:r>
+        <w:rPr>
+          <w:rStyle w:val="Emphasis"/>
+        </w:rPr>
+        <w:t xml:space="preserve"> ý:</w:t>
       </w:r>
     </w:p>
     <w:p>
@@ -4707,7 +11085,6 @@
         </w:numPr>
       </w:pPr>
       <w:r>
-        <w:lastRenderedPageBreak/>
         <w:t>Token validation</w:t>
       </w:r>
     </w:p>
@@ -4736,16 +11113,25 @@
           <w:rStyle w:val="Strong"/>
           <w:rFonts w:eastAsiaTheme="majorEastAsia"/>
         </w:rPr>
+        <w:lastRenderedPageBreak/>
         <w:t>How do you handle token expiration and refresh?</w:t>
       </w:r>
       <w:r>
         <w:br/>
       </w:r>
+      <w:proofErr w:type="spellStart"/>
       <w:r>
         <w:rPr>
           <w:rStyle w:val="Emphasis"/>
         </w:rPr>
-        <w:t>Gợi ý:</w:t>
+        <w:t>Gợi</w:t>
+      </w:r>
+      <w:proofErr w:type="spellEnd"/>
+      <w:r>
+        <w:rPr>
+          <w:rStyle w:val="Emphasis"/>
+        </w:rPr>
+        <w:t xml:space="preserve"> ý:</w:t>
       </w:r>
     </w:p>
     <w:p>
@@ -4778,7 +11164,7 @@
           <w:noProof/>
         </w:rPr>
         <w:pict w14:anchorId="13D8E9BA">
-          <v:rect id="_x0000_i1065" alt="" style="width:451pt;height:.05pt;mso-width-percent:0;mso-height-percent:0;mso-width-percent:0;mso-height-percent:0" o:hralign="center" o:hrstd="t" o:hr="t" fillcolor="#a0a0a0" stroked="f"/>
+          <v:rect id="_x0000_i1027" alt="" style="width:451pt;height:.05pt;mso-width-percent:0;mso-height-percent:0;mso-width-percent:0;mso-height-percent:0" o:hralign="center" o:hrstd="t" o:hr="t" fillcolor="#a0a0a0" stroked="f"/>
         </w:pict>
       </w:r>
     </w:p>
@@ -4809,16 +11195,40 @@
           <w:rStyle w:val="Strong"/>
           <w:rFonts w:eastAsiaTheme="majorEastAsia"/>
         </w:rPr>
-        <w:t>Why use RabbitMQ instead of synchronous calls?</w:t>
+        <w:t xml:space="preserve">Why use </w:t>
+      </w:r>
+      <w:proofErr w:type="spellStart"/>
+      <w:r>
+        <w:rPr>
+          <w:rStyle w:val="Strong"/>
+          <w:rFonts w:eastAsiaTheme="majorEastAsia"/>
+        </w:rPr>
+        <w:t>RabbitMQ</w:t>
+      </w:r>
+      <w:proofErr w:type="spellEnd"/>
+      <w:r>
+        <w:rPr>
+          <w:rStyle w:val="Strong"/>
+          <w:rFonts w:eastAsiaTheme="majorEastAsia"/>
+        </w:rPr>
+        <w:t xml:space="preserve"> instead of synchronous calls?</w:t>
       </w:r>
       <w:r>
         <w:br/>
       </w:r>
+      <w:proofErr w:type="spellStart"/>
       <w:r>
         <w:rPr>
           <w:rStyle w:val="Emphasis"/>
         </w:rPr>
-        <w:t>Gợi ý:</w:t>
+        <w:t>Gợi</w:t>
+      </w:r>
+      <w:proofErr w:type="spellEnd"/>
+      <w:r>
+        <w:rPr>
+          <w:rStyle w:val="Emphasis"/>
+        </w:rPr>
+        <w:t xml:space="preserve"> ý:</w:t>
       </w:r>
     </w:p>
     <w:p>
@@ -4875,11 +11285,19 @@
       <w:r>
         <w:br/>
       </w:r>
+      <w:proofErr w:type="spellStart"/>
       <w:r>
         <w:rPr>
           <w:rStyle w:val="Emphasis"/>
         </w:rPr>
-        <w:t>Gợi ý:</w:t>
+        <w:t>Gợi</w:t>
+      </w:r>
+      <w:proofErr w:type="spellEnd"/>
+      <w:r>
+        <w:rPr>
+          <w:rStyle w:val="Emphasis"/>
+        </w:rPr>
+        <w:t xml:space="preserve"> ý:</w:t>
       </w:r>
     </w:p>
     <w:p>
@@ -4890,9 +11308,11 @@
           <w:numId w:val="10"/>
         </w:numPr>
       </w:pPr>
+      <w:proofErr w:type="spellStart"/>
       <w:r>
         <w:t>Idempotency</w:t>
       </w:r>
+      <w:proofErr w:type="spellEnd"/>
     </w:p>
     <w:p>
       <w:pPr>
@@ -4924,11 +11344,19 @@
       <w:r>
         <w:br/>
       </w:r>
+      <w:proofErr w:type="spellStart"/>
       <w:r>
         <w:rPr>
           <w:rStyle w:val="Emphasis"/>
         </w:rPr>
-        <w:t>Gợi ý:</w:t>
+        <w:t>Gợi</w:t>
+      </w:r>
+      <w:proofErr w:type="spellEnd"/>
+      <w:r>
+        <w:rPr>
+          <w:rStyle w:val="Emphasis"/>
+        </w:rPr>
+        <w:t xml:space="preserve"> ý:</w:t>
       </w:r>
     </w:p>
     <w:p>
@@ -4973,11 +11401,19 @@
       <w:r>
         <w:br/>
       </w:r>
+      <w:proofErr w:type="spellStart"/>
       <w:r>
         <w:rPr>
           <w:rStyle w:val="Emphasis"/>
         </w:rPr>
-        <w:t>Gợi ý:</w:t>
+        <w:t>Gợi</w:t>
+      </w:r>
+      <w:proofErr w:type="spellEnd"/>
+      <w:r>
+        <w:rPr>
+          <w:rStyle w:val="Emphasis"/>
+        </w:rPr>
+        <w:t xml:space="preserve"> ý:</w:t>
       </w:r>
     </w:p>
     <w:p>
@@ -4988,8 +11424,13 @@
           <w:numId w:val="10"/>
         </w:numPr>
       </w:pPr>
-      <w:r>
-        <w:t>OrderCreated event</w:t>
+      <w:proofErr w:type="spellStart"/>
+      <w:r>
+        <w:t>OrderCreated</w:t>
+      </w:r>
+      <w:proofErr w:type="spellEnd"/>
+      <w:r>
+        <w:t xml:space="preserve"> event</w:t>
       </w:r>
     </w:p>
     <w:p>
@@ -5000,8 +11441,13 @@
           <w:numId w:val="10"/>
         </w:numPr>
       </w:pPr>
-      <w:r>
-        <w:t>InventoryReserved event</w:t>
+      <w:proofErr w:type="spellStart"/>
+      <w:r>
+        <w:t>InventoryReserved</w:t>
+      </w:r>
+      <w:proofErr w:type="spellEnd"/>
+      <w:r>
+        <w:t xml:space="preserve"> event</w:t>
       </w:r>
     </w:p>
     <w:p>
@@ -5010,7 +11456,7 @@
           <w:noProof/>
         </w:rPr>
         <w:pict w14:anchorId="038B374D">
-          <v:rect id="_x0000_i1064" alt="" style="width:451pt;height:.05pt;mso-width-percent:0;mso-height-percent:0;mso-width-percent:0;mso-height-percent:0" o:hralign="center" o:hrstd="t" o:hr="t" fillcolor="#a0a0a0" stroked="f"/>
+          <v:rect id="_x0000_i1028" alt="" style="width:451pt;height:.05pt;mso-width-percent:0;mso-height-percent:0;mso-width-percent:0;mso-height-percent:0" o:hralign="center" o:hrstd="t" o:hr="t" fillcolor="#a0a0a0" stroked="f"/>
         </w:pict>
       </w:r>
     </w:p>
@@ -5046,11 +11492,19 @@
       <w:r>
         <w:br/>
       </w:r>
+      <w:proofErr w:type="spellStart"/>
       <w:r>
         <w:rPr>
           <w:rStyle w:val="Emphasis"/>
         </w:rPr>
-        <w:t>Gợi ý:</w:t>
+        <w:t>Gợi</w:t>
+      </w:r>
+      <w:proofErr w:type="spellEnd"/>
+      <w:r>
+        <w:rPr>
+          <w:rStyle w:val="Emphasis"/>
+        </w:rPr>
+        <w:t xml:space="preserve"> ý:</w:t>
       </w:r>
     </w:p>
     <w:p>
@@ -5073,8 +11527,13 @@
           <w:numId w:val="11"/>
         </w:numPr>
       </w:pPr>
-      <w:r>
-        <w:t>Async/await</w:t>
+      <w:proofErr w:type="spellStart"/>
+      <w:r>
+        <w:t>Async</w:t>
+      </w:r>
+      <w:proofErr w:type="spellEnd"/>
+      <w:r>
+        <w:t>/await</w:t>
       </w:r>
     </w:p>
     <w:p>
@@ -5107,11 +11566,19 @@
       <w:r>
         <w:br/>
       </w:r>
+      <w:proofErr w:type="spellStart"/>
       <w:r>
         <w:rPr>
           <w:rStyle w:val="Emphasis"/>
         </w:rPr>
-        <w:t>Gợi ý:</w:t>
+        <w:t>Gợi</w:t>
+      </w:r>
+      <w:proofErr w:type="spellEnd"/>
+      <w:r>
+        <w:rPr>
+          <w:rStyle w:val="Emphasis"/>
+        </w:rPr>
+        <w:t xml:space="preserve"> ý:</w:t>
       </w:r>
     </w:p>
     <w:p>
@@ -5123,8 +11590,13 @@
         </w:numPr>
       </w:pPr>
       <w:r>
-        <w:t>Singleton: cache, config</w:t>
-      </w:r>
+        <w:t xml:space="preserve">Singleton: cache, </w:t>
+      </w:r>
+      <w:proofErr w:type="spellStart"/>
+      <w:r>
+        <w:t>config</w:t>
+      </w:r>
+      <w:proofErr w:type="spellEnd"/>
     </w:p>
     <w:p>
       <w:pPr>
@@ -5135,8 +11607,13 @@
         </w:numPr>
       </w:pPr>
       <w:r>
-        <w:t>Scoped: DbContext</w:t>
-      </w:r>
+        <w:t xml:space="preserve">Scoped: </w:t>
+      </w:r>
+      <w:proofErr w:type="spellStart"/>
+      <w:r>
+        <w:t>DbContext</w:t>
+      </w:r>
+      <w:proofErr w:type="spellEnd"/>
     </w:p>
     <w:p>
       <w:pPr>
@@ -5168,11 +11645,19 @@
       <w:r>
         <w:br/>
       </w:r>
+      <w:proofErr w:type="spellStart"/>
       <w:r>
         <w:rPr>
           <w:rStyle w:val="Emphasis"/>
         </w:rPr>
-        <w:t>Gợi ý:</w:t>
+        <w:t>Gợi</w:t>
+      </w:r>
+      <w:proofErr w:type="spellEnd"/>
+      <w:r>
+        <w:rPr>
+          <w:rStyle w:val="Emphasis"/>
+        </w:rPr>
+        <w:t xml:space="preserve"> ý:</w:t>
       </w:r>
     </w:p>
     <w:p>
@@ -5217,11 +11702,19 @@
       <w:r>
         <w:br/>
       </w:r>
+      <w:proofErr w:type="spellStart"/>
       <w:r>
         <w:rPr>
           <w:rStyle w:val="Emphasis"/>
         </w:rPr>
-        <w:t>Gợi ý:</w:t>
+        <w:t>Gợi</w:t>
+      </w:r>
+      <w:proofErr w:type="spellEnd"/>
+      <w:r>
+        <w:rPr>
+          <w:rStyle w:val="Emphasis"/>
+        </w:rPr>
+        <w:t xml:space="preserve"> ý:</w:t>
       </w:r>
     </w:p>
     <w:p>
@@ -5232,9 +11725,13 @@
           <w:numId w:val="11"/>
         </w:numPr>
       </w:pPr>
-      <w:r>
-        <w:lastRenderedPageBreak/>
-        <w:t>Async IO</w:t>
+      <w:proofErr w:type="spellStart"/>
+      <w:r>
+        <w:t>Async</w:t>
+      </w:r>
+      <w:proofErr w:type="spellEnd"/>
+      <w:r>
+        <w:t xml:space="preserve"> IO</w:t>
       </w:r>
     </w:p>
     <w:p>
@@ -5246,7 +11743,15 @@
         </w:numPr>
       </w:pPr>
       <w:r>
-        <w:t>Caching (Redis)</w:t>
+        <w:t>Caching (</w:t>
+      </w:r>
+      <w:proofErr w:type="spellStart"/>
+      <w:r>
+        <w:t>Redis</w:t>
+      </w:r>
+      <w:proofErr w:type="spellEnd"/>
+      <w:r>
+        <w:t>)</w:t>
       </w:r>
     </w:p>
     <w:p>
@@ -5258,6 +11763,7 @@
         </w:numPr>
       </w:pPr>
       <w:r>
+        <w:lastRenderedPageBreak/>
         <w:t>Reduce DB calls</w:t>
       </w:r>
     </w:p>
@@ -5274,16 +11780,40 @@
           <w:rStyle w:val="Strong"/>
           <w:rFonts w:eastAsiaTheme="majorEastAsia"/>
         </w:rPr>
-        <w:t>Describe a real production issue you might face in this system and how you’d solve it.</w:t>
+        <w:t xml:space="preserve">Describe a real production issue you might face in this system and how </w:t>
+      </w:r>
+      <w:proofErr w:type="gramStart"/>
+      <w:r>
+        <w:rPr>
+          <w:rStyle w:val="Strong"/>
+          <w:rFonts w:eastAsiaTheme="majorEastAsia"/>
+        </w:rPr>
+        <w:t>you’d</w:t>
+      </w:r>
+      <w:proofErr w:type="gramEnd"/>
+      <w:r>
+        <w:rPr>
+          <w:rStyle w:val="Strong"/>
+          <w:rFonts w:eastAsiaTheme="majorEastAsia"/>
+        </w:rPr>
+        <w:t xml:space="preserve"> solve it.</w:t>
       </w:r>
       <w:r>
         <w:br/>
       </w:r>
+      <w:proofErr w:type="spellStart"/>
       <w:r>
         <w:rPr>
           <w:rStyle w:val="Emphasis"/>
         </w:rPr>
-        <w:t>Gợi ý:</w:t>
+        <w:t>Gợi</w:t>
+      </w:r>
+      <w:proofErr w:type="spellEnd"/>
+      <w:r>
+        <w:rPr>
+          <w:rStyle w:val="Emphasis"/>
+        </w:rPr>
+        <w:t xml:space="preserve"> ý:</w:t>
       </w:r>
     </w:p>
     <w:p>
@@ -5333,7 +11863,15 @@
       </w:pPr>
       <w:r>
         <w:lastRenderedPageBreak/>
-        <w:t>MOCK INTERVIEW – Backend Developer (.NET, Microservices)</w:t>
+        <w:t xml:space="preserve">MOCK INTERVIEW – Backend Developer (.NET, </w:t>
+      </w:r>
+      <w:proofErr w:type="spellStart"/>
+      <w:r>
+        <w:t>Microservices</w:t>
+      </w:r>
+      <w:proofErr w:type="spellEnd"/>
+      <w:r>
+        <w:t>)</w:t>
       </w:r>
     </w:p>
     <w:p>
@@ -5342,7 +11880,7 @@
           <w:noProof/>
         </w:rPr>
         <w:pict w14:anchorId="75A84C52">
-          <v:rect id="_x0000_i1063" alt="" style="width:451pt;height:.05pt;mso-width-percent:0;mso-height-percent:0;mso-width-percent:0;mso-height-percent:0" o:hralign="center" o:hrstd="t" o:hr="t" fillcolor="#a0a0a0" stroked="f"/>
+          <v:rect id="_x0000_i1029" alt="" style="width:451pt;height:.05pt;mso-width-percent:0;mso-height-percent:0;mso-width-percent:0;mso-height-percent:0" o:hralign="center" o:hrstd="t" o:hr="t" fillcolor="#a0a0a0" stroked="f"/>
         </w:pict>
       </w:r>
     </w:p>
@@ -5392,8 +11930,13 @@
       <w:pPr>
         <w:pStyle w:val="NormalWeb"/>
       </w:pPr>
-      <w:r>
-        <w:t>It’s a cloud-based retail management system for a coffee chain, supporting multi-branch operations like products, inventory, orders, staff, and customers, built with .NET REST APIs and deployed on AWS.</w:t>
+      <w:proofErr w:type="gramStart"/>
+      <w:r>
+        <w:t>It’s</w:t>
+      </w:r>
+      <w:proofErr w:type="gramEnd"/>
+      <w:r>
+        <w:t xml:space="preserve"> a cloud-based retail management system for a coffee chain, supporting multi-branch operations like products, inventory, orders, staff, and customers, built with .NET REST APIs and deployed on AWS.</w:t>
       </w:r>
     </w:p>
     <w:p>
@@ -5402,7 +11945,7 @@
           <w:noProof/>
         </w:rPr>
         <w:pict w14:anchorId="5484E94A">
-          <v:rect id="_x0000_i1062" alt="" style="width:451pt;height:.05pt;mso-width-percent:0;mso-height-percent:0;mso-width-percent:0;mso-height-percent:0" o:hralign="center" o:hrstd="t" o:hr="t" fillcolor="#a0a0a0" stroked="f"/>
+          <v:rect id="_x0000_i1030" alt="" style="width:451pt;height:.05pt;mso-width-percent:0;mso-height-percent:0;mso-width-percent:0;mso-height-percent:0" o:hralign="center" o:hrstd="t" o:hr="t" fillcolor="#a0a0a0" stroked="f"/>
         </w:pict>
       </w:r>
     </w:p>
@@ -5462,7 +12005,7 @@
           <w:noProof/>
         </w:rPr>
         <w:pict w14:anchorId="09F68D55">
-          <v:rect id="_x0000_i1061" alt="" style="width:451pt;height:.05pt;mso-width-percent:0;mso-height-percent:0;mso-width-percent:0;mso-height-percent:0" o:hralign="center" o:hrstd="t" o:hr="t" fillcolor="#a0a0a0" stroked="f"/>
+          <v:rect id="_x0000_i1031" alt="" style="width:451pt;height:.05pt;mso-width-percent:0;mso-height-percent:0;mso-width-percent:0;mso-height-percent:0" o:hralign="center" o:hrstd="t" o:hr="t" fillcolor="#a0a0a0" stroked="f"/>
         </w:pict>
       </w:r>
     </w:p>
@@ -5480,8 +12023,13 @@
         <w:t>⃣</w:t>
       </w:r>
       <w:r>
-        <w:t xml:space="preserve"> Monolith vs Microservices</w:t>
-      </w:r>
+        <w:t xml:space="preserve"> Monolith vs </w:t>
+      </w:r>
+      <w:proofErr w:type="spellStart"/>
+      <w:r>
+        <w:t>Microservices</w:t>
+      </w:r>
+      <w:proofErr w:type="spellEnd"/>
     </w:p>
     <w:p>
       <w:pPr>
@@ -5494,7 +12042,15 @@
         <w:t>Interviewer:</w:t>
       </w:r>
       <w:r>
-        <w:t xml:space="preserve"> Is this system monolithic or microservices?</w:t>
+        <w:t xml:space="preserve"> Is this system monolithic or </w:t>
+      </w:r>
+      <w:proofErr w:type="spellStart"/>
+      <w:r>
+        <w:t>microservices</w:t>
+      </w:r>
+      <w:proofErr w:type="spellEnd"/>
+      <w:r>
+        <w:t>?</w:t>
       </w:r>
     </w:p>
     <w:p>
@@ -5512,8 +12068,21 @@
       <w:pPr>
         <w:pStyle w:val="NormalWeb"/>
       </w:pPr>
-      <w:r>
-        <w:t>It’s currently closer to a modular monolith, but designed to be easily split into microservices as the system scales.</w:t>
+      <w:proofErr w:type="gramStart"/>
+      <w:r>
+        <w:t>It’s</w:t>
+      </w:r>
+      <w:proofErr w:type="gramEnd"/>
+      <w:r>
+        <w:t xml:space="preserve"> currently closer to a modular monolith, but designed to be easily split into </w:t>
+      </w:r>
+      <w:proofErr w:type="spellStart"/>
+      <w:r>
+        <w:t>microservices</w:t>
+      </w:r>
+      <w:proofErr w:type="spellEnd"/>
+      <w:r>
+        <w:t xml:space="preserve"> as the system scales.</w:t>
       </w:r>
     </w:p>
     <w:p>
@@ -5522,7 +12091,7 @@
           <w:noProof/>
         </w:rPr>
         <w:pict w14:anchorId="5298BA5D">
-          <v:rect id="_x0000_i1060" alt="" style="width:451pt;height:.05pt;mso-width-percent:0;mso-height-percent:0;mso-width-percent:0;mso-height-percent:0" o:hralign="center" o:hrstd="t" o:hr="t" fillcolor="#a0a0a0" stroked="f"/>
+          <v:rect id="_x0000_i1032" alt="" style="width:451pt;height:.05pt;mso-width-percent:0;mso-height-percent:0;mso-width-percent:0;mso-height-percent:0" o:hralign="center" o:hrstd="t" o:hr="t" fillcolor="#a0a0a0" stroked="f"/>
         </w:pict>
       </w:r>
     </w:p>
@@ -5554,7 +12123,15 @@
         <w:t>Interviewer:</w:t>
       </w:r>
       <w:r>
-        <w:t xml:space="preserve"> How would you split it into microservices?</w:t>
+        <w:t xml:space="preserve"> How would you split it into </w:t>
+      </w:r>
+      <w:proofErr w:type="spellStart"/>
+      <w:r>
+        <w:t>microservices</w:t>
+      </w:r>
+      <w:proofErr w:type="spellEnd"/>
+      <w:r>
+        <w:t>?</w:t>
       </w:r>
     </w:p>
     <w:p>
@@ -5573,7 +12150,15 @@
         <w:pStyle w:val="NormalWeb"/>
       </w:pPr>
       <w:r>
-        <w:t>By business domains: Order, Inventory, Product, Customer, Auth, and Reporting, each owning its own data.</w:t>
+        <w:t xml:space="preserve">By business domains: Order, Inventory, Product, Customer, </w:t>
+      </w:r>
+      <w:proofErr w:type="spellStart"/>
+      <w:r>
+        <w:t>Auth</w:t>
+      </w:r>
+      <w:proofErr w:type="spellEnd"/>
+      <w:r>
+        <w:t>, and Reporting, each owning its own data.</w:t>
       </w:r>
     </w:p>
     <w:p>
@@ -5582,7 +12167,7 @@
           <w:noProof/>
         </w:rPr>
         <w:pict w14:anchorId="48325C60">
-          <v:rect id="_x0000_i1059" alt="" style="width:451pt;height:.05pt;mso-width-percent:0;mso-height-percent:0;mso-width-percent:0;mso-height-percent:0" o:hralign="center" o:hrstd="t" o:hr="t" fillcolor="#a0a0a0" stroked="f"/>
+          <v:rect id="_x0000_i1033" alt="" style="width:451pt;height:.05pt;mso-width-percent:0;mso-height-percent:0;mso-width-percent:0;mso-height-percent:0" o:hralign="center" o:hrstd="t" o:hr="t" fillcolor="#a0a0a0" stroked="f"/>
         </w:pict>
       </w:r>
     </w:p>
@@ -5640,7 +12225,7 @@
     <w:p>
       <w:r>
         <w:pict w14:anchorId="4F0E9981">
-          <v:rect id="_x0000_i1044" style="width:0;height:1.5pt" o:hralign="center" o:hrstd="t" o:hr="t" fillcolor="#a0a0a0" stroked="f"/>
+          <v:rect id="_x0000_i1034" style="width:0;height:1.5pt" o:hralign="center" o:hrstd="t" o:hr="t" fillcolor="#a0a0a0" stroked="f"/>
         </w:pict>
       </w:r>
     </w:p>
@@ -5697,7 +12282,7 @@
     <w:p>
       <w:r>
         <w:pict w14:anchorId="7E23C067">
-          <v:rect id="_x0000_i1045" style="width:0;height:1.5pt" o:hralign="center" o:hrstd="t" o:hr="t" fillcolor="#a0a0a0" stroked="f"/>
+          <v:rect id="_x0000_i1035" style="width:0;height:1.5pt" o:hralign="center" o:hrstd="t" o:hr="t" fillcolor="#a0a0a0" stroked="f"/>
         </w:pict>
       </w:r>
     </w:p>
@@ -5729,7 +12314,15 @@
         <w:t>Interviewer:</w:t>
       </w:r>
       <w:r>
-        <w:t xml:space="preserve"> What role does RabbitMQ play?</w:t>
+        <w:t xml:space="preserve"> What role does </w:t>
+      </w:r>
+      <w:proofErr w:type="spellStart"/>
+      <w:r>
+        <w:t>RabbitMQ</w:t>
+      </w:r>
+      <w:proofErr w:type="spellEnd"/>
+      <w:r>
+        <w:t xml:space="preserve"> play?</w:t>
       </w:r>
     </w:p>
     <w:p>
@@ -5754,7 +12347,7 @@
     <w:p>
       <w:r>
         <w:pict w14:anchorId="3C9927C1">
-          <v:rect id="_x0000_i1046" style="width:0;height:1.5pt" o:hralign="center" o:hrstd="t" o:hr="t" fillcolor="#a0a0a0" stroked="f"/>
+          <v:rect id="_x0000_i1036" style="width:0;height:1.5pt" o:hralign="center" o:hrstd="t" o:hr="t" fillcolor="#a0a0a0" stroked="f"/>
         </w:pict>
       </w:r>
     </w:p>
@@ -5779,6 +12372,7 @@
       <w:pPr>
         <w:pStyle w:val="NormalWeb"/>
       </w:pPr>
+      <w:proofErr w:type="gramStart"/>
       <w:r>
         <w:rPr>
           <w:rStyle w:val="Strong"/>
@@ -5788,6 +12382,7 @@
       <w:r>
         <w:t xml:space="preserve"> What if message processing fails?</w:t>
       </w:r>
+      <w:proofErr w:type="gramEnd"/>
     </w:p>
     <w:p>
       <w:pPr>
@@ -5805,13 +12400,21 @@
         <w:pStyle w:val="NormalWeb"/>
       </w:pPr>
       <w:r>
-        <w:t>Messages are retried, and if they repeatedly fail, they are moved to a dead-letter queue for investigation.</w:t>
+        <w:t xml:space="preserve">Messages </w:t>
+      </w:r>
+      <w:proofErr w:type="gramStart"/>
+      <w:r>
+        <w:t>are retried</w:t>
+      </w:r>
+      <w:proofErr w:type="gramEnd"/>
+      <w:r>
+        <w:t>, and if they repeatedly fail, they are moved to a dead-letter queue for investigation.</w:t>
       </w:r>
     </w:p>
     <w:p>
       <w:r>
         <w:pict w14:anchorId="5A96E629">
-          <v:rect id="_x0000_i1047" style="width:0;height:1.5pt" o:hralign="center" o:hrstd="t" o:hr="t" fillcolor="#a0a0a0" stroked="f"/>
+          <v:rect id="_x0000_i1037" style="width:0;height:1.5pt" o:hralign="center" o:hrstd="t" o:hr="t" fillcolor="#a0a0a0" stroked="f"/>
         </w:pict>
       </w:r>
     </w:p>
@@ -5843,7 +12446,23 @@
         <w:t>Interviewer:</w:t>
       </w:r>
       <w:r>
-        <w:t xml:space="preserve"> How is Redis used?</w:t>
+        <w:t xml:space="preserve"> How </w:t>
+      </w:r>
+      <w:proofErr w:type="gramStart"/>
+      <w:r>
+        <w:t xml:space="preserve">is </w:t>
+      </w:r>
+      <w:proofErr w:type="spellStart"/>
+      <w:r>
+        <w:t>Redis</w:t>
+      </w:r>
+      <w:proofErr w:type="spellEnd"/>
+      <w:r>
+        <w:t xml:space="preserve"> used</w:t>
+      </w:r>
+      <w:proofErr w:type="gramEnd"/>
+      <w:r>
+        <w:t>?</w:t>
       </w:r>
     </w:p>
     <w:p>
@@ -5861,15 +12480,20 @@
       <w:pPr>
         <w:pStyle w:val="NormalWeb"/>
       </w:pPr>
-      <w:r>
-        <w:t>Redis caches frequently accessed data and tokens to reduce database load and improve response time.</w:t>
+      <w:proofErr w:type="spellStart"/>
+      <w:r>
+        <w:t>Redis</w:t>
+      </w:r>
+      <w:proofErr w:type="spellEnd"/>
+      <w:r>
+        <w:t xml:space="preserve"> caches frequently accessed data and tokens to reduce database load and improve response time.</w:t>
       </w:r>
     </w:p>
     <w:p>
       <w:r>
         <w:lastRenderedPageBreak/>
         <w:pict w14:anchorId="6A08A4EF">
-          <v:rect id="_x0000_i1048" style="width:0;height:1.5pt" o:hralign="center" o:hrstd="t" o:hr="t" fillcolor="#a0a0a0" stroked="f"/>
+          <v:rect id="_x0000_i1038" style="width:0;height:1.5pt" o:hralign="center" o:hrstd="t" o:hr="t" fillcolor="#a0a0a0" stroked="f"/>
         </w:pict>
       </w:r>
     </w:p>
@@ -5898,7 +12522,15 @@
         <w:t>Interviewer:</w:t>
       </w:r>
       <w:r>
-        <w:t xml:space="preserve"> How is authentication implemented?</w:t>
+        <w:t xml:space="preserve"> How </w:t>
+      </w:r>
+      <w:proofErr w:type="gramStart"/>
+      <w:r>
+        <w:t>is authentication implemented</w:t>
+      </w:r>
+      <w:proofErr w:type="gramEnd"/>
+      <w:r>
+        <w:t>?</w:t>
       </w:r>
     </w:p>
     <w:p>
@@ -5923,7 +12555,7 @@
     <w:p>
       <w:r>
         <w:pict w14:anchorId="68AC5032">
-          <v:rect id="_x0000_i1049" style="width:0;height:1.5pt" o:hralign="center" o:hrstd="t" o:hr="t" fillcolor="#a0a0a0" stroked="f"/>
+          <v:rect id="_x0000_i1039" style="width:0;height:1.5pt" o:hralign="center" o:hrstd="t" o:hr="t" fillcolor="#a0a0a0" stroked="f"/>
         </w:pict>
       </w:r>
     </w:p>
@@ -5989,7 +12621,7 @@
     <w:p>
       <w:r>
         <w:pict w14:anchorId="358D732B">
-          <v:rect id="_x0000_i1050" style="width:0;height:1.5pt" o:hralign="center" o:hrstd="t" o:hr="t" fillcolor="#a0a0a0" stroked="f"/>
+          <v:rect id="_x0000_i1040" style="width:0;height:1.5pt" o:hralign="center" o:hrstd="t" o:hr="t" fillcolor="#a0a0a0" stroked="f"/>
         </w:pict>
       </w:r>
     </w:p>
@@ -6016,7 +12648,23 @@
         <w:t>⃣</w:t>
       </w:r>
       <w:r>
-        <w:t xml:space="preserve"> Cognito → Entra ID</w:t>
+        <w:t xml:space="preserve"> </w:t>
+      </w:r>
+      <w:proofErr w:type="spellStart"/>
+      <w:r>
+        <w:t>Cognito</w:t>
+      </w:r>
+      <w:proofErr w:type="spellEnd"/>
+      <w:r>
+        <w:t xml:space="preserve"> → </w:t>
+      </w:r>
+      <w:proofErr w:type="spellStart"/>
+      <w:r>
+        <w:t>Entra</w:t>
+      </w:r>
+      <w:proofErr w:type="spellEnd"/>
+      <w:r>
+        <w:t xml:space="preserve"> ID</w:t>
       </w:r>
     </w:p>
     <w:p>
@@ -6030,7 +12678,23 @@
         <w:t>Interviewer:</w:t>
       </w:r>
       <w:r>
-        <w:t xml:space="preserve"> How hard is it to switch from Cognito to Entra ID?</w:t>
+        <w:t xml:space="preserve"> How hard is it to switch from </w:t>
+      </w:r>
+      <w:proofErr w:type="spellStart"/>
+      <w:r>
+        <w:t>Cognito</w:t>
+      </w:r>
+      <w:proofErr w:type="spellEnd"/>
+      <w:r>
+        <w:t xml:space="preserve"> to </w:t>
+      </w:r>
+      <w:proofErr w:type="spellStart"/>
+      <w:r>
+        <w:t>Entra</w:t>
+      </w:r>
+      <w:proofErr w:type="spellEnd"/>
+      <w:r>
+        <w:t xml:space="preserve"> ID?</w:t>
       </w:r>
     </w:p>
     <w:p>
@@ -6049,13 +12713,21 @@
         <w:pStyle w:val="NormalWeb"/>
       </w:pPr>
       <w:r>
-        <w:t>Not difficult, since both use OAuth2 and OpenID Connect. Mostly configuration changes, not logic changes.</w:t>
+        <w:t xml:space="preserve">Not difficult, since both use OAuth2 and </w:t>
+      </w:r>
+      <w:proofErr w:type="spellStart"/>
+      <w:r>
+        <w:t>OpenID</w:t>
+      </w:r>
+      <w:proofErr w:type="spellEnd"/>
+      <w:r>
+        <w:t xml:space="preserve"> Connect. Mostly configuration changes, not logic changes.</w:t>
       </w:r>
     </w:p>
     <w:p>
       <w:r>
         <w:pict w14:anchorId="0E880CC5">
-          <v:rect id="_x0000_i1051" style="width:0;height:1.5pt" o:hralign="center" o:hrstd="t" o:hr="t" fillcolor="#a0a0a0" stroked="f"/>
+          <v:rect id="_x0000_i1041" style="width:0;height:1.5pt" o:hralign="center" o:hrstd="t" o:hr="t" fillcolor="#a0a0a0" stroked="f"/>
         </w:pict>
       </w:r>
     </w:p>
@@ -6096,7 +12768,15 @@
         <w:t>Interviewer:</w:t>
       </w:r>
       <w:r>
-        <w:t xml:space="preserve"> How is the system deployed?</w:t>
+        <w:t xml:space="preserve"> How </w:t>
+      </w:r>
+      <w:proofErr w:type="gramStart"/>
+      <w:r>
+        <w:t>is the system deployed</w:t>
+      </w:r>
+      <w:proofErr w:type="gramEnd"/>
+      <w:r>
+        <w:t>?</w:t>
       </w:r>
     </w:p>
     <w:p>
@@ -6121,7 +12801,7 @@
     <w:p>
       <w:r>
         <w:pict w14:anchorId="145E945F">
-          <v:rect id="_x0000_i1052" style="width:0;height:1.5pt" o:hralign="center" o:hrstd="t" o:hr="t" fillcolor="#a0a0a0" stroked="f"/>
+          <v:rect id="_x0000_i1042" style="width:0;height:1.5pt" o:hralign="center" o:hrstd="t" o:hr="t" fillcolor="#a0a0a0" stroked="f"/>
         </w:pict>
       </w:r>
     </w:p>
@@ -6188,7 +12868,7 @@
       <w:r>
         <w:lastRenderedPageBreak/>
         <w:pict w14:anchorId="0B6EB9D6">
-          <v:rect id="_x0000_i1053" style="width:0;height:1.5pt" o:hralign="center" o:hrstd="t" o:hr="t" fillcolor="#a0a0a0" stroked="f"/>
+          <v:rect id="_x0000_i1043" style="width:0;height:1.5pt" o:hralign="center" o:hrstd="t" o:hr="t" fillcolor="#a0a0a0" stroked="f"/>
         </w:pict>
       </w:r>
     </w:p>
@@ -6229,7 +12909,15 @@
         <w:t>Interviewer:</w:t>
       </w:r>
       <w:r>
-        <w:t xml:space="preserve"> How do you manage secrets and configs?</w:t>
+        <w:t xml:space="preserve"> How do you manage secrets and </w:t>
+      </w:r>
+      <w:proofErr w:type="spellStart"/>
+      <w:r>
+        <w:t>configs</w:t>
+      </w:r>
+      <w:proofErr w:type="spellEnd"/>
+      <w:r>
+        <w:t>?</w:t>
       </w:r>
     </w:p>
     <w:p>
@@ -6257,7 +12945,7 @@
           <w:noProof/>
         </w:rPr>
         <w:pict w14:anchorId="31DBF87F">
-          <v:rect id="_x0000_i1058" alt="" style="width:451pt;height:.05pt;mso-width-percent:0;mso-height-percent:0;mso-width-percent:0;mso-height-percent:0" o:hralign="center" o:hrstd="t" o:hr="t" fillcolor="#a0a0a0" stroked="f"/>
+          <v:rect id="_x0000_i1044" alt="" style="width:451pt;height:.05pt;mso-width-percent:0;mso-height-percent:0;mso-width-percent:0;mso-height-percent:0" o:hralign="center" o:hrstd="t" o:hr="t" fillcolor="#a0a0a0" stroked="f"/>
         </w:pict>
       </w:r>
     </w:p>
@@ -6317,7 +13005,15 @@
         <w:pStyle w:val="NormalWeb"/>
       </w:pPr>
       <w:r>
-        <w:t>Using async/await, minimizing blocking calls, caching, and efficient database queries.</w:t>
+        <w:t xml:space="preserve">Using </w:t>
+      </w:r>
+      <w:proofErr w:type="spellStart"/>
+      <w:r>
+        <w:t>async</w:t>
+      </w:r>
+      <w:proofErr w:type="spellEnd"/>
+      <w:r>
+        <w:t>/await, minimizing blocking calls, caching, and efficient database queries.</w:t>
       </w:r>
     </w:p>
     <w:p>
@@ -6326,7 +13022,7 @@
           <w:noProof/>
         </w:rPr>
         <w:pict w14:anchorId="5ED8EAFD">
-          <v:rect id="_x0000_i1057" alt="" style="width:451pt;height:.05pt;mso-width-percent:0;mso-height-percent:0;mso-width-percent:0;mso-height-percent:0" o:hralign="center" o:hrstd="t" o:hr="t" fillcolor="#a0a0a0" stroked="f"/>
+          <v:rect id="_x0000_i1045" alt="" style="width:451pt;height:.05pt;mso-width-percent:0;mso-height-percent:0;mso-width-percent:0;mso-height-percent:0" o:hralign="center" o:hrstd="t" o:hr="t" fillcolor="#a0a0a0" stroked="f"/>
         </w:pict>
       </w:r>
     </w:p>
@@ -6386,7 +13082,15 @@
         <w:pStyle w:val="NormalWeb"/>
       </w:pPr>
       <w:r>
-        <w:t>With a global exception-handling middleware that returns consistent error responses.</w:t>
+        <w:t xml:space="preserve">With a global exception-handling </w:t>
+      </w:r>
+      <w:proofErr w:type="gramStart"/>
+      <w:r>
+        <w:t>middleware</w:t>
+      </w:r>
+      <w:proofErr w:type="gramEnd"/>
+      <w:r>
+        <w:t xml:space="preserve"> that returns consistent error responses.</w:t>
       </w:r>
     </w:p>
     <w:p>
@@ -6395,7 +13099,7 @@
           <w:noProof/>
         </w:rPr>
         <w:pict w14:anchorId="42BBD75C">
-          <v:rect id="_x0000_i1056" alt="" style="width:451pt;height:.05pt;mso-width-percent:0;mso-height-percent:0;mso-width-percent:0;mso-height-percent:0" o:hralign="center" o:hrstd="t" o:hr="t" fillcolor="#a0a0a0" stroked="f"/>
+          <v:rect id="_x0000_i1046" alt="" style="width:451pt;height:.05pt;mso-width-percent:0;mso-height-percent:0;mso-width-percent:0;mso-height-percent:0" o:hralign="center" o:hrstd="t" o:hr="t" fillcolor="#a0a0a0" stroked="f"/>
         </w:pict>
       </w:r>
     </w:p>
@@ -6464,7 +13168,7 @@
           <w:noProof/>
         </w:rPr>
         <w:pict w14:anchorId="3B41AA08">
-          <v:rect id="_x0000_i1055" alt="" style="width:451pt;height:.05pt;mso-width-percent:0;mso-height-percent:0;mso-width-percent:0;mso-height-percent:0" o:hralign="center" o:hrstd="t" o:hr="t" fillcolor="#a0a0a0" stroked="f"/>
+          <v:rect id="_x0000_i1047" alt="" style="width:451pt;height:.05pt;mso-width-percent:0;mso-height-percent:0;mso-width-percent:0;mso-height-percent:0" o:hralign="center" o:hrstd="t" o:hr="t" fillcolor="#a0a0a0" stroked="f"/>
         </w:pict>
       </w:r>
     </w:p>
@@ -6533,7 +13237,7 @@
           <w:noProof/>
         </w:rPr>
         <w:pict w14:anchorId="6124C4EE">
-          <v:rect id="_x0000_i1054" alt="" style="width:451pt;height:.05pt;mso-width-percent:0;mso-height-percent:0;mso-width-percent:0;mso-height-percent:0" o:hralign="center" o:hrstd="t" o:hr="t" fillcolor="#a0a0a0" stroked="f"/>
+          <v:rect id="_x0000_i1048" alt="" style="width:451pt;height:.05pt;mso-width-percent:0;mso-height-percent:0;mso-width-percent:0;mso-height-percent:0" o:hralign="center" o:hrstd="t" o:hr="t" fillcolor="#a0a0a0" stroked="f"/>
         </w:pict>
       </w:r>
     </w:p>
@@ -6575,7 +13279,15 @@
         <w:t>Interviewer:</w:t>
       </w:r>
       <w:r>
-        <w:t xml:space="preserve"> What’s the biggest technical challenge in this system?</w:t>
+        <w:t xml:space="preserve"> </w:t>
+      </w:r>
+      <w:proofErr w:type="gramStart"/>
+      <w:r>
+        <w:t>What’s</w:t>
+      </w:r>
+      <w:proofErr w:type="gramEnd"/>
+      <w:r>
+        <w:t xml:space="preserve"> the biggest technical challenge in this system?</w:t>
       </w:r>
     </w:p>
     <w:p>
@@ -6594,13 +13306,26 @@
         <w:pStyle w:val="NormalWeb"/>
       </w:pPr>
       <w:r>
-        <w:t>Maintaining inventory consistency under high traffic, solved with async processing, idempotency, and monitoring.</w:t>
-      </w:r>
-    </w:p>
-    <w:p>
-      <w:bookmarkStart w:id="0" w:name="_GoBack"/>
-      <w:bookmarkEnd w:id="0"/>
-    </w:p>
+        <w:t xml:space="preserve">Maintaining inventory consistency under high traffic, solved with </w:t>
+      </w:r>
+      <w:proofErr w:type="spellStart"/>
+      <w:r>
+        <w:t>async</w:t>
+      </w:r>
+      <w:proofErr w:type="spellEnd"/>
+      <w:r>
+        <w:t xml:space="preserve"> processing, </w:t>
+      </w:r>
+      <w:proofErr w:type="spellStart"/>
+      <w:r>
+        <w:t>idempotency</w:t>
+      </w:r>
+      <w:proofErr w:type="spellEnd"/>
+      <w:r>
+        <w:t>, and monitoring.</w:t>
+      </w:r>
+    </w:p>
+    <w:p/>
     <w:sectPr>
       <w:pgSz w:w="11900" w:h="16840"/>
       <w:pgMar w:top="1440" w:right="1440" w:bottom="1440" w:left="1440" w:header="708" w:footer="708" w:gutter="0"/>
@@ -6612,7 +13337,7 @@
 </file>
 
 <file path=word/numbering.xml><?xml version="1.0" encoding="utf-8"?>
-<w:numbering xmlns:wpc="http://schemas.microsoft.com/office/word/2010/wordprocessingCanvas" xmlns:cx="http://schemas.microsoft.com/office/drawing/2014/chartex" xmlns:cx1="http://schemas.microsoft.com/office/drawing/2015/9/8/chartex" xmlns:cx2="http://schemas.microsoft.com/office/drawing/2015/10/21/chartex" xmlns:cx3="http://schemas.microsoft.com/office/drawing/2016/5/9/chartex" xmlns:cx4="http://schemas.microsoft.com/office/drawing/2016/5/10/chartex" xmlns:cx5="http://schemas.microsoft.com/office/drawing/2016/5/11/chartex" xmlns:cx6="http://schemas.microsoft.com/office/drawing/2016/5/12/chartex" xmlns:cx7="http://schemas.microsoft.com/office/drawing/2016/5/13/chartex" xmlns:cx8="http://schemas.microsoft.com/office/drawing/2016/5/14/chartex" xmlns:mc="http://schemas.openxmlformats.org/markup-compatibility/2006" xmlns:aink="http://schemas.microsoft.com/office/drawing/2016/ink" xmlns:am3d="http://schemas.microsoft.com/office/drawing/2017/model3d" xmlns:o="urn:schemas-microsoft-com:office:office" xmlns:r="http://schemas.openxmlformats.org/officeDocument/2006/relationships" xmlns:m="http://schemas.openxmlformats.org/officeDocument/2006/math" xmlns:v="urn:schemas-microsoft-com:vml" xmlns:wp14="http://schemas.microsoft.com/office/word/2010/wordprocessingDrawing" xmlns:wp="http://schemas.openxmlformats.org/drawingml/2006/wordprocessingDrawing" xmlns:w10="urn:schemas-microsoft-com:office:word" xmlns:w="http://schemas.openxmlformats.org/wordprocessingml/2006/main" xmlns:w14="http://schemas.microsoft.com/office/word/2010/wordml" xmlns:w15="http://schemas.microsoft.com/office/word/2012/wordml" xmlns:w16cid="http://schemas.microsoft.com/office/word/2016/wordml/cid" xmlns:w16se="http://schemas.microsoft.com/office/word/2015/wordml/symex" xmlns:wpg="http://schemas.microsoft.com/office/word/2010/wordprocessingGroup" xmlns:wpi="http://schemas.microsoft.com/office/word/2010/wordprocessingInk" xmlns:wne="http://schemas.microsoft.com/office/word/2006/wordml" xmlns:wps="http://schemas.microsoft.com/office/word/2010/wordprocessingShape" mc:Ignorable="w14 w15 w16se w16cid wp14">
+<w:numbering xmlns:wpc="http://schemas.microsoft.com/office/word/2010/wordprocessingCanvas" xmlns:cx="http://schemas.microsoft.com/office/drawing/2014/chartex" xmlns:cx1="http://schemas.microsoft.com/office/drawing/2015/9/8/chartex" xmlns:mc="http://schemas.openxmlformats.org/markup-compatibility/2006" xmlns:o="urn:schemas-microsoft-com:office:office" xmlns:r="http://schemas.openxmlformats.org/officeDocument/2006/relationships" xmlns:m="http://schemas.openxmlformats.org/officeDocument/2006/math" xmlns:v="urn:schemas-microsoft-com:vml" xmlns:wp14="http://schemas.microsoft.com/office/word/2010/wordprocessingDrawing" xmlns:wp="http://schemas.openxmlformats.org/drawingml/2006/wordprocessingDrawing" xmlns:w10="urn:schemas-microsoft-com:office:word" xmlns:w="http://schemas.openxmlformats.org/wordprocessingml/2006/main" xmlns:w14="http://schemas.microsoft.com/office/word/2010/wordml" xmlns:w15="http://schemas.microsoft.com/office/word/2012/wordml" xmlns:w16se="http://schemas.microsoft.com/office/word/2015/wordml/symex" xmlns:wpg="http://schemas.microsoft.com/office/word/2010/wordprocessingGroup" xmlns:wpi="http://schemas.microsoft.com/office/word/2010/wordprocessingInk" xmlns:wne="http://schemas.microsoft.com/office/word/2006/wordml" xmlns:wps="http://schemas.microsoft.com/office/word/2010/wordprocessingShape" mc:Ignorable="w14 w15 w16se wp14">
   <w:abstractNum w:abstractNumId="0" w15:restartNumberingAfterBreak="0">
     <w:nsid w:val="031325A8"/>
     <w:multiLevelType w:val="multilevel"/>
@@ -6882,7 +13607,7 @@
   <w:abstractNum w:abstractNumId="2" w15:restartNumberingAfterBreak="0">
     <w:nsid w:val="0C530A25"/>
     <w:multiLevelType w:val="multilevel"/>
-    <w:tmpl w:val="A4CCA068"/>
+    <w:tmpl w:val="00A04552"/>
     <w:lvl w:ilvl="0">
       <w:start w:val="1"/>
       <w:numFmt w:val="decimal"/>
@@ -6911,7 +13636,7 @@
         <w:sz w:val="20"/>
       </w:rPr>
     </w:lvl>
-    <w:lvl w:ilvl="2" w:tentative="1">
+    <w:lvl w:ilvl="2">
       <w:start w:val="1"/>
       <w:numFmt w:val="decimal"/>
       <w:lvlText w:val="%3."/>
@@ -6923,17 +13648,16 @@
         <w:ind w:left="2160" w:hanging="360"/>
       </w:pPr>
     </w:lvl>
-    <w:lvl w:ilvl="3" w:tentative="1">
-      <w:start w:val="1"/>
-      <w:numFmt w:val="decimal"/>
-      <w:lvlText w:val="%4."/>
+    <w:lvl w:ilvl="3">
+      <w:numFmt w:val="bullet"/>
+      <w:lvlText w:val="-"/>
       <w:lvlJc w:val="left"/>
       <w:pPr>
-        <w:tabs>
-          <w:tab w:val="num" w:pos="2880"/>
-        </w:tabs>
         <w:ind w:left="2880" w:hanging="360"/>
       </w:pPr>
+      <w:rPr>
+        <w:rFonts w:ascii="Times New Roman" w:eastAsia="Times New Roman" w:hAnsi="Times New Roman" w:cs="Times New Roman" w:hint="default"/>
+      </w:rPr>
     </w:lvl>
     <w:lvl w:ilvl="4" w:tentative="1">
       <w:start w:val="1"/>
@@ -7412,6 +14136,118 @@
     </w:lvl>
   </w:abstractNum>
   <w:abstractNum w:abstractNumId="6" w15:restartNumberingAfterBreak="0">
+    <w:nsid w:val="28EF1D61"/>
+    <w:multiLevelType w:val="hybridMultilevel"/>
+    <w:tmpl w:val="3C92FEF6"/>
+    <w:lvl w:ilvl="0" w:tplc="9E5A63CE">
+      <w:numFmt w:val="bullet"/>
+      <w:lvlText w:val=""/>
+      <w:lvlJc w:val="left"/>
+      <w:pPr>
+        <w:ind w:left="1440" w:hanging="360"/>
+      </w:pPr>
+      <w:rPr>
+        <w:rFonts w:ascii="Wingdings" w:eastAsia="Times New Roman" w:hAnsi="Wingdings" w:cs="Times New Roman" w:hint="default"/>
+      </w:rPr>
+    </w:lvl>
+    <w:lvl w:ilvl="1" w:tplc="04090003">
+      <w:start w:val="1"/>
+      <w:numFmt w:val="bullet"/>
+      <w:lvlText w:val="o"/>
+      <w:lvlJc w:val="left"/>
+      <w:pPr>
+        <w:ind w:left="2160" w:hanging="360"/>
+      </w:pPr>
+      <w:rPr>
+        <w:rFonts w:ascii="Courier New" w:hAnsi="Courier New" w:cs="Courier New" w:hint="default"/>
+      </w:rPr>
+    </w:lvl>
+    <w:lvl w:ilvl="2" w:tplc="04090005" w:tentative="1">
+      <w:start w:val="1"/>
+      <w:numFmt w:val="bullet"/>
+      <w:lvlText w:val=""/>
+      <w:lvlJc w:val="left"/>
+      <w:pPr>
+        <w:ind w:left="2880" w:hanging="360"/>
+      </w:pPr>
+      <w:rPr>
+        <w:rFonts w:ascii="Wingdings" w:hAnsi="Wingdings" w:hint="default"/>
+      </w:rPr>
+    </w:lvl>
+    <w:lvl w:ilvl="3" w:tplc="04090001" w:tentative="1">
+      <w:start w:val="1"/>
+      <w:numFmt w:val="bullet"/>
+      <w:lvlText w:val=""/>
+      <w:lvlJc w:val="left"/>
+      <w:pPr>
+        <w:ind w:left="3600" w:hanging="360"/>
+      </w:pPr>
+      <w:rPr>
+        <w:rFonts w:ascii="Symbol" w:hAnsi="Symbol" w:hint="default"/>
+      </w:rPr>
+    </w:lvl>
+    <w:lvl w:ilvl="4" w:tplc="04090003" w:tentative="1">
+      <w:start w:val="1"/>
+      <w:numFmt w:val="bullet"/>
+      <w:lvlText w:val="o"/>
+      <w:lvlJc w:val="left"/>
+      <w:pPr>
+        <w:ind w:left="4320" w:hanging="360"/>
+      </w:pPr>
+      <w:rPr>
+        <w:rFonts w:ascii="Courier New" w:hAnsi="Courier New" w:cs="Courier New" w:hint="default"/>
+      </w:rPr>
+    </w:lvl>
+    <w:lvl w:ilvl="5" w:tplc="04090005" w:tentative="1">
+      <w:start w:val="1"/>
+      <w:numFmt w:val="bullet"/>
+      <w:lvlText w:val=""/>
+      <w:lvlJc w:val="left"/>
+      <w:pPr>
+        <w:ind w:left="5040" w:hanging="360"/>
+      </w:pPr>
+      <w:rPr>
+        <w:rFonts w:ascii="Wingdings" w:hAnsi="Wingdings" w:hint="default"/>
+      </w:rPr>
+    </w:lvl>
+    <w:lvl w:ilvl="6" w:tplc="04090001" w:tentative="1">
+      <w:start w:val="1"/>
+      <w:numFmt w:val="bullet"/>
+      <w:lvlText w:val=""/>
+      <w:lvlJc w:val="left"/>
+      <w:pPr>
+        <w:ind w:left="5760" w:hanging="360"/>
+      </w:pPr>
+      <w:rPr>
+        <w:rFonts w:ascii="Symbol" w:hAnsi="Symbol" w:hint="default"/>
+      </w:rPr>
+    </w:lvl>
+    <w:lvl w:ilvl="7" w:tplc="04090003" w:tentative="1">
+      <w:start w:val="1"/>
+      <w:numFmt w:val="bullet"/>
+      <w:lvlText w:val="o"/>
+      <w:lvlJc w:val="left"/>
+      <w:pPr>
+        <w:ind w:left="6480" w:hanging="360"/>
+      </w:pPr>
+      <w:rPr>
+        <w:rFonts w:ascii="Courier New" w:hAnsi="Courier New" w:cs="Courier New" w:hint="default"/>
+      </w:rPr>
+    </w:lvl>
+    <w:lvl w:ilvl="8" w:tplc="04090005" w:tentative="1">
+      <w:start w:val="1"/>
+      <w:numFmt w:val="bullet"/>
+      <w:lvlText w:val=""/>
+      <w:lvlJc w:val="left"/>
+      <w:pPr>
+        <w:ind w:left="7200" w:hanging="360"/>
+      </w:pPr>
+      <w:rPr>
+        <w:rFonts w:ascii="Wingdings" w:hAnsi="Wingdings" w:hint="default"/>
+      </w:rPr>
+    </w:lvl>
+  </w:abstractNum>
+  <w:abstractNum w:abstractNumId="7" w15:restartNumberingAfterBreak="0">
     <w:nsid w:val="28F157D0"/>
     <w:multiLevelType w:val="multilevel"/>
     <w:tmpl w:val="178460EC"/>
@@ -7528,7 +14364,7 @@
       </w:pPr>
     </w:lvl>
   </w:abstractNum>
-  <w:abstractNum w:abstractNumId="7" w15:restartNumberingAfterBreak="0">
+  <w:abstractNum w:abstractNumId="8" w15:restartNumberingAfterBreak="0">
     <w:nsid w:val="4EE918B9"/>
     <w:multiLevelType w:val="multilevel"/>
     <w:tmpl w:val="64B83D74"/>
@@ -7645,7 +14481,7 @@
       </w:pPr>
     </w:lvl>
   </w:abstractNum>
-  <w:abstractNum w:abstractNumId="8" w15:restartNumberingAfterBreak="0">
+  <w:abstractNum w:abstractNumId="9" w15:restartNumberingAfterBreak="0">
     <w:nsid w:val="604917F6"/>
     <w:multiLevelType w:val="hybridMultilevel"/>
     <w:tmpl w:val="57D6258C"/>
@@ -7757,7 +14593,7 @@
       </w:rPr>
     </w:lvl>
   </w:abstractNum>
-  <w:abstractNum w:abstractNumId="9" w15:restartNumberingAfterBreak="0">
+  <w:abstractNum w:abstractNumId="10" w15:restartNumberingAfterBreak="0">
     <w:nsid w:val="66383E98"/>
     <w:multiLevelType w:val="multilevel"/>
     <w:tmpl w:val="175EF2B2"/>
@@ -7906,7 +14742,7 @@
       </w:rPr>
     </w:lvl>
   </w:abstractNum>
-  <w:abstractNum w:abstractNumId="10" w15:restartNumberingAfterBreak="0">
+  <w:abstractNum w:abstractNumId="11" w15:restartNumberingAfterBreak="0">
     <w:nsid w:val="77DF0AA7"/>
     <w:multiLevelType w:val="multilevel"/>
     <w:tmpl w:val="A97202C8"/>
@@ -8059,7 +14895,7 @@
     <w:abstractNumId w:val="5"/>
   </w:num>
   <w:num w:numId="2">
-    <w:abstractNumId w:val="9"/>
+    <w:abstractNumId w:val="10"/>
   </w:num>
   <w:num w:numId="3">
     <w:abstractNumId w:val="4"/>
@@ -8068,19 +14904,19 @@
     <w:abstractNumId w:val="1"/>
   </w:num>
   <w:num w:numId="5">
-    <w:abstractNumId w:val="10"/>
+    <w:abstractNumId w:val="11"/>
   </w:num>
   <w:num w:numId="6">
-    <w:abstractNumId w:val="8"/>
+    <w:abstractNumId w:val="9"/>
   </w:num>
   <w:num w:numId="7">
     <w:abstractNumId w:val="2"/>
   </w:num>
   <w:num w:numId="8">
-    <w:abstractNumId w:val="6"/>
+    <w:abstractNumId w:val="7"/>
   </w:num>
   <w:num w:numId="9">
-    <w:abstractNumId w:val="7"/>
+    <w:abstractNumId w:val="8"/>
   </w:num>
   <w:num w:numId="10">
     <w:abstractNumId w:val="0"/>
@@ -8088,11 +14924,14 @@
   <w:num w:numId="11">
     <w:abstractNumId w:val="3"/>
   </w:num>
+  <w:num w:numId="12">
+    <w:abstractNumId w:val="6"/>
+  </w:num>
 </w:numbering>
 </file>
 
 <file path=word/styles.xml><?xml version="1.0" encoding="utf-8"?>
-<w:styles xmlns:mc="http://schemas.openxmlformats.org/markup-compatibility/2006" xmlns:r="http://schemas.openxmlformats.org/officeDocument/2006/relationships" xmlns:w="http://schemas.openxmlformats.org/wordprocessingml/2006/main" xmlns:w14="http://schemas.microsoft.com/office/word/2010/wordml" xmlns:w15="http://schemas.microsoft.com/office/word/2012/wordml" xmlns:w16cid="http://schemas.microsoft.com/office/word/2016/wordml/cid" xmlns:w16se="http://schemas.microsoft.com/office/word/2015/wordml/symex" mc:Ignorable="w14 w15 w16se w16cid">
+<w:styles xmlns:mc="http://schemas.openxmlformats.org/markup-compatibility/2006" xmlns:r="http://schemas.openxmlformats.org/officeDocument/2006/relationships" xmlns:w="http://schemas.openxmlformats.org/wordprocessingml/2006/main" xmlns:w14="http://schemas.microsoft.com/office/word/2010/wordml" xmlns:w15="http://schemas.microsoft.com/office/word/2012/wordml" xmlns:w16se="http://schemas.microsoft.com/office/word/2015/wordml/symex" mc:Ignorable="w14 w15 w16se">
   <w:docDefaults>
     <w:rPrDefault>
       <w:rPr>
@@ -8104,7 +14943,7 @@
     </w:rPrDefault>
     <w:pPrDefault/>
   </w:docDefaults>
-  <w:latentStyles w:defLockedState="0" w:defUIPriority="99" w:defSemiHidden="0" w:defUnhideWhenUsed="0" w:defQFormat="0" w:count="375">
+  <w:latentStyles w:defLockedState="0" w:defUIPriority="99" w:defSemiHidden="0" w:defUnhideWhenUsed="0" w:defQFormat="0" w:count="371">
     <w:lsdException w:name="Normal" w:uiPriority="0" w:qFormat="1"/>
     <w:lsdException w:name="heading 1" w:uiPriority="9" w:qFormat="1"/>
     <w:lsdException w:name="heading 2" w:semiHidden="1" w:uiPriority="9" w:unhideWhenUsed="1" w:qFormat="1"/>
@@ -8476,10 +15315,6 @@
     <w:lsdException w:name="List Table 5 Dark Accent 6" w:uiPriority="50"/>
     <w:lsdException w:name="List Table 6 Colorful Accent 6" w:uiPriority="51"/>
     <w:lsdException w:name="List Table 7 Colorful Accent 6" w:uiPriority="52"/>
-    <w:lsdException w:name="Mention" w:semiHidden="1" w:unhideWhenUsed="1"/>
-    <w:lsdException w:name="Smart Hyperlink" w:semiHidden="1" w:unhideWhenUsed="1"/>
-    <w:lsdException w:name="Hashtag" w:semiHidden="1" w:unhideWhenUsed="1"/>
-    <w:lsdException w:name="Unresolved Mention" w:semiHidden="1" w:unhideWhenUsed="1"/>
   </w:latentStyles>
   <w:style w:type="paragraph" w:default="1" w:styleId="Normal">
     <w:name w:val="Normal"/>
